--- a/Documents/content and research.docx
+++ b/Documents/content and research.docx
@@ -1,6 +1,6 @@
 
 <file path=word/document.xml><?xml version="1.0" encoding="utf-8"?>
-<w:document xmlns:wpc="http://schemas.microsoft.com/office/word/2010/wordprocessingCanvas" xmlns:cx="http://schemas.microsoft.com/office/drawing/2014/chartex" xmlns:cx1="http://schemas.microsoft.com/office/drawing/2015/9/8/chartex" xmlns:cx2="http://schemas.microsoft.com/office/drawing/2015/10/21/chartex" xmlns:cx3="http://schemas.microsoft.com/office/drawing/2016/5/9/chartex" xmlns:cx4="http://schemas.microsoft.com/office/drawing/2016/5/10/chartex" xmlns:cx5="http://schemas.microsoft.com/office/drawing/2016/5/11/chartex" xmlns:cx6="http://schemas.microsoft.com/office/drawing/2016/5/12/chartex" xmlns:cx7="http://schemas.microsoft.com/office/drawing/2016/5/13/chartex" xmlns:cx8="http://schemas.microsoft.com/office/drawing/2016/5/14/chartex" xmlns:mc="http://schemas.openxmlformats.org/markup-compatibility/2006" xmlns:aink="http://schemas.microsoft.com/office/drawing/2016/ink" xmlns:am3d="http://schemas.microsoft.com/office/drawing/2017/model3d" xmlns:o="urn:schemas-microsoft-com:office:office" xmlns:oel="http://schemas.microsoft.com/office/2019/extlst" xmlns:r="http://schemas.openxmlformats.org/officeDocument/2006/relationships" xmlns:m="http://schemas.openxmlformats.org/officeDocument/2006/math" xmlns:v="urn:schemas-microsoft-com:vml" xmlns:wp14="http://schemas.microsoft.com/office/word/2010/wordprocessingDrawing" xmlns:wp="http://schemas.openxmlformats.org/drawingml/2006/wordprocessingDrawing" xmlns:w10="urn:schemas-microsoft-com:office:word" xmlns:w="http://schemas.openxmlformats.org/wordprocessingml/2006/main" xmlns:w14="http://schemas.microsoft.com/office/word/2010/wordml" xmlns:w15="http://schemas.microsoft.com/office/word/2012/wordml" xmlns:w16cei="http://schemas.microsoft.com/office/word/2026/wordml/cei" xmlns:w16cex="http://schemas.microsoft.com/office/word/2018/wordml/cex" xmlns:w16cid="http://schemas.microsoft.com/office/word/2016/wordml/cid" xmlns:w16="http://schemas.microsoft.com/office/word/2018/wordml" xmlns:w16du="http://schemas.microsoft.com/office/word/2023/wordml/word16du" xmlns:w16sdtdh="http://schemas.microsoft.com/office/word/2020/wordml/sdtdatahash" xmlns:w16sdtfl="http://schemas.microsoft.com/office/word/2024/wordml/sdtformatlock" xmlns:w16se="http://schemas.microsoft.com/office/word/2015/wordml/symex" xmlns:wpg="http://schemas.microsoft.com/office/word/2010/wordprocessingGroup" xmlns:wpi="http://schemas.microsoft.com/office/word/2010/wordprocessingInk" xmlns:wne="http://schemas.microsoft.com/office/word/2006/wordml" xmlns:wps="http://schemas.microsoft.com/office/word/2010/wordprocessingShape" mc:Ignorable="w14 w15 w16se w16cid w16 w16cex w16sdtdh w16sdtfl w16du wp14">
+<w:document xmlns:wpc="http://schemas.microsoft.com/office/word/2010/wordprocessingCanvas" xmlns:cx="http://schemas.microsoft.com/office/drawing/2014/chartex" xmlns:cx1="http://schemas.microsoft.com/office/drawing/2015/9/8/chartex" xmlns:cx2="http://schemas.microsoft.com/office/drawing/2015/10/21/chartex" xmlns:cx3="http://schemas.microsoft.com/office/drawing/2016/5/9/chartex" xmlns:cx4="http://schemas.microsoft.com/office/drawing/2016/5/10/chartex" xmlns:cx5="http://schemas.microsoft.com/office/drawing/2016/5/11/chartex" xmlns:cx6="http://schemas.microsoft.com/office/drawing/2016/5/12/chartex" xmlns:cx7="http://schemas.microsoft.com/office/drawing/2016/5/13/chartex" xmlns:cx8="http://schemas.microsoft.com/office/drawing/2016/5/14/chartex" xmlns:mc="http://schemas.openxmlformats.org/markup-compatibility/2006" xmlns:aink="http://schemas.microsoft.com/office/drawing/2016/ink" xmlns:am3d="http://schemas.microsoft.com/office/drawing/2017/model3d" xmlns:o="urn:schemas-microsoft-com:office:office" xmlns:oel="http://schemas.microsoft.com/office/2019/extlst" xmlns:r="http://schemas.openxmlformats.org/officeDocument/2006/relationships" xmlns:m="http://schemas.openxmlformats.org/officeDocument/2006/math" xmlns:v="urn:schemas-microsoft-com:vml" xmlns:wp14="http://schemas.microsoft.com/office/word/2010/wordprocessingDrawing" xmlns:wp="http://schemas.openxmlformats.org/drawingml/2006/wordprocessingDrawing" xmlns:w10="urn:schemas-microsoft-com:office:word" xmlns:w="http://schemas.openxmlformats.org/wordprocessingml/2006/main" xmlns:w14="http://schemas.microsoft.com/office/word/2010/wordml" xmlns:w15="http://schemas.microsoft.com/office/word/2012/wordml" xmlns:w16cex="http://schemas.microsoft.com/office/word/2018/wordml/cex" xmlns:w16cid="http://schemas.microsoft.com/office/word/2016/wordml/cid" xmlns:w16="http://schemas.microsoft.com/office/word/2018/wordml" xmlns:w16du="http://schemas.microsoft.com/office/word/2023/wordml/word16du" xmlns:w16sdtdh="http://schemas.microsoft.com/office/word/2020/wordml/sdtdatahash" xmlns:w16sdtfl="http://schemas.microsoft.com/office/word/2024/wordml/sdtformatlock" xmlns:w16se="http://schemas.microsoft.com/office/word/2015/wordml/symex" xmlns:wpg="http://schemas.microsoft.com/office/word/2010/wordprocessingGroup" xmlns:wpi="http://schemas.microsoft.com/office/word/2010/wordprocessingInk" xmlns:wne="http://schemas.microsoft.com/office/word/2006/wordml" xmlns:wps="http://schemas.microsoft.com/office/word/2010/wordprocessingShape" mc:Ignorable="w14 w15 w16se w16cid w16 w16cex w16sdtdh w16sdtfl w16du wp14">
   <w:body>
     <w:sdt>
       <w:sdtPr>
@@ -19,7 +19,7 @@
             <mc:AlternateContent>
               <mc:Choice Requires="wps">
                 <w:drawing>
-                  <wp:anchor distT="0" distB="0" distL="114300" distR="114300" simplePos="0" relativeHeight="251659264" behindDoc="0" locked="0" layoutInCell="1" allowOverlap="1" wp14:anchorId="7B21439E" wp14:editId="462BFFA8">
+                  <wp:anchor distT="0" distB="0" distL="114300" distR="114300" simplePos="0" relativeHeight="251658240" behindDoc="0" locked="0" layoutInCell="1" allowOverlap="1" wp14:anchorId="7B21439E" wp14:editId="462BFFA8">
                     <wp:simplePos x="0" y="0"/>
                     <mc:AlternateContent>
                       <mc:Choice Requires="wp14">
@@ -157,8 +157,8 @@
                                     <w:b/>
                                     <w:bCs/>
                                     <w:color w:val="000000" w:themeColor="text1"/>
-                                    <w:sz w:val="32"/>
-                                    <w:szCs w:val="32"/>
+                                    <w:sz w:val="28"/>
+                                    <w:szCs w:val="28"/>
                                     <w14:shadow w14:blurRad="38100" w14:dist="19050" w14:dir="2700000" w14:sx="100000" w14:sy="100000" w14:kx="0" w14:ky="0" w14:algn="tl">
                                       <w14:schemeClr w14:val="dk1">
                                         <w14:alpha w14:val="60000"/>
@@ -191,8 +191,8 @@
                                         <w:b/>
                                         <w:bCs/>
                                         <w:color w:val="000000" w:themeColor="text1"/>
-                                        <w:sz w:val="32"/>
-                                        <w:szCs w:val="32"/>
+                                        <w:sz w:val="28"/>
+                                        <w:szCs w:val="28"/>
                                         <w14:shadow w14:blurRad="38100" w14:dist="19050" w14:dir="2700000" w14:sx="100000" w14:sy="100000" w14:kx="0" w14:ky="0" w14:algn="tl">
                                           <w14:schemeClr w14:val="dk1">
                                             <w14:alpha w14:val="60000"/>
@@ -228,7 +228,7 @@
               </mc:Choice>
               <mc:Fallback>
                 <w:pict>
-                  <v:rect w14:anchorId="7B21439E" id="Rectangle 16" o:spid="_x0000_s1026" style="position:absolute;margin-left:0;margin-top:0;width:422.3pt;height:760.1pt;z-index:251659264;visibility:visible;mso-wrap-style:square;mso-width-percent:690;mso-height-percent:960;mso-left-percent:20;mso-top-percent:20;mso-wrap-distance-left:9pt;mso-wrap-distance-top:0;mso-wrap-distance-right:9pt;mso-wrap-distance-bottom:0;mso-position-horizontal-relative:page;mso-position-vertical-relative:page;mso-width-percent:690;mso-height-percent:960;mso-left-percent:20;mso-top-percent:20;mso-width-relative:page;mso-height-relative:page;v-text-anchor:middle" o:gfxdata="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" fillcolor="#156082 [3204]" stroked="f">
+                  <v:rect w14:anchorId="7B21439E" id="Rectangle 16" o:spid="_x0000_s1026" style="position:absolute;margin-left:0;margin-top:0;width:422.3pt;height:760.1pt;z-index:251658240;visibility:visible;mso-wrap-style:square;mso-width-percent:690;mso-height-percent:960;mso-left-percent:20;mso-top-percent:20;mso-wrap-distance-left:9pt;mso-wrap-distance-top:0;mso-wrap-distance-right:9pt;mso-wrap-distance-bottom:0;mso-position-horizontal-relative:page;mso-position-vertical-relative:page;mso-width-percent:690;mso-height-percent:960;mso-left-percent:20;mso-top-percent:20;mso-width-relative:page;mso-height-relative:page;v-text-anchor:middle" o:gfxdata="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" fillcolor="#156082 [3204]" stroked="f">
                     <v:textbox inset="21.6pt,1in,21.6pt">
                       <w:txbxContent>
                         <w:sdt>
@@ -313,8 +313,8 @@
                               <w:b/>
                               <w:bCs/>
                               <w:color w:val="000000" w:themeColor="text1"/>
-                              <w:sz w:val="32"/>
-                              <w:szCs w:val="32"/>
+                              <w:sz w:val="28"/>
+                              <w:szCs w:val="28"/>
                               <w14:shadow w14:blurRad="38100" w14:dist="19050" w14:dir="2700000" w14:sx="100000" w14:sy="100000" w14:kx="0" w14:ky="0" w14:algn="tl">
                                 <w14:schemeClr w14:val="dk1">
                                   <w14:alpha w14:val="60000"/>
@@ -347,8 +347,8 @@
                                   <w:b/>
                                   <w:bCs/>
                                   <w:color w:val="000000" w:themeColor="text1"/>
-                                  <w:sz w:val="32"/>
-                                  <w:szCs w:val="32"/>
+                                  <w:sz w:val="28"/>
+                                  <w:szCs w:val="28"/>
                                   <w14:shadow w14:blurRad="38100" w14:dist="19050" w14:dir="2700000" w14:sx="100000" w14:sy="100000" w14:kx="0" w14:ky="0" w14:algn="tl">
                                     <w14:schemeClr w14:val="dk1">
                                       <w14:alpha w14:val="60000"/>
@@ -380,7 +380,7 @@
             <mc:AlternateContent>
               <mc:Choice Requires="wps">
                 <w:drawing>
-                  <wp:anchor distT="0" distB="0" distL="114300" distR="114300" simplePos="0" relativeHeight="251660288" behindDoc="0" locked="0" layoutInCell="1" allowOverlap="1" wp14:anchorId="20FBA23B" wp14:editId="708B6EDF">
+                  <wp:anchor distT="0" distB="0" distL="114300" distR="114300" simplePos="0" relativeHeight="251658241" behindDoc="0" locked="0" layoutInCell="1" allowOverlap="1" wp14:anchorId="20FBA23B" wp14:editId="708B6EDF">
                     <wp:simplePos x="0" y="0"/>
                     <mc:AlternateContent>
                       <mc:Choice Requires="wp14">
@@ -496,7 +496,7 @@
               </mc:Choice>
               <mc:Fallback>
                 <w:pict>
-                  <v:rect w14:anchorId="20FBA23B" id="Rectangle 268" o:spid="_x0000_s1027" style="position:absolute;margin-left:0;margin-top:0;width:148.1pt;height:760.3pt;z-index:251660288;visibility:visible;mso-wrap-style:square;mso-width-percent:242;mso-height-percent:960;mso-left-percent:730;mso-wrap-distance-left:9pt;mso-wrap-distance-top:0;mso-wrap-distance-right:9pt;mso-wrap-distance-bottom:0;mso-position-horizontal-relative:page;mso-position-vertical:center;mso-position-vertical-relative:page;mso-width-percent:242;mso-height-percent:960;mso-left-percent:730;mso-width-relative:page;mso-height-relative:page;v-text-anchor:middle" o:gfxdata="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" fillcolor="#0e2841 [3215]" stroked="f" strokeweight="1.5pt">
+                  <v:rect w14:anchorId="20FBA23B" id="Rectangle 268" o:spid="_x0000_s1027" style="position:absolute;margin-left:0;margin-top:0;width:148.1pt;height:760.3pt;z-index:251658241;visibility:visible;mso-wrap-style:square;mso-width-percent:242;mso-height-percent:960;mso-left-percent:730;mso-wrap-distance-left:9pt;mso-wrap-distance-top:0;mso-wrap-distance-right:9pt;mso-wrap-distance-bottom:0;mso-position-horizontal-relative:page;mso-position-vertical:center;mso-position-vertical-relative:page;mso-width-percent:242;mso-height-percent:960;mso-left-percent:730;mso-width-relative:page;mso-height-relative:page;v-text-anchor:middle" o:gfxdata="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" fillcolor="#0e2841 [3215]" stroked="f" strokeweight="1.5pt">
                     <v:textbox inset="14.4pt,,14.4pt">
                       <w:txbxContent>
                         <w:sdt>
@@ -630,15 +630,15 @@
           <w:r>
             <w:fldChar w:fldCharType="separate"/>
           </w:r>
-          <w:hyperlink w:anchor="_Toc237466569" w:history="1">
+          <w:hyperlink w:anchor="_Toc240493211" w:history="1">
             <w:r>
               <w:rPr>
                 <w:rStyle w:val="Hyperlink"/>
-                <w:rFonts w:eastAsia="Times New Roman"/>
-                <w:noProof/>
-                <w:lang w:eastAsia="en-ZA"/>
-              </w:rPr>
-              <w:t>3.1 Organisation Overview</w:t>
+                <w:b/>
+                <w:bCs/>
+                <w:noProof/>
+              </w:rPr>
+              <w:t>3. Content Research and Sourcing- Pabii’s Retreat</w:t>
             </w:r>
             <w:r>
               <w:rPr>
@@ -659,7 +659,7 @@
                 <w:noProof/>
                 <w:webHidden/>
               </w:rPr>
-              <w:instrText xml:space="preserve"> PAGEREF _Toc237466569 \h </w:instrText>
+              <w:instrText xml:space="preserve"> PAGEREF _Toc240493211 \h </w:instrText>
             </w:r>
             <w:r>
               <w:rPr>
@@ -679,7 +679,7 @@
                 <w:noProof/>
                 <w:webHidden/>
               </w:rPr>
-              <w:t>1</w:t>
+              <w:t>2</w:t>
             </w:r>
             <w:r>
               <w:rPr>
@@ -702,15 +702,15 @@
               <w:lang w:eastAsia="en-ZA"/>
             </w:rPr>
           </w:pPr>
-          <w:hyperlink w:anchor="_Toc237466570" w:history="1">
+          <w:hyperlink w:anchor="_Toc240493212" w:history="1">
             <w:r>
               <w:rPr>
                 <w:rStyle w:val="Hyperlink"/>
-                <w:rFonts w:eastAsia="Times New Roman"/>
-                <w:noProof/>
-                <w:lang w:eastAsia="en-ZA"/>
-              </w:rPr>
-              <w:t>The website will therefore contain the following main pages:</w:t>
+                <w:b/>
+                <w:bCs/>
+                <w:noProof/>
+              </w:rPr>
+              <w:t>Project Description</w:t>
             </w:r>
             <w:r>
               <w:rPr>
@@ -731,7 +731,7 @@
                 <w:noProof/>
                 <w:webHidden/>
               </w:rPr>
-              <w:instrText xml:space="preserve"> PAGEREF _Toc237466570 \h </w:instrText>
+              <w:instrText xml:space="preserve"> PAGEREF _Toc240493212 \h </w:instrText>
             </w:r>
             <w:r>
               <w:rPr>
@@ -751,7 +751,79 @@
                 <w:noProof/>
                 <w:webHidden/>
               </w:rPr>
-              <w:t>1</w:t>
+              <w:t>2</w:t>
+            </w:r>
+            <w:r>
+              <w:rPr>
+                <w:noProof/>
+                <w:webHidden/>
+              </w:rPr>
+              <w:fldChar w:fldCharType="end"/>
+            </w:r>
+          </w:hyperlink>
+        </w:p>
+        <w:p>
+          <w:pPr>
+            <w:pStyle w:val="TOC1"/>
+            <w:tabs>
+              <w:tab w:val="right" w:leader="dot" w:pos="9016"/>
+            </w:tabs>
+            <w:rPr>
+              <w:rFonts w:eastAsiaTheme="minorEastAsia"/>
+              <w:noProof/>
+              <w:lang w:eastAsia="en-ZA"/>
+            </w:rPr>
+          </w:pPr>
+          <w:hyperlink w:anchor="_Toc240493213" w:history="1">
+            <w:r>
+              <w:rPr>
+                <w:rStyle w:val="Hyperlink"/>
+                <w:b/>
+                <w:bCs/>
+                <w:noProof/>
+              </w:rPr>
+              <w:t>3.1 Organisation Overview</w:t>
+            </w:r>
+            <w:r>
+              <w:rPr>
+                <w:noProof/>
+                <w:webHidden/>
+              </w:rPr>
+              <w:tab/>
+            </w:r>
+            <w:r>
+              <w:rPr>
+                <w:noProof/>
+                <w:webHidden/>
+              </w:rPr>
+              <w:fldChar w:fldCharType="begin"/>
+            </w:r>
+            <w:r>
+              <w:rPr>
+                <w:noProof/>
+                <w:webHidden/>
+              </w:rPr>
+              <w:instrText xml:space="preserve"> PAGEREF _Toc240493213 \h </w:instrText>
+            </w:r>
+            <w:r>
+              <w:rPr>
+                <w:noProof/>
+                <w:webHidden/>
+              </w:rPr>
+            </w:r>
+            <w:r>
+              <w:rPr>
+                <w:noProof/>
+                <w:webHidden/>
+              </w:rPr>
+              <w:fldChar w:fldCharType="separate"/>
+            </w:r>
+            <w:r>
+              <w:rPr>
+                <w:noProof/>
+                <w:webHidden/>
+              </w:rPr>
+              <w:t>2</w:t>
             </w:r>
             <w:r>
               <w:rPr>
@@ -774,13 +846,15 @@
               <w:lang w:eastAsia="en-ZA"/>
             </w:rPr>
           </w:pPr>
-          <w:hyperlink w:anchor="_Toc237466571" w:history="1">
+          <w:hyperlink w:anchor="_Toc240493214" w:history="1">
             <w:r>
               <w:rPr>
                 <w:rStyle w:val="Hyperlink"/>
-                <w:noProof/>
-              </w:rPr>
-              <w:t>Pabii’s Retreat website will use the following structure.</w:t>
+                <w:b/>
+                <w:bCs/>
+                <w:noProof/>
+              </w:rPr>
+              <w:t>The website will therefore contain the following main pages:</w:t>
             </w:r>
             <w:r>
               <w:rPr>
@@ -801,7 +875,7 @@
                 <w:noProof/>
                 <w:webHidden/>
               </w:rPr>
-              <w:instrText xml:space="preserve"> PAGEREF _Toc237466571 \h </w:instrText>
+              <w:instrText xml:space="preserve"> PAGEREF _Toc240493214 \h </w:instrText>
             </w:r>
             <w:r>
               <w:rPr>
@@ -822,6 +896,152 @@
                 <w:webHidden/>
               </w:rPr>
               <w:t>2</w:t>
+            </w:r>
+            <w:r>
+              <w:rPr>
+                <w:noProof/>
+                <w:webHidden/>
+              </w:rPr>
+              <w:fldChar w:fldCharType="end"/>
+            </w:r>
+          </w:hyperlink>
+        </w:p>
+        <w:p>
+          <w:pPr>
+            <w:pStyle w:val="TOC1"/>
+            <w:tabs>
+              <w:tab w:val="right" w:leader="dot" w:pos="9016"/>
+            </w:tabs>
+            <w:rPr>
+              <w:rFonts w:eastAsiaTheme="minorEastAsia"/>
+              <w:noProof/>
+              <w:lang w:eastAsia="en-ZA"/>
+            </w:rPr>
+          </w:pPr>
+          <w:hyperlink w:anchor="_Toc240493215" w:history="1">
+            <w:r>
+              <w:rPr>
+                <w:rStyle w:val="Hyperlink"/>
+                <w:rFonts w:eastAsia="Times New Roman"/>
+                <w:b/>
+                <w:bCs/>
+                <w:noProof/>
+                <w:lang w:eastAsia="en-ZA"/>
+              </w:rPr>
+              <w:t>Website Structure and Planning</w:t>
+            </w:r>
+            <w:r>
+              <w:rPr>
+                <w:noProof/>
+                <w:webHidden/>
+              </w:rPr>
+              <w:tab/>
+            </w:r>
+            <w:r>
+              <w:rPr>
+                <w:noProof/>
+                <w:webHidden/>
+              </w:rPr>
+              <w:fldChar w:fldCharType="begin"/>
+            </w:r>
+            <w:r>
+              <w:rPr>
+                <w:noProof/>
+                <w:webHidden/>
+              </w:rPr>
+              <w:instrText xml:space="preserve"> PAGEREF _Toc240493215 \h </w:instrText>
+            </w:r>
+            <w:r>
+              <w:rPr>
+                <w:noProof/>
+                <w:webHidden/>
+              </w:rPr>
+            </w:r>
+            <w:r>
+              <w:rPr>
+                <w:noProof/>
+                <w:webHidden/>
+              </w:rPr>
+              <w:fldChar w:fldCharType="separate"/>
+            </w:r>
+            <w:r>
+              <w:rPr>
+                <w:noProof/>
+                <w:webHidden/>
+              </w:rPr>
+              <w:t>3</w:t>
+            </w:r>
+            <w:r>
+              <w:rPr>
+                <w:noProof/>
+                <w:webHidden/>
+              </w:rPr>
+              <w:fldChar w:fldCharType="end"/>
+            </w:r>
+          </w:hyperlink>
+        </w:p>
+        <w:p>
+          <w:pPr>
+            <w:pStyle w:val="TOC1"/>
+            <w:tabs>
+              <w:tab w:val="right" w:leader="dot" w:pos="9016"/>
+            </w:tabs>
+            <w:rPr>
+              <w:rFonts w:eastAsiaTheme="minorEastAsia"/>
+              <w:noProof/>
+              <w:lang w:eastAsia="en-ZA"/>
+            </w:rPr>
+          </w:pPr>
+          <w:hyperlink w:anchor="_Toc240493216" w:history="1">
+            <w:r>
+              <w:rPr>
+                <w:rStyle w:val="Hyperlink"/>
+                <w:b/>
+                <w:bCs/>
+                <w:noProof/>
+              </w:rPr>
+              <w:t>4.1 Sitemap- Pabii’s Retreat</w:t>
+            </w:r>
+            <w:r>
+              <w:rPr>
+                <w:noProof/>
+                <w:webHidden/>
+              </w:rPr>
+              <w:tab/>
+            </w:r>
+            <w:r>
+              <w:rPr>
+                <w:noProof/>
+                <w:webHidden/>
+              </w:rPr>
+              <w:fldChar w:fldCharType="begin"/>
+            </w:r>
+            <w:r>
+              <w:rPr>
+                <w:noProof/>
+                <w:webHidden/>
+              </w:rPr>
+              <w:instrText xml:space="preserve"> PAGEREF _Toc240493216 \h </w:instrText>
+            </w:r>
+            <w:r>
+              <w:rPr>
+                <w:noProof/>
+                <w:webHidden/>
+              </w:rPr>
+            </w:r>
+            <w:r>
+              <w:rPr>
+                <w:noProof/>
+                <w:webHidden/>
+              </w:rPr>
+              <w:fldChar w:fldCharType="separate"/>
+            </w:r>
+            <w:r>
+              <w:rPr>
+                <w:noProof/>
+                <w:webHidden/>
+              </w:rPr>
+              <w:t>3</w:t>
             </w:r>
             <w:r>
               <w:rPr>
@@ -844,13 +1064,15 @@
               <w:lang w:eastAsia="en-ZA"/>
             </w:rPr>
           </w:pPr>
-          <w:hyperlink w:anchor="_Toc237466572" w:history="1">
+          <w:hyperlink w:anchor="_Toc240493217" w:history="1">
             <w:r>
               <w:rPr>
                 <w:rStyle w:val="Hyperlink"/>
-                <w:noProof/>
-              </w:rPr>
-              <w:t>1.Homepage-indx.html</w:t>
+                <w:b/>
+                <w:bCs/>
+                <w:noProof/>
+              </w:rPr>
+              <w:t>Pabii’s Retreat website will use the following structure.</w:t>
             </w:r>
             <w:r>
               <w:rPr>
@@ -871,7 +1093,151 @@
                 <w:noProof/>
                 <w:webHidden/>
               </w:rPr>
-              <w:instrText xml:space="preserve"> PAGEREF _Toc237466572 \h </w:instrText>
+              <w:instrText xml:space="preserve"> PAGEREF _Toc240493217 \h </w:instrText>
+            </w:r>
+            <w:r>
+              <w:rPr>
+                <w:noProof/>
+                <w:webHidden/>
+              </w:rPr>
+            </w:r>
+            <w:r>
+              <w:rPr>
+                <w:noProof/>
+                <w:webHidden/>
+              </w:rPr>
+              <w:fldChar w:fldCharType="separate"/>
+            </w:r>
+            <w:r>
+              <w:rPr>
+                <w:noProof/>
+                <w:webHidden/>
+              </w:rPr>
+              <w:t>3</w:t>
+            </w:r>
+            <w:r>
+              <w:rPr>
+                <w:noProof/>
+                <w:webHidden/>
+              </w:rPr>
+              <w:fldChar w:fldCharType="end"/>
+            </w:r>
+          </w:hyperlink>
+        </w:p>
+        <w:p>
+          <w:pPr>
+            <w:pStyle w:val="TOC1"/>
+            <w:tabs>
+              <w:tab w:val="right" w:leader="dot" w:pos="9016"/>
+            </w:tabs>
+            <w:rPr>
+              <w:rFonts w:eastAsiaTheme="minorEastAsia"/>
+              <w:noProof/>
+              <w:lang w:eastAsia="en-ZA"/>
+            </w:rPr>
+          </w:pPr>
+          <w:hyperlink w:anchor="_Toc240493218" w:history="1">
+            <w:r>
+              <w:rPr>
+                <w:rStyle w:val="Hyperlink"/>
+                <w:b/>
+                <w:bCs/>
+                <w:noProof/>
+              </w:rPr>
+              <w:t>KEY Features and Functionality</w:t>
+            </w:r>
+            <w:r>
+              <w:rPr>
+                <w:noProof/>
+                <w:webHidden/>
+              </w:rPr>
+              <w:tab/>
+            </w:r>
+            <w:r>
+              <w:rPr>
+                <w:noProof/>
+                <w:webHidden/>
+              </w:rPr>
+              <w:fldChar w:fldCharType="begin"/>
+            </w:r>
+            <w:r>
+              <w:rPr>
+                <w:noProof/>
+                <w:webHidden/>
+              </w:rPr>
+              <w:instrText xml:space="preserve"> PAGEREF _Toc240493218 \h </w:instrText>
+            </w:r>
+            <w:r>
+              <w:rPr>
+                <w:noProof/>
+                <w:webHidden/>
+              </w:rPr>
+            </w:r>
+            <w:r>
+              <w:rPr>
+                <w:noProof/>
+                <w:webHidden/>
+              </w:rPr>
+              <w:fldChar w:fldCharType="separate"/>
+            </w:r>
+            <w:r>
+              <w:rPr>
+                <w:noProof/>
+                <w:webHidden/>
+              </w:rPr>
+              <w:t>4</w:t>
+            </w:r>
+            <w:r>
+              <w:rPr>
+                <w:noProof/>
+                <w:webHidden/>
+              </w:rPr>
+              <w:fldChar w:fldCharType="end"/>
+            </w:r>
+          </w:hyperlink>
+        </w:p>
+        <w:p>
+          <w:pPr>
+            <w:pStyle w:val="TOC1"/>
+            <w:tabs>
+              <w:tab w:val="right" w:leader="dot" w:pos="9016"/>
+            </w:tabs>
+            <w:rPr>
+              <w:rFonts w:eastAsiaTheme="minorEastAsia"/>
+              <w:noProof/>
+              <w:lang w:eastAsia="en-ZA"/>
+            </w:rPr>
+          </w:pPr>
+          <w:hyperlink w:anchor="_Toc240493219" w:history="1">
+            <w:r>
+              <w:rPr>
+                <w:rStyle w:val="Hyperlink"/>
+                <w:b/>
+                <w:bCs/>
+                <w:noProof/>
+              </w:rPr>
+              <w:t>PABII’S RETREAT PAGES</w:t>
+            </w:r>
+            <w:r>
+              <w:rPr>
+                <w:noProof/>
+                <w:webHidden/>
+              </w:rPr>
+              <w:tab/>
+            </w:r>
+            <w:r>
+              <w:rPr>
+                <w:noProof/>
+                <w:webHidden/>
+              </w:rPr>
+              <w:fldChar w:fldCharType="begin"/>
+            </w:r>
+            <w:r>
+              <w:rPr>
+                <w:noProof/>
+                <w:webHidden/>
+              </w:rPr>
+              <w:instrText xml:space="preserve"> PAGEREF _Toc240493219 \h </w:instrText>
             </w:r>
             <w:r>
               <w:rPr>
@@ -914,13 +1280,15 @@
               <w:lang w:eastAsia="en-ZA"/>
             </w:rPr>
           </w:pPr>
-          <w:hyperlink w:anchor="_Toc237466573" w:history="1">
+          <w:hyperlink w:anchor="_Toc240493220" w:history="1">
             <w:r>
               <w:rPr>
                 <w:rStyle w:val="Hyperlink"/>
-                <w:noProof/>
-              </w:rPr>
-              <w:t>2.About Us-about.html</w:t>
+                <w:b/>
+                <w:bCs/>
+                <w:noProof/>
+              </w:rPr>
+              <w:t>1.Homepage-indx.html</w:t>
             </w:r>
             <w:r>
               <w:rPr>
@@ -941,7 +1309,7 @@
                 <w:noProof/>
                 <w:webHidden/>
               </w:rPr>
-              <w:instrText xml:space="preserve"> PAGEREF _Toc237466573 \h </w:instrText>
+              <w:instrText xml:space="preserve"> PAGEREF _Toc240493220 \h </w:instrText>
             </w:r>
             <w:r>
               <w:rPr>
@@ -984,13 +1352,15 @@
               <w:lang w:eastAsia="en-ZA"/>
             </w:rPr>
           </w:pPr>
-          <w:hyperlink w:anchor="_Toc237466574" w:history="1">
+          <w:hyperlink w:anchor="_Toc240493221" w:history="1">
             <w:r>
               <w:rPr>
                 <w:rStyle w:val="Hyperlink"/>
-                <w:noProof/>
-              </w:rPr>
-              <w:t>3.Services/ Packages- services.html</w:t>
+                <w:b/>
+                <w:bCs/>
+                <w:noProof/>
+              </w:rPr>
+              <w:t>2.About Us-about.html</w:t>
             </w:r>
             <w:r>
               <w:rPr>
@@ -1011,7 +1381,7 @@
                 <w:noProof/>
                 <w:webHidden/>
               </w:rPr>
-              <w:instrText xml:space="preserve"> PAGEREF _Toc237466574 \h </w:instrText>
+              <w:instrText xml:space="preserve"> PAGEREF _Toc240493221 \h </w:instrText>
             </w:r>
             <w:r>
               <w:rPr>
@@ -1054,13 +1424,15 @@
               <w:lang w:eastAsia="en-ZA"/>
             </w:rPr>
           </w:pPr>
-          <w:hyperlink w:anchor="_Toc237466575" w:history="1">
+          <w:hyperlink w:anchor="_Toc240493222" w:history="1">
             <w:r>
               <w:rPr>
                 <w:rStyle w:val="Hyperlink"/>
-                <w:noProof/>
-              </w:rPr>
-              <w:t>4. Package Details- packages.html</w:t>
+                <w:b/>
+                <w:bCs/>
+                <w:noProof/>
+              </w:rPr>
+              <w:t>3.Services/ Packages- services.html</w:t>
             </w:r>
             <w:r>
               <w:rPr>
@@ -1081,7 +1453,7 @@
                 <w:noProof/>
                 <w:webHidden/>
               </w:rPr>
-              <w:instrText xml:space="preserve"> PAGEREF _Toc237466575 \h </w:instrText>
+              <w:instrText xml:space="preserve"> PAGEREF _Toc240493222 \h </w:instrText>
             </w:r>
             <w:r>
               <w:rPr>
@@ -1124,13 +1496,13 @@
               <w:lang w:eastAsia="en-ZA"/>
             </w:rPr>
           </w:pPr>
-          <w:hyperlink w:anchor="_Toc237466576" w:history="1">
+          <w:hyperlink w:anchor="_Toc240493223" w:history="1">
             <w:r>
               <w:rPr>
                 <w:rStyle w:val="Hyperlink"/>
                 <w:noProof/>
               </w:rPr>
-              <w:t>5. Gallery- gallery.html</w:t>
+              <w:t>4. Package Details- packages.html</w:t>
             </w:r>
             <w:r>
               <w:rPr>
@@ -1151,7 +1523,7 @@
                 <w:noProof/>
                 <w:webHidden/>
               </w:rPr>
-              <w:instrText xml:space="preserve"> PAGEREF _Toc237466576 \h </w:instrText>
+              <w:instrText xml:space="preserve"> PAGEREF _Toc240493223 \h </w:instrText>
             </w:r>
             <w:r>
               <w:rPr>
@@ -1171,7 +1543,7 @@
                 <w:noProof/>
                 <w:webHidden/>
               </w:rPr>
-              <w:t>7</w:t>
+              <w:t>6</w:t>
             </w:r>
             <w:r>
               <w:rPr>
@@ -1194,13 +1566,15 @@
               <w:lang w:eastAsia="en-ZA"/>
             </w:rPr>
           </w:pPr>
-          <w:hyperlink w:anchor="_Toc237466577" w:history="1">
+          <w:hyperlink w:anchor="_Toc240493224" w:history="1">
             <w:r>
               <w:rPr>
                 <w:rStyle w:val="Hyperlink"/>
-                <w:noProof/>
-              </w:rPr>
-              <w:t>6. Enquiry- enquiry.html</w:t>
+                <w:b/>
+                <w:bCs/>
+                <w:noProof/>
+              </w:rPr>
+              <w:t>5. Gallery- gallery.html</w:t>
             </w:r>
             <w:r>
               <w:rPr>
@@ -1221,7 +1595,7 @@
                 <w:noProof/>
                 <w:webHidden/>
               </w:rPr>
-              <w:instrText xml:space="preserve"> PAGEREF _Toc237466577 \h </w:instrText>
+              <w:instrText xml:space="preserve"> PAGEREF _Toc240493224 \h </w:instrText>
             </w:r>
             <w:r>
               <w:rPr>
@@ -1241,7 +1615,7 @@
                 <w:noProof/>
                 <w:webHidden/>
               </w:rPr>
-              <w:t>7</w:t>
+              <w:t>6</w:t>
             </w:r>
             <w:r>
               <w:rPr>
@@ -1264,11 +1638,85 @@
               <w:lang w:eastAsia="en-ZA"/>
             </w:rPr>
           </w:pPr>
-          <w:hyperlink w:anchor="_Toc237466578" w:history="1">
+          <w:hyperlink w:anchor="_Toc240493225" w:history="1">
+            <w:r>
+              <w:rPr>
+                <w:rStyle w:val="Hyperlink"/>
+                <w:b/>
+                <w:bCs/>
+                <w:noProof/>
+              </w:rPr>
+              <w:t>6. Enquiry- enquiry.html</w:t>
+            </w:r>
+            <w:r>
+              <w:rPr>
+                <w:noProof/>
+                <w:webHidden/>
+              </w:rPr>
+              <w:tab/>
+            </w:r>
+            <w:r>
+              <w:rPr>
+                <w:noProof/>
+                <w:webHidden/>
+              </w:rPr>
+              <w:fldChar w:fldCharType="begin"/>
+            </w:r>
+            <w:r>
+              <w:rPr>
+                <w:noProof/>
+                <w:webHidden/>
+              </w:rPr>
+              <w:instrText xml:space="preserve"> PAGEREF _Toc240493225 \h </w:instrText>
+            </w:r>
+            <w:r>
+              <w:rPr>
+                <w:noProof/>
+                <w:webHidden/>
+              </w:rPr>
+            </w:r>
+            <w:r>
+              <w:rPr>
+                <w:noProof/>
+                <w:webHidden/>
+              </w:rPr>
+              <w:fldChar w:fldCharType="separate"/>
+            </w:r>
+            <w:r>
+              <w:rPr>
+                <w:noProof/>
+                <w:webHidden/>
+              </w:rPr>
+              <w:t>7</w:t>
+            </w:r>
+            <w:r>
+              <w:rPr>
+                <w:noProof/>
+                <w:webHidden/>
+              </w:rPr>
+              <w:fldChar w:fldCharType="end"/>
+            </w:r>
+          </w:hyperlink>
+        </w:p>
+        <w:p>
+          <w:pPr>
+            <w:pStyle w:val="TOC2"/>
+            <w:tabs>
+              <w:tab w:val="right" w:leader="dot" w:pos="9016"/>
+            </w:tabs>
+            <w:rPr>
+              <w:rFonts w:eastAsiaTheme="minorEastAsia"/>
+              <w:noProof/>
+              <w:lang w:eastAsia="en-ZA"/>
+            </w:rPr>
+          </w:pPr>
+          <w:hyperlink w:anchor="_Toc240493226" w:history="1">
             <w:r>
               <w:rPr>
                 <w:rStyle w:val="Hyperlink"/>
                 <w:rFonts w:eastAsia="Times New Roman"/>
+                <w:b/>
+                <w:bCs/>
                 <w:noProof/>
                 <w:lang w:eastAsia="en-ZA"/>
               </w:rPr>
@@ -1278,6 +1726,8 @@
               <w:rPr>
                 <w:rStyle w:val="Hyperlink"/>
                 <w:rFonts w:eastAsia="Times New Roman" w:cs="Courier New"/>
+                <w:b/>
+                <w:bCs/>
                 <w:noProof/>
                 <w:lang w:eastAsia="en-ZA"/>
               </w:rPr>
@@ -1302,7 +1752,7 @@
                 <w:noProof/>
                 <w:webHidden/>
               </w:rPr>
-              <w:instrText xml:space="preserve"> PAGEREF _Toc237466578 \h </w:instrText>
+              <w:instrText xml:space="preserve"> PAGEREF _Toc240493226 \h </w:instrText>
             </w:r>
             <w:r>
               <w:rPr>
@@ -1322,7 +1772,155 @@
                 <w:noProof/>
                 <w:webHidden/>
               </w:rPr>
+              <w:t>7</w:t>
+            </w:r>
+            <w:r>
+              <w:rPr>
+                <w:noProof/>
+                <w:webHidden/>
+              </w:rPr>
+              <w:fldChar w:fldCharType="end"/>
+            </w:r>
+          </w:hyperlink>
+        </w:p>
+        <w:p>
+          <w:pPr>
+            <w:pStyle w:val="TOC2"/>
+            <w:tabs>
+              <w:tab w:val="right" w:leader="dot" w:pos="9016"/>
+            </w:tabs>
+            <w:rPr>
+              <w:rFonts w:eastAsiaTheme="minorEastAsia"/>
+              <w:noProof/>
+              <w:lang w:eastAsia="en-ZA"/>
+            </w:rPr>
+          </w:pPr>
+          <w:hyperlink w:anchor="_Toc240493227" w:history="1">
+            <w:r>
+              <w:rPr>
+                <w:rStyle w:val="Hyperlink"/>
+                <w:rFonts w:eastAsia="Times New Roman"/>
+                <w:b/>
+                <w:bCs/>
+                <w:noProof/>
+                <w:lang w:eastAsia="en-ZA"/>
+              </w:rPr>
+              <w:t>8. Customer Reviews- reviews.html</w:t>
+            </w:r>
+            <w:r>
+              <w:rPr>
+                <w:noProof/>
+                <w:webHidden/>
+              </w:rPr>
+              <w:tab/>
+            </w:r>
+            <w:r>
+              <w:rPr>
+                <w:noProof/>
+                <w:webHidden/>
+              </w:rPr>
+              <w:fldChar w:fldCharType="begin"/>
+            </w:r>
+            <w:r>
+              <w:rPr>
+                <w:noProof/>
+                <w:webHidden/>
+              </w:rPr>
+              <w:instrText xml:space="preserve"> PAGEREF _Toc240493227 \h </w:instrText>
+            </w:r>
+            <w:r>
+              <w:rPr>
+                <w:noProof/>
+                <w:webHidden/>
+              </w:rPr>
+            </w:r>
+            <w:r>
+              <w:rPr>
+                <w:noProof/>
+                <w:webHidden/>
+              </w:rPr>
+              <w:fldChar w:fldCharType="separate"/>
+            </w:r>
+            <w:r>
+              <w:rPr>
+                <w:noProof/>
+                <w:webHidden/>
+              </w:rPr>
               <w:t>8</w:t>
+            </w:r>
+            <w:r>
+              <w:rPr>
+                <w:noProof/>
+                <w:webHidden/>
+              </w:rPr>
+              <w:fldChar w:fldCharType="end"/>
+            </w:r>
+          </w:hyperlink>
+        </w:p>
+        <w:p>
+          <w:pPr>
+            <w:pStyle w:val="TOC2"/>
+            <w:tabs>
+              <w:tab w:val="right" w:leader="dot" w:pos="9016"/>
+            </w:tabs>
+            <w:rPr>
+              <w:rFonts w:eastAsiaTheme="minorEastAsia"/>
+              <w:noProof/>
+              <w:lang w:eastAsia="en-ZA"/>
+            </w:rPr>
+          </w:pPr>
+          <w:hyperlink w:anchor="_Toc240493228" w:history="1">
+            <w:r>
+              <w:rPr>
+                <w:rStyle w:val="Hyperlink"/>
+                <w:rFonts w:eastAsia="Times New Roman"/>
+                <w:b/>
+                <w:bCs/>
+                <w:noProof/>
+                <w:lang w:eastAsia="en-ZA"/>
+              </w:rPr>
+              <w:t>9. Social media</w:t>
+            </w:r>
+            <w:r>
+              <w:rPr>
+                <w:noProof/>
+                <w:webHidden/>
+              </w:rPr>
+              <w:tab/>
+            </w:r>
+            <w:r>
+              <w:rPr>
+                <w:noProof/>
+                <w:webHidden/>
+              </w:rPr>
+              <w:fldChar w:fldCharType="begin"/>
+            </w:r>
+            <w:r>
+              <w:rPr>
+                <w:noProof/>
+                <w:webHidden/>
+              </w:rPr>
+              <w:instrText xml:space="preserve"> PAGEREF _Toc240493228 \h </w:instrText>
+            </w:r>
+            <w:r>
+              <w:rPr>
+                <w:noProof/>
+                <w:webHidden/>
+              </w:rPr>
+            </w:r>
+            <w:r>
+              <w:rPr>
+                <w:noProof/>
+                <w:webHidden/>
+              </w:rPr>
+              <w:fldChar w:fldCharType="separate"/>
+            </w:r>
+            <w:r>
+              <w:rPr>
+                <w:noProof/>
+                <w:webHidden/>
+              </w:rPr>
+              <w:t>9</w:t>
             </w:r>
             <w:r>
               <w:rPr>
@@ -1345,10 +1943,530 @@
               <w:lang w:eastAsia="en-ZA"/>
             </w:rPr>
           </w:pPr>
-          <w:hyperlink w:anchor="_Toc237466579" w:history="1">
+          <w:hyperlink w:anchor="_Toc240493229" w:history="1">
             <w:r>
               <w:rPr>
                 <w:rStyle w:val="Hyperlink"/>
+                <w:rFonts w:eastAsia="Times New Roman"/>
+                <w:b/>
+                <w:bCs/>
+                <w:noProof/>
+                <w:lang w:eastAsia="en-ZA"/>
+              </w:rPr>
+              <w:t>Content Research and Sourcing</w:t>
+            </w:r>
+            <w:r>
+              <w:rPr>
+                <w:noProof/>
+                <w:webHidden/>
+              </w:rPr>
+              <w:tab/>
+            </w:r>
+            <w:r>
+              <w:rPr>
+                <w:noProof/>
+                <w:webHidden/>
+              </w:rPr>
+              <w:fldChar w:fldCharType="begin"/>
+            </w:r>
+            <w:r>
+              <w:rPr>
+                <w:noProof/>
+                <w:webHidden/>
+              </w:rPr>
+              <w:instrText xml:space="preserve"> PAGEREF _Toc240493229 \h </w:instrText>
+            </w:r>
+            <w:r>
+              <w:rPr>
+                <w:noProof/>
+                <w:webHidden/>
+              </w:rPr>
+            </w:r>
+            <w:r>
+              <w:rPr>
+                <w:noProof/>
+                <w:webHidden/>
+              </w:rPr>
+              <w:fldChar w:fldCharType="separate"/>
+            </w:r>
+            <w:r>
+              <w:rPr>
+                <w:noProof/>
+                <w:webHidden/>
+              </w:rPr>
+              <w:t>9</w:t>
+            </w:r>
+            <w:r>
+              <w:rPr>
+                <w:noProof/>
+                <w:webHidden/>
+              </w:rPr>
+              <w:fldChar w:fldCharType="end"/>
+            </w:r>
+          </w:hyperlink>
+        </w:p>
+        <w:p>
+          <w:pPr>
+            <w:pStyle w:val="TOC1"/>
+            <w:tabs>
+              <w:tab w:val="right" w:leader="dot" w:pos="9016"/>
+            </w:tabs>
+            <w:rPr>
+              <w:rFonts w:eastAsiaTheme="minorEastAsia"/>
+              <w:noProof/>
+              <w:lang w:eastAsia="en-ZA"/>
+            </w:rPr>
+          </w:pPr>
+          <w:hyperlink w:anchor="_Toc240493230" w:history="1">
+            <w:r>
+              <w:rPr>
+                <w:rStyle w:val="Hyperlink"/>
+                <w:rFonts w:eastAsia="Times New Roman"/>
+                <w:b/>
+                <w:bCs/>
+                <w:noProof/>
+                <w:lang w:eastAsia="en-ZA"/>
+              </w:rPr>
+              <w:t>Timeline and Milestones</w:t>
+            </w:r>
+            <w:r>
+              <w:rPr>
+                <w:noProof/>
+                <w:webHidden/>
+              </w:rPr>
+              <w:tab/>
+            </w:r>
+            <w:r>
+              <w:rPr>
+                <w:noProof/>
+                <w:webHidden/>
+              </w:rPr>
+              <w:fldChar w:fldCharType="begin"/>
+            </w:r>
+            <w:r>
+              <w:rPr>
+                <w:noProof/>
+                <w:webHidden/>
+              </w:rPr>
+              <w:instrText xml:space="preserve"> PAGEREF _Toc240493230 \h </w:instrText>
+            </w:r>
+            <w:r>
+              <w:rPr>
+                <w:noProof/>
+                <w:webHidden/>
+              </w:rPr>
+            </w:r>
+            <w:r>
+              <w:rPr>
+                <w:noProof/>
+                <w:webHidden/>
+              </w:rPr>
+              <w:fldChar w:fldCharType="separate"/>
+            </w:r>
+            <w:r>
+              <w:rPr>
+                <w:noProof/>
+                <w:webHidden/>
+              </w:rPr>
+              <w:t>9</w:t>
+            </w:r>
+            <w:r>
+              <w:rPr>
+                <w:noProof/>
+                <w:webHidden/>
+              </w:rPr>
+              <w:fldChar w:fldCharType="end"/>
+            </w:r>
+          </w:hyperlink>
+        </w:p>
+        <w:p>
+          <w:pPr>
+            <w:pStyle w:val="TOC1"/>
+            <w:tabs>
+              <w:tab w:val="right" w:leader="dot" w:pos="9016"/>
+            </w:tabs>
+            <w:rPr>
+              <w:rFonts w:eastAsiaTheme="minorEastAsia"/>
+              <w:noProof/>
+              <w:lang w:eastAsia="en-ZA"/>
+            </w:rPr>
+          </w:pPr>
+          <w:hyperlink w:anchor="_Toc240493231" w:history="1">
+            <w:r>
+              <w:rPr>
+                <w:rStyle w:val="Hyperlink"/>
+                <w:rFonts w:eastAsia="Times New Roman"/>
+                <w:b/>
+                <w:bCs/>
+                <w:noProof/>
+                <w:lang w:eastAsia="en-ZA"/>
+              </w:rPr>
+              <w:t>Part 1 Details</w:t>
+            </w:r>
+            <w:r>
+              <w:rPr>
+                <w:noProof/>
+                <w:webHidden/>
+              </w:rPr>
+              <w:tab/>
+            </w:r>
+            <w:r>
+              <w:rPr>
+                <w:noProof/>
+                <w:webHidden/>
+              </w:rPr>
+              <w:fldChar w:fldCharType="begin"/>
+            </w:r>
+            <w:r>
+              <w:rPr>
+                <w:noProof/>
+                <w:webHidden/>
+              </w:rPr>
+              <w:instrText xml:space="preserve"> PAGEREF _Toc240493231 \h </w:instrText>
+            </w:r>
+            <w:r>
+              <w:rPr>
+                <w:noProof/>
+                <w:webHidden/>
+              </w:rPr>
+            </w:r>
+            <w:r>
+              <w:rPr>
+                <w:noProof/>
+                <w:webHidden/>
+              </w:rPr>
+              <w:fldChar w:fldCharType="separate"/>
+            </w:r>
+            <w:r>
+              <w:rPr>
+                <w:noProof/>
+                <w:webHidden/>
+              </w:rPr>
+              <w:t>9</w:t>
+            </w:r>
+            <w:r>
+              <w:rPr>
+                <w:noProof/>
+                <w:webHidden/>
+              </w:rPr>
+              <w:fldChar w:fldCharType="end"/>
+            </w:r>
+          </w:hyperlink>
+        </w:p>
+        <w:p>
+          <w:pPr>
+            <w:pStyle w:val="TOC1"/>
+            <w:tabs>
+              <w:tab w:val="right" w:leader="dot" w:pos="9016"/>
+            </w:tabs>
+            <w:rPr>
+              <w:rFonts w:eastAsiaTheme="minorEastAsia"/>
+              <w:noProof/>
+              <w:lang w:eastAsia="en-ZA"/>
+            </w:rPr>
+          </w:pPr>
+          <w:hyperlink w:anchor="_Toc240493232" w:history="1">
+            <w:r>
+              <w:rPr>
+                <w:rStyle w:val="Hyperlink"/>
+                <w:rFonts w:eastAsia="Times New Roman"/>
+                <w:b/>
+                <w:bCs/>
+                <w:noProof/>
+                <w:lang w:eastAsia="en-ZA"/>
+              </w:rPr>
+              <w:t>Future Improvements</w:t>
+            </w:r>
+            <w:r>
+              <w:rPr>
+                <w:noProof/>
+                <w:webHidden/>
+              </w:rPr>
+              <w:tab/>
+            </w:r>
+            <w:r>
+              <w:rPr>
+                <w:noProof/>
+                <w:webHidden/>
+              </w:rPr>
+              <w:fldChar w:fldCharType="begin"/>
+            </w:r>
+            <w:r>
+              <w:rPr>
+                <w:noProof/>
+                <w:webHidden/>
+              </w:rPr>
+              <w:instrText xml:space="preserve"> PAGEREF _Toc240493232 \h </w:instrText>
+            </w:r>
+            <w:r>
+              <w:rPr>
+                <w:noProof/>
+                <w:webHidden/>
+              </w:rPr>
+            </w:r>
+            <w:r>
+              <w:rPr>
+                <w:noProof/>
+                <w:webHidden/>
+              </w:rPr>
+              <w:fldChar w:fldCharType="separate"/>
+            </w:r>
+            <w:r>
+              <w:rPr>
+                <w:noProof/>
+                <w:webHidden/>
+              </w:rPr>
+              <w:t>9</w:t>
+            </w:r>
+            <w:r>
+              <w:rPr>
+                <w:noProof/>
+                <w:webHidden/>
+              </w:rPr>
+              <w:fldChar w:fldCharType="end"/>
+            </w:r>
+          </w:hyperlink>
+        </w:p>
+        <w:p>
+          <w:pPr>
+            <w:pStyle w:val="TOC1"/>
+            <w:tabs>
+              <w:tab w:val="right" w:leader="dot" w:pos="9016"/>
+            </w:tabs>
+            <w:rPr>
+              <w:rFonts w:eastAsiaTheme="minorEastAsia"/>
+              <w:noProof/>
+              <w:lang w:eastAsia="en-ZA"/>
+            </w:rPr>
+          </w:pPr>
+          <w:hyperlink w:anchor="_Toc240493233" w:history="1">
+            <w:r>
+              <w:rPr>
+                <w:rStyle w:val="Hyperlink"/>
+                <w:rFonts w:eastAsia="Times New Roman"/>
+                <w:b/>
+                <w:bCs/>
+                <w:noProof/>
+                <w:lang w:eastAsia="en-ZA"/>
+              </w:rPr>
+              <w:t>Part 2 Details (CSS and Responsive Design)</w:t>
+            </w:r>
+            <w:r>
+              <w:rPr>
+                <w:noProof/>
+                <w:webHidden/>
+              </w:rPr>
+              <w:tab/>
+            </w:r>
+            <w:r>
+              <w:rPr>
+                <w:noProof/>
+                <w:webHidden/>
+              </w:rPr>
+              <w:fldChar w:fldCharType="begin"/>
+            </w:r>
+            <w:r>
+              <w:rPr>
+                <w:noProof/>
+                <w:webHidden/>
+              </w:rPr>
+              <w:instrText xml:space="preserve"> PAGEREF _Toc240493233 \h </w:instrText>
+            </w:r>
+            <w:r>
+              <w:rPr>
+                <w:noProof/>
+                <w:webHidden/>
+              </w:rPr>
+            </w:r>
+            <w:r>
+              <w:rPr>
+                <w:noProof/>
+                <w:webHidden/>
+              </w:rPr>
+              <w:fldChar w:fldCharType="separate"/>
+            </w:r>
+            <w:r>
+              <w:rPr>
+                <w:noProof/>
+                <w:webHidden/>
+              </w:rPr>
+              <w:t>10</w:t>
+            </w:r>
+            <w:r>
+              <w:rPr>
+                <w:noProof/>
+                <w:webHidden/>
+              </w:rPr>
+              <w:fldChar w:fldCharType="end"/>
+            </w:r>
+          </w:hyperlink>
+        </w:p>
+        <w:p>
+          <w:pPr>
+            <w:pStyle w:val="TOC1"/>
+            <w:tabs>
+              <w:tab w:val="right" w:leader="dot" w:pos="9016"/>
+            </w:tabs>
+            <w:rPr>
+              <w:rFonts w:eastAsiaTheme="minorEastAsia"/>
+              <w:noProof/>
+              <w:lang w:eastAsia="en-ZA"/>
+            </w:rPr>
+          </w:pPr>
+          <w:hyperlink w:anchor="_Toc240493234" w:history="1">
+            <w:r>
+              <w:rPr>
+                <w:rStyle w:val="Hyperlink"/>
+                <w:rFonts w:eastAsia="Times New Roman"/>
+                <w:b/>
+                <w:bCs/>
+                <w:noProof/>
+                <w:lang w:eastAsia="en-ZA"/>
+              </w:rPr>
+              <w:t>Part 1 Feedback Implementation and Corrections</w:t>
+            </w:r>
+            <w:r>
+              <w:rPr>
+                <w:noProof/>
+                <w:webHidden/>
+              </w:rPr>
+              <w:tab/>
+            </w:r>
+            <w:r>
+              <w:rPr>
+                <w:noProof/>
+                <w:webHidden/>
+              </w:rPr>
+              <w:fldChar w:fldCharType="begin"/>
+            </w:r>
+            <w:r>
+              <w:rPr>
+                <w:noProof/>
+                <w:webHidden/>
+              </w:rPr>
+              <w:instrText xml:space="preserve"> PAGEREF _Toc240493234 \h </w:instrText>
+            </w:r>
+            <w:r>
+              <w:rPr>
+                <w:noProof/>
+                <w:webHidden/>
+              </w:rPr>
+            </w:r>
+            <w:r>
+              <w:rPr>
+                <w:noProof/>
+                <w:webHidden/>
+              </w:rPr>
+              <w:fldChar w:fldCharType="separate"/>
+            </w:r>
+            <w:r>
+              <w:rPr>
+                <w:noProof/>
+                <w:webHidden/>
+              </w:rPr>
+              <w:t>11</w:t>
+            </w:r>
+            <w:r>
+              <w:rPr>
+                <w:noProof/>
+                <w:webHidden/>
+              </w:rPr>
+              <w:fldChar w:fldCharType="end"/>
+            </w:r>
+          </w:hyperlink>
+        </w:p>
+        <w:p>
+          <w:pPr>
+            <w:pStyle w:val="TOC1"/>
+            <w:tabs>
+              <w:tab w:val="right" w:leader="dot" w:pos="9016"/>
+            </w:tabs>
+            <w:rPr>
+              <w:rFonts w:eastAsiaTheme="minorEastAsia"/>
+              <w:noProof/>
+              <w:lang w:eastAsia="en-ZA"/>
+            </w:rPr>
+          </w:pPr>
+          <w:hyperlink w:anchor="_Toc240493235" w:history="1">
+            <w:r>
+              <w:rPr>
+                <w:rStyle w:val="Hyperlink"/>
+                <w:rFonts w:eastAsia="Times New Roman"/>
+                <w:b/>
+                <w:bCs/>
+                <w:noProof/>
+                <w:lang w:eastAsia="en-ZA"/>
+              </w:rPr>
+              <w:t>Part 2 Feature Additions (CSS and Responsive Design)</w:t>
+            </w:r>
+            <w:r>
+              <w:rPr>
+                <w:noProof/>
+                <w:webHidden/>
+              </w:rPr>
+              <w:tab/>
+            </w:r>
+            <w:r>
+              <w:rPr>
+                <w:noProof/>
+                <w:webHidden/>
+              </w:rPr>
+              <w:fldChar w:fldCharType="begin"/>
+            </w:r>
+            <w:r>
+              <w:rPr>
+                <w:noProof/>
+                <w:webHidden/>
+              </w:rPr>
+              <w:instrText xml:space="preserve"> PAGEREF _Toc240493235 \h </w:instrText>
+            </w:r>
+            <w:r>
+              <w:rPr>
+                <w:noProof/>
+                <w:webHidden/>
+              </w:rPr>
+            </w:r>
+            <w:r>
+              <w:rPr>
+                <w:noProof/>
+                <w:webHidden/>
+              </w:rPr>
+              <w:fldChar w:fldCharType="separate"/>
+            </w:r>
+            <w:r>
+              <w:rPr>
+                <w:noProof/>
+                <w:webHidden/>
+              </w:rPr>
+              <w:t>11</w:t>
+            </w:r>
+            <w:r>
+              <w:rPr>
+                <w:noProof/>
+                <w:webHidden/>
+              </w:rPr>
+              <w:fldChar w:fldCharType="end"/>
+            </w:r>
+          </w:hyperlink>
+        </w:p>
+        <w:p>
+          <w:pPr>
+            <w:pStyle w:val="TOC1"/>
+            <w:tabs>
+              <w:tab w:val="right" w:leader="dot" w:pos="9016"/>
+            </w:tabs>
+            <w:rPr>
+              <w:rFonts w:eastAsiaTheme="minorEastAsia"/>
+              <w:noProof/>
+              <w:lang w:eastAsia="en-ZA"/>
+            </w:rPr>
+          </w:pPr>
+          <w:hyperlink w:anchor="_Toc240493236" w:history="1">
+            <w:r>
+              <w:rPr>
+                <w:rStyle w:val="Hyperlink"/>
+                <w:b/>
+                <w:bCs/>
                 <w:noProof/>
               </w:rPr>
               <w:t>References</w:t>
@@ -1372,7 +2490,7 @@
                 <w:noProof/>
                 <w:webHidden/>
               </w:rPr>
-              <w:instrText xml:space="preserve"> PAGEREF _Toc237466579 \h </w:instrText>
+              <w:instrText xml:space="preserve"> PAGEREF _Toc240493236 \h </w:instrText>
             </w:r>
             <w:r>
               <w:rPr>
@@ -1392,7 +2510,7 @@
                 <w:noProof/>
                 <w:webHidden/>
               </w:rPr>
-              <w:t>11</w:t>
+              <w:t>12</w:t>
             </w:r>
             <w:r>
               <w:rPr>
@@ -1432,156 +2550,6 @@
     </w:p>
     <w:p>
       <w:pPr>
-        <w:spacing w:before="100" w:beforeAutospacing="1" w:after="100" w:afterAutospacing="1" w:line="360" w:lineRule="auto"/>
-        <w:rPr>
-          <w:rFonts w:eastAsia="Times New Roman" w:cs="Times New Roman"/>
-          <w:b/>
-          <w:bCs/>
-          <w:kern w:val="0"/>
-          <w:sz w:val="22"/>
-          <w:szCs w:val="22"/>
-          <w:lang w:eastAsia="en-ZA"/>
-          <w14:ligatures w14:val="none"/>
-        </w:rPr>
-      </w:pPr>
-    </w:p>
-    <w:p>
-      <w:pPr>
-        <w:spacing w:before="100" w:beforeAutospacing="1" w:after="100" w:afterAutospacing="1" w:line="360" w:lineRule="auto"/>
-        <w:rPr>
-          <w:rFonts w:eastAsia="Times New Roman" w:cs="Times New Roman"/>
-          <w:b/>
-          <w:bCs/>
-          <w:kern w:val="0"/>
-          <w:sz w:val="22"/>
-          <w:szCs w:val="22"/>
-          <w:lang w:eastAsia="en-ZA"/>
-          <w14:ligatures w14:val="none"/>
-        </w:rPr>
-      </w:pPr>
-    </w:p>
-    <w:p>
-      <w:pPr>
-        <w:spacing w:before="100" w:beforeAutospacing="1" w:after="100" w:afterAutospacing="1" w:line="360" w:lineRule="auto"/>
-        <w:rPr>
-          <w:rFonts w:eastAsia="Times New Roman" w:cs="Times New Roman"/>
-          <w:b/>
-          <w:bCs/>
-          <w:kern w:val="0"/>
-          <w:sz w:val="22"/>
-          <w:szCs w:val="22"/>
-          <w:lang w:eastAsia="en-ZA"/>
-          <w14:ligatures w14:val="none"/>
-        </w:rPr>
-      </w:pPr>
-    </w:p>
-    <w:p>
-      <w:pPr>
-        <w:spacing w:before="100" w:beforeAutospacing="1" w:after="100" w:afterAutospacing="1" w:line="360" w:lineRule="auto"/>
-        <w:rPr>
-          <w:rFonts w:eastAsia="Times New Roman" w:cs="Times New Roman"/>
-          <w:b/>
-          <w:bCs/>
-          <w:kern w:val="0"/>
-          <w:sz w:val="22"/>
-          <w:szCs w:val="22"/>
-          <w:lang w:eastAsia="en-ZA"/>
-          <w14:ligatures w14:val="none"/>
-        </w:rPr>
-      </w:pPr>
-    </w:p>
-    <w:p>
-      <w:pPr>
-        <w:spacing w:before="100" w:beforeAutospacing="1" w:after="100" w:afterAutospacing="1" w:line="360" w:lineRule="auto"/>
-        <w:rPr>
-          <w:rFonts w:eastAsia="Times New Roman" w:cs="Times New Roman"/>
-          <w:b/>
-          <w:bCs/>
-          <w:kern w:val="0"/>
-          <w:sz w:val="22"/>
-          <w:szCs w:val="22"/>
-          <w:lang w:eastAsia="en-ZA"/>
-          <w14:ligatures w14:val="none"/>
-        </w:rPr>
-      </w:pPr>
-    </w:p>
-    <w:p>
-      <w:pPr>
-        <w:spacing w:before="100" w:beforeAutospacing="1" w:after="100" w:afterAutospacing="1" w:line="360" w:lineRule="auto"/>
-        <w:rPr>
-          <w:rFonts w:eastAsia="Times New Roman" w:cs="Times New Roman"/>
-          <w:b/>
-          <w:bCs/>
-          <w:kern w:val="0"/>
-          <w:sz w:val="22"/>
-          <w:szCs w:val="22"/>
-          <w:lang w:eastAsia="en-ZA"/>
-          <w14:ligatures w14:val="none"/>
-        </w:rPr>
-      </w:pPr>
-    </w:p>
-    <w:p>
-      <w:pPr>
-        <w:spacing w:before="100" w:beforeAutospacing="1" w:after="100" w:afterAutospacing="1" w:line="360" w:lineRule="auto"/>
-        <w:rPr>
-          <w:rFonts w:eastAsia="Times New Roman" w:cs="Times New Roman"/>
-          <w:b/>
-          <w:bCs/>
-          <w:kern w:val="0"/>
-          <w:sz w:val="22"/>
-          <w:szCs w:val="22"/>
-          <w:lang w:eastAsia="en-ZA"/>
-          <w14:ligatures w14:val="none"/>
-        </w:rPr>
-      </w:pPr>
-    </w:p>
-    <w:p>
-      <w:pPr>
-        <w:spacing w:before="100" w:beforeAutospacing="1" w:after="100" w:afterAutospacing="1" w:line="360" w:lineRule="auto"/>
-        <w:rPr>
-          <w:rFonts w:eastAsia="Times New Roman" w:cs="Times New Roman"/>
-          <w:b/>
-          <w:bCs/>
-          <w:kern w:val="0"/>
-          <w:sz w:val="22"/>
-          <w:szCs w:val="22"/>
-          <w:lang w:eastAsia="en-ZA"/>
-          <w14:ligatures w14:val="none"/>
-        </w:rPr>
-      </w:pPr>
-    </w:p>
-    <w:p>
-      <w:pPr>
-        <w:spacing w:before="100" w:beforeAutospacing="1" w:after="100" w:afterAutospacing="1" w:line="360" w:lineRule="auto"/>
-        <w:rPr>
-          <w:rFonts w:eastAsia="Times New Roman" w:cs="Times New Roman"/>
-          <w:b/>
-          <w:bCs/>
-          <w:kern w:val="0"/>
-          <w:sz w:val="22"/>
-          <w:szCs w:val="22"/>
-          <w:lang w:eastAsia="en-ZA"/>
-          <w14:ligatures w14:val="none"/>
-        </w:rPr>
-      </w:pPr>
-    </w:p>
-    <w:p>
-      <w:pPr>
-        <w:spacing w:before="100" w:beforeAutospacing="1" w:after="100" w:afterAutospacing="1" w:line="360" w:lineRule="auto"/>
-        <w:rPr>
-          <w:rFonts w:eastAsia="Times New Roman" w:cs="Times New Roman"/>
-          <w:b/>
-          <w:bCs/>
-          <w:kern w:val="0"/>
-          <w:sz w:val="22"/>
-          <w:szCs w:val="22"/>
-          <w:lang w:eastAsia="en-ZA"/>
-          <w14:ligatures w14:val="none"/>
-        </w:rPr>
-      </w:pPr>
-    </w:p>
-    <w:p>
-      <w:pPr>
         <w:spacing w:line="360" w:lineRule="auto"/>
         <w:rPr>
           <w:sz w:val="22"/>
@@ -1605,7 +2573,7 @@
         </w:rPr>
         <w:t xml:space="preserve"> </w:t>
       </w:r>
-      <w:hyperlink r:id="rId7" w:history="1">
+      <w:hyperlink r:id="rId9" w:history="1">
         <w:r>
           <w:rPr>
             <w:rStyle w:val="Hyperlink"/>
@@ -1625,49 +2593,113 @@
     </w:p>
     <w:p>
       <w:pPr>
-        <w:spacing w:before="100" w:beforeAutospacing="1" w:after="100" w:afterAutospacing="1" w:line="360" w:lineRule="auto"/>
-        <w:rPr>
-          <w:rFonts w:eastAsia="Times New Roman" w:cs="Times New Roman"/>
+        <w:pStyle w:val="Heading1"/>
+        <w:rPr>
+          <w:rStyle w:val="Heading1Char"/>
           <w:b/>
           <w:bCs/>
-          <w:kern w:val="0"/>
-          <w:sz w:val="22"/>
-          <w:szCs w:val="22"/>
-          <w:lang w:eastAsia="en-ZA"/>
-          <w14:ligatures w14:val="none"/>
-        </w:rPr>
-      </w:pPr>
-      <w:r>
-        <w:rPr>
-          <w:rFonts w:eastAsia="Times New Roman" w:cs="Times New Roman"/>
+          <w:color w:val="000000" w:themeColor="text1"/>
+          <w:sz w:val="28"/>
+          <w:szCs w:val="28"/>
+        </w:rPr>
+      </w:pPr>
+      <w:bookmarkStart w:id="0" w:name="_Toc240493211"/>
+      <w:r>
+        <w:rPr>
           <w:b/>
           <w:bCs/>
-          <w:kern w:val="0"/>
-          <w:sz w:val="22"/>
-          <w:szCs w:val="22"/>
-          <w:lang w:eastAsia="en-ZA"/>
-          <w14:ligatures w14:val="none"/>
-        </w:rPr>
-        <w:t>3. Content Research and Sourcing- Pabii’s Retreat</w:t>
+          <w:color w:val="000000" w:themeColor="text1"/>
+          <w:sz w:val="28"/>
+          <w:szCs w:val="28"/>
+        </w:rPr>
+        <w:t>3</w:t>
+      </w:r>
+      <w:r>
+        <w:rPr>
+          <w:rStyle w:val="Heading1Char"/>
+          <w:b/>
+          <w:bCs/>
+          <w:color w:val="000000" w:themeColor="text1"/>
+          <w:sz w:val="28"/>
+          <w:szCs w:val="28"/>
+        </w:rPr>
+        <w:t>. Content Research and Sourcing- Pabii’s Retreat</w:t>
+      </w:r>
+      <w:bookmarkEnd w:id="0"/>
+    </w:p>
+    <w:p>
+      <w:pPr>
+        <w:pStyle w:val="Heading2"/>
+        <w:rPr>
+          <w:b/>
+          <w:bCs/>
+          <w:color w:val="000000" w:themeColor="text1"/>
+          <w:sz w:val="24"/>
+          <w:szCs w:val="24"/>
+        </w:rPr>
+      </w:pPr>
+      <w:bookmarkStart w:id="1" w:name="_Toc240493212"/>
+      <w:r>
+        <w:rPr>
+          <w:b/>
+          <w:bCs/>
+          <w:color w:val="000000" w:themeColor="text1"/>
+          <w:sz w:val="24"/>
+          <w:szCs w:val="24"/>
+        </w:rPr>
+        <w:t>Project Description</w:t>
+      </w:r>
+      <w:bookmarkEnd w:id="1"/>
+    </w:p>
+    <w:p>
+      <w:pPr>
+        <w:spacing w:before="100" w:beforeAutospacing="1" w:after="100" w:afterAutospacing="1" w:line="360" w:lineRule="auto"/>
+        <w:rPr>
+          <w:rFonts w:eastAsia="Times New Roman" w:cs="Times New Roman"/>
+          <w:b/>
+          <w:bCs/>
+          <w:kern w:val="0"/>
+          <w:sz w:val="22"/>
+          <w:szCs w:val="22"/>
+          <w:lang w:eastAsia="en-ZA"/>
+          <w14:ligatures w14:val="none"/>
+        </w:rPr>
+      </w:pPr>
+      <w:r>
+        <w:rPr>
+          <w:rFonts w:eastAsia="Times New Roman" w:cs="Times New Roman"/>
+          <w:kern w:val="0"/>
+          <w:sz w:val="22"/>
+          <w:szCs w:val="22"/>
+          <w:lang w:eastAsia="en-ZA"/>
+          <w14:ligatures w14:val="none"/>
+        </w:rPr>
+        <w:t>Pabii’s Retreat is a wellness and massage website that is designed to provide customers/clients useful information about the business, available services we offer, packages we have, gallery, customer review. Enquires and contact details.</w:t>
       </w:r>
     </w:p>
     <w:p>
       <w:pPr>
         <w:pStyle w:val="Heading1"/>
         <w:rPr>
-          <w:rFonts w:eastAsia="Times New Roman"/>
-          <w:lang w:eastAsia="en-ZA"/>
-        </w:rPr>
-      </w:pPr>
-      <w:bookmarkStart w:id="0" w:name="_Toc237466569"/>
-      <w:r>
-        <w:rPr>
-          <w:rFonts w:eastAsia="Times New Roman"/>
-          <w:lang w:eastAsia="en-ZA"/>
+          <w:b/>
+          <w:bCs/>
+          <w:color w:val="000000" w:themeColor="text1"/>
+          <w:sz w:val="28"/>
+          <w:szCs w:val="28"/>
+        </w:rPr>
+      </w:pPr>
+      <w:bookmarkStart w:id="2" w:name="_Toc240493213"/>
+      <w:r>
+        <w:rPr>
+          <w:b/>
+          <w:bCs/>
+          <w:color w:val="000000" w:themeColor="text1"/>
+          <w:sz w:val="28"/>
+          <w:szCs w:val="28"/>
         </w:rPr>
         <w:t>3.1 Organisation Overview</w:t>
       </w:r>
-      <w:bookmarkEnd w:id="0"/>
+      <w:bookmarkEnd w:id="2"/>
     </w:p>
     <w:p>
       <w:pPr>
@@ -1683,7 +2715,42 @@
           <w:sz w:val="22"/>
           <w:szCs w:val="22"/>
         </w:rPr>
-        <w:t xml:space="preserve">Pabii Massage Parlour Wellness Sanctuary wad founded by Paballo in July 2026, was created and dedicated with the vision of helping clients to restore their balance, relieve stress and improve their overall health. It was established to deliver the needs of clients after the recognition that a lot of people suffer from stress, fatigue, muscle tension and the pressure of life. The massage parlour will ensure that it offers different range of therapeutic services that will includes hot stone therapy, facial treatment, Swedish massage, full body massage and more. </w:t>
+        <w:t>Pabii</w:t>
+      </w:r>
+      <w:r>
+        <w:rPr>
+          <w:sz w:val="22"/>
+          <w:szCs w:val="22"/>
+        </w:rPr>
+        <w:t>’s Retreat</w:t>
+      </w:r>
+      <w:r>
+        <w:rPr>
+          <w:sz w:val="22"/>
+          <w:szCs w:val="22"/>
+        </w:rPr>
+        <w:t xml:space="preserve"> wad founded by Paballo in July 2026, was created and dedicated with the vision of helping clients to restore their balance, relieve stress and improve their overall health. It was established to deliver the needs of clients after the recognition that a lot of people suffer from stress, fatigue, muscle tension and the pressure of life. </w:t>
+      </w:r>
+      <w:r>
+        <w:rPr>
+          <w:sz w:val="22"/>
+          <w:szCs w:val="22"/>
+        </w:rPr>
+        <w:t>The Retreat</w:t>
+      </w:r>
+      <w:r>
+        <w:rPr>
+          <w:sz w:val="22"/>
+          <w:szCs w:val="22"/>
+        </w:rPr>
+        <w:t xml:space="preserve"> </w:t>
+      </w:r>
+      <w:r>
+        <w:rPr>
+          <w:sz w:val="22"/>
+          <w:szCs w:val="22"/>
+        </w:rPr>
+        <w:t xml:space="preserve">will ensure that it offers different range of therapeutic services that will includes hot stone therapy, facial treatment, Swedish massage, full body massage and more. </w:t>
       </w:r>
     </w:p>
     <w:p>
@@ -1707,19 +2774,25 @@
       <w:pPr>
         <w:pStyle w:val="Heading2"/>
         <w:rPr>
-          <w:rFonts w:eastAsia="Times New Roman"/>
-          <w:lang w:eastAsia="en-ZA"/>
-        </w:rPr>
-      </w:pPr>
-      <w:bookmarkStart w:id="1" w:name="_Toc237466570"/>
-      <w:r>
-        <w:rPr>
-          <w:rFonts w:eastAsia="Times New Roman"/>
-          <w:lang w:eastAsia="en-ZA"/>
+          <w:b/>
+          <w:bCs/>
+          <w:color w:val="000000" w:themeColor="text1"/>
+          <w:sz w:val="24"/>
+          <w:szCs w:val="24"/>
+        </w:rPr>
+      </w:pPr>
+      <w:bookmarkStart w:id="3" w:name="_Toc240493214"/>
+      <w:r>
+        <w:rPr>
+          <w:b/>
+          <w:bCs/>
+          <w:color w:val="000000" w:themeColor="text1"/>
+          <w:sz w:val="24"/>
+          <w:szCs w:val="24"/>
         </w:rPr>
         <w:t>The website will therefore contain the following main pages:</w:t>
       </w:r>
-      <w:bookmarkEnd w:id="1"/>
+      <w:bookmarkEnd w:id="3"/>
     </w:p>
     <w:p>
       <w:pPr>
@@ -1967,7 +3040,10 @@
           <w14:ligatures w14:val="none"/>
         </w:rPr>
       </w:pPr>
-      <w:r>
+    </w:p>
+    <w:p>
+      <w:pPr>
+        <w:spacing w:before="100" w:beforeAutospacing="1" w:after="100" w:afterAutospacing="1" w:line="360" w:lineRule="auto"/>
         <w:rPr>
           <w:rFonts w:eastAsia="Times New Roman" w:cs="Times New Roman"/>
           <w:b/>
@@ -1978,35 +3054,60 @@
           <w:lang w:eastAsia="en-ZA"/>
           <w14:ligatures w14:val="none"/>
         </w:rPr>
-        <w:t>Website Structure and Planning</w:t>
-      </w:r>
-    </w:p>
-    <w:p>
-      <w:pPr>
-        <w:spacing w:line="360" w:lineRule="auto"/>
-        <w:rPr>
+      </w:pPr>
+    </w:p>
+    <w:p>
+      <w:pPr>
+        <w:pStyle w:val="Heading1"/>
+        <w:rPr>
+          <w:rFonts w:eastAsia="Times New Roman"/>
           <w:b/>
           <w:bCs/>
-          <w:sz w:val="22"/>
-          <w:szCs w:val="22"/>
-        </w:rPr>
-      </w:pPr>
-      <w:r>
-        <w:rPr>
-          <w:sz w:val="22"/>
-          <w:szCs w:val="22"/>
-        </w:rPr>
-        <w:t xml:space="preserve">4.1 </w:t>
-      </w:r>
-      <w:r>
-        <w:rPr>
+          <w:color w:val="000000" w:themeColor="text1"/>
+          <w:sz w:val="28"/>
+          <w:szCs w:val="28"/>
+          <w:lang w:eastAsia="en-ZA"/>
+        </w:rPr>
+      </w:pPr>
+      <w:bookmarkStart w:id="4" w:name="_Toc240493215"/>
+      <w:r>
+        <w:rPr>
+          <w:rFonts w:eastAsia="Times New Roman"/>
           <w:b/>
           <w:bCs/>
-          <w:sz w:val="22"/>
-          <w:szCs w:val="22"/>
-        </w:rPr>
-        <w:t>Sitemap- Pabii’s Retreat</w:t>
-      </w:r>
+          <w:color w:val="000000" w:themeColor="text1"/>
+          <w:sz w:val="28"/>
+          <w:szCs w:val="28"/>
+          <w:lang w:eastAsia="en-ZA"/>
+        </w:rPr>
+        <w:lastRenderedPageBreak/>
+        <w:t>Website Structure and Planning</w:t>
+      </w:r>
+      <w:bookmarkEnd w:id="4"/>
+    </w:p>
+    <w:p>
+      <w:pPr>
+        <w:pStyle w:val="Heading1"/>
+        <w:rPr>
+          <w:b/>
+          <w:bCs/>
+          <w:color w:val="000000" w:themeColor="text1"/>
+          <w:sz w:val="24"/>
+          <w:szCs w:val="24"/>
+        </w:rPr>
+      </w:pPr>
+      <w:bookmarkStart w:id="5" w:name="_Toc240493216"/>
+      <w:r>
+        <w:rPr>
+          <w:b/>
+          <w:bCs/>
+          <w:color w:val="000000" w:themeColor="text1"/>
+          <w:sz w:val="24"/>
+          <w:szCs w:val="24"/>
+        </w:rPr>
+        <w:t>4.1 Sitemap- Pabii’s Retreat</w:t>
+      </w:r>
+      <w:bookmarkEnd w:id="5"/>
     </w:p>
     <w:p>
       <w:pPr>
@@ -2053,17 +3154,26 @@
     <w:p>
       <w:pPr>
         <w:pStyle w:val="Heading2"/>
-      </w:pPr>
-      <w:bookmarkStart w:id="2" w:name="_Toc237466571"/>
-    </w:p>
-    <w:p>
-      <w:pPr>
-        <w:pStyle w:val="Heading2"/>
-      </w:pPr>
-      <w:r>
+        <w:rPr>
+          <w:b/>
+          <w:bCs/>
+          <w:color w:val="000000" w:themeColor="text1"/>
+          <w:sz w:val="24"/>
+          <w:szCs w:val="24"/>
+        </w:rPr>
+      </w:pPr>
+      <w:bookmarkStart w:id="6" w:name="_Toc240493217"/>
+      <w:r>
+        <w:rPr>
+          <w:b/>
+          <w:bCs/>
+          <w:color w:val="000000" w:themeColor="text1"/>
+          <w:sz w:val="24"/>
+          <w:szCs w:val="24"/>
+        </w:rPr>
         <w:t>Pabii’s Retreat website will use the following structure.</w:t>
       </w:r>
-      <w:bookmarkEnd w:id="2"/>
+      <w:bookmarkEnd w:id="6"/>
     </w:p>
     <w:p>
       <w:pPr>
@@ -2109,7 +3219,7 @@
                     <pic:cNvPicPr/>
                   </pic:nvPicPr>
                   <pic:blipFill>
-                    <a:blip r:embed="rId8"/>
+                    <a:blip r:embed="rId10"/>
                     <a:stretch>
                       <a:fillRect/>
                     </a:stretch>
@@ -2135,70 +3245,112 @@
         <w:pStyle w:val="Caption"/>
         <w:spacing w:line="360" w:lineRule="auto"/>
         <w:rPr>
+          <w:sz w:val="22"/>
+          <w:szCs w:val="22"/>
+        </w:rPr>
+      </w:pPr>
+      <w:r>
+        <w:rPr>
+          <w:sz w:val="22"/>
+          <w:szCs w:val="22"/>
+        </w:rPr>
+        <w:t xml:space="preserve">Figure </w:t>
+      </w:r>
+      <w:r>
+        <w:rPr>
+          <w:sz w:val="22"/>
+          <w:szCs w:val="22"/>
+        </w:rPr>
+        <w:fldChar w:fldCharType="begin"/>
+      </w:r>
+      <w:r>
+        <w:rPr>
+          <w:sz w:val="22"/>
+          <w:szCs w:val="22"/>
+        </w:rPr>
+        <w:instrText xml:space="preserve"> SEQ Figure \* ARABIC </w:instrText>
+      </w:r>
+      <w:r>
+        <w:rPr>
+          <w:sz w:val="22"/>
+          <w:szCs w:val="22"/>
+        </w:rPr>
+        <w:fldChar w:fldCharType="separate"/>
+      </w:r>
+      <w:r>
+        <w:rPr>
+          <w:noProof/>
+          <w:sz w:val="22"/>
+          <w:szCs w:val="22"/>
+        </w:rPr>
+        <w:t>1</w:t>
+      </w:r>
+      <w:r>
+        <w:rPr>
+          <w:noProof/>
+          <w:sz w:val="22"/>
+          <w:szCs w:val="22"/>
+        </w:rPr>
+        <w:fldChar w:fldCharType="end"/>
+      </w:r>
+      <w:r>
+        <w:rPr>
+          <w:sz w:val="22"/>
+          <w:szCs w:val="22"/>
+        </w:rPr>
+        <w:t xml:space="preserve"> image created in Canva</w:t>
+      </w:r>
+    </w:p>
+    <w:p>
+      <w:pPr>
+        <w:rPr>
+          <w:sz w:val="22"/>
+          <w:szCs w:val="22"/>
+        </w:rPr>
+      </w:pPr>
+    </w:p>
+    <w:p>
+      <w:pPr>
+        <w:rPr>
+          <w:sz w:val="22"/>
+          <w:szCs w:val="22"/>
+        </w:rPr>
+      </w:pPr>
+    </w:p>
+    <w:p>
+      <w:pPr>
+        <w:pStyle w:val="Heading1"/>
+        <w:rPr>
           <w:b/>
           <w:bCs/>
-          <w:sz w:val="22"/>
-          <w:szCs w:val="22"/>
-        </w:rPr>
-      </w:pPr>
-      <w:r>
-        <w:rPr>
-          <w:sz w:val="22"/>
-          <w:szCs w:val="22"/>
-        </w:rPr>
-        <w:t xml:space="preserve">Figure </w:t>
-      </w:r>
-      <w:r>
-        <w:rPr>
-          <w:sz w:val="22"/>
-          <w:szCs w:val="22"/>
-        </w:rPr>
-        <w:fldChar w:fldCharType="begin"/>
-      </w:r>
-      <w:r>
-        <w:rPr>
-          <w:sz w:val="22"/>
-          <w:szCs w:val="22"/>
-        </w:rPr>
-        <w:instrText xml:space="preserve"> SEQ Figure \* ARABIC </w:instrText>
-      </w:r>
-      <w:r>
-        <w:rPr>
-          <w:sz w:val="22"/>
-          <w:szCs w:val="22"/>
-        </w:rPr>
-        <w:fldChar w:fldCharType="separate"/>
-      </w:r>
-      <w:r>
-        <w:rPr>
-          <w:noProof/>
-          <w:sz w:val="22"/>
-          <w:szCs w:val="22"/>
-        </w:rPr>
-        <w:t>1</w:t>
-      </w:r>
-      <w:r>
-        <w:rPr>
-          <w:noProof/>
-          <w:sz w:val="22"/>
-          <w:szCs w:val="22"/>
-        </w:rPr>
-        <w:fldChar w:fldCharType="end"/>
-      </w:r>
-      <w:r>
-        <w:rPr>
-          <w:sz w:val="22"/>
-          <w:szCs w:val="22"/>
-        </w:rPr>
-        <w:t xml:space="preserve"> image created in Canva</w:t>
-      </w:r>
-    </w:p>
-    <w:p>
-      <w:pPr>
-        <w:spacing w:line="360" w:lineRule="auto"/>
+          <w:color w:val="000000" w:themeColor="text1"/>
+          <w:sz w:val="28"/>
+          <w:szCs w:val="28"/>
+        </w:rPr>
+      </w:pPr>
+      <w:bookmarkStart w:id="7" w:name="_Toc240493218"/>
+      <w:r>
         <w:rPr>
           <w:b/>
           <w:bCs/>
+          <w:color w:val="000000" w:themeColor="text1"/>
+          <w:sz w:val="28"/>
+          <w:szCs w:val="28"/>
+        </w:rPr>
+        <w:lastRenderedPageBreak/>
+        <w:t>KEY Features and Functionality</w:t>
+      </w:r>
+      <w:bookmarkEnd w:id="7"/>
+    </w:p>
+    <w:p>
+      <w:pPr>
+        <w:pStyle w:val="ListParagraph"/>
+        <w:numPr>
+          <w:ilvl w:val="0"/>
+          <w:numId w:val="25"/>
+        </w:numPr>
+        <w:spacing w:line="360" w:lineRule="auto"/>
+        <w:rPr>
           <w:sz w:val="22"/>
           <w:szCs w:val="22"/>
         </w:rPr>
@@ -2210,18 +3362,51 @@
           <w:sz w:val="22"/>
           <w:szCs w:val="22"/>
         </w:rPr>
-        <w:br w:type="page"/>
-      </w:r>
-    </w:p>
-    <w:p>
-      <w:pPr>
-        <w:spacing w:line="360" w:lineRule="auto"/>
+        <w:t>Multi</w:t>
+      </w:r>
+      <w:r>
         <w:rPr>
           <w:b/>
           <w:bCs/>
           <w:sz w:val="22"/>
           <w:szCs w:val="22"/>
         </w:rPr>
+        <w:t>-Page Structure</w:t>
+      </w:r>
+      <w:r>
+        <w:rPr>
+          <w:sz w:val="22"/>
+          <w:szCs w:val="22"/>
+        </w:rPr>
+        <w:t>: Dedicated pages for</w:t>
+      </w:r>
+      <w:r>
+        <w:rPr>
+          <w:sz w:val="22"/>
+          <w:szCs w:val="22"/>
+        </w:rPr>
+        <w:t xml:space="preserve"> Home, About Us, Services, Package, Gallery, Customer</w:t>
+      </w:r>
+      <w:r>
+        <w:rPr>
+          <w:sz w:val="22"/>
+          <w:szCs w:val="22"/>
+        </w:rPr>
+        <w:t xml:space="preserve"> Review, Enquiries, and Contact Us.</w:t>
+      </w:r>
+    </w:p>
+    <w:p>
+      <w:pPr>
+        <w:pStyle w:val="ListParagraph"/>
+        <w:numPr>
+          <w:ilvl w:val="0"/>
+          <w:numId w:val="25"/>
+        </w:numPr>
+        <w:spacing w:line="360" w:lineRule="auto"/>
+        <w:rPr>
+          <w:sz w:val="22"/>
+          <w:szCs w:val="22"/>
+        </w:rPr>
       </w:pPr>
       <w:r>
         <w:rPr>
@@ -2230,9 +3415,216 @@
           <w:sz w:val="22"/>
           <w:szCs w:val="22"/>
         </w:rPr>
-        <w:lastRenderedPageBreak/>
+        <w:t>Responsive Layout:</w:t>
+      </w:r>
+      <w:r>
+        <w:rPr>
+          <w:sz w:val="22"/>
+          <w:szCs w:val="22"/>
+        </w:rPr>
+        <w:t xml:space="preserve"> </w:t>
+      </w:r>
+      <w:r>
+        <w:rPr>
+          <w:sz w:val="22"/>
+          <w:szCs w:val="22"/>
+        </w:rPr>
+        <w:t>Adaptive desktop, tablet, and mobile layout</w:t>
+      </w:r>
+      <w:r>
+        <w:rPr>
+          <w:sz w:val="22"/>
+          <w:szCs w:val="22"/>
+        </w:rPr>
+        <w:t>s built on CSS Grid, and media queries.</w:t>
+      </w:r>
+    </w:p>
+    <w:p>
+      <w:pPr>
+        <w:pStyle w:val="ListParagraph"/>
+        <w:numPr>
+          <w:ilvl w:val="0"/>
+          <w:numId w:val="25"/>
+        </w:numPr>
+        <w:spacing w:line="360" w:lineRule="auto"/>
+        <w:rPr>
+          <w:sz w:val="22"/>
+          <w:szCs w:val="22"/>
+        </w:rPr>
+      </w:pPr>
+      <w:r>
+        <w:rPr>
+          <w:b/>
+          <w:bCs/>
+          <w:sz w:val="22"/>
+          <w:szCs w:val="22"/>
+        </w:rPr>
+        <w:t>Int</w:t>
+      </w:r>
+      <w:r>
+        <w:rPr>
+          <w:b/>
+          <w:bCs/>
+          <w:sz w:val="22"/>
+          <w:szCs w:val="22"/>
+        </w:rPr>
+        <w:t>eractive Forms:</w:t>
+      </w:r>
+      <w:r>
+        <w:rPr>
+          <w:sz w:val="22"/>
+          <w:szCs w:val="22"/>
+        </w:rPr>
+        <w:t xml:space="preserve"> Functional enquiry form with depo</w:t>
+      </w:r>
+      <w:r>
+        <w:rPr>
+          <w:sz w:val="22"/>
+          <w:szCs w:val="22"/>
+        </w:rPr>
+        <w:t>sit/booking policy details and a direct contact form.</w:t>
+      </w:r>
+    </w:p>
+    <w:p>
+      <w:pPr>
+        <w:pStyle w:val="ListParagraph"/>
+        <w:numPr>
+          <w:ilvl w:val="0"/>
+          <w:numId w:val="25"/>
+        </w:numPr>
+        <w:spacing w:line="360" w:lineRule="auto"/>
+        <w:rPr>
+          <w:sz w:val="22"/>
+          <w:szCs w:val="22"/>
+        </w:rPr>
+      </w:pPr>
+      <w:r>
+        <w:rPr>
+          <w:b/>
+          <w:bCs/>
+          <w:sz w:val="22"/>
+          <w:szCs w:val="22"/>
+        </w:rPr>
+        <w:t>CSS Visual Styling:</w:t>
+      </w:r>
+      <w:r>
+        <w:rPr>
+          <w:sz w:val="22"/>
+          <w:szCs w:val="22"/>
+        </w:rPr>
+        <w:t xml:space="preserve"> Modern aesthetic featuring a custom </w:t>
+      </w:r>
+      <w:r>
+        <w:rPr>
+          <w:sz w:val="22"/>
+          <w:szCs w:val="22"/>
+        </w:rPr>
+        <w:t>colour scheme, typograph</w:t>
+      </w:r>
+      <w:r>
+        <w:rPr>
+          <w:sz w:val="22"/>
+          <w:szCs w:val="22"/>
+        </w:rPr>
+        <w:t xml:space="preserve"> </w:t>
+      </w:r>
+      <w:r>
+        <w:rPr>
+          <w:sz w:val="22"/>
+          <w:szCs w:val="22"/>
+        </w:rPr>
+        <w:t>scales, pseudo-class</w:t>
+      </w:r>
+      <w:r>
+        <w:rPr>
+          <w:sz w:val="22"/>
+          <w:szCs w:val="22"/>
+        </w:rPr>
+        <w:t xml:space="preserve"> </w:t>
+      </w:r>
+      <w:r>
+        <w:rPr>
+          <w:sz w:val="22"/>
+          <w:szCs w:val="22"/>
+        </w:rPr>
+        <w:t xml:space="preserve">(; </w:t>
+      </w:r>
+      <w:r>
+        <w:rPr>
+          <w:sz w:val="22"/>
+          <w:szCs w:val="22"/>
+        </w:rPr>
+        <w:t>hover,: focus,</w:t>
+      </w:r>
+      <w:r>
+        <w:rPr>
+          <w:sz w:val="22"/>
+          <w:szCs w:val="22"/>
+        </w:rPr>
+        <w:t xml:space="preserve"> </w:t>
+      </w:r>
+      <w:r>
+        <w:rPr>
+          <w:sz w:val="22"/>
+          <w:szCs w:val="22"/>
+        </w:rPr>
+        <w:t>:</w:t>
+      </w:r>
+      <w:r>
+        <w:rPr>
+          <w:sz w:val="22"/>
+          <w:szCs w:val="22"/>
+        </w:rPr>
+        <w:t>active</w:t>
+      </w:r>
+      <w:r>
+        <w:rPr>
+          <w:sz w:val="22"/>
+          <w:szCs w:val="22"/>
+        </w:rPr>
+        <w:t>).</w:t>
+      </w:r>
+      <w:r>
+        <w:rPr>
+          <w:sz w:val="22"/>
+          <w:szCs w:val="22"/>
+        </w:rPr>
+        <w:t xml:space="preserve"> </w:t>
+      </w:r>
+    </w:p>
+    <w:p>
+      <w:pPr>
+        <w:pStyle w:val="Heading1"/>
+        <w:rPr>
+          <w:b/>
+          <w:bCs/>
+          <w:color w:val="000000" w:themeColor="text1"/>
+          <w:sz w:val="28"/>
+          <w:szCs w:val="28"/>
+        </w:rPr>
+      </w:pPr>
+      <w:bookmarkStart w:id="8" w:name="_Toc240493219"/>
+      <w:r>
+        <w:rPr>
+          <w:b/>
+          <w:bCs/>
+          <w:color w:val="000000" w:themeColor="text1"/>
+          <w:sz w:val="28"/>
+          <w:szCs w:val="28"/>
+        </w:rPr>
         <w:t>PABII’S RETREAT</w:t>
       </w:r>
+      <w:r>
+        <w:rPr>
+          <w:b/>
+          <w:bCs/>
+          <w:color w:val="000000" w:themeColor="text1"/>
+          <w:sz w:val="28"/>
+          <w:szCs w:val="28"/>
+        </w:rPr>
+        <w:t xml:space="preserve"> PAGES</w:t>
+      </w:r>
+      <w:bookmarkEnd w:id="8"/>
     </w:p>
     <w:p>
       <w:pPr>
@@ -2242,19 +3634,23 @@
           <w:b/>
           <w:bCs/>
           <w:color w:val="000000" w:themeColor="text1"/>
-        </w:rPr>
-      </w:pPr>
-      <w:bookmarkStart w:id="3" w:name="_Toc237466572"/>
+          <w:sz w:val="22"/>
+          <w:szCs w:val="22"/>
+        </w:rPr>
+      </w:pPr>
+      <w:bookmarkStart w:id="9" w:name="_Toc240493220"/>
       <w:r>
         <w:rPr>
           <w:rFonts w:asciiTheme="minorHAnsi" w:hAnsiTheme="minorHAnsi"/>
           <w:b/>
           <w:bCs/>
           <w:color w:val="000000" w:themeColor="text1"/>
+          <w:sz w:val="22"/>
+          <w:szCs w:val="22"/>
         </w:rPr>
         <w:t>1.Homepage-indx.html</w:t>
       </w:r>
-      <w:bookmarkEnd w:id="3"/>
+      <w:bookmarkEnd w:id="9"/>
     </w:p>
     <w:p>
       <w:pPr>
@@ -2321,19 +3717,23 @@
           <w:b/>
           <w:bCs/>
           <w:color w:val="000000" w:themeColor="text1"/>
-        </w:rPr>
-      </w:pPr>
-      <w:bookmarkStart w:id="4" w:name="_Toc237466573"/>
+          <w:sz w:val="22"/>
+          <w:szCs w:val="22"/>
+        </w:rPr>
+      </w:pPr>
+      <w:bookmarkStart w:id="10" w:name="_Toc240493221"/>
       <w:r>
         <w:rPr>
           <w:rFonts w:asciiTheme="minorHAnsi" w:hAnsiTheme="minorHAnsi"/>
           <w:b/>
           <w:bCs/>
           <w:color w:val="000000" w:themeColor="text1"/>
+          <w:sz w:val="22"/>
+          <w:szCs w:val="22"/>
         </w:rPr>
         <w:t>2.About Us-about.html</w:t>
       </w:r>
-      <w:bookmarkEnd w:id="4"/>
+      <w:bookmarkEnd w:id="10"/>
     </w:p>
     <w:p>
       <w:pPr>
@@ -2355,6 +3755,10 @@
       <w:pPr>
         <w:keepNext/>
         <w:spacing w:line="360" w:lineRule="auto"/>
+        <w:rPr>
+          <w:sz w:val="22"/>
+          <w:szCs w:val="22"/>
+        </w:rPr>
       </w:pPr>
       <w:r>
         <w:rPr>
@@ -2378,7 +3782,7 @@
                     <pic:cNvPicPr/>
                   </pic:nvPicPr>
                   <pic:blipFill>
-                    <a:blip r:embed="rId9">
+                    <a:blip r:embed="rId11">
                       <a:extLst>
                         <a:ext uri="{28A0092B-C50C-407E-A947-70E740481C1C}">
                           <a14:useLocalDpi xmlns:a14="http://schemas.microsoft.com/office/drawing/2010/main" val="0"/>
@@ -2414,17 +3818,54 @@
         </w:rPr>
       </w:pPr>
       <w:r>
+        <w:rPr>
+          <w:sz w:val="22"/>
+          <w:szCs w:val="22"/>
+        </w:rPr>
         <w:t xml:space="preserve">Figure </w:t>
       </w:r>
-      <w:fldSimple w:instr=" SEQ Figure \* ARABIC ">
-        <w:r>
-          <w:rPr>
-            <w:noProof/>
-          </w:rPr>
-          <w:t>2</w:t>
-        </w:r>
-      </w:fldSimple>
-      <w:r>
+      <w:r>
+        <w:rPr>
+          <w:sz w:val="22"/>
+          <w:szCs w:val="22"/>
+        </w:rPr>
+        <w:fldChar w:fldCharType="begin"/>
+      </w:r>
+      <w:r>
+        <w:rPr>
+          <w:sz w:val="22"/>
+          <w:szCs w:val="22"/>
+        </w:rPr>
+        <w:instrText xml:space="preserve"> SEQ Figure \* ARABIC </w:instrText>
+      </w:r>
+      <w:r>
+        <w:rPr>
+          <w:sz w:val="22"/>
+          <w:szCs w:val="22"/>
+        </w:rPr>
+        <w:fldChar w:fldCharType="separate"/>
+      </w:r>
+      <w:r>
+        <w:rPr>
+          <w:noProof/>
+          <w:sz w:val="22"/>
+          <w:szCs w:val="22"/>
+        </w:rPr>
+        <w:t>2</w:t>
+      </w:r>
+      <w:r>
+        <w:rPr>
+          <w:noProof/>
+          <w:sz w:val="22"/>
+          <w:szCs w:val="22"/>
+        </w:rPr>
+        <w:fldChar w:fldCharType="end"/>
+      </w:r>
+      <w:r>
+        <w:rPr>
+          <w:sz w:val="22"/>
+          <w:szCs w:val="22"/>
+        </w:rPr>
         <w:t xml:space="preserve"> taken from google</w:t>
       </w:r>
     </w:p>
@@ -2438,13 +3879,25 @@
           <w:szCs w:val="22"/>
         </w:rPr>
       </w:pPr>
-      <w:r>
+    </w:p>
+    <w:p>
+      <w:pPr>
+        <w:spacing w:line="360" w:lineRule="auto"/>
         <w:rPr>
           <w:b/>
           <w:bCs/>
           <w:sz w:val="22"/>
           <w:szCs w:val="22"/>
         </w:rPr>
+      </w:pPr>
+      <w:r>
+        <w:rPr>
+          <w:b/>
+          <w:bCs/>
+          <w:sz w:val="22"/>
+          <w:szCs w:val="22"/>
+        </w:rPr>
+        <w:lastRenderedPageBreak/>
         <w:t>Mission</w:t>
       </w:r>
     </w:p>
@@ -2507,17 +3960,29 @@
           <w:sz w:val="22"/>
           <w:szCs w:val="22"/>
         </w:rPr>
-        <w:t>Our aim is to become a respected, leading and reputable centre of excellence by providing clinically rehabilitation centre.</w:t>
-      </w:r>
-    </w:p>
-    <w:p>
-      <w:pPr>
-        <w:spacing w:line="360" w:lineRule="auto"/>
-        <w:rPr>
-          <w:sz w:val="22"/>
-          <w:szCs w:val="22"/>
-        </w:rPr>
-      </w:pPr>
+        <w:t xml:space="preserve">Our aim is to become a respected, leading and reputable centre of excellence by providing </w:t>
+      </w:r>
+      <w:r>
+        <w:rPr>
+          <w:sz w:val="22"/>
+          <w:szCs w:val="22"/>
+        </w:rPr>
+        <w:t>high-quality</w:t>
+      </w:r>
+      <w:r>
+        <w:rPr>
+          <w:sz w:val="22"/>
+          <w:szCs w:val="22"/>
+        </w:rPr>
+        <w:t xml:space="preserve"> relaxation and therape</w:t>
+      </w:r>
+      <w:r>
+        <w:rPr>
+          <w:sz w:val="22"/>
+          <w:szCs w:val="22"/>
+        </w:rPr>
+        <w:t>utic services.</w:t>
+      </w:r>
     </w:p>
     <w:p>
       <w:pPr>
@@ -2527,30 +3992,23 @@
           <w:b/>
           <w:bCs/>
           <w:color w:val="000000" w:themeColor="text1"/>
-        </w:rPr>
-      </w:pPr>
-      <w:bookmarkStart w:id="5" w:name="_Toc237466574"/>
-    </w:p>
-    <w:p>
-      <w:pPr>
-        <w:pStyle w:val="Heading2"/>
+          <w:sz w:val="22"/>
+          <w:szCs w:val="22"/>
+        </w:rPr>
+      </w:pPr>
+      <w:bookmarkStart w:id="11" w:name="_Toc240493222"/>
+      <w:r>
         <w:rPr>
           <w:rFonts w:asciiTheme="minorHAnsi" w:hAnsiTheme="minorHAnsi"/>
           <w:b/>
           <w:bCs/>
           <w:color w:val="000000" w:themeColor="text1"/>
-        </w:rPr>
-      </w:pPr>
-      <w:r>
-        <w:rPr>
-          <w:rFonts w:asciiTheme="minorHAnsi" w:hAnsiTheme="minorHAnsi"/>
-          <w:b/>
-          <w:bCs/>
-          <w:color w:val="000000" w:themeColor="text1"/>
+          <w:sz w:val="22"/>
+          <w:szCs w:val="22"/>
         </w:rPr>
         <w:t>3.Services/ Packages- services.html</w:t>
       </w:r>
-      <w:bookmarkEnd w:id="5"/>
+      <w:bookmarkEnd w:id="11"/>
     </w:p>
     <w:p>
       <w:pPr>
@@ -2769,12 +4227,23 @@
     <w:p>
       <w:pPr>
         <w:pStyle w:val="Heading2"/>
-      </w:pPr>
-      <w:bookmarkStart w:id="6" w:name="_Toc237466575"/>
-      <w:r>
+        <w:rPr>
+          <w:rFonts w:asciiTheme="minorHAnsi" w:hAnsiTheme="minorHAnsi"/>
+          <w:sz w:val="22"/>
+          <w:szCs w:val="22"/>
+        </w:rPr>
+      </w:pPr>
+      <w:bookmarkStart w:id="12" w:name="_Toc240493223"/>
+      <w:r>
+        <w:rPr>
+          <w:rFonts w:asciiTheme="minorHAnsi" w:hAnsiTheme="minorHAnsi"/>
+          <w:sz w:val="22"/>
+          <w:szCs w:val="22"/>
+        </w:rPr>
+        <w:lastRenderedPageBreak/>
         <w:t>4. Package Details- packages.html</w:t>
       </w:r>
-      <w:bookmarkEnd w:id="6"/>
+      <w:bookmarkEnd w:id="12"/>
     </w:p>
     <w:p>
       <w:pPr>
@@ -2807,7 +4276,7 @@
                     <pic:cNvPicPr/>
                   </pic:nvPicPr>
                   <pic:blipFill>
-                    <a:blip r:embed="rId10"/>
+                    <a:blip r:embed="rId12"/>
                     <a:stretch>
                       <a:fillRect/>
                     </a:stretch>
@@ -2893,50 +4362,49 @@
     </w:p>
     <w:p>
       <w:pPr>
-        <w:spacing w:line="360" w:lineRule="auto"/>
-        <w:rPr>
-          <w:b/>
-          <w:bCs/>
-          <w:sz w:val="22"/>
-          <w:szCs w:val="22"/>
-        </w:rPr>
-      </w:pPr>
-    </w:p>
-    <w:p>
-      <w:pPr>
         <w:pStyle w:val="Heading2"/>
         <w:rPr>
           <w:rFonts w:asciiTheme="minorHAnsi" w:hAnsiTheme="minorHAnsi"/>
           <w:b/>
           <w:bCs/>
           <w:color w:val="000000" w:themeColor="text1"/>
-        </w:rPr>
-      </w:pPr>
-      <w:bookmarkStart w:id="7" w:name="_Toc237466576"/>
+          <w:sz w:val="22"/>
+          <w:szCs w:val="22"/>
+        </w:rPr>
+      </w:pPr>
+      <w:bookmarkStart w:id="13" w:name="_Toc240493224"/>
       <w:r>
         <w:rPr>
           <w:rFonts w:asciiTheme="minorHAnsi" w:hAnsiTheme="minorHAnsi"/>
           <w:b/>
           <w:bCs/>
           <w:color w:val="000000" w:themeColor="text1"/>
+          <w:sz w:val="22"/>
+          <w:szCs w:val="22"/>
         </w:rPr>
         <w:t>5. Gallery- gallery.html</w:t>
       </w:r>
-      <w:bookmarkEnd w:id="7"/>
+      <w:bookmarkEnd w:id="13"/>
     </w:p>
     <w:p>
       <w:pPr>
         <w:keepNext/>
         <w:spacing w:line="360" w:lineRule="auto"/>
+        <w:rPr>
+          <w:sz w:val="22"/>
+          <w:szCs w:val="22"/>
+        </w:rPr>
       </w:pPr>
       <w:r>
         <w:rPr>
           <w:noProof/>
+          <w:sz w:val="22"/>
+          <w:szCs w:val="22"/>
         </w:rPr>
         <mc:AlternateContent>
           <mc:Choice Requires="wps">
             <w:drawing>
-              <wp:anchor distT="0" distB="0" distL="114300" distR="114300" simplePos="0" relativeHeight="251664384" behindDoc="0" locked="0" layoutInCell="1" allowOverlap="1" wp14:anchorId="3D5F9937" wp14:editId="0FA9441D">
+              <wp:anchor distT="0" distB="0" distL="114300" distR="114300" simplePos="0" relativeHeight="251658243" behindDoc="0" locked="0" layoutInCell="1" allowOverlap="1" wp14:anchorId="3D5F9937" wp14:editId="0FA9441D">
                 <wp:simplePos x="0" y="0"/>
                 <wp:positionH relativeFrom="column">
                   <wp:posOffset>3028315</wp:posOffset>
@@ -3016,7 +4484,7 @@
                 <v:stroke joinstyle="miter"/>
                 <v:path gradientshapeok="t" o:connecttype="rect"/>
               </v:shapetype>
-              <v:shape id="Text Box 1" o:spid="_x0000_s1028" type="#_x0000_t202" style="position:absolute;margin-left:238.45pt;margin-top:234pt;width:237.65pt;height:.05pt;z-index:251664384;visibility:visible;mso-wrap-style:square;mso-wrap-distance-left:9pt;mso-wrap-distance-top:0;mso-wrap-distance-right:9pt;mso-wrap-distance-bottom:0;mso-position-horizontal:absolute;mso-position-horizontal-relative:text;mso-position-vertical:absolute;mso-position-vertical-relative:text;v-text-anchor:top" o:gfxdata="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" stroked="f">
+              <v:shape id="Text Box 1" o:spid="_x0000_s1028" type="#_x0000_t202" style="position:absolute;margin-left:238.45pt;margin-top:234pt;width:237.65pt;height:.05pt;z-index:251658243;visibility:visible;mso-wrap-style:square;mso-wrap-distance-left:9pt;mso-wrap-distance-top:0;mso-wrap-distance-right:9pt;mso-wrap-distance-bottom:0;mso-position-horizontal:absolute;mso-position-horizontal-relative:text;mso-position-vertical:absolute;mso-position-vertical-relative:text;v-text-anchor:top" o:gfxdata="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" stroked="f">
                 <v:textbox style="mso-fit-shape-to-text:t" inset="0,0,0,0">
                   <w:txbxContent>
                     <w:p>
@@ -3062,7 +4530,7 @@
           <w:szCs w:val="22"/>
         </w:rPr>
         <w:drawing>
-          <wp:anchor distT="0" distB="0" distL="114300" distR="114300" simplePos="0" relativeHeight="251662336" behindDoc="0" locked="0" layoutInCell="1" allowOverlap="1" wp14:anchorId="331CA0EA" wp14:editId="6C56097F">
+          <wp:anchor distT="0" distB="0" distL="114300" distR="114300" simplePos="0" relativeHeight="251658242" behindDoc="0" locked="0" layoutInCell="1" allowOverlap="1" wp14:anchorId="331CA0EA" wp14:editId="6C56097F">
             <wp:simplePos x="0" y="0"/>
             <wp:positionH relativeFrom="margin">
               <wp:posOffset>3028315</wp:posOffset>
@@ -3085,7 +4553,7 @@
                     <pic:cNvPicPr/>
                   </pic:nvPicPr>
                   <pic:blipFill>
-                    <a:blip r:embed="rId11">
+                    <a:blip r:embed="rId13">
                       <a:extLst>
                         <a:ext uri="{28A0092B-C50C-407E-A947-70E740481C1C}">
                           <a14:useLocalDpi xmlns:a14="http://schemas.microsoft.com/office/drawing/2010/main" val="0"/>
@@ -3141,7 +4609,7 @@
                     <pic:cNvPicPr/>
                   </pic:nvPicPr>
                   <pic:blipFill>
-                    <a:blip r:embed="rId12" cstate="print">
+                    <a:blip r:embed="rId14" cstate="print">
                       <a:extLst>
                         <a:ext uri="{28A0092B-C50C-407E-A947-70E740481C1C}">
                           <a14:useLocalDpi xmlns:a14="http://schemas.microsoft.com/office/drawing/2010/main" val="0"/>
@@ -3179,17 +4647,54 @@
         </w:rPr>
       </w:pPr>
       <w:r>
+        <w:rPr>
+          <w:sz w:val="22"/>
+          <w:szCs w:val="22"/>
+        </w:rPr>
         <w:t xml:space="preserve">Figure </w:t>
       </w:r>
-      <w:fldSimple w:instr=" SEQ Figure \* ARABIC ">
-        <w:r>
-          <w:rPr>
-            <w:noProof/>
-          </w:rPr>
-          <w:t>5</w:t>
-        </w:r>
-      </w:fldSimple>
-      <w:r>
+      <w:r>
+        <w:rPr>
+          <w:sz w:val="22"/>
+          <w:szCs w:val="22"/>
+        </w:rPr>
+        <w:fldChar w:fldCharType="begin"/>
+      </w:r>
+      <w:r>
+        <w:rPr>
+          <w:sz w:val="22"/>
+          <w:szCs w:val="22"/>
+        </w:rPr>
+        <w:instrText xml:space="preserve"> SEQ Figure \* ARABIC </w:instrText>
+      </w:r>
+      <w:r>
+        <w:rPr>
+          <w:sz w:val="22"/>
+          <w:szCs w:val="22"/>
+        </w:rPr>
+        <w:fldChar w:fldCharType="separate"/>
+      </w:r>
+      <w:r>
+        <w:rPr>
+          <w:noProof/>
+          <w:sz w:val="22"/>
+          <w:szCs w:val="22"/>
+        </w:rPr>
+        <w:t>5</w:t>
+      </w:r>
+      <w:r>
+        <w:rPr>
+          <w:noProof/>
+          <w:sz w:val="22"/>
+          <w:szCs w:val="22"/>
+        </w:rPr>
+        <w:fldChar w:fldCharType="end"/>
+      </w:r>
+      <w:r>
+        <w:rPr>
+          <w:sz w:val="22"/>
+          <w:szCs w:val="22"/>
+        </w:rPr>
         <w:t xml:space="preserve"> Pabi, taken by phone</w:t>
       </w:r>
     </w:p>
@@ -3201,19 +4706,24 @@
           <w:b/>
           <w:bCs/>
           <w:color w:val="000000" w:themeColor="text1"/>
-        </w:rPr>
-      </w:pPr>
-      <w:bookmarkStart w:id="8" w:name="_Toc237466577"/>
+          <w:sz w:val="22"/>
+          <w:szCs w:val="22"/>
+        </w:rPr>
+      </w:pPr>
+      <w:bookmarkStart w:id="14" w:name="_Toc240493225"/>
       <w:r>
         <w:rPr>
           <w:rFonts w:asciiTheme="minorHAnsi" w:hAnsiTheme="minorHAnsi"/>
           <w:b/>
           <w:bCs/>
           <w:color w:val="000000" w:themeColor="text1"/>
-        </w:rPr>
+          <w:sz w:val="22"/>
+          <w:szCs w:val="22"/>
+        </w:rPr>
+        <w:lastRenderedPageBreak/>
         <w:t>6. Enquiry- enquiry.html</w:t>
       </w:r>
-      <w:bookmarkEnd w:id="8"/>
+      <w:bookmarkEnd w:id="14"/>
     </w:p>
     <w:p>
       <w:pPr>
@@ -3276,17 +4786,21 @@
     <w:p>
       <w:pPr>
         <w:rPr>
-          <w:lang w:eastAsia="en-ZA"/>
-        </w:rPr>
-      </w:pPr>
-      <w:bookmarkStart w:id="9" w:name="_Toc237019714"/>
-      <w:r>
-        <w:rPr>
+          <w:sz w:val="22"/>
+          <w:szCs w:val="22"/>
+          <w:lang w:eastAsia="en-ZA"/>
+        </w:rPr>
+      </w:pPr>
+      <w:bookmarkStart w:id="15" w:name="_Toc237019714"/>
+      <w:r>
+        <w:rPr>
+          <w:sz w:val="22"/>
+          <w:szCs w:val="22"/>
           <w:lang w:eastAsia="en-ZA"/>
         </w:rPr>
         <w:t>Enquiry form</w:t>
       </w:r>
-      <w:bookmarkEnd w:id="9"/>
+      <w:bookmarkEnd w:id="15"/>
     </w:p>
     <w:p>
       <w:pPr>
@@ -3537,7 +5051,6 @@
           <w:lang w:eastAsia="en-ZA"/>
           <w14:ligatures w14:val="none"/>
         </w:rPr>
-        <w:lastRenderedPageBreak/>
         <w:t xml:space="preserve">Number of People </w:t>
       </w:r>
     </w:p>
@@ -3658,34 +5171,28 @@
       <w:pPr>
         <w:pStyle w:val="Heading2"/>
         <w:rPr>
-          <w:rFonts w:eastAsia="Times New Roman"/>
-          <w:b/>
-          <w:bCs/>
-          <w:color w:val="000000" w:themeColor="text1"/>
-          <w:lang w:eastAsia="en-ZA"/>
-        </w:rPr>
-      </w:pPr>
-      <w:bookmarkStart w:id="10" w:name="_Toc237019715"/>
-      <w:bookmarkStart w:id="11" w:name="_Toc237466578"/>
-      <w:r>
-        <w:rPr>
-          <w:rFonts w:eastAsia="Times New Roman"/>
-          <w:b/>
-          <w:bCs/>
-          <w:color w:val="000000" w:themeColor="text1"/>
-          <w:lang w:eastAsia="en-ZA"/>
-        </w:rPr>
-        <w:t>7</w:t>
-      </w:r>
-      <w:r>
-        <w:rPr>
           <w:rFonts w:asciiTheme="minorHAnsi" w:eastAsia="Times New Roman" w:hAnsiTheme="minorHAnsi"/>
           <w:b/>
           <w:bCs/>
           <w:color w:val="000000" w:themeColor="text1"/>
-          <w:lang w:eastAsia="en-ZA"/>
-        </w:rPr>
-        <w:t xml:space="preserve">. Contact Us – </w:t>
+          <w:sz w:val="22"/>
+          <w:szCs w:val="22"/>
+          <w:lang w:eastAsia="en-ZA"/>
+        </w:rPr>
+      </w:pPr>
+      <w:bookmarkStart w:id="16" w:name="_Toc237019715"/>
+      <w:bookmarkStart w:id="17" w:name="_Toc240493226"/>
+      <w:r>
+        <w:rPr>
+          <w:rFonts w:asciiTheme="minorHAnsi" w:eastAsia="Times New Roman" w:hAnsiTheme="minorHAnsi"/>
+          <w:b/>
+          <w:bCs/>
+          <w:color w:val="000000" w:themeColor="text1"/>
+          <w:sz w:val="22"/>
+          <w:szCs w:val="22"/>
+          <w:lang w:eastAsia="en-ZA"/>
+        </w:rPr>
+        <w:t xml:space="preserve">7. Contact Us – </w:t>
       </w:r>
       <w:r>
         <w:rPr>
@@ -3693,27 +5200,33 @@
           <w:b/>
           <w:bCs/>
           <w:color w:val="000000" w:themeColor="text1"/>
+          <w:sz w:val="22"/>
+          <w:szCs w:val="22"/>
           <w:lang w:eastAsia="en-ZA"/>
         </w:rPr>
         <w:t>contact.html</w:t>
       </w:r>
-      <w:bookmarkEnd w:id="10"/>
-      <w:bookmarkEnd w:id="11"/>
-    </w:p>
-    <w:p>
-      <w:pPr>
-        <w:rPr>
-          <w:lang w:eastAsia="en-ZA"/>
-        </w:rPr>
-      </w:pPr>
-      <w:bookmarkStart w:id="12" w:name="_Toc237019716"/>
-      <w:r>
-        <w:rPr>
+      <w:bookmarkEnd w:id="16"/>
+      <w:bookmarkEnd w:id="17"/>
+    </w:p>
+    <w:p>
+      <w:pPr>
+        <w:rPr>
+          <w:sz w:val="22"/>
+          <w:szCs w:val="22"/>
+          <w:lang w:eastAsia="en-ZA"/>
+        </w:rPr>
+      </w:pPr>
+      <w:bookmarkStart w:id="18" w:name="_Toc237019716"/>
+      <w:r>
+        <w:rPr>
+          <w:sz w:val="22"/>
+          <w:szCs w:val="22"/>
           <w:lang w:eastAsia="en-ZA"/>
         </w:rPr>
         <w:t>Information to include</w:t>
       </w:r>
-      <w:bookmarkEnd w:id="12"/>
+      <w:bookmarkEnd w:id="18"/>
     </w:p>
     <w:p>
       <w:pPr>
@@ -3914,6 +5427,7 @@
           <w:lang w:eastAsia="en-ZA"/>
           <w14:ligatures w14:val="none"/>
         </w:rPr>
+        <w:lastRenderedPageBreak/>
         <w:t>1809</w:t>
       </w:r>
     </w:p>
@@ -4060,17 +5574,21 @@
     <w:p>
       <w:pPr>
         <w:rPr>
-          <w:lang w:eastAsia="en-ZA"/>
-        </w:rPr>
-      </w:pPr>
-      <w:bookmarkStart w:id="13" w:name="_Toc237019717"/>
-      <w:r>
-        <w:rPr>
+          <w:sz w:val="22"/>
+          <w:szCs w:val="22"/>
+          <w:lang w:eastAsia="en-ZA"/>
+        </w:rPr>
+      </w:pPr>
+      <w:bookmarkStart w:id="19" w:name="_Toc237019717"/>
+      <w:r>
+        <w:rPr>
+          <w:sz w:val="22"/>
+          <w:szCs w:val="22"/>
           <w:lang w:eastAsia="en-ZA"/>
         </w:rPr>
         <w:t>Contact form</w:t>
       </w:r>
-      <w:bookmarkEnd w:id="13"/>
+      <w:bookmarkEnd w:id="19"/>
     </w:p>
     <w:p>
       <w:pPr>
@@ -4248,18 +5766,36 @@
     </w:p>
     <w:p>
       <w:pPr>
-        <w:rPr>
-          <w:lang w:eastAsia="en-ZA"/>
-        </w:rPr>
-      </w:pPr>
-      <w:bookmarkStart w:id="14" w:name="_Toc237019718"/>
-      <w:r>
-        <w:rPr>
+        <w:spacing w:before="100" w:beforeAutospacing="1" w:after="100" w:afterAutospacing="1" w:line="360" w:lineRule="auto"/>
+        <w:contextualSpacing/>
+        <w:rPr>
+          <w:rFonts w:eastAsia="Times New Roman" w:cs="Times New Roman"/>
+          <w:kern w:val="0"/>
+          <w:sz w:val="22"/>
+          <w:szCs w:val="22"/>
+          <w:lang w:eastAsia="en-ZA"/>
+          <w14:ligatures w14:val="none"/>
+        </w:rPr>
+      </w:pPr>
+    </w:p>
+    <w:p>
+      <w:pPr>
+        <w:rPr>
+          <w:sz w:val="22"/>
+          <w:szCs w:val="22"/>
+          <w:lang w:eastAsia="en-ZA"/>
+        </w:rPr>
+      </w:pPr>
+      <w:bookmarkStart w:id="20" w:name="_Toc237019718"/>
+      <w:r>
+        <w:rPr>
+          <w:sz w:val="22"/>
+          <w:szCs w:val="22"/>
           <w:lang w:eastAsia="en-ZA"/>
         </w:rPr>
         <w:t>Location</w:t>
       </w:r>
-      <w:bookmarkEnd w:id="14"/>
+      <w:bookmarkEnd w:id="20"/>
     </w:p>
     <w:p>
       <w:pPr>
@@ -4282,7 +5818,6 @@
           <w:szCs w:val="22"/>
           <w:lang w:eastAsia="en-ZA"/>
         </w:rPr>
-        <w:lastRenderedPageBreak/>
         <w:drawing>
           <wp:inline distT="0" distB="0" distL="0" distR="0" wp14:anchorId="0DD25631" wp14:editId="5941545D">
             <wp:extent cx="5839139" cy="3426831"/>
@@ -4299,7 +5834,7 @@
                     <pic:cNvPicPr/>
                   </pic:nvPicPr>
                   <pic:blipFill>
-                    <a:blip r:embed="rId13">
+                    <a:blip r:embed="rId15">
                       <a:extLst>
                         <a:ext uri="{28A0092B-C50C-407E-A947-70E740481C1C}">
                           <a14:useLocalDpi xmlns:a14="http://schemas.microsoft.com/office/drawing/2010/main" val="0"/>
@@ -4333,42 +5868,31 @@
     </w:p>
     <w:p>
       <w:pPr>
-        <w:spacing w:before="100" w:beforeAutospacing="1" w:after="100" w:afterAutospacing="1" w:line="360" w:lineRule="auto"/>
-        <w:rPr>
-          <w:rFonts w:eastAsia="Times New Roman" w:cs="Times New Roman"/>
+        <w:pStyle w:val="Heading2"/>
+        <w:rPr>
+          <w:rFonts w:eastAsia="Times New Roman"/>
           <w:b/>
           <w:bCs/>
-          <w:kern w:val="0"/>
-          <w:sz w:val="22"/>
-          <w:szCs w:val="22"/>
-          <w:lang w:eastAsia="en-ZA"/>
-          <w14:ligatures w14:val="none"/>
-        </w:rPr>
-      </w:pPr>
-      <w:r>
-        <w:rPr>
-          <w:rFonts w:eastAsia="Times New Roman" w:cs="Times New Roman"/>
-          <w:kern w:val="0"/>
-          <w:sz w:val="22"/>
-          <w:szCs w:val="22"/>
-          <w:lang w:eastAsia="en-ZA"/>
-          <w14:ligatures w14:val="none"/>
-        </w:rPr>
-        <w:t xml:space="preserve">8. </w:t>
-      </w:r>
-      <w:r>
-        <w:rPr>
-          <w:rFonts w:eastAsia="Times New Roman" w:cs="Times New Roman"/>
+          <w:color w:val="000000" w:themeColor="text1"/>
+          <w:sz w:val="22"/>
+          <w:szCs w:val="22"/>
+          <w:lang w:eastAsia="en-ZA"/>
+        </w:rPr>
+      </w:pPr>
+      <w:bookmarkStart w:id="21" w:name="_Toc240493227"/>
+      <w:r>
+        <w:rPr>
+          <w:rFonts w:eastAsia="Times New Roman"/>
           <w:b/>
           <w:bCs/>
-          <w:kern w:val="0"/>
-          <w:sz w:val="22"/>
-          <w:szCs w:val="22"/>
-          <w:lang w:eastAsia="en-ZA"/>
-          <w14:ligatures w14:val="none"/>
-        </w:rPr>
-        <w:t>Customer Reviews- reviews.html</w:t>
-      </w:r>
+          <w:color w:val="000000" w:themeColor="text1"/>
+          <w:sz w:val="22"/>
+          <w:szCs w:val="22"/>
+          <w:lang w:eastAsia="en-ZA"/>
+        </w:rPr>
+        <w:t>8. Customer Reviews- reviews.html</w:t>
+      </w:r>
+      <w:bookmarkEnd w:id="21"/>
     </w:p>
     <w:p>
       <w:pPr>
@@ -4396,31 +5920,32 @@
     </w:p>
     <w:p>
       <w:pPr>
-        <w:spacing w:before="100" w:beforeAutospacing="1" w:after="100" w:afterAutospacing="1" w:line="360" w:lineRule="auto"/>
-        <w:rPr>
-          <w:rFonts w:eastAsia="Times New Roman" w:cs="Times New Roman"/>
+        <w:pStyle w:val="Heading2"/>
+        <w:rPr>
+          <w:rFonts w:eastAsia="Times New Roman"/>
           <w:b/>
           <w:bCs/>
-          <w:kern w:val="0"/>
-          <w:sz w:val="22"/>
-          <w:szCs w:val="22"/>
-          <w:lang w:eastAsia="en-ZA"/>
-          <w14:ligatures w14:val="none"/>
-        </w:rPr>
-      </w:pPr>
-      <w:r>
-        <w:rPr>
-          <w:rFonts w:eastAsia="Times New Roman" w:cs="Times New Roman"/>
+          <w:color w:val="000000" w:themeColor="text1"/>
+          <w:sz w:val="22"/>
+          <w:szCs w:val="22"/>
+          <w:lang w:eastAsia="en-ZA"/>
+        </w:rPr>
+      </w:pPr>
+      <w:bookmarkStart w:id="22" w:name="_Toc240493228"/>
+      <w:r>
+        <w:rPr>
+          <w:rFonts w:eastAsia="Times New Roman"/>
           <w:b/>
           <w:bCs/>
-          <w:kern w:val="0"/>
-          <w:sz w:val="22"/>
-          <w:szCs w:val="22"/>
-          <w:lang w:eastAsia="en-ZA"/>
-          <w14:ligatures w14:val="none"/>
-        </w:rPr>
+          <w:color w:val="000000" w:themeColor="text1"/>
+          <w:sz w:val="22"/>
+          <w:szCs w:val="22"/>
+          <w:lang w:eastAsia="en-ZA"/>
+        </w:rPr>
+        <w:lastRenderedPageBreak/>
         <w:t>9. Social media</w:t>
       </w:r>
+      <w:bookmarkEnd w:id="22"/>
     </w:p>
     <w:p>
       <w:pPr>
@@ -4450,31 +5975,31 @@
     </w:p>
     <w:p>
       <w:pPr>
-        <w:spacing w:before="100" w:beforeAutospacing="1" w:after="100" w:afterAutospacing="1" w:line="360" w:lineRule="auto"/>
-        <w:rPr>
-          <w:rFonts w:eastAsia="Times New Roman" w:cs="Times New Roman"/>
+        <w:pStyle w:val="Heading1"/>
+        <w:rPr>
+          <w:rFonts w:eastAsia="Times New Roman"/>
           <w:b/>
           <w:bCs/>
-          <w:kern w:val="0"/>
-          <w:sz w:val="22"/>
-          <w:szCs w:val="22"/>
-          <w:lang w:eastAsia="en-ZA"/>
-          <w14:ligatures w14:val="none"/>
-        </w:rPr>
-      </w:pPr>
-      <w:r>
-        <w:rPr>
-          <w:rFonts w:eastAsia="Times New Roman" w:cs="Times New Roman"/>
+          <w:color w:val="000000" w:themeColor="text1"/>
+          <w:sz w:val="28"/>
+          <w:szCs w:val="28"/>
+          <w:lang w:eastAsia="en-ZA"/>
+        </w:rPr>
+      </w:pPr>
+      <w:bookmarkStart w:id="23" w:name="_Toc240493229"/>
+      <w:r>
+        <w:rPr>
+          <w:rFonts w:eastAsia="Times New Roman"/>
           <w:b/>
           <w:bCs/>
-          <w:kern w:val="0"/>
-          <w:sz w:val="22"/>
-          <w:szCs w:val="22"/>
-          <w:lang w:eastAsia="en-ZA"/>
-          <w14:ligatures w14:val="none"/>
-        </w:rPr>
-        <w:t>3.Content Research and Sourcing</w:t>
-      </w:r>
+          <w:color w:val="000000" w:themeColor="text1"/>
+          <w:sz w:val="28"/>
+          <w:szCs w:val="28"/>
+          <w:lang w:eastAsia="en-ZA"/>
+        </w:rPr>
+        <w:t>Content Research and Sourcing</w:t>
+      </w:r>
+      <w:bookmarkEnd w:id="23"/>
     </w:p>
     <w:p>
       <w:pPr>
@@ -4585,7 +6110,6 @@
           <w:lang w:eastAsia="en-ZA"/>
           <w14:ligatures w14:val="none"/>
         </w:rPr>
-        <w:lastRenderedPageBreak/>
         <w:t xml:space="preserve"> As Pabii’s Retreat is a newly formed business it hasn’t yet established social media yet as it was launched in July 2026. Social media has been spoken about as any important marketing platform. This social media platform will assist in promoting the business</w:t>
       </w:r>
     </w:p>
@@ -4633,231 +6157,2288 @@
     </w:p>
     <w:p>
       <w:pPr>
-        <w:spacing w:before="100" w:beforeAutospacing="1" w:after="100" w:afterAutospacing="1" w:line="360" w:lineRule="auto"/>
-        <w:contextualSpacing/>
-        <w:rPr>
-          <w:rFonts w:eastAsia="Times New Roman" w:cs="Times New Roman"/>
-          <w:color w:val="EE0000"/>
-          <w:kern w:val="0"/>
-          <w:sz w:val="22"/>
-          <w:szCs w:val="22"/>
-          <w:lang w:eastAsia="en-ZA"/>
-          <w14:ligatures w14:val="none"/>
-        </w:rPr>
-      </w:pPr>
-    </w:p>
-    <w:p>
-      <w:pPr>
-        <w:spacing w:before="100" w:beforeAutospacing="1" w:after="100" w:afterAutospacing="1" w:line="360" w:lineRule="auto"/>
-        <w:rPr>
-          <w:rFonts w:eastAsia="Times New Roman" w:cs="Times New Roman"/>
-          <w:kern w:val="0"/>
-          <w:sz w:val="22"/>
-          <w:szCs w:val="22"/>
-          <w:lang w:eastAsia="en-ZA"/>
-          <w14:ligatures w14:val="none"/>
-        </w:rPr>
-      </w:pPr>
-    </w:p>
-    <w:p>
-      <w:pPr>
-        <w:spacing w:before="100" w:beforeAutospacing="1" w:after="100" w:afterAutospacing="1" w:line="360" w:lineRule="auto"/>
-        <w:rPr>
-          <w:rFonts w:eastAsia="Times New Roman" w:cs="Times New Roman"/>
-          <w:kern w:val="0"/>
-          <w:sz w:val="22"/>
-          <w:szCs w:val="22"/>
-          <w:lang w:eastAsia="en-ZA"/>
-          <w14:ligatures w14:val="none"/>
-        </w:rPr>
-      </w:pPr>
-    </w:p>
-    <w:p>
-      <w:pPr>
-        <w:spacing w:line="360" w:lineRule="auto"/>
-        <w:jc w:val="both"/>
-        <w:rPr>
-          <w:b/>
-          <w:bCs/>
-          <w:sz w:val="22"/>
-          <w:szCs w:val="22"/>
-        </w:rPr>
-      </w:pPr>
-    </w:p>
-    <w:p>
-      <w:pPr>
-        <w:spacing w:line="360" w:lineRule="auto"/>
-        <w:jc w:val="both"/>
-        <w:rPr>
-          <w:b/>
-          <w:bCs/>
-          <w:sz w:val="22"/>
-          <w:szCs w:val="22"/>
-        </w:rPr>
-      </w:pPr>
-    </w:p>
-    <w:p>
-      <w:pPr>
-        <w:spacing w:line="360" w:lineRule="auto"/>
-        <w:jc w:val="both"/>
-        <w:rPr>
-          <w:b/>
-          <w:bCs/>
-          <w:sz w:val="22"/>
-          <w:szCs w:val="22"/>
-        </w:rPr>
-      </w:pPr>
-    </w:p>
-    <w:p>
-      <w:pPr>
-        <w:spacing w:line="360" w:lineRule="auto"/>
-        <w:jc w:val="both"/>
-        <w:rPr>
-          <w:b/>
-          <w:bCs/>
-          <w:sz w:val="22"/>
-          <w:szCs w:val="22"/>
-        </w:rPr>
-      </w:pPr>
-    </w:p>
-    <w:p>
-      <w:pPr>
-        <w:spacing w:line="360" w:lineRule="auto"/>
-        <w:jc w:val="both"/>
-        <w:rPr>
-          <w:b/>
-          <w:bCs/>
-          <w:sz w:val="22"/>
-          <w:szCs w:val="22"/>
-        </w:rPr>
-      </w:pPr>
-    </w:p>
-    <w:p>
-      <w:pPr>
-        <w:spacing w:line="360" w:lineRule="auto"/>
-        <w:jc w:val="both"/>
-        <w:rPr>
-          <w:b/>
-          <w:bCs/>
-          <w:sz w:val="22"/>
-          <w:szCs w:val="22"/>
-        </w:rPr>
-      </w:pPr>
-    </w:p>
-    <w:p>
-      <w:pPr>
-        <w:spacing w:line="360" w:lineRule="auto"/>
-        <w:jc w:val="both"/>
-        <w:rPr>
-          <w:b/>
-          <w:bCs/>
-          <w:sz w:val="22"/>
-          <w:szCs w:val="22"/>
-        </w:rPr>
-      </w:pPr>
-    </w:p>
-    <w:p>
-      <w:pPr>
-        <w:spacing w:line="360" w:lineRule="auto"/>
-        <w:jc w:val="both"/>
-        <w:rPr>
-          <w:b/>
-          <w:bCs/>
-          <w:sz w:val="22"/>
-          <w:szCs w:val="22"/>
-        </w:rPr>
-      </w:pPr>
-    </w:p>
-    <w:p>
-      <w:pPr>
-        <w:spacing w:line="360" w:lineRule="auto"/>
-        <w:jc w:val="both"/>
-        <w:rPr>
-          <w:b/>
-          <w:bCs/>
-          <w:sz w:val="22"/>
-          <w:szCs w:val="22"/>
-        </w:rPr>
-      </w:pPr>
-    </w:p>
-    <w:p>
-      <w:pPr>
-        <w:spacing w:line="360" w:lineRule="auto"/>
-        <w:jc w:val="both"/>
-        <w:rPr>
-          <w:b/>
-          <w:bCs/>
-          <w:sz w:val="22"/>
-          <w:szCs w:val="22"/>
-        </w:rPr>
-      </w:pPr>
-    </w:p>
-    <w:p>
-      <w:pPr>
-        <w:spacing w:line="360" w:lineRule="auto"/>
-        <w:jc w:val="both"/>
-        <w:rPr>
-          <w:b/>
-          <w:bCs/>
-          <w:sz w:val="22"/>
-          <w:szCs w:val="22"/>
-        </w:rPr>
-      </w:pPr>
-    </w:p>
-    <w:p>
-      <w:pPr>
-        <w:spacing w:line="360" w:lineRule="auto"/>
-        <w:jc w:val="both"/>
-        <w:rPr>
-          <w:b/>
-          <w:bCs/>
-          <w:sz w:val="22"/>
-          <w:szCs w:val="22"/>
-        </w:rPr>
-      </w:pPr>
-    </w:p>
-    <w:p>
-      <w:pPr>
         <w:pStyle w:val="Heading1"/>
-        <w:spacing w:line="360" w:lineRule="auto"/>
-        <w:rPr>
-          <w:rFonts w:asciiTheme="minorHAnsi" w:hAnsiTheme="minorHAnsi"/>
-          <w:sz w:val="22"/>
-          <w:szCs w:val="22"/>
-        </w:rPr>
-      </w:pPr>
-      <w:bookmarkStart w:id="15" w:name="_Toc237466579"/>
-      <w:bookmarkStart w:id="16" w:name="_Toc237019719"/>
-    </w:p>
-    <w:p/>
-    <w:p>
-      <w:pPr>
-        <w:pStyle w:val="Heading1"/>
-        <w:spacing w:line="360" w:lineRule="auto"/>
-        <w:rPr>
-          <w:rFonts w:asciiTheme="minorHAnsi" w:hAnsiTheme="minorHAnsi"/>
+        <w:rPr>
+          <w:rFonts w:eastAsia="Times New Roman"/>
           <w:b/>
           <w:bCs/>
           <w:color w:val="000000" w:themeColor="text1"/>
-          <w:sz w:val="32"/>
-          <w:szCs w:val="32"/>
-        </w:rPr>
-      </w:pPr>
-      <w:r>
-        <w:rPr>
-          <w:rFonts w:asciiTheme="minorHAnsi" w:hAnsiTheme="minorHAnsi"/>
+          <w:sz w:val="28"/>
+          <w:szCs w:val="28"/>
+          <w:lang w:eastAsia="en-ZA"/>
+        </w:rPr>
+      </w:pPr>
+      <w:bookmarkStart w:id="24" w:name="_Toc240493230"/>
+      <w:r>
+        <w:rPr>
+          <w:rFonts w:eastAsia="Times New Roman"/>
           <w:b/>
           <w:bCs/>
           <w:color w:val="000000" w:themeColor="text1"/>
-          <w:sz w:val="32"/>
-          <w:szCs w:val="32"/>
+          <w:sz w:val="28"/>
+          <w:szCs w:val="28"/>
+          <w:lang w:eastAsia="en-ZA"/>
+        </w:rPr>
+        <w:t>Timeline and Milestones</w:t>
+      </w:r>
+      <w:bookmarkEnd w:id="24"/>
+    </w:p>
+    <w:p>
+      <w:pPr>
+        <w:pStyle w:val="ListParagraph"/>
+        <w:numPr>
+          <w:ilvl w:val="0"/>
+          <w:numId w:val="26"/>
+        </w:numPr>
+        <w:spacing w:before="100" w:beforeAutospacing="1" w:after="100" w:afterAutospacing="1" w:line="360" w:lineRule="auto"/>
+        <w:rPr>
+          <w:rFonts w:eastAsia="Times New Roman" w:cs="Times New Roman"/>
+          <w:kern w:val="0"/>
+          <w:sz w:val="22"/>
+          <w:szCs w:val="22"/>
+          <w:lang w:eastAsia="en-ZA"/>
+          <w14:ligatures w14:val="none"/>
+        </w:rPr>
+      </w:pPr>
+      <w:r>
+        <w:rPr>
+          <w:rFonts w:eastAsia="Times New Roman" w:cs="Times New Roman"/>
+          <w:kern w:val="0"/>
+          <w:sz w:val="22"/>
+          <w:szCs w:val="22"/>
+          <w:lang w:eastAsia="en-ZA"/>
+          <w14:ligatures w14:val="none"/>
+        </w:rPr>
+        <w:t xml:space="preserve">Phase 1: </w:t>
+      </w:r>
+      <w:r>
+        <w:rPr>
+          <w:rFonts w:eastAsia="Times New Roman" w:cs="Times New Roman"/>
+          <w:kern w:val="0"/>
+          <w:sz w:val="22"/>
+          <w:szCs w:val="22"/>
+          <w:lang w:eastAsia="en-ZA"/>
+          <w14:ligatures w14:val="none"/>
+        </w:rPr>
+        <w:t>Research,</w:t>
+      </w:r>
+      <w:r>
+        <w:rPr>
+          <w:rFonts w:eastAsia="Times New Roman" w:cs="Times New Roman"/>
+          <w:kern w:val="0"/>
+          <w:sz w:val="22"/>
+          <w:szCs w:val="22"/>
+          <w:lang w:eastAsia="en-ZA"/>
+          <w14:ligatures w14:val="none"/>
+        </w:rPr>
+        <w:t xml:space="preserve"> Sitemap Planning, and</w:t>
+      </w:r>
+      <w:r>
+        <w:rPr>
+          <w:rFonts w:eastAsia="Times New Roman" w:cs="Times New Roman"/>
+          <w:kern w:val="0"/>
+          <w:sz w:val="22"/>
+          <w:szCs w:val="22"/>
+          <w:lang w:eastAsia="en-ZA"/>
+          <w14:ligatures w14:val="none"/>
+        </w:rPr>
+        <w:t xml:space="preserve"> Proposal Submission</w:t>
+      </w:r>
+      <w:r>
+        <w:rPr>
+          <w:rFonts w:eastAsia="Times New Roman" w:cs="Times New Roman"/>
+          <w:kern w:val="0"/>
+          <w:sz w:val="22"/>
+          <w:szCs w:val="22"/>
+          <w:lang w:eastAsia="en-ZA"/>
+          <w14:ligatures w14:val="none"/>
+        </w:rPr>
+        <w:t>.</w:t>
+      </w:r>
+    </w:p>
+    <w:p>
+      <w:pPr>
+        <w:pStyle w:val="ListParagraph"/>
+        <w:numPr>
+          <w:ilvl w:val="0"/>
+          <w:numId w:val="26"/>
+        </w:numPr>
+        <w:spacing w:before="100" w:beforeAutospacing="1" w:after="100" w:afterAutospacing="1" w:line="360" w:lineRule="auto"/>
+        <w:rPr>
+          <w:rFonts w:eastAsia="Times New Roman" w:cs="Times New Roman"/>
+          <w:kern w:val="0"/>
+          <w:sz w:val="22"/>
+          <w:szCs w:val="22"/>
+          <w:lang w:eastAsia="en-ZA"/>
+          <w14:ligatures w14:val="none"/>
+        </w:rPr>
+      </w:pPr>
+      <w:r>
+        <w:rPr>
+          <w:rFonts w:eastAsia="Times New Roman" w:cs="Times New Roman"/>
+          <w:kern w:val="0"/>
+          <w:sz w:val="22"/>
+          <w:szCs w:val="22"/>
+          <w:lang w:eastAsia="en-ZA"/>
+          <w14:ligatures w14:val="none"/>
+        </w:rPr>
+        <w:t>P</w:t>
+      </w:r>
+      <w:r>
+        <w:rPr>
+          <w:rFonts w:eastAsia="Times New Roman" w:cs="Times New Roman"/>
+          <w:kern w:val="0"/>
+          <w:sz w:val="22"/>
+          <w:szCs w:val="22"/>
+          <w:lang w:eastAsia="en-ZA"/>
+          <w14:ligatures w14:val="none"/>
+        </w:rPr>
+        <w:t>hase 2: HTML Struc</w:t>
+      </w:r>
+      <w:r>
+        <w:rPr>
+          <w:rFonts w:eastAsia="Times New Roman" w:cs="Times New Roman"/>
+          <w:kern w:val="0"/>
+          <w:sz w:val="22"/>
+          <w:szCs w:val="22"/>
+          <w:lang w:eastAsia="en-ZA"/>
+          <w14:ligatures w14:val="none"/>
+        </w:rPr>
+        <w:t xml:space="preserve">ture Implementation </w:t>
+      </w:r>
+      <w:r>
+        <w:rPr>
+          <w:rFonts w:eastAsia="Times New Roman" w:cs="Times New Roman"/>
+          <w:kern w:val="0"/>
+          <w:sz w:val="22"/>
+          <w:szCs w:val="22"/>
+          <w:lang w:eastAsia="en-ZA"/>
+          <w14:ligatures w14:val="none"/>
+        </w:rPr>
+        <w:t>and</w:t>
+      </w:r>
+      <w:r>
+        <w:rPr>
+          <w:rFonts w:eastAsia="Times New Roman" w:cs="Times New Roman"/>
+          <w:kern w:val="0"/>
+          <w:sz w:val="22"/>
+          <w:szCs w:val="22"/>
+          <w:lang w:eastAsia="en-ZA"/>
+          <w14:ligatures w14:val="none"/>
+        </w:rPr>
+        <w:t xml:space="preserve"> GitHub</w:t>
+      </w:r>
+      <w:r>
+        <w:rPr>
+          <w:rFonts w:eastAsia="Times New Roman" w:cs="Times New Roman"/>
+          <w:kern w:val="0"/>
+          <w:sz w:val="22"/>
+          <w:szCs w:val="22"/>
+          <w:lang w:eastAsia="en-ZA"/>
+          <w14:ligatures w14:val="none"/>
+        </w:rPr>
+        <w:t xml:space="preserve"> Version Control.</w:t>
+      </w:r>
+    </w:p>
+    <w:p>
+      <w:pPr>
+        <w:pStyle w:val="ListParagraph"/>
+        <w:numPr>
+          <w:ilvl w:val="0"/>
+          <w:numId w:val="26"/>
+        </w:numPr>
+        <w:spacing w:before="100" w:beforeAutospacing="1" w:after="100" w:afterAutospacing="1" w:line="360" w:lineRule="auto"/>
+        <w:rPr>
+          <w:rFonts w:eastAsia="Times New Roman" w:cs="Times New Roman"/>
+          <w:kern w:val="0"/>
+          <w:sz w:val="22"/>
+          <w:szCs w:val="22"/>
+          <w:lang w:eastAsia="en-ZA"/>
+          <w14:ligatures w14:val="none"/>
+        </w:rPr>
+      </w:pPr>
+      <w:r>
+        <w:rPr>
+          <w:rFonts w:eastAsia="Times New Roman" w:cs="Times New Roman"/>
+          <w:kern w:val="0"/>
+          <w:sz w:val="22"/>
+          <w:szCs w:val="22"/>
+          <w:lang w:eastAsia="en-ZA"/>
+          <w14:ligatures w14:val="none"/>
+        </w:rPr>
+        <w:t xml:space="preserve">Phase 3: CSS Styling, Responsive </w:t>
+      </w:r>
+      <w:r>
+        <w:rPr>
+          <w:rFonts w:eastAsia="Times New Roman" w:cs="Times New Roman"/>
+          <w:kern w:val="0"/>
+          <w:sz w:val="22"/>
+          <w:szCs w:val="22"/>
+          <w:lang w:eastAsia="en-ZA"/>
+          <w14:ligatures w14:val="none"/>
+        </w:rPr>
+        <w:t>Design, and Testing.</w:t>
+      </w:r>
+    </w:p>
+    <w:p>
+      <w:pPr>
+        <w:pStyle w:val="Heading1"/>
+        <w:rPr>
+          <w:rFonts w:eastAsia="Times New Roman"/>
+          <w:b/>
+          <w:bCs/>
+          <w:color w:val="000000" w:themeColor="text1"/>
+          <w:sz w:val="28"/>
+          <w:szCs w:val="28"/>
+          <w:lang w:eastAsia="en-ZA"/>
+        </w:rPr>
+      </w:pPr>
+      <w:bookmarkStart w:id="25" w:name="_Toc240493231"/>
+      <w:r>
+        <w:rPr>
+          <w:rFonts w:eastAsia="Times New Roman"/>
+          <w:b/>
+          <w:bCs/>
+          <w:color w:val="000000" w:themeColor="text1"/>
+          <w:sz w:val="28"/>
+          <w:szCs w:val="28"/>
+          <w:lang w:eastAsia="en-ZA"/>
+        </w:rPr>
+        <w:t>Part 1 Details</w:t>
+      </w:r>
+      <w:bookmarkEnd w:id="25"/>
+    </w:p>
+    <w:p>
+      <w:pPr>
+        <w:pStyle w:val="ListParagraph"/>
+        <w:numPr>
+          <w:ilvl w:val="0"/>
+          <w:numId w:val="27"/>
+        </w:numPr>
+        <w:spacing w:before="100" w:beforeAutospacing="1" w:after="100" w:afterAutospacing="1" w:line="360" w:lineRule="auto"/>
+        <w:rPr>
+          <w:rFonts w:eastAsia="Times New Roman" w:cs="Times New Roman"/>
+          <w:kern w:val="0"/>
+          <w:sz w:val="22"/>
+          <w:szCs w:val="22"/>
+          <w:lang w:eastAsia="en-ZA"/>
+          <w14:ligatures w14:val="none"/>
+        </w:rPr>
+      </w:pPr>
+      <w:r>
+        <w:rPr>
+          <w:rFonts w:eastAsia="Times New Roman" w:cs="Times New Roman"/>
+          <w:kern w:val="0"/>
+          <w:sz w:val="22"/>
+          <w:szCs w:val="22"/>
+          <w:lang w:eastAsia="en-ZA"/>
+          <w14:ligatures w14:val="none"/>
+        </w:rPr>
+        <w:t>Initial</w:t>
+      </w:r>
+      <w:r>
+        <w:rPr>
+          <w:rFonts w:eastAsia="Times New Roman" w:cs="Times New Roman"/>
+          <w:kern w:val="0"/>
+          <w:sz w:val="22"/>
+          <w:szCs w:val="22"/>
+          <w:lang w:eastAsia="en-ZA"/>
+          <w14:ligatures w14:val="none"/>
+        </w:rPr>
+        <w:t xml:space="preserve"> Sitemap creation and content research complete.</w:t>
+      </w:r>
+    </w:p>
+    <w:p>
+      <w:pPr>
+        <w:pStyle w:val="ListParagraph"/>
+        <w:numPr>
+          <w:ilvl w:val="0"/>
+          <w:numId w:val="27"/>
+        </w:numPr>
+        <w:spacing w:before="100" w:beforeAutospacing="1" w:after="100" w:afterAutospacing="1" w:line="360" w:lineRule="auto"/>
+        <w:rPr>
+          <w:rFonts w:eastAsia="Times New Roman" w:cs="Times New Roman"/>
+          <w:kern w:val="0"/>
+          <w:sz w:val="22"/>
+          <w:szCs w:val="22"/>
+          <w:lang w:eastAsia="en-ZA"/>
+          <w14:ligatures w14:val="none"/>
+        </w:rPr>
+      </w:pPr>
+      <w:r>
+        <w:rPr>
+          <w:rFonts w:eastAsia="Times New Roman" w:cs="Times New Roman"/>
+          <w:kern w:val="0"/>
+          <w:sz w:val="22"/>
+          <w:szCs w:val="22"/>
+          <w:lang w:eastAsia="en-ZA"/>
+          <w14:ligatures w14:val="none"/>
+        </w:rPr>
+        <w:t>Basic HTML structure set up across main pages.</w:t>
+      </w:r>
+    </w:p>
+    <w:p>
+      <w:pPr>
+        <w:pStyle w:val="ListParagraph"/>
+        <w:numPr>
+          <w:ilvl w:val="0"/>
+          <w:numId w:val="27"/>
+        </w:numPr>
+        <w:spacing w:before="100" w:beforeAutospacing="1" w:after="100" w:afterAutospacing="1" w:line="360" w:lineRule="auto"/>
+        <w:rPr>
+          <w:rFonts w:eastAsia="Times New Roman" w:cs="Times New Roman"/>
+          <w:kern w:val="0"/>
+          <w:sz w:val="22"/>
+          <w:szCs w:val="22"/>
+          <w:lang w:eastAsia="en-ZA"/>
+          <w14:ligatures w14:val="none"/>
+        </w:rPr>
+      </w:pPr>
+      <w:r>
+        <w:rPr>
+          <w:rFonts w:eastAsia="Times New Roman" w:cs="Times New Roman"/>
+          <w:kern w:val="0"/>
+          <w:sz w:val="22"/>
+          <w:szCs w:val="22"/>
+          <w:lang w:eastAsia="en-ZA"/>
+          <w14:ligatures w14:val="none"/>
+        </w:rPr>
+        <w:t>Repository set up and initials files committed.</w:t>
+      </w:r>
+    </w:p>
+    <w:p>
+      <w:pPr>
+        <w:pStyle w:val="Heading1"/>
+        <w:rPr>
+          <w:rFonts w:eastAsia="Times New Roman"/>
+          <w:b/>
+          <w:bCs/>
+          <w:color w:val="000000" w:themeColor="text1"/>
+          <w:sz w:val="28"/>
+          <w:szCs w:val="28"/>
+          <w:lang w:eastAsia="en-ZA"/>
+        </w:rPr>
+      </w:pPr>
+      <w:bookmarkStart w:id="26" w:name="_Toc240493232"/>
+      <w:r>
+        <w:rPr>
+          <w:rFonts w:eastAsia="Times New Roman"/>
+          <w:b/>
+          <w:bCs/>
+          <w:color w:val="000000" w:themeColor="text1"/>
+          <w:sz w:val="28"/>
+          <w:szCs w:val="28"/>
+          <w:lang w:eastAsia="en-ZA"/>
+        </w:rPr>
+        <w:t>Future Improvements</w:t>
+      </w:r>
+      <w:bookmarkEnd w:id="26"/>
+      <w:r>
+        <w:rPr>
+          <w:rFonts w:eastAsia="Times New Roman"/>
+          <w:b/>
+          <w:bCs/>
+          <w:color w:val="000000" w:themeColor="text1"/>
+          <w:sz w:val="28"/>
+          <w:szCs w:val="28"/>
+          <w:lang w:eastAsia="en-ZA"/>
+        </w:rPr>
+        <w:t xml:space="preserve"> </w:t>
+      </w:r>
+    </w:p>
+    <w:p>
+      <w:pPr>
+        <w:rPr>
+          <w:rFonts w:eastAsia="Times New Roman"/>
+          <w:lang w:eastAsia="en-ZA"/>
+        </w:rPr>
+      </w:pPr>
+      <w:r>
+        <w:rPr>
+          <w:rFonts w:eastAsia="Times New Roman"/>
+          <w:lang w:eastAsia="en-ZA"/>
+        </w:rPr>
+        <w:t>Future improvements to the website may include: </w:t>
+      </w:r>
+    </w:p>
+    <w:p>
+      <w:pPr>
+        <w:pStyle w:val="ListParagraph"/>
+        <w:numPr>
+          <w:ilvl w:val="0"/>
+          <w:numId w:val="29"/>
+        </w:numPr>
+        <w:spacing w:before="100" w:beforeAutospacing="1" w:after="100" w:afterAutospacing="1" w:line="360" w:lineRule="auto"/>
+        <w:rPr>
+          <w:rFonts w:eastAsia="Times New Roman" w:cs="Times New Roman"/>
+          <w:kern w:val="0"/>
+          <w:sz w:val="22"/>
+          <w:szCs w:val="22"/>
+          <w:lang w:eastAsia="en-ZA"/>
+          <w14:ligatures w14:val="none"/>
+        </w:rPr>
+      </w:pPr>
+      <w:r>
+        <w:rPr>
+          <w:rFonts w:eastAsia="Times New Roman" w:cs="Times New Roman"/>
+          <w:kern w:val="0"/>
+          <w:sz w:val="22"/>
+          <w:szCs w:val="22"/>
+          <w:lang w:eastAsia="en-ZA"/>
+          <w14:ligatures w14:val="none"/>
+        </w:rPr>
+        <w:t>Implementing</w:t>
+      </w:r>
+      <w:r>
+        <w:rPr>
+          <w:rFonts w:eastAsia="Times New Roman" w:cs="Times New Roman"/>
+          <w:kern w:val="0"/>
+          <w:sz w:val="22"/>
+          <w:szCs w:val="22"/>
+          <w:lang w:eastAsia="en-ZA"/>
+          <w14:ligatures w14:val="none"/>
+        </w:rPr>
+        <w:t xml:space="preserve"> customer reviews and testimonials</w:t>
+      </w:r>
+      <w:r>
+        <w:rPr>
+          <w:rFonts w:eastAsia="Times New Roman" w:cs="Times New Roman"/>
+          <w:kern w:val="0"/>
+          <w:sz w:val="22"/>
+          <w:szCs w:val="22"/>
+          <w:lang w:eastAsia="en-ZA"/>
+          <w14:ligatures w14:val="none"/>
+        </w:rPr>
+        <w:t xml:space="preserve"> page</w:t>
+      </w:r>
+      <w:r>
+        <w:rPr>
+          <w:rFonts w:eastAsia="Times New Roman" w:cs="Times New Roman"/>
+          <w:kern w:val="0"/>
+          <w:sz w:val="22"/>
+          <w:szCs w:val="22"/>
+          <w:lang w:eastAsia="en-ZA"/>
+          <w14:ligatures w14:val="none"/>
+        </w:rPr>
+        <w:t>. </w:t>
+      </w:r>
+    </w:p>
+    <w:p>
+      <w:pPr>
+        <w:pStyle w:val="ListParagraph"/>
+        <w:numPr>
+          <w:ilvl w:val="0"/>
+          <w:numId w:val="29"/>
+        </w:numPr>
+        <w:spacing w:before="100" w:beforeAutospacing="1" w:after="100" w:afterAutospacing="1" w:line="360" w:lineRule="auto"/>
+        <w:rPr>
+          <w:rFonts w:eastAsia="Times New Roman" w:cs="Times New Roman"/>
+          <w:kern w:val="0"/>
+          <w:sz w:val="22"/>
+          <w:szCs w:val="22"/>
+          <w:lang w:eastAsia="en-ZA"/>
+          <w14:ligatures w14:val="none"/>
+        </w:rPr>
+      </w:pPr>
+      <w:r>
+        <w:rPr>
+          <w:rFonts w:eastAsia="Times New Roman" w:cs="Times New Roman"/>
+          <w:kern w:val="0"/>
+          <w:sz w:val="22"/>
+          <w:szCs w:val="22"/>
+          <w:lang w:eastAsia="en-ZA"/>
+          <w14:ligatures w14:val="none"/>
+        </w:rPr>
+        <w:lastRenderedPageBreak/>
+        <w:t>Adding social media links. </w:t>
+      </w:r>
+    </w:p>
+    <w:p>
+      <w:pPr>
+        <w:pStyle w:val="ListParagraph"/>
+        <w:numPr>
+          <w:ilvl w:val="0"/>
+          <w:numId w:val="29"/>
+        </w:numPr>
+        <w:spacing w:before="100" w:beforeAutospacing="1" w:after="100" w:afterAutospacing="1" w:line="360" w:lineRule="auto"/>
+        <w:rPr>
+          <w:rFonts w:eastAsia="Times New Roman" w:cs="Times New Roman"/>
+          <w:kern w:val="0"/>
+          <w:sz w:val="22"/>
+          <w:szCs w:val="22"/>
+          <w:lang w:eastAsia="en-ZA"/>
+          <w14:ligatures w14:val="none"/>
+        </w:rPr>
+      </w:pPr>
+      <w:r>
+        <w:rPr>
+          <w:rFonts w:eastAsia="Times New Roman" w:cs="Times New Roman"/>
+          <w:kern w:val="0"/>
+          <w:sz w:val="22"/>
+          <w:szCs w:val="22"/>
+          <w:lang w:eastAsia="en-ZA"/>
+          <w14:ligatures w14:val="none"/>
+        </w:rPr>
+        <w:t xml:space="preserve">Improving </w:t>
+      </w:r>
+      <w:r>
+        <w:rPr>
+          <w:rFonts w:eastAsia="Times New Roman" w:cs="Times New Roman"/>
+          <w:kern w:val="0"/>
+          <w:sz w:val="22"/>
+          <w:szCs w:val="22"/>
+          <w:lang w:eastAsia="en-ZA"/>
+          <w14:ligatures w14:val="none"/>
+        </w:rPr>
+        <w:t>by implement</w:t>
+      </w:r>
+      <w:r>
+        <w:rPr>
+          <w:rFonts w:eastAsia="Times New Roman" w:cs="Times New Roman"/>
+          <w:kern w:val="0"/>
+          <w:sz w:val="22"/>
+          <w:szCs w:val="22"/>
+          <w:lang w:eastAsia="en-ZA"/>
+          <w14:ligatures w14:val="none"/>
+        </w:rPr>
+        <w:t>ing</w:t>
+      </w:r>
+      <w:r>
+        <w:rPr>
+          <w:rFonts w:eastAsia="Times New Roman" w:cs="Times New Roman"/>
+          <w:kern w:val="0"/>
+          <w:sz w:val="22"/>
+          <w:szCs w:val="22"/>
+          <w:lang w:eastAsia="en-ZA"/>
+          <w14:ligatures w14:val="none"/>
+        </w:rPr>
+        <w:t xml:space="preserve"> an online booking system. </w:t>
+      </w:r>
+    </w:p>
+    <w:p>
+      <w:pPr>
+        <w:pStyle w:val="ListParagraph"/>
+        <w:numPr>
+          <w:ilvl w:val="0"/>
+          <w:numId w:val="29"/>
+        </w:numPr>
+        <w:spacing w:before="100" w:beforeAutospacing="1" w:after="100" w:afterAutospacing="1" w:line="360" w:lineRule="auto"/>
+        <w:rPr>
+          <w:rFonts w:eastAsia="Times New Roman" w:cs="Times New Roman"/>
+          <w:kern w:val="0"/>
+          <w:sz w:val="22"/>
+          <w:szCs w:val="22"/>
+          <w:lang w:eastAsia="en-ZA"/>
+          <w14:ligatures w14:val="none"/>
+        </w:rPr>
+      </w:pPr>
+      <w:r>
+        <w:rPr>
+          <w:rFonts w:eastAsia="Times New Roman" w:cs="Times New Roman"/>
+          <w:kern w:val="0"/>
+          <w:sz w:val="22"/>
+          <w:szCs w:val="22"/>
+          <w:lang w:eastAsia="en-ZA"/>
+          <w14:ligatures w14:val="none"/>
+        </w:rPr>
+        <w:t>Showcase</w:t>
+      </w:r>
+      <w:r>
+        <w:rPr>
+          <w:rFonts w:eastAsia="Times New Roman" w:cs="Times New Roman"/>
+          <w:kern w:val="0"/>
+          <w:sz w:val="22"/>
+          <w:szCs w:val="22"/>
+          <w:lang w:eastAsia="en-ZA"/>
+          <w14:ligatures w14:val="none"/>
+        </w:rPr>
+        <w:t xml:space="preserve"> more treatment photographs. </w:t>
+      </w:r>
+    </w:p>
+    <w:p>
+      <w:pPr>
+        <w:pStyle w:val="ListParagraph"/>
+        <w:numPr>
+          <w:ilvl w:val="0"/>
+          <w:numId w:val="29"/>
+        </w:numPr>
+        <w:spacing w:before="100" w:beforeAutospacing="1" w:after="100" w:afterAutospacing="1" w:line="360" w:lineRule="auto"/>
+        <w:rPr>
+          <w:rFonts w:eastAsia="Times New Roman" w:cs="Times New Roman"/>
+          <w:kern w:val="0"/>
+          <w:sz w:val="22"/>
+          <w:szCs w:val="22"/>
+          <w:lang w:eastAsia="en-ZA"/>
+          <w14:ligatures w14:val="none"/>
+        </w:rPr>
+      </w:pPr>
+      <w:r>
+        <w:rPr>
+          <w:rFonts w:eastAsia="Times New Roman" w:cs="Times New Roman"/>
+          <w:kern w:val="0"/>
+          <w:sz w:val="22"/>
+          <w:szCs w:val="22"/>
+          <w:lang w:eastAsia="en-ZA"/>
+          <w14:ligatures w14:val="none"/>
+        </w:rPr>
+        <w:t>Having</w:t>
+      </w:r>
+      <w:r>
+        <w:rPr>
+          <w:rFonts w:eastAsia="Times New Roman" w:cs="Times New Roman"/>
+          <w:kern w:val="0"/>
+          <w:sz w:val="22"/>
+          <w:szCs w:val="22"/>
+          <w:lang w:eastAsia="en-ZA"/>
+          <w14:ligatures w14:val="none"/>
+        </w:rPr>
+        <w:t xml:space="preserve"> more package options. </w:t>
+      </w:r>
+    </w:p>
+    <w:p>
+      <w:pPr>
+        <w:pStyle w:val="ListParagraph"/>
+        <w:numPr>
+          <w:ilvl w:val="0"/>
+          <w:numId w:val="29"/>
+        </w:numPr>
+        <w:spacing w:before="100" w:beforeAutospacing="1" w:after="100" w:afterAutospacing="1" w:line="360" w:lineRule="auto"/>
+        <w:rPr>
+          <w:rFonts w:eastAsia="Times New Roman" w:cs="Times New Roman"/>
+          <w:kern w:val="0"/>
+          <w:sz w:val="22"/>
+          <w:szCs w:val="22"/>
+          <w:lang w:eastAsia="en-ZA"/>
+          <w14:ligatures w14:val="none"/>
+        </w:rPr>
+      </w:pPr>
+      <w:r>
+        <w:rPr>
+          <w:rFonts w:eastAsia="Times New Roman" w:cs="Times New Roman"/>
+          <w:kern w:val="0"/>
+          <w:sz w:val="22"/>
+          <w:szCs w:val="22"/>
+          <w:lang w:eastAsia="en-ZA"/>
+          <w14:ligatures w14:val="none"/>
+        </w:rPr>
+        <w:t>Improving accessibility and mobile responsiveness. </w:t>
+      </w:r>
+    </w:p>
+    <w:p>
+      <w:pPr>
+        <w:pStyle w:val="ListParagraph"/>
+        <w:numPr>
+          <w:ilvl w:val="0"/>
+          <w:numId w:val="29"/>
+        </w:numPr>
+        <w:spacing w:before="100" w:beforeAutospacing="1" w:after="100" w:afterAutospacing="1" w:line="360" w:lineRule="auto"/>
+        <w:rPr>
+          <w:rFonts w:eastAsia="Times New Roman" w:cs="Times New Roman"/>
+          <w:kern w:val="0"/>
+          <w:sz w:val="22"/>
+          <w:szCs w:val="22"/>
+          <w:lang w:eastAsia="en-ZA"/>
+          <w14:ligatures w14:val="none"/>
+        </w:rPr>
+      </w:pPr>
+      <w:r>
+        <w:rPr>
+          <w:rFonts w:eastAsia="Times New Roman" w:cs="Times New Roman"/>
+          <w:kern w:val="0"/>
+          <w:sz w:val="22"/>
+          <w:szCs w:val="22"/>
+          <w:lang w:eastAsia="en-ZA"/>
+          <w14:ligatures w14:val="none"/>
+        </w:rPr>
+        <w:t>Introducing</w:t>
+      </w:r>
+      <w:r>
+        <w:rPr>
+          <w:rFonts w:eastAsia="Times New Roman" w:cs="Times New Roman"/>
+          <w:kern w:val="0"/>
+          <w:sz w:val="22"/>
+          <w:szCs w:val="22"/>
+          <w:lang w:eastAsia="en-ZA"/>
+          <w14:ligatures w14:val="none"/>
+        </w:rPr>
+        <w:t xml:space="preserve"> an online payment option. </w:t>
+      </w:r>
+    </w:p>
+    <w:p>
+      <w:pPr>
+        <w:pStyle w:val="ListParagraph"/>
+        <w:numPr>
+          <w:ilvl w:val="0"/>
+          <w:numId w:val="29"/>
+        </w:numPr>
+        <w:spacing w:before="100" w:beforeAutospacing="1" w:after="100" w:afterAutospacing="1" w:line="360" w:lineRule="auto"/>
+        <w:rPr>
+          <w:rFonts w:eastAsia="Times New Roman" w:cs="Times New Roman"/>
+          <w:kern w:val="0"/>
+          <w:sz w:val="22"/>
+          <w:szCs w:val="22"/>
+          <w:lang w:eastAsia="en-ZA"/>
+          <w14:ligatures w14:val="none"/>
+        </w:rPr>
+      </w:pPr>
+      <w:r>
+        <w:rPr>
+          <w:rFonts w:eastAsia="Times New Roman" w:cs="Times New Roman"/>
+          <w:kern w:val="0"/>
+          <w:sz w:val="22"/>
+          <w:szCs w:val="22"/>
+          <w:lang w:eastAsia="en-ZA"/>
+          <w14:ligatures w14:val="none"/>
+        </w:rPr>
+        <w:t>Updating services and prices when required. </w:t>
+      </w:r>
+    </w:p>
+    <w:p>
+      <w:pPr>
+        <w:pStyle w:val="Heading1"/>
+        <w:rPr>
+          <w:rFonts w:eastAsia="Times New Roman"/>
+          <w:b/>
+          <w:bCs/>
+          <w:color w:val="000000" w:themeColor="text1"/>
+          <w:sz w:val="28"/>
+          <w:szCs w:val="28"/>
+          <w:lang w:eastAsia="en-ZA"/>
+        </w:rPr>
+      </w:pPr>
+      <w:bookmarkStart w:id="27" w:name="_Toc240493233"/>
+      <w:r>
+        <w:rPr>
+          <w:rFonts w:eastAsia="Times New Roman"/>
+          <w:b/>
+          <w:bCs/>
+          <w:color w:val="000000" w:themeColor="text1"/>
+          <w:sz w:val="28"/>
+          <w:szCs w:val="28"/>
+          <w:lang w:eastAsia="en-ZA"/>
+        </w:rPr>
+        <w:t xml:space="preserve">Part 2 Details (CSS and </w:t>
+      </w:r>
+      <w:r>
+        <w:rPr>
+          <w:rFonts w:eastAsia="Times New Roman"/>
+          <w:b/>
+          <w:bCs/>
+          <w:color w:val="000000" w:themeColor="text1"/>
+          <w:sz w:val="28"/>
+          <w:szCs w:val="28"/>
+          <w:lang w:eastAsia="en-ZA"/>
+        </w:rPr>
+        <w:t>Responsive Design)</w:t>
+      </w:r>
+      <w:bookmarkEnd w:id="27"/>
+    </w:p>
+    <w:p>
+      <w:pPr>
+        <w:pStyle w:val="ListParagraph"/>
+        <w:numPr>
+          <w:ilvl w:val="0"/>
+          <w:numId w:val="30"/>
+        </w:numPr>
+        <w:spacing w:before="100" w:beforeAutospacing="1" w:after="100" w:afterAutospacing="1" w:line="360" w:lineRule="auto"/>
+        <w:rPr>
+          <w:rFonts w:eastAsia="Times New Roman" w:cs="Times New Roman"/>
+          <w:kern w:val="0"/>
+          <w:sz w:val="22"/>
+          <w:szCs w:val="22"/>
+          <w:lang w:eastAsia="en-ZA"/>
+          <w14:ligatures w14:val="none"/>
+        </w:rPr>
+      </w:pPr>
+      <w:r>
+        <w:rPr>
+          <w:rFonts w:eastAsia="Times New Roman" w:cs="Times New Roman"/>
+          <w:kern w:val="0"/>
+          <w:sz w:val="22"/>
+          <w:szCs w:val="22"/>
+          <w:lang w:eastAsia="en-ZA"/>
+          <w14:ligatures w14:val="none"/>
+        </w:rPr>
+        <w:t xml:space="preserve">External Stylesheet: Styled using </w:t>
+      </w:r>
+      <w:r>
+        <w:rPr>
+          <w:rFonts w:eastAsia="Times New Roman" w:cs="Times New Roman"/>
+          <w:kern w:val="0"/>
+          <w:sz w:val="22"/>
+          <w:szCs w:val="22"/>
+          <w:lang w:eastAsia="en-ZA"/>
+          <w14:ligatures w14:val="none"/>
+        </w:rPr>
+        <w:t>c</w:t>
+      </w:r>
+      <w:r>
+        <w:rPr>
+          <w:rFonts w:eastAsia="Times New Roman" w:cs="Times New Roman"/>
+          <w:kern w:val="0"/>
+          <w:sz w:val="22"/>
+          <w:szCs w:val="22"/>
+          <w:lang w:eastAsia="en-ZA"/>
+          <w14:ligatures w14:val="none"/>
+        </w:rPr>
+        <w:t>ss/style.css with baseline typography, custom colour palette, and CSS reset rules.</w:t>
+      </w:r>
+    </w:p>
+    <w:p>
+      <w:pPr>
+        <w:pStyle w:val="ListParagraph"/>
+        <w:numPr>
+          <w:ilvl w:val="0"/>
+          <w:numId w:val="30"/>
+        </w:numPr>
+        <w:spacing w:before="100" w:beforeAutospacing="1" w:after="100" w:afterAutospacing="1" w:line="360" w:lineRule="auto"/>
+        <w:rPr>
+          <w:rFonts w:eastAsia="Times New Roman" w:cs="Times New Roman"/>
+          <w:kern w:val="0"/>
+          <w:sz w:val="22"/>
+          <w:szCs w:val="22"/>
+          <w:lang w:eastAsia="en-ZA"/>
+          <w14:ligatures w14:val="none"/>
+        </w:rPr>
+      </w:pPr>
+      <w:r>
+        <w:rPr>
+          <w:rFonts w:eastAsia="Times New Roman" w:cs="Times New Roman"/>
+          <w:kern w:val="0"/>
+          <w:sz w:val="22"/>
+          <w:szCs w:val="22"/>
+          <w:lang w:eastAsia="en-ZA"/>
+          <w14:ligatures w14:val="none"/>
+        </w:rPr>
+        <w:t>Layout Techn</w:t>
+      </w:r>
+      <w:r>
+        <w:rPr>
+          <w:rFonts w:eastAsia="Times New Roman" w:cs="Times New Roman"/>
+          <w:kern w:val="0"/>
+          <w:sz w:val="22"/>
+          <w:szCs w:val="22"/>
+          <w:lang w:eastAsia="en-ZA"/>
+          <w14:ligatures w14:val="none"/>
+        </w:rPr>
+        <w:t>iques: Flexible layout structures implemented using</w:t>
+      </w:r>
+      <w:r>
+        <w:rPr>
+          <w:rFonts w:eastAsia="Times New Roman" w:cs="Times New Roman"/>
+          <w:kern w:val="0"/>
+          <w:sz w:val="22"/>
+          <w:szCs w:val="22"/>
+          <w:lang w:eastAsia="en-ZA"/>
+          <w14:ligatures w14:val="none"/>
+        </w:rPr>
+        <w:t xml:space="preserve"> CSS Grid for mul</w:t>
+      </w:r>
+      <w:r>
+        <w:rPr>
+          <w:rFonts w:eastAsia="Times New Roman" w:cs="Times New Roman"/>
+          <w:kern w:val="0"/>
+          <w:sz w:val="22"/>
+          <w:szCs w:val="22"/>
+          <w:lang w:eastAsia="en-ZA"/>
+          <w14:ligatures w14:val="none"/>
+        </w:rPr>
+        <w:t>t</w:t>
+      </w:r>
+      <w:r>
+        <w:rPr>
+          <w:rFonts w:eastAsia="Times New Roman" w:cs="Times New Roman"/>
+          <w:kern w:val="0"/>
+          <w:sz w:val="22"/>
+          <w:szCs w:val="22"/>
+          <w:lang w:eastAsia="en-ZA"/>
+          <w14:ligatures w14:val="none"/>
+        </w:rPr>
+        <w:t>i-column a</w:t>
+      </w:r>
+      <w:r>
+        <w:rPr>
+          <w:rFonts w:eastAsia="Times New Roman" w:cs="Times New Roman"/>
+          <w:kern w:val="0"/>
+          <w:sz w:val="22"/>
+          <w:szCs w:val="22"/>
+          <w:lang w:eastAsia="en-ZA"/>
+          <w14:ligatures w14:val="none"/>
+        </w:rPr>
+        <w:t>lignment.</w:t>
+      </w:r>
+    </w:p>
+    <w:p>
+      <w:pPr>
+        <w:pStyle w:val="ListParagraph"/>
+        <w:numPr>
+          <w:ilvl w:val="0"/>
+          <w:numId w:val="30"/>
+        </w:numPr>
+        <w:spacing w:before="100" w:beforeAutospacing="1" w:after="100" w:afterAutospacing="1" w:line="360" w:lineRule="auto"/>
+        <w:rPr>
+          <w:rFonts w:eastAsia="Times New Roman" w:cs="Times New Roman"/>
+          <w:kern w:val="0"/>
+          <w:sz w:val="22"/>
+          <w:szCs w:val="22"/>
+          <w:lang w:eastAsia="en-ZA"/>
+          <w14:ligatures w14:val="none"/>
+        </w:rPr>
+      </w:pPr>
+      <w:r>
+        <w:rPr>
+          <w:rFonts w:eastAsia="Times New Roman" w:cs="Times New Roman"/>
+          <w:kern w:val="0"/>
+          <w:sz w:val="22"/>
+          <w:szCs w:val="22"/>
+          <w:lang w:eastAsia="en-ZA"/>
+          <w14:ligatures w14:val="none"/>
+        </w:rPr>
+        <w:t xml:space="preserve">Breakpoints and Media Queries: Customized media </w:t>
+      </w:r>
+      <w:r>
+        <w:rPr>
+          <w:rFonts w:eastAsia="Times New Roman" w:cs="Times New Roman"/>
+          <w:kern w:val="0"/>
+          <w:sz w:val="22"/>
+          <w:szCs w:val="22"/>
+          <w:lang w:eastAsia="en-ZA"/>
+          <w14:ligatures w14:val="none"/>
+        </w:rPr>
+        <w:t>queries targeting desktop</w:t>
+      </w:r>
+      <w:r>
+        <w:rPr>
+          <w:rFonts w:eastAsia="Times New Roman" w:cs="Times New Roman"/>
+          <w:kern w:val="0"/>
+          <w:sz w:val="22"/>
+          <w:szCs w:val="22"/>
+          <w:lang w:eastAsia="en-ZA"/>
+          <w14:ligatures w14:val="none"/>
+        </w:rPr>
+        <w:t>, t</w:t>
+      </w:r>
+      <w:r>
+        <w:rPr>
+          <w:rFonts w:eastAsia="Times New Roman" w:cs="Times New Roman"/>
+          <w:kern w:val="0"/>
+          <w:sz w:val="22"/>
+          <w:szCs w:val="22"/>
+          <w:lang w:eastAsia="en-ZA"/>
+          <w14:ligatures w14:val="none"/>
+        </w:rPr>
+        <w:t>ablet and mo</w:t>
+      </w:r>
+      <w:r>
+        <w:rPr>
+          <w:rFonts w:eastAsia="Times New Roman" w:cs="Times New Roman"/>
+          <w:kern w:val="0"/>
+          <w:sz w:val="22"/>
+          <w:szCs w:val="22"/>
+          <w:lang w:eastAsia="en-ZA"/>
+          <w14:ligatures w14:val="none"/>
+        </w:rPr>
+        <w:t>bile viewpoints.</w:t>
+      </w:r>
+    </w:p>
+    <w:p>
+      <w:pPr>
+        <w:spacing w:before="100" w:beforeAutospacing="1" w:after="100" w:afterAutospacing="1" w:line="360" w:lineRule="auto"/>
+        <w:contextualSpacing/>
+        <w:rPr>
+          <w:rFonts w:eastAsia="Times New Roman" w:cs="Times New Roman"/>
+          <w:b/>
+          <w:bCs/>
+          <w:color w:val="000000" w:themeColor="text1"/>
+          <w:kern w:val="0"/>
+          <w:sz w:val="22"/>
+          <w:szCs w:val="22"/>
+          <w:lang w:eastAsia="en-ZA"/>
+          <w14:ligatures w14:val="none"/>
+        </w:rPr>
+      </w:pPr>
+      <w:r>
+        <w:rPr>
+          <w:rFonts w:eastAsia="Times New Roman" w:cs="Times New Roman"/>
+          <w:b/>
+          <w:bCs/>
+          <w:color w:val="000000" w:themeColor="text1"/>
+          <w:kern w:val="0"/>
+          <w:sz w:val="22"/>
+          <w:szCs w:val="22"/>
+          <w:lang w:eastAsia="en-ZA"/>
+          <w14:ligatures w14:val="none"/>
+        </w:rPr>
+        <w:t>Responsive Des</w:t>
+      </w:r>
+      <w:r>
+        <w:rPr>
+          <w:rFonts w:eastAsia="Times New Roman" w:cs="Times New Roman"/>
+          <w:b/>
+          <w:bCs/>
+          <w:color w:val="000000" w:themeColor="text1"/>
+          <w:kern w:val="0"/>
+          <w:sz w:val="22"/>
+          <w:szCs w:val="22"/>
+          <w:lang w:eastAsia="en-ZA"/>
+          <w14:ligatures w14:val="none"/>
+        </w:rPr>
+        <w:t>ign Evidence</w:t>
+      </w:r>
+    </w:p>
+    <w:p>
+      <w:pPr>
+        <w:spacing w:before="100" w:beforeAutospacing="1" w:after="100" w:afterAutospacing="1" w:line="360" w:lineRule="auto"/>
+        <w:contextualSpacing/>
+        <w:rPr>
+          <w:rFonts w:eastAsia="Times New Roman" w:cs="Times New Roman"/>
+          <w:color w:val="000000" w:themeColor="text1"/>
+          <w:kern w:val="0"/>
+          <w:sz w:val="22"/>
+          <w:szCs w:val="22"/>
+          <w:lang w:eastAsia="en-ZA"/>
+          <w14:ligatures w14:val="none"/>
+        </w:rPr>
+      </w:pPr>
+      <w:r>
+        <w:rPr>
+          <w:rFonts w:eastAsia="Times New Roman" w:cs="Times New Roman"/>
+          <w:color w:val="000000" w:themeColor="text1"/>
+          <w:kern w:val="0"/>
+          <w:sz w:val="22"/>
+          <w:szCs w:val="22"/>
+          <w:lang w:eastAsia="en-ZA"/>
+          <w14:ligatures w14:val="none"/>
+        </w:rPr>
+        <w:t>Des</w:t>
+      </w:r>
+      <w:r>
+        <w:rPr>
+          <w:rFonts w:eastAsia="Times New Roman" w:cs="Times New Roman"/>
+          <w:color w:val="000000" w:themeColor="text1"/>
+          <w:kern w:val="0"/>
+          <w:sz w:val="22"/>
+          <w:szCs w:val="22"/>
+          <w:lang w:eastAsia="en-ZA"/>
+          <w14:ligatures w14:val="none"/>
+        </w:rPr>
+        <w:t>ktop View</w:t>
+      </w:r>
+      <w:r>
+        <w:rPr>
+          <w:rFonts w:eastAsia="Times New Roman" w:cs="Times New Roman"/>
+          <w:color w:val="000000" w:themeColor="text1"/>
+          <w:kern w:val="0"/>
+          <w:sz w:val="22"/>
+          <w:szCs w:val="22"/>
+          <w:lang w:eastAsia="en-ZA"/>
+          <w14:ligatures w14:val="none"/>
+        </w:rPr>
+        <w:t>, Tablet view and Mobile view</w:t>
+      </w:r>
+    </w:p>
+    <w:p>
+      <w:pPr>
+        <w:spacing w:before="100" w:beforeAutospacing="1" w:after="100" w:afterAutospacing="1" w:line="360" w:lineRule="auto"/>
+        <w:contextualSpacing/>
+        <w:rPr>
+          <w:rFonts w:eastAsia="Times New Roman" w:cs="Times New Roman"/>
+          <w:color w:val="000000" w:themeColor="text1"/>
+          <w:kern w:val="0"/>
+          <w:sz w:val="22"/>
+          <w:szCs w:val="22"/>
+          <w:lang w:eastAsia="en-ZA"/>
+          <w14:ligatures w14:val="none"/>
+        </w:rPr>
+      </w:pPr>
+    </w:p>
+    <w:p>
+      <w:pPr>
+        <w:spacing w:before="100" w:beforeAutospacing="1" w:after="100" w:afterAutospacing="1" w:line="360" w:lineRule="auto"/>
+        <w:contextualSpacing/>
+        <w:rPr>
+          <w:rFonts w:eastAsia="Times New Roman" w:cs="Times New Roman"/>
+          <w:color w:val="000000" w:themeColor="text1"/>
+          <w:kern w:val="0"/>
+          <w:sz w:val="22"/>
+          <w:szCs w:val="22"/>
+          <w:lang w:eastAsia="en-ZA"/>
+          <w14:ligatures w14:val="none"/>
+        </w:rPr>
+      </w:pPr>
+      <w:r>
+        <w:rPr>
+          <w:rFonts w:eastAsia="Times New Roman" w:cs="Times New Roman"/>
+          <w:noProof/>
+          <w:color w:val="000000" w:themeColor="text1"/>
+          <w:kern w:val="0"/>
+          <w:sz w:val="22"/>
+          <w:szCs w:val="22"/>
+          <w:lang w:eastAsia="en-ZA"/>
+        </w:rPr>
+        <w:drawing>
+          <wp:inline distT="0" distB="0" distL="0" distR="0" wp14:anchorId="5ECD25DA" wp14:editId="184C56A7">
+            <wp:extent cx="2833635" cy="1889090"/>
+            <wp:effectExtent l="0" t="0" r="5080" b="0"/>
+            <wp:docPr id="647719063" name="Picture 5"/>
+            <wp:cNvGraphicFramePr>
+              <a:graphicFrameLocks xmlns:a="http://schemas.openxmlformats.org/drawingml/2006/main" noChangeAspect="1"/>
+            </wp:cNvGraphicFramePr>
+            <a:graphic xmlns:a="http://schemas.openxmlformats.org/drawingml/2006/main">
+              <a:graphicData uri="http://schemas.openxmlformats.org/drawingml/2006/picture">
+                <pic:pic xmlns:pic="http://schemas.openxmlformats.org/drawingml/2006/picture">
+                  <pic:nvPicPr>
+                    <pic:cNvPr id="647719063" name="Picture 647719063"/>
+                    <pic:cNvPicPr/>
+                  </pic:nvPicPr>
+                  <pic:blipFill>
+                    <a:blip r:embed="rId16">
+                      <a:extLst>
+                        <a:ext uri="{28A0092B-C50C-407E-A947-70E740481C1C}">
+                          <a14:useLocalDpi xmlns:a14="http://schemas.microsoft.com/office/drawing/2010/main" val="0"/>
+                        </a:ext>
+                      </a:extLst>
+                    </a:blip>
+                    <a:stretch>
+                      <a:fillRect/>
+                    </a:stretch>
+                  </pic:blipFill>
+                  <pic:spPr>
+                    <a:xfrm>
+                      <a:off x="0" y="0"/>
+                      <a:ext cx="2839845" cy="1893230"/>
+                    </a:xfrm>
+                    <a:prstGeom prst="rect">
+                      <a:avLst/>
+                    </a:prstGeom>
+                  </pic:spPr>
+                </pic:pic>
+              </a:graphicData>
+            </a:graphic>
+          </wp:inline>
+        </w:drawing>
+      </w:r>
+    </w:p>
+    <w:p>
+      <w:pPr>
+        <w:spacing w:before="100" w:beforeAutospacing="1" w:after="100" w:afterAutospacing="1" w:line="360" w:lineRule="auto"/>
+        <w:contextualSpacing/>
+        <w:rPr>
+          <w:rFonts w:eastAsia="Times New Roman" w:cs="Times New Roman"/>
+          <w:color w:val="000000" w:themeColor="text1"/>
+          <w:kern w:val="0"/>
+          <w:sz w:val="22"/>
+          <w:szCs w:val="22"/>
+          <w:lang w:eastAsia="en-ZA"/>
+          <w14:ligatures w14:val="none"/>
+        </w:rPr>
+      </w:pPr>
+    </w:p>
+    <w:p>
+      <w:pPr>
+        <w:spacing w:before="100" w:beforeAutospacing="1" w:after="100" w:afterAutospacing="1" w:line="360" w:lineRule="auto"/>
+        <w:contextualSpacing/>
+        <w:rPr>
+          <w:rFonts w:eastAsia="Times New Roman" w:cs="Times New Roman"/>
+          <w:color w:val="000000" w:themeColor="text1"/>
+          <w:kern w:val="0"/>
+          <w:sz w:val="22"/>
+          <w:szCs w:val="22"/>
+          <w:lang w:eastAsia="en-ZA"/>
+          <w14:ligatures w14:val="none"/>
+        </w:rPr>
+      </w:pPr>
+      <w:r>
+        <w:rPr>
+          <w:rFonts w:eastAsia="Times New Roman" w:cs="Times New Roman"/>
+          <w:noProof/>
+          <w:color w:val="000000" w:themeColor="text1"/>
+          <w:kern w:val="0"/>
+          <w:sz w:val="22"/>
+          <w:szCs w:val="22"/>
+          <w:lang w:eastAsia="en-ZA"/>
+        </w:rPr>
+        <w:lastRenderedPageBreak/>
+        <w:drawing>
+          <wp:inline distT="0" distB="0" distL="0" distR="0" wp14:anchorId="1AC2B257" wp14:editId="3A406369">
+            <wp:extent cx="3386295" cy="1920585"/>
+            <wp:effectExtent l="0" t="0" r="5080" b="3810"/>
+            <wp:docPr id="1914168744" name="Picture 4"/>
+            <wp:cNvGraphicFramePr>
+              <a:graphicFrameLocks xmlns:a="http://schemas.openxmlformats.org/drawingml/2006/main" noChangeAspect="1"/>
+            </wp:cNvGraphicFramePr>
+            <a:graphic xmlns:a="http://schemas.openxmlformats.org/drawingml/2006/main">
+              <a:graphicData uri="http://schemas.openxmlformats.org/drawingml/2006/picture">
+                <pic:pic xmlns:pic="http://schemas.openxmlformats.org/drawingml/2006/picture">
+                  <pic:nvPicPr>
+                    <pic:cNvPr id="1914168744" name="Picture 1914168744"/>
+                    <pic:cNvPicPr/>
+                  </pic:nvPicPr>
+                  <pic:blipFill>
+                    <a:blip r:embed="rId17">
+                      <a:extLst>
+                        <a:ext uri="{28A0092B-C50C-407E-A947-70E740481C1C}">
+                          <a14:useLocalDpi xmlns:a14="http://schemas.microsoft.com/office/drawing/2010/main" val="0"/>
+                        </a:ext>
+                      </a:extLst>
+                    </a:blip>
+                    <a:stretch>
+                      <a:fillRect/>
+                    </a:stretch>
+                  </pic:blipFill>
+                  <pic:spPr>
+                    <a:xfrm>
+                      <a:off x="0" y="0"/>
+                      <a:ext cx="3390882" cy="1923186"/>
+                    </a:xfrm>
+                    <a:prstGeom prst="rect">
+                      <a:avLst/>
+                    </a:prstGeom>
+                  </pic:spPr>
+                </pic:pic>
+              </a:graphicData>
+            </a:graphic>
+          </wp:inline>
+        </w:drawing>
+      </w:r>
+    </w:p>
+    <w:p>
+      <w:pPr>
+        <w:pStyle w:val="Heading1"/>
+        <w:rPr>
+          <w:rFonts w:eastAsia="Times New Roman"/>
+          <w:b/>
+          <w:bCs/>
+          <w:color w:val="000000" w:themeColor="text1"/>
+          <w:sz w:val="28"/>
+          <w:szCs w:val="28"/>
+          <w:lang w:eastAsia="en-ZA"/>
+        </w:rPr>
+      </w:pPr>
+      <w:bookmarkStart w:id="28" w:name="_Toc240493234"/>
+      <w:r>
+        <w:rPr>
+          <w:rFonts w:eastAsia="Times New Roman"/>
+          <w:b/>
+          <w:bCs/>
+          <w:color w:val="000000" w:themeColor="text1"/>
+          <w:sz w:val="28"/>
+          <w:szCs w:val="28"/>
+          <w:lang w:eastAsia="en-ZA"/>
+        </w:rPr>
+        <w:t>Part 1 Feedback</w:t>
+      </w:r>
+      <w:r>
+        <w:rPr>
+          <w:rFonts w:eastAsia="Times New Roman"/>
+          <w:b/>
+          <w:bCs/>
+          <w:color w:val="000000" w:themeColor="text1"/>
+          <w:sz w:val="28"/>
+          <w:szCs w:val="28"/>
+          <w:lang w:eastAsia="en-ZA"/>
+        </w:rPr>
+        <w:t xml:space="preserve"> Impl</w:t>
+      </w:r>
+      <w:r>
+        <w:rPr>
+          <w:rFonts w:eastAsia="Times New Roman"/>
+          <w:b/>
+          <w:bCs/>
+          <w:color w:val="000000" w:themeColor="text1"/>
+          <w:sz w:val="28"/>
+          <w:szCs w:val="28"/>
+          <w:lang w:eastAsia="en-ZA"/>
+        </w:rPr>
+        <w:t>ementation and Corrections</w:t>
+      </w:r>
+      <w:bookmarkEnd w:id="28"/>
+    </w:p>
+    <w:p>
+      <w:pPr>
+        <w:pStyle w:val="ListParagraph"/>
+        <w:numPr>
+          <w:ilvl w:val="0"/>
+          <w:numId w:val="31"/>
+        </w:numPr>
+        <w:spacing w:before="100" w:beforeAutospacing="1" w:after="100" w:afterAutospacing="1" w:line="360" w:lineRule="auto"/>
+        <w:rPr>
+          <w:rFonts w:eastAsia="Times New Roman" w:cs="Times New Roman"/>
+          <w:color w:val="000000" w:themeColor="text1"/>
+          <w:kern w:val="0"/>
+          <w:sz w:val="22"/>
+          <w:szCs w:val="22"/>
+          <w:lang w:eastAsia="en-ZA"/>
+          <w14:ligatures w14:val="none"/>
+        </w:rPr>
+      </w:pPr>
+      <w:r>
+        <w:rPr>
+          <w:rFonts w:eastAsia="Times New Roman" w:cs="Times New Roman"/>
+          <w:color w:val="000000" w:themeColor="text1"/>
+          <w:kern w:val="0"/>
+          <w:sz w:val="22"/>
+          <w:szCs w:val="22"/>
+          <w:lang w:eastAsia="en-ZA"/>
+          <w14:ligatures w14:val="none"/>
+        </w:rPr>
+        <w:t xml:space="preserve">(09 September 2026): </w:t>
+      </w:r>
+      <w:r>
+        <w:rPr>
+          <w:rFonts w:eastAsia="Times New Roman" w:cs="Times New Roman"/>
+          <w:color w:val="000000" w:themeColor="text1"/>
+          <w:kern w:val="0"/>
+          <w:sz w:val="22"/>
+          <w:szCs w:val="22"/>
+          <w:lang w:eastAsia="en-ZA"/>
+          <w14:ligatures w14:val="none"/>
+        </w:rPr>
+        <w:t>HTML file</w:t>
+      </w:r>
+      <w:r>
+        <w:rPr>
+          <w:rFonts w:eastAsia="Times New Roman" w:cs="Times New Roman"/>
+          <w:color w:val="000000" w:themeColor="text1"/>
+          <w:kern w:val="0"/>
+          <w:sz w:val="22"/>
+          <w:szCs w:val="22"/>
+          <w:lang w:eastAsia="en-ZA"/>
+          <w14:ligatures w14:val="none"/>
+        </w:rPr>
+        <w:t xml:space="preserve"> Paths- Corrected file naming and relative link</w:t>
+      </w:r>
+      <w:r>
+        <w:rPr>
+          <w:rFonts w:eastAsia="Times New Roman" w:cs="Times New Roman"/>
+          <w:color w:val="000000" w:themeColor="text1"/>
+          <w:kern w:val="0"/>
+          <w:sz w:val="22"/>
+          <w:szCs w:val="22"/>
+          <w:lang w:eastAsia="en-ZA"/>
+          <w14:ligatures w14:val="none"/>
+        </w:rPr>
+        <w:t xml:space="preserve"> paths across all navigation menus to ensure seamless page transitions</w:t>
+      </w:r>
+      <w:r>
+        <w:rPr>
+          <w:rFonts w:eastAsia="Times New Roman" w:cs="Times New Roman"/>
+          <w:color w:val="000000" w:themeColor="text1"/>
+          <w:kern w:val="0"/>
+          <w:sz w:val="22"/>
+          <w:szCs w:val="22"/>
+          <w:lang w:eastAsia="en-ZA"/>
+          <w14:ligatures w14:val="none"/>
+        </w:rPr>
+        <w:t>.</w:t>
+      </w:r>
+    </w:p>
+    <w:p>
+      <w:pPr>
+        <w:pStyle w:val="ListParagraph"/>
+        <w:numPr>
+          <w:ilvl w:val="0"/>
+          <w:numId w:val="31"/>
+        </w:numPr>
+        <w:spacing w:before="100" w:beforeAutospacing="1" w:after="100" w:afterAutospacing="1" w:line="360" w:lineRule="auto"/>
+        <w:rPr>
+          <w:rFonts w:eastAsia="Times New Roman" w:cs="Times New Roman"/>
+          <w:color w:val="000000" w:themeColor="text1"/>
+          <w:kern w:val="0"/>
+          <w:sz w:val="22"/>
+          <w:szCs w:val="22"/>
+          <w:lang w:eastAsia="en-ZA"/>
+          <w14:ligatures w14:val="none"/>
+        </w:rPr>
+      </w:pPr>
+      <w:r>
+        <w:rPr>
+          <w:rFonts w:eastAsia="Times New Roman" w:cs="Times New Roman"/>
+          <w:color w:val="000000" w:themeColor="text1"/>
+          <w:kern w:val="0"/>
+          <w:sz w:val="22"/>
+          <w:szCs w:val="22"/>
+          <w:lang w:eastAsia="en-ZA"/>
+          <w14:ligatures w14:val="none"/>
+        </w:rPr>
+        <w:t>(</w:t>
+      </w:r>
+      <w:r>
+        <w:rPr>
+          <w:rFonts w:eastAsia="Times New Roman" w:cs="Times New Roman"/>
+          <w:color w:val="000000" w:themeColor="text1"/>
+          <w:kern w:val="0"/>
+          <w:sz w:val="22"/>
+          <w:szCs w:val="22"/>
+          <w:lang w:eastAsia="en-ZA"/>
+          <w14:ligatures w14:val="none"/>
+        </w:rPr>
+        <w:t>11 September 2026</w:t>
+      </w:r>
+      <w:r>
+        <w:rPr>
+          <w:rFonts w:eastAsia="Times New Roman" w:cs="Times New Roman"/>
+          <w:color w:val="000000" w:themeColor="text1"/>
+          <w:kern w:val="0"/>
+          <w:sz w:val="22"/>
+          <w:szCs w:val="22"/>
+          <w:lang w:eastAsia="en-ZA"/>
+          <w14:ligatures w14:val="none"/>
+        </w:rPr>
+        <w:t>)</w:t>
+      </w:r>
+      <w:r>
+        <w:rPr>
+          <w:rFonts w:eastAsia="Times New Roman" w:cs="Times New Roman"/>
+          <w:color w:val="000000" w:themeColor="text1"/>
+          <w:kern w:val="0"/>
+          <w:sz w:val="22"/>
+          <w:szCs w:val="22"/>
+          <w:lang w:eastAsia="en-ZA"/>
+          <w14:ligatures w14:val="none"/>
+        </w:rPr>
+        <w:t>: Semantic Markup- Updated HTML structure to include semantic layout elements</w:t>
+      </w:r>
+      <w:r>
+        <w:rPr>
+          <w:rFonts w:eastAsia="Times New Roman" w:cs="Times New Roman"/>
+          <w:color w:val="000000" w:themeColor="text1"/>
+          <w:kern w:val="0"/>
+          <w:sz w:val="22"/>
+          <w:szCs w:val="22"/>
+          <w:lang w:eastAsia="en-ZA"/>
+          <w14:ligatures w14:val="none"/>
+        </w:rPr>
+        <w:t xml:space="preserve"> (</w:t>
+      </w:r>
+      <w:r>
+        <w:rPr>
+          <w:rFonts w:eastAsia="Times New Roman" w:cs="Times New Roman"/>
+          <w:color w:val="000000" w:themeColor="text1"/>
+          <w:kern w:val="0"/>
+          <w:sz w:val="22"/>
+          <w:szCs w:val="22"/>
+          <w:lang w:eastAsia="en-ZA"/>
+          <w14:ligatures w14:val="none"/>
+        </w:rPr>
+        <w:t xml:space="preserve">&lt;header&gt;, </w:t>
+      </w:r>
+      <w:r>
+        <w:rPr>
+          <w:rFonts w:eastAsia="Times New Roman" w:cs="Times New Roman"/>
+          <w:color w:val="000000" w:themeColor="text1"/>
+          <w:kern w:val="0"/>
+          <w:sz w:val="22"/>
+          <w:szCs w:val="22"/>
+          <w:lang w:eastAsia="en-ZA"/>
+          <w14:ligatures w14:val="none"/>
+        </w:rPr>
+        <w:t>&lt;nav&gt;, &lt;main&gt;, &lt;sections</w:t>
+      </w:r>
+      <w:r>
+        <w:rPr>
+          <w:rFonts w:eastAsia="Times New Roman" w:cs="Times New Roman"/>
+          <w:color w:val="000000" w:themeColor="text1"/>
+          <w:kern w:val="0"/>
+          <w:sz w:val="22"/>
+          <w:szCs w:val="22"/>
+          <w:lang w:eastAsia="en-ZA"/>
+          <w14:ligatures w14:val="none"/>
+        </w:rPr>
+        <w:t>&gt;, and</w:t>
+      </w:r>
+      <w:r>
+        <w:rPr>
+          <w:rFonts w:eastAsia="Times New Roman" w:cs="Times New Roman"/>
+          <w:color w:val="000000" w:themeColor="text1"/>
+          <w:kern w:val="0"/>
+          <w:sz w:val="22"/>
+          <w:szCs w:val="22"/>
+          <w:lang w:eastAsia="en-ZA"/>
+          <w14:ligatures w14:val="none"/>
+        </w:rPr>
+        <w:t xml:space="preserve"> &lt;</w:t>
+      </w:r>
+      <w:r>
+        <w:rPr>
+          <w:rFonts w:eastAsia="Times New Roman" w:cs="Times New Roman"/>
+          <w:color w:val="000000" w:themeColor="text1"/>
+          <w:kern w:val="0"/>
+          <w:sz w:val="22"/>
+          <w:szCs w:val="22"/>
+          <w:lang w:eastAsia="en-ZA"/>
+          <w14:ligatures w14:val="none"/>
+        </w:rPr>
+        <w:t>footer&gt;</w:t>
+      </w:r>
+      <w:r>
+        <w:rPr>
+          <w:rFonts w:eastAsia="Times New Roman" w:cs="Times New Roman"/>
+          <w:color w:val="000000" w:themeColor="text1"/>
+          <w:kern w:val="0"/>
+          <w:sz w:val="22"/>
+          <w:szCs w:val="22"/>
+          <w:lang w:eastAsia="en-ZA"/>
+          <w14:ligatures w14:val="none"/>
+        </w:rPr>
+        <w:t>.</w:t>
+      </w:r>
+    </w:p>
+    <w:p>
+      <w:pPr>
+        <w:pStyle w:val="ListParagraph"/>
+        <w:numPr>
+          <w:ilvl w:val="0"/>
+          <w:numId w:val="31"/>
+        </w:numPr>
+        <w:spacing w:before="100" w:beforeAutospacing="1" w:after="100" w:afterAutospacing="1" w:line="360" w:lineRule="auto"/>
+        <w:rPr>
+          <w:rFonts w:eastAsia="Times New Roman" w:cs="Times New Roman"/>
+          <w:color w:val="000000" w:themeColor="text1"/>
+          <w:kern w:val="0"/>
+          <w:sz w:val="22"/>
+          <w:szCs w:val="22"/>
+          <w:lang w:eastAsia="en-ZA"/>
+          <w14:ligatures w14:val="none"/>
+        </w:rPr>
+      </w:pPr>
+      <w:r>
+        <w:rPr>
+          <w:rFonts w:eastAsia="Times New Roman" w:cs="Times New Roman"/>
+          <w:color w:val="000000" w:themeColor="text1"/>
+          <w:kern w:val="0"/>
+          <w:sz w:val="22"/>
+          <w:szCs w:val="22"/>
+          <w:lang w:eastAsia="en-ZA"/>
+          <w14:ligatures w14:val="none"/>
+        </w:rPr>
+        <w:t>(</w:t>
+      </w:r>
+      <w:r>
+        <w:rPr>
+          <w:rFonts w:eastAsia="Times New Roman" w:cs="Times New Roman"/>
+          <w:color w:val="000000" w:themeColor="text1"/>
+          <w:kern w:val="0"/>
+          <w:sz w:val="22"/>
+          <w:szCs w:val="22"/>
+          <w:lang w:eastAsia="en-ZA"/>
+          <w14:ligatures w14:val="none"/>
+        </w:rPr>
+        <w:t>12 September 2026</w:t>
+      </w:r>
+      <w:r>
+        <w:rPr>
+          <w:rFonts w:eastAsia="Times New Roman" w:cs="Times New Roman"/>
+          <w:color w:val="000000" w:themeColor="text1"/>
+          <w:kern w:val="0"/>
+          <w:sz w:val="22"/>
+          <w:szCs w:val="22"/>
+          <w:lang w:eastAsia="en-ZA"/>
+          <w14:ligatures w14:val="none"/>
+        </w:rPr>
+        <w:t>): Form Controls- Added</w:t>
+      </w:r>
+      <w:r>
+        <w:rPr>
+          <w:rFonts w:eastAsia="Times New Roman" w:cs="Times New Roman"/>
+          <w:color w:val="000000" w:themeColor="text1"/>
+          <w:kern w:val="0"/>
+          <w:sz w:val="22"/>
+          <w:szCs w:val="22"/>
+          <w:lang w:eastAsia="en-ZA"/>
+          <w14:ligatures w14:val="none"/>
+        </w:rPr>
+        <w:t xml:space="preserve"> appr</w:t>
+      </w:r>
+      <w:r>
+        <w:rPr>
+          <w:rFonts w:eastAsia="Times New Roman" w:cs="Times New Roman"/>
+          <w:color w:val="000000" w:themeColor="text1"/>
+          <w:kern w:val="0"/>
+          <w:sz w:val="22"/>
+          <w:szCs w:val="22"/>
+          <w:lang w:eastAsia="en-ZA"/>
+          <w14:ligatures w14:val="none"/>
+        </w:rPr>
+        <w:t>op</w:t>
+      </w:r>
+      <w:r>
+        <w:rPr>
+          <w:rFonts w:eastAsia="Times New Roman" w:cs="Times New Roman"/>
+          <w:color w:val="000000" w:themeColor="text1"/>
+          <w:kern w:val="0"/>
+          <w:sz w:val="22"/>
+          <w:szCs w:val="22"/>
+          <w:lang w:eastAsia="en-ZA"/>
+          <w14:ligatures w14:val="none"/>
+        </w:rPr>
+        <w:t>riate field</w:t>
+      </w:r>
+      <w:r>
+        <w:rPr>
+          <w:rFonts w:eastAsia="Times New Roman" w:cs="Times New Roman"/>
+          <w:color w:val="000000" w:themeColor="text1"/>
+          <w:kern w:val="0"/>
+          <w:sz w:val="22"/>
+          <w:szCs w:val="22"/>
+          <w:lang w:eastAsia="en-ZA"/>
+          <w14:ligatures w14:val="none"/>
+        </w:rPr>
+        <w:t xml:space="preserve"> </w:t>
+      </w:r>
+      <w:r>
+        <w:rPr>
+          <w:rFonts w:eastAsia="Times New Roman" w:cs="Times New Roman"/>
+          <w:color w:val="000000" w:themeColor="text1"/>
+          <w:kern w:val="0"/>
+          <w:sz w:val="22"/>
+          <w:szCs w:val="22"/>
+          <w:lang w:eastAsia="en-ZA"/>
+          <w14:ligatures w14:val="none"/>
+        </w:rPr>
+        <w:t>for</w:t>
+      </w:r>
+      <w:r>
+        <w:rPr>
+          <w:rFonts w:eastAsia="Times New Roman" w:cs="Times New Roman"/>
+          <w:color w:val="000000" w:themeColor="text1"/>
+          <w:kern w:val="0"/>
+          <w:sz w:val="22"/>
+          <w:szCs w:val="22"/>
+          <w:lang w:eastAsia="en-ZA"/>
+          <w14:ligatures w14:val="none"/>
+        </w:rPr>
+        <w:t xml:space="preserve"> both the </w:t>
+      </w:r>
+      <w:r>
+        <w:rPr>
+          <w:rFonts w:eastAsia="Times New Roman" w:cs="Times New Roman"/>
+          <w:color w:val="000000" w:themeColor="text1"/>
+          <w:kern w:val="0"/>
+          <w:sz w:val="22"/>
+          <w:szCs w:val="22"/>
+          <w:lang w:eastAsia="en-ZA"/>
+          <w14:ligatures w14:val="none"/>
+        </w:rPr>
+        <w:t>en</w:t>
+      </w:r>
+      <w:r>
+        <w:rPr>
+          <w:rFonts w:eastAsia="Times New Roman" w:cs="Times New Roman"/>
+          <w:color w:val="000000" w:themeColor="text1"/>
+          <w:kern w:val="0"/>
+          <w:sz w:val="22"/>
+          <w:szCs w:val="22"/>
+          <w:lang w:eastAsia="en-ZA"/>
+          <w14:ligatures w14:val="none"/>
+        </w:rPr>
+        <w:t>quiry form and contact</w:t>
+      </w:r>
+      <w:r>
+        <w:rPr>
+          <w:rFonts w:eastAsia="Times New Roman" w:cs="Times New Roman"/>
+          <w:color w:val="000000" w:themeColor="text1"/>
+          <w:kern w:val="0"/>
+          <w:sz w:val="22"/>
+          <w:szCs w:val="22"/>
+          <w:lang w:eastAsia="en-ZA"/>
+          <w14:ligatures w14:val="none"/>
+        </w:rPr>
+        <w:t xml:space="preserve"> </w:t>
+      </w:r>
+      <w:r>
+        <w:rPr>
+          <w:rFonts w:eastAsia="Times New Roman" w:cs="Times New Roman"/>
+          <w:color w:val="000000" w:themeColor="text1"/>
+          <w:kern w:val="0"/>
+          <w:sz w:val="22"/>
+          <w:szCs w:val="22"/>
+          <w:lang w:eastAsia="en-ZA"/>
+          <w14:ligatures w14:val="none"/>
+        </w:rPr>
+        <w:t>us</w:t>
+      </w:r>
+      <w:r>
+        <w:rPr>
+          <w:rFonts w:eastAsia="Times New Roman" w:cs="Times New Roman"/>
+          <w:color w:val="000000" w:themeColor="text1"/>
+          <w:kern w:val="0"/>
+          <w:sz w:val="22"/>
+          <w:szCs w:val="22"/>
+          <w:lang w:eastAsia="en-ZA"/>
+          <w14:ligatures w14:val="none"/>
+        </w:rPr>
+        <w:t>.</w:t>
+      </w:r>
+    </w:p>
+    <w:p>
+      <w:pPr>
+        <w:pStyle w:val="Heading1"/>
+        <w:rPr>
+          <w:rFonts w:eastAsia="Times New Roman"/>
+          <w:b/>
+          <w:bCs/>
+          <w:color w:val="000000" w:themeColor="text1"/>
+          <w:sz w:val="28"/>
+          <w:szCs w:val="28"/>
+          <w:lang w:eastAsia="en-ZA"/>
+        </w:rPr>
+      </w:pPr>
+      <w:bookmarkStart w:id="29" w:name="_Toc240493235"/>
+      <w:r>
+        <w:rPr>
+          <w:rFonts w:eastAsia="Times New Roman"/>
+          <w:b/>
+          <w:bCs/>
+          <w:color w:val="000000" w:themeColor="text1"/>
+          <w:sz w:val="28"/>
+          <w:szCs w:val="28"/>
+          <w:lang w:eastAsia="en-ZA"/>
+        </w:rPr>
+        <w:t xml:space="preserve">Part 2 </w:t>
+      </w:r>
+      <w:r>
+        <w:rPr>
+          <w:rFonts w:eastAsia="Times New Roman"/>
+          <w:b/>
+          <w:bCs/>
+          <w:color w:val="000000" w:themeColor="text1"/>
+          <w:sz w:val="28"/>
+          <w:szCs w:val="28"/>
+          <w:lang w:eastAsia="en-ZA"/>
+        </w:rPr>
+        <w:t>Feature</w:t>
+      </w:r>
+      <w:r>
+        <w:rPr>
+          <w:rFonts w:eastAsia="Times New Roman"/>
+          <w:b/>
+          <w:bCs/>
+          <w:color w:val="000000" w:themeColor="text1"/>
+          <w:sz w:val="28"/>
+          <w:szCs w:val="28"/>
+          <w:lang w:eastAsia="en-ZA"/>
+        </w:rPr>
+        <w:t xml:space="preserve"> Additions (CSS and Responsive </w:t>
+      </w:r>
+      <w:r>
+        <w:rPr>
+          <w:rFonts w:eastAsia="Times New Roman"/>
+          <w:b/>
+          <w:bCs/>
+          <w:color w:val="000000" w:themeColor="text1"/>
+          <w:sz w:val="28"/>
+          <w:szCs w:val="28"/>
+          <w:lang w:eastAsia="en-ZA"/>
+        </w:rPr>
+        <w:t>Design)</w:t>
+      </w:r>
+      <w:bookmarkEnd w:id="29"/>
+    </w:p>
+    <w:p>
+      <w:pPr>
+        <w:pStyle w:val="ListParagraph"/>
+        <w:numPr>
+          <w:ilvl w:val="0"/>
+          <w:numId w:val="31"/>
+        </w:numPr>
+        <w:spacing w:before="100" w:beforeAutospacing="1" w:after="100" w:afterAutospacing="1" w:line="360" w:lineRule="auto"/>
+        <w:rPr>
+          <w:rFonts w:eastAsia="Times New Roman" w:cs="Times New Roman"/>
+          <w:color w:val="000000" w:themeColor="text1"/>
+          <w:kern w:val="0"/>
+          <w:sz w:val="22"/>
+          <w:szCs w:val="22"/>
+          <w:lang w:eastAsia="en-ZA"/>
+          <w14:ligatures w14:val="none"/>
+        </w:rPr>
+      </w:pPr>
+      <w:r>
+        <w:rPr>
+          <w:rFonts w:eastAsia="Times New Roman" w:cs="Times New Roman"/>
+          <w:color w:val="000000" w:themeColor="text1"/>
+          <w:kern w:val="0"/>
+          <w:sz w:val="22"/>
+          <w:szCs w:val="22"/>
+          <w:lang w:eastAsia="en-ZA"/>
+          <w14:ligatures w14:val="none"/>
+        </w:rPr>
+        <w:t>(</w:t>
+      </w:r>
+      <w:r>
+        <w:rPr>
+          <w:rFonts w:eastAsia="Times New Roman" w:cs="Times New Roman"/>
+          <w:color w:val="000000" w:themeColor="text1"/>
+          <w:kern w:val="0"/>
+          <w:sz w:val="22"/>
+          <w:szCs w:val="22"/>
+          <w:lang w:eastAsia="en-ZA"/>
+          <w14:ligatures w14:val="none"/>
+        </w:rPr>
+        <w:t>14 September 2026</w:t>
+      </w:r>
+      <w:r>
+        <w:rPr>
+          <w:rFonts w:eastAsia="Times New Roman" w:cs="Times New Roman"/>
+          <w:color w:val="000000" w:themeColor="text1"/>
+          <w:kern w:val="0"/>
+          <w:sz w:val="22"/>
+          <w:szCs w:val="22"/>
+          <w:lang w:eastAsia="en-ZA"/>
+          <w14:ligatures w14:val="none"/>
+        </w:rPr>
+        <w:t xml:space="preserve">): </w:t>
+      </w:r>
+      <w:r>
+        <w:rPr>
+          <w:rFonts w:eastAsia="Times New Roman" w:cs="Times New Roman"/>
+          <w:color w:val="000000" w:themeColor="text1"/>
+          <w:kern w:val="0"/>
+          <w:sz w:val="22"/>
+          <w:szCs w:val="22"/>
+          <w:lang w:eastAsia="en-ZA"/>
+          <w14:ligatures w14:val="none"/>
+        </w:rPr>
+        <w:t>Stylesheet</w:t>
+      </w:r>
+      <w:r>
+        <w:rPr>
+          <w:rFonts w:eastAsia="Times New Roman" w:cs="Times New Roman"/>
+          <w:color w:val="000000" w:themeColor="text1"/>
+          <w:kern w:val="0"/>
+          <w:sz w:val="22"/>
+          <w:szCs w:val="22"/>
+          <w:lang w:eastAsia="en-ZA"/>
+          <w14:ligatures w14:val="none"/>
+        </w:rPr>
+        <w:t xml:space="preserve"> </w:t>
+      </w:r>
+      <w:r>
+        <w:rPr>
+          <w:rFonts w:eastAsia="Times New Roman" w:cs="Times New Roman"/>
+          <w:color w:val="000000" w:themeColor="text1"/>
+          <w:kern w:val="0"/>
+          <w:sz w:val="22"/>
+          <w:szCs w:val="22"/>
+          <w:lang w:eastAsia="en-ZA"/>
+          <w14:ligatures w14:val="none"/>
+        </w:rPr>
+        <w:t xml:space="preserve">Integration- Created external </w:t>
+      </w:r>
+      <w:r>
+        <w:rPr>
+          <w:rFonts w:eastAsia="Times New Roman" w:cs="Times New Roman"/>
+          <w:color w:val="000000" w:themeColor="text1"/>
+          <w:kern w:val="0"/>
+          <w:sz w:val="22"/>
+          <w:szCs w:val="22"/>
+          <w:lang w:eastAsia="en-ZA"/>
+          <w14:ligatures w14:val="none"/>
+        </w:rPr>
+        <w:t>stylesheet css/style.css and linked all pages.</w:t>
+      </w:r>
+    </w:p>
+    <w:p>
+      <w:pPr>
+        <w:pStyle w:val="ListParagraph"/>
+        <w:numPr>
+          <w:ilvl w:val="0"/>
+          <w:numId w:val="31"/>
+        </w:numPr>
+        <w:spacing w:before="100" w:beforeAutospacing="1" w:after="100" w:afterAutospacing="1" w:line="360" w:lineRule="auto"/>
+        <w:rPr>
+          <w:rFonts w:eastAsia="Times New Roman" w:cs="Times New Roman"/>
+          <w:color w:val="000000" w:themeColor="text1"/>
+          <w:kern w:val="0"/>
+          <w:sz w:val="22"/>
+          <w:szCs w:val="22"/>
+          <w:lang w:eastAsia="en-ZA"/>
+          <w14:ligatures w14:val="none"/>
+        </w:rPr>
+      </w:pPr>
+      <w:r>
+        <w:rPr>
+          <w:rFonts w:eastAsia="Times New Roman" w:cs="Times New Roman"/>
+          <w:color w:val="000000" w:themeColor="text1"/>
+          <w:kern w:val="0"/>
+          <w:sz w:val="22"/>
+          <w:szCs w:val="22"/>
+          <w:lang w:eastAsia="en-ZA"/>
+          <w14:ligatures w14:val="none"/>
+        </w:rPr>
+        <w:t>(</w:t>
+      </w:r>
+      <w:r>
+        <w:rPr>
+          <w:rFonts w:eastAsia="Times New Roman" w:cs="Times New Roman"/>
+          <w:color w:val="000000" w:themeColor="text1"/>
+          <w:kern w:val="0"/>
+          <w:sz w:val="22"/>
+          <w:szCs w:val="22"/>
+          <w:lang w:eastAsia="en-ZA"/>
+          <w14:ligatures w14:val="none"/>
+        </w:rPr>
+        <w:t>14 September 2026</w:t>
+      </w:r>
+      <w:r>
+        <w:rPr>
+          <w:rFonts w:eastAsia="Times New Roman" w:cs="Times New Roman"/>
+          <w:color w:val="000000" w:themeColor="text1"/>
+          <w:kern w:val="0"/>
+          <w:sz w:val="22"/>
+          <w:szCs w:val="22"/>
+          <w:lang w:eastAsia="en-ZA"/>
+          <w14:ligatures w14:val="none"/>
+        </w:rPr>
+        <w:t>): Base styling and Typography- D</w:t>
+      </w:r>
+      <w:r>
+        <w:rPr>
+          <w:rFonts w:eastAsia="Times New Roman" w:cs="Times New Roman"/>
+          <w:color w:val="000000" w:themeColor="text1"/>
+          <w:kern w:val="0"/>
+          <w:sz w:val="22"/>
+          <w:szCs w:val="22"/>
+          <w:lang w:eastAsia="en-ZA"/>
+          <w14:ligatures w14:val="none"/>
+        </w:rPr>
+        <w:t>efine typography sc</w:t>
+      </w:r>
+      <w:r>
+        <w:rPr>
+          <w:rFonts w:eastAsia="Times New Roman" w:cs="Times New Roman"/>
+          <w:color w:val="000000" w:themeColor="text1"/>
+          <w:kern w:val="0"/>
+          <w:sz w:val="22"/>
+          <w:szCs w:val="22"/>
+          <w:lang w:eastAsia="en-ZA"/>
+          <w14:ligatures w14:val="none"/>
+        </w:rPr>
+        <w:t>aling (rem/</w:t>
+      </w:r>
+      <w:r>
+        <w:rPr>
+          <w:rFonts w:eastAsia="Times New Roman" w:cs="Times New Roman"/>
+          <w:color w:val="000000" w:themeColor="text1"/>
+          <w:kern w:val="0"/>
+          <w:sz w:val="22"/>
+          <w:szCs w:val="22"/>
+          <w:lang w:eastAsia="en-ZA"/>
+          <w14:ligatures w14:val="none"/>
+        </w:rPr>
+        <w:t xml:space="preserve"> </w:t>
+      </w:r>
+      <w:r>
+        <w:rPr>
+          <w:rFonts w:eastAsia="Times New Roman" w:cs="Times New Roman"/>
+          <w:color w:val="000000" w:themeColor="text1"/>
+          <w:kern w:val="0"/>
+          <w:sz w:val="22"/>
+          <w:szCs w:val="22"/>
+          <w:lang w:eastAsia="en-ZA"/>
+          <w14:ligatures w14:val="none"/>
+        </w:rPr>
+        <w:t>em), baseline margins, paddings, and CSS</w:t>
+      </w:r>
+      <w:r>
+        <w:rPr>
+          <w:rFonts w:eastAsia="Times New Roman" w:cs="Times New Roman"/>
+          <w:color w:val="000000" w:themeColor="text1"/>
+          <w:kern w:val="0"/>
+          <w:sz w:val="22"/>
+          <w:szCs w:val="22"/>
+          <w:lang w:eastAsia="en-ZA"/>
+          <w14:ligatures w14:val="none"/>
+        </w:rPr>
+        <w:t xml:space="preserve"> reset.</w:t>
+      </w:r>
+    </w:p>
+    <w:p>
+      <w:pPr>
+        <w:pStyle w:val="ListParagraph"/>
+        <w:numPr>
+          <w:ilvl w:val="0"/>
+          <w:numId w:val="31"/>
+        </w:numPr>
+        <w:spacing w:before="100" w:beforeAutospacing="1" w:after="100" w:afterAutospacing="1" w:line="360" w:lineRule="auto"/>
+        <w:rPr>
+          <w:rFonts w:eastAsia="Times New Roman" w:cs="Times New Roman"/>
+          <w:color w:val="000000" w:themeColor="text1"/>
+          <w:kern w:val="0"/>
+          <w:sz w:val="22"/>
+          <w:szCs w:val="22"/>
+          <w:lang w:eastAsia="en-ZA"/>
+          <w14:ligatures w14:val="none"/>
+        </w:rPr>
+      </w:pPr>
+      <w:r>
+        <w:rPr>
+          <w:rFonts w:eastAsia="Times New Roman" w:cs="Times New Roman"/>
+          <w:color w:val="000000" w:themeColor="text1"/>
+          <w:kern w:val="0"/>
+          <w:sz w:val="22"/>
+          <w:szCs w:val="22"/>
+          <w:lang w:eastAsia="en-ZA"/>
+          <w14:ligatures w14:val="none"/>
+        </w:rPr>
+        <w:t>(</w:t>
+      </w:r>
+      <w:r>
+        <w:rPr>
+          <w:rFonts w:eastAsia="Times New Roman" w:cs="Times New Roman"/>
+          <w:color w:val="000000" w:themeColor="text1"/>
+          <w:kern w:val="0"/>
+          <w:sz w:val="22"/>
+          <w:szCs w:val="22"/>
+          <w:lang w:eastAsia="en-ZA"/>
+          <w14:ligatures w14:val="none"/>
+        </w:rPr>
+        <w:t>15 September 2026</w:t>
+      </w:r>
+      <w:r>
+        <w:rPr>
+          <w:rFonts w:eastAsia="Times New Roman" w:cs="Times New Roman"/>
+          <w:color w:val="000000" w:themeColor="text1"/>
+          <w:kern w:val="0"/>
+          <w:sz w:val="22"/>
+          <w:szCs w:val="22"/>
+          <w:lang w:eastAsia="en-ZA"/>
+          <w14:ligatures w14:val="none"/>
+        </w:rPr>
+        <w:t>):</w:t>
+      </w:r>
+      <w:r>
+        <w:rPr>
+          <w:rFonts w:eastAsia="Times New Roman" w:cs="Times New Roman"/>
+          <w:color w:val="000000" w:themeColor="text1"/>
+          <w:kern w:val="0"/>
+          <w:sz w:val="22"/>
+          <w:szCs w:val="22"/>
+          <w:lang w:eastAsia="en-ZA"/>
+          <w14:ligatures w14:val="none"/>
+        </w:rPr>
+        <w:t xml:space="preserve"> Layout Implementation- Built multi-column cards layouts using CSS Grid for desktop</w:t>
+      </w:r>
+      <w:r>
+        <w:rPr>
+          <w:rFonts w:eastAsia="Times New Roman" w:cs="Times New Roman"/>
+          <w:color w:val="000000" w:themeColor="text1"/>
+          <w:kern w:val="0"/>
+          <w:sz w:val="22"/>
+          <w:szCs w:val="22"/>
+          <w:lang w:eastAsia="en-ZA"/>
+          <w14:ligatures w14:val="none"/>
+        </w:rPr>
+        <w:t xml:space="preserve"> screens.</w:t>
+      </w:r>
+    </w:p>
+    <w:p>
+      <w:pPr>
+        <w:pStyle w:val="ListParagraph"/>
+        <w:numPr>
+          <w:ilvl w:val="0"/>
+          <w:numId w:val="31"/>
+        </w:numPr>
+        <w:spacing w:before="100" w:beforeAutospacing="1" w:after="100" w:afterAutospacing="1" w:line="360" w:lineRule="auto"/>
+        <w:rPr>
+          <w:rFonts w:eastAsia="Times New Roman" w:cs="Times New Roman"/>
+          <w:color w:val="000000" w:themeColor="text1"/>
+          <w:kern w:val="0"/>
+          <w:sz w:val="22"/>
+          <w:szCs w:val="22"/>
+          <w:lang w:eastAsia="en-ZA"/>
+          <w14:ligatures w14:val="none"/>
+        </w:rPr>
+      </w:pPr>
+      <w:r>
+        <w:rPr>
+          <w:rFonts w:eastAsia="Times New Roman" w:cs="Times New Roman"/>
+          <w:color w:val="000000" w:themeColor="text1"/>
+          <w:kern w:val="0"/>
+          <w:sz w:val="22"/>
+          <w:szCs w:val="22"/>
+          <w:lang w:eastAsia="en-ZA"/>
+          <w14:ligatures w14:val="none"/>
+        </w:rPr>
+        <w:t>(</w:t>
+      </w:r>
+      <w:r>
+        <w:rPr>
+          <w:rFonts w:eastAsia="Times New Roman" w:cs="Times New Roman"/>
+          <w:color w:val="000000" w:themeColor="text1"/>
+          <w:kern w:val="0"/>
+          <w:sz w:val="22"/>
+          <w:szCs w:val="22"/>
+          <w:lang w:eastAsia="en-ZA"/>
+          <w14:ligatures w14:val="none"/>
+        </w:rPr>
+        <w:t>16 September 2026</w:t>
+      </w:r>
+      <w:r>
+        <w:rPr>
+          <w:rFonts w:eastAsia="Times New Roman" w:cs="Times New Roman"/>
+          <w:color w:val="000000" w:themeColor="text1"/>
+          <w:kern w:val="0"/>
+          <w:sz w:val="22"/>
+          <w:szCs w:val="22"/>
+          <w:lang w:eastAsia="en-ZA"/>
+          <w14:ligatures w14:val="none"/>
+        </w:rPr>
+        <w:t>): Media</w:t>
+      </w:r>
+      <w:r>
+        <w:rPr>
+          <w:rFonts w:eastAsia="Times New Roman" w:cs="Times New Roman"/>
+          <w:color w:val="000000" w:themeColor="text1"/>
+          <w:kern w:val="0"/>
+          <w:sz w:val="22"/>
+          <w:szCs w:val="22"/>
+          <w:lang w:eastAsia="en-ZA"/>
+          <w14:ligatures w14:val="none"/>
+        </w:rPr>
+        <w:t xml:space="preserve"> Queries- Added responsive breakpoints converting desktop grid layouts into a single-column flow for tablet and mobile</w:t>
+      </w:r>
+      <w:r>
+        <w:rPr>
+          <w:rFonts w:eastAsia="Times New Roman" w:cs="Times New Roman"/>
+          <w:color w:val="000000" w:themeColor="text1"/>
+          <w:kern w:val="0"/>
+          <w:sz w:val="22"/>
+          <w:szCs w:val="22"/>
+          <w:lang w:eastAsia="en-ZA"/>
+          <w14:ligatures w14:val="none"/>
+        </w:rPr>
+        <w:t xml:space="preserve"> devices.</w:t>
+      </w:r>
+    </w:p>
+    <w:p>
+      <w:pPr>
+        <w:pStyle w:val="ListParagraph"/>
+        <w:numPr>
+          <w:ilvl w:val="0"/>
+          <w:numId w:val="31"/>
+        </w:numPr>
+        <w:spacing w:before="100" w:beforeAutospacing="1" w:after="100" w:afterAutospacing="1" w:line="360" w:lineRule="auto"/>
+        <w:rPr>
+          <w:rFonts w:eastAsia="Times New Roman" w:cs="Times New Roman"/>
+          <w:color w:val="000000" w:themeColor="text1"/>
+          <w:kern w:val="0"/>
+          <w:sz w:val="22"/>
+          <w:szCs w:val="22"/>
+          <w:lang w:eastAsia="en-ZA"/>
+          <w14:ligatures w14:val="none"/>
+        </w:rPr>
+      </w:pPr>
+      <w:r>
+        <w:rPr>
+          <w:rFonts w:eastAsia="Times New Roman" w:cs="Times New Roman"/>
+          <w:color w:val="000000" w:themeColor="text1"/>
+          <w:kern w:val="0"/>
+          <w:sz w:val="22"/>
+          <w:szCs w:val="22"/>
+          <w:lang w:eastAsia="en-ZA"/>
+          <w14:ligatures w14:val="none"/>
+        </w:rPr>
+        <w:t>(</w:t>
+      </w:r>
+      <w:r>
+        <w:rPr>
+          <w:rFonts w:eastAsia="Times New Roman" w:cs="Times New Roman"/>
+          <w:color w:val="000000" w:themeColor="text1"/>
+          <w:kern w:val="0"/>
+          <w:sz w:val="22"/>
+          <w:szCs w:val="22"/>
+          <w:lang w:eastAsia="en-ZA"/>
+          <w14:ligatures w14:val="none"/>
+        </w:rPr>
+        <w:t>16 September 2026</w:t>
+      </w:r>
+      <w:r>
+        <w:rPr>
+          <w:rFonts w:eastAsia="Times New Roman" w:cs="Times New Roman"/>
+          <w:color w:val="000000" w:themeColor="text1"/>
+          <w:kern w:val="0"/>
+          <w:sz w:val="22"/>
+          <w:szCs w:val="22"/>
+          <w:lang w:eastAsia="en-ZA"/>
+          <w14:ligatures w14:val="none"/>
+        </w:rPr>
+        <w:t>): Interactive S</w:t>
+      </w:r>
+      <w:r>
+        <w:rPr>
+          <w:rFonts w:eastAsia="Times New Roman" w:cs="Times New Roman"/>
+          <w:color w:val="000000" w:themeColor="text1"/>
+          <w:kern w:val="0"/>
+          <w:sz w:val="22"/>
+          <w:szCs w:val="22"/>
+          <w:lang w:eastAsia="en-ZA"/>
+          <w14:ligatures w14:val="none"/>
+        </w:rPr>
+        <w:t>tates- Added hover and active focus to buttons, navigation elements and form inputs.</w:t>
+      </w:r>
+    </w:p>
+    <w:p>
+      <w:pPr>
+        <w:spacing w:before="100" w:beforeAutospacing="1" w:after="100" w:afterAutospacing="1" w:line="360" w:lineRule="auto"/>
+        <w:rPr>
+          <w:rFonts w:eastAsia="Times New Roman" w:cs="Times New Roman"/>
+          <w:kern w:val="0"/>
+          <w:sz w:val="22"/>
+          <w:szCs w:val="22"/>
+          <w:lang w:eastAsia="en-ZA"/>
+          <w14:ligatures w14:val="none"/>
+        </w:rPr>
+      </w:pPr>
+    </w:p>
+    <w:p>
+      <w:pPr>
+        <w:spacing w:before="100" w:beforeAutospacing="1" w:after="100" w:afterAutospacing="1" w:line="360" w:lineRule="auto"/>
+        <w:rPr>
+          <w:rFonts w:eastAsia="Times New Roman" w:cs="Times New Roman"/>
+          <w:kern w:val="0"/>
+          <w:sz w:val="22"/>
+          <w:szCs w:val="22"/>
+          <w:lang w:eastAsia="en-ZA"/>
+          <w14:ligatures w14:val="none"/>
+        </w:rPr>
+      </w:pPr>
+    </w:p>
+    <w:p>
+      <w:pPr>
+        <w:rPr>
+          <w:sz w:val="22"/>
+          <w:szCs w:val="22"/>
+        </w:rPr>
+      </w:pPr>
+      <w:bookmarkStart w:id="30" w:name="_Toc237019719"/>
+    </w:p>
+    <w:p>
+      <w:pPr>
+        <w:pStyle w:val="Heading1"/>
+        <w:rPr>
+          <w:b/>
+          <w:bCs/>
+          <w:color w:val="000000" w:themeColor="text1"/>
+          <w:sz w:val="28"/>
+          <w:szCs w:val="28"/>
+        </w:rPr>
+      </w:pPr>
+      <w:bookmarkStart w:id="31" w:name="_Toc240493236"/>
+      <w:r>
+        <w:rPr>
+          <w:b/>
+          <w:bCs/>
+          <w:color w:val="000000" w:themeColor="text1"/>
+          <w:sz w:val="28"/>
+          <w:szCs w:val="28"/>
         </w:rPr>
         <w:lastRenderedPageBreak/>
         <w:t>References</w:t>
       </w:r>
-      <w:bookmarkEnd w:id="15"/>
-    </w:p>
-    <w:bookmarkEnd w:id="16"/>
+      <w:bookmarkEnd w:id="31"/>
+    </w:p>
+    <w:bookmarkEnd w:id="30"/>
     <w:p>
       <w:pPr>
         <w:spacing w:before="100" w:beforeAutospacing="1" w:after="100" w:afterAutospacing="1" w:line="360" w:lineRule="auto"/>
@@ -4871,7 +8452,21 @@
           <w:sz w:val="22"/>
           <w:szCs w:val="22"/>
         </w:rPr>
-        <w:t xml:space="preserve">American Massage Therapy Association (AMTA). 2024. </w:t>
+        <w:t>American Massage Therapy Association (AMTA)</w:t>
+      </w:r>
+      <w:r>
+        <w:rPr>
+          <w:sz w:val="22"/>
+          <w:szCs w:val="22"/>
+        </w:rPr>
+        <w:t>,</w:t>
+      </w:r>
+      <w:r>
+        <w:rPr>
+          <w:sz w:val="22"/>
+          <w:szCs w:val="22"/>
+        </w:rPr>
+        <w:t xml:space="preserve"> 2024. </w:t>
       </w:r>
       <w:r>
         <w:rPr>
@@ -4880,32 +8475,58 @@
           <w:sz w:val="22"/>
           <w:szCs w:val="22"/>
         </w:rPr>
-        <w:t>Massage Therapy R</w:t>
-      </w:r>
-      <w:r>
-        <w:rPr>
-          <w:i/>
-          <w:iCs/>
-        </w:rPr>
-        <w:t xml:space="preserve">esearch and </w:t>
-      </w:r>
-      <w:r>
-        <w:rPr>
-          <w:i/>
-          <w:iCs/>
-          <w:sz w:val="22"/>
-          <w:szCs w:val="22"/>
-        </w:rPr>
-        <w:t>Consumer Information</w:t>
-      </w:r>
-      <w:r>
-        <w:rPr>
-          <w:sz w:val="22"/>
-          <w:szCs w:val="22"/>
-        </w:rPr>
-        <w:t xml:space="preserve">. Online. Available at: </w:t>
-      </w:r>
-      <w:hyperlink r:id="rId14" w:tgtFrame="_new" w:history="1">
+        <w:t>Massage Therapy Research and Consumer Information</w:t>
+      </w:r>
+      <w:r>
+        <w:rPr>
+          <w:sz w:val="22"/>
+          <w:szCs w:val="22"/>
+        </w:rPr>
+        <w:t xml:space="preserve">. </w:t>
+      </w:r>
+      <w:r>
+        <w:rPr>
+          <w:sz w:val="22"/>
+          <w:szCs w:val="22"/>
+        </w:rPr>
+        <w:t>[</w:t>
+      </w:r>
+      <w:r>
+        <w:rPr>
+          <w:sz w:val="22"/>
+          <w:szCs w:val="22"/>
+        </w:rPr>
+        <w:t>Online</w:t>
+      </w:r>
+      <w:r>
+        <w:rPr>
+          <w:sz w:val="22"/>
+          <w:szCs w:val="22"/>
+        </w:rPr>
+        <w:t>]</w:t>
+      </w:r>
+      <w:r>
+        <w:rPr>
+          <w:sz w:val="22"/>
+          <w:szCs w:val="22"/>
+        </w:rPr>
+        <w:t>. Available at:</w:t>
+      </w:r>
+      <w:r>
+        <w:rPr>
+          <w:sz w:val="22"/>
+          <w:szCs w:val="22"/>
+        </w:rPr>
+        <w:t>&lt;</w:t>
+      </w:r>
+      <w:r>
+        <w:rPr>
+          <w:sz w:val="22"/>
+          <w:szCs w:val="22"/>
+        </w:rPr>
+        <w:t xml:space="preserve"> </w:t>
+      </w:r>
+      <w:hyperlink r:id="rId18" w:tgtFrame="_new" w:history="1">
         <w:r>
           <w:rPr>
             <w:color w:val="0000FF"/>
@@ -4917,6 +8538,9 @@
         </w:r>
       </w:hyperlink>
       <w:r>
+        <w:t>&gt;</w:t>
+      </w:r>
+      <w:r>
         <w:rPr>
           <w:sz w:val="22"/>
           <w:szCs w:val="22"/>
@@ -4927,8 +8551,12 @@
     <w:p>
       <w:pPr>
         <w:spacing w:before="100" w:beforeAutospacing="1" w:after="100" w:afterAutospacing="1" w:line="360" w:lineRule="auto"/>
-      </w:pPr>
-      <w:hyperlink r:id="rId15" w:history="1">
+        <w:rPr>
+          <w:sz w:val="22"/>
+          <w:szCs w:val="22"/>
+        </w:rPr>
+      </w:pPr>
+      <w:hyperlink r:id="rId19" w:history="1">
         <w:r>
           <w:rPr>
             <w:rStyle w:val="Hyperlink"/>
@@ -4970,7 +8598,21 @@
           <w:szCs w:val="22"/>
         </w:rPr>
         <w:lastRenderedPageBreak/>
-        <w:t xml:space="preserve">Creative Commons. 2026. </w:t>
+        <w:t>Creative Commons</w:t>
+      </w:r>
+      <w:r>
+        <w:rPr>
+          <w:sz w:val="22"/>
+          <w:szCs w:val="22"/>
+        </w:rPr>
+        <w:t>,</w:t>
+      </w:r>
+      <w:r>
+        <w:rPr>
+          <w:sz w:val="22"/>
+          <w:szCs w:val="22"/>
+        </w:rPr>
+        <w:t xml:space="preserve"> 2026. </w:t>
       </w:r>
       <w:r>
         <w:rPr>
@@ -4986,9 +8628,37 @@
           <w:sz w:val="22"/>
           <w:szCs w:val="22"/>
         </w:rPr>
-        <w:t xml:space="preserve">. Available at: </w:t>
-      </w:r>
-      <w:hyperlink r:id="rId16" w:history="1">
+        <w:t>.</w:t>
+      </w:r>
+      <w:r>
+        <w:rPr>
+          <w:sz w:val="22"/>
+          <w:szCs w:val="22"/>
+        </w:rPr>
+        <w:t xml:space="preserve"> [online]</w:t>
+      </w:r>
+      <w:r>
+        <w:rPr>
+          <w:sz w:val="22"/>
+          <w:szCs w:val="22"/>
+        </w:rPr>
+        <w:t xml:space="preserve"> Available at:</w:t>
+      </w:r>
+      <w:r>
+        <w:rPr>
+          <w:sz w:val="22"/>
+          <w:szCs w:val="22"/>
+        </w:rPr>
+        <w:t xml:space="preserve"> &lt;</w:t>
+      </w:r>
+      <w:r>
+        <w:rPr>
+          <w:sz w:val="22"/>
+          <w:szCs w:val="22"/>
+        </w:rPr>
+        <w:t xml:space="preserve"> </w:t>
+      </w:r>
+      <w:hyperlink r:id="rId20" w:history="1">
         <w:r>
           <w:rPr>
             <w:rStyle w:val="Hyperlink"/>
@@ -4999,22 +8669,36 @@
         </w:r>
       </w:hyperlink>
       <w:r>
-        <w:rPr>
-          <w:sz w:val="22"/>
-          <w:szCs w:val="22"/>
-        </w:rPr>
-        <w:t xml:space="preserve"> (Accessed 02 August 2026). </w:t>
-      </w:r>
-      <w:hyperlink r:id="rId17" w:history="1">
-        <w:r>
-          <w:rPr>
-            <w:rStyle w:val="Hyperlink"/>
-            <w:sz w:val="22"/>
-            <w:szCs w:val="22"/>
-          </w:rPr>
-          <w:t>Creative Commons</w:t>
-        </w:r>
-      </w:hyperlink>
+        <w:t xml:space="preserve">&gt; </w:t>
+      </w:r>
+      <w:r>
+        <w:rPr>
+          <w:sz w:val="22"/>
+          <w:szCs w:val="22"/>
+        </w:rPr>
+        <w:t>[</w:t>
+      </w:r>
+      <w:r>
+        <w:rPr>
+          <w:sz w:val="22"/>
+          <w:szCs w:val="22"/>
+        </w:rPr>
+        <w:t>Accessed 02 August 2026</w:t>
+      </w:r>
+      <w:r>
+        <w:rPr>
+          <w:sz w:val="22"/>
+          <w:szCs w:val="22"/>
+        </w:rPr>
+        <w:t>]</w:t>
+      </w:r>
+      <w:r>
+        <w:rPr>
+          <w:sz w:val="22"/>
+          <w:szCs w:val="22"/>
+        </w:rPr>
+        <w:t xml:space="preserve">. </w:t>
+      </w:r>
     </w:p>
     <w:p>
       <w:pPr>
@@ -5030,7 +8714,21 @@
           <w:sz w:val="22"/>
           <w:szCs w:val="22"/>
         </w:rPr>
-        <w:t xml:space="preserve">Creative Commons. 2026. </w:t>
+        <w:t>Creative Commons</w:t>
+      </w:r>
+      <w:r>
+        <w:rPr>
+          <w:sz w:val="22"/>
+          <w:szCs w:val="22"/>
+        </w:rPr>
+        <w:t>,</w:t>
+      </w:r>
+      <w:r>
+        <w:rPr>
+          <w:sz w:val="22"/>
+          <w:szCs w:val="22"/>
+        </w:rPr>
+        <w:t xml:space="preserve"> 2026. </w:t>
       </w:r>
       <w:r>
         <w:rPr>
@@ -5046,9 +8744,37 @@
           <w:sz w:val="22"/>
           <w:szCs w:val="22"/>
         </w:rPr>
-        <w:t xml:space="preserve">. Available at: </w:t>
-      </w:r>
-      <w:hyperlink r:id="rId18" w:history="1">
+        <w:t>.</w:t>
+      </w:r>
+      <w:r>
+        <w:rPr>
+          <w:sz w:val="22"/>
+          <w:szCs w:val="22"/>
+        </w:rPr>
+        <w:t xml:space="preserve"> [online]</w:t>
+      </w:r>
+      <w:r>
+        <w:rPr>
+          <w:sz w:val="22"/>
+          <w:szCs w:val="22"/>
+        </w:rPr>
+        <w:t xml:space="preserve"> Available at:</w:t>
+      </w:r>
+      <w:r>
+        <w:rPr>
+          <w:sz w:val="22"/>
+          <w:szCs w:val="22"/>
+        </w:rPr>
+        <w:t>&lt;</w:t>
+      </w:r>
+      <w:r>
+        <w:rPr>
+          <w:sz w:val="22"/>
+          <w:szCs w:val="22"/>
+        </w:rPr>
+        <w:t xml:space="preserve"> </w:t>
+      </w:r>
+      <w:hyperlink r:id="rId21" w:history="1">
         <w:r>
           <w:rPr>
             <w:rStyle w:val="Hyperlink"/>
@@ -5063,23 +8789,70 @@
           <w:sz w:val="22"/>
           <w:szCs w:val="22"/>
         </w:rPr>
-        <w:t xml:space="preserve"> (Accessed 02 August 2026). </w:t>
+        <w:t>&gt; [</w:t>
+      </w:r>
+      <w:r>
+        <w:rPr>
+          <w:sz w:val="22"/>
+          <w:szCs w:val="22"/>
+        </w:rPr>
+        <w:t>Accessed 02 August 2026</w:t>
+      </w:r>
+      <w:r>
+        <w:rPr>
+          <w:sz w:val="22"/>
+          <w:szCs w:val="22"/>
+        </w:rPr>
+        <w:t>]</w:t>
+      </w:r>
+      <w:r>
+        <w:rPr>
+          <w:sz w:val="22"/>
+          <w:szCs w:val="22"/>
+        </w:rPr>
+        <w:t xml:space="preserve">. </w:t>
       </w:r>
     </w:p>
     <w:p>
       <w:pPr>
         <w:spacing w:before="100" w:beforeAutospacing="1" w:after="100" w:afterAutospacing="1" w:line="360" w:lineRule="auto"/>
-      </w:pPr>
-      <w:r>
-        <w:rPr>
-          <w:rFonts w:eastAsia="Times New Roman" w:cs="Times New Roman"/>
-          <w:kern w:val="0"/>
-          <w:sz w:val="22"/>
-          <w:szCs w:val="22"/>
-          <w:lang w:eastAsia="en-ZA"/>
-          <w14:ligatures w14:val="none"/>
-        </w:rPr>
-        <w:t xml:space="preserve">Sharpsheets. 2026. </w:t>
+        <w:rPr>
+          <w:sz w:val="22"/>
+          <w:szCs w:val="22"/>
+        </w:rPr>
+      </w:pPr>
+      <w:r>
+        <w:rPr>
+          <w:rFonts w:eastAsia="Times New Roman" w:cs="Times New Roman"/>
+          <w:kern w:val="0"/>
+          <w:sz w:val="22"/>
+          <w:szCs w:val="22"/>
+          <w:lang w:eastAsia="en-ZA"/>
+          <w14:ligatures w14:val="none"/>
+        </w:rPr>
+        <w:t>Sharpsheets</w:t>
+      </w:r>
+      <w:r>
+        <w:rPr>
+          <w:rFonts w:eastAsia="Times New Roman" w:cs="Times New Roman"/>
+          <w:kern w:val="0"/>
+          <w:sz w:val="22"/>
+          <w:szCs w:val="22"/>
+          <w:lang w:eastAsia="en-ZA"/>
+          <w14:ligatures w14:val="none"/>
+        </w:rPr>
+        <w:t xml:space="preserve">, </w:t>
+      </w:r>
+      <w:r>
+        <w:rPr>
+          <w:rFonts w:eastAsia="Times New Roman" w:cs="Times New Roman"/>
+          <w:kern w:val="0"/>
+          <w:sz w:val="22"/>
+          <w:szCs w:val="22"/>
+          <w:lang w:eastAsia="en-ZA"/>
+          <w14:ligatures w14:val="none"/>
+        </w:rPr>
+        <w:t xml:space="preserve">2026. </w:t>
       </w:r>
       <w:r>
         <w:rPr>
@@ -5103,9 +8876,64 @@
           <w:lang w:eastAsia="en-ZA"/>
           <w14:ligatures w14:val="none"/>
         </w:rPr>
-        <w:t xml:space="preserve">. Online. Available at: </w:t>
-      </w:r>
-      <w:hyperlink r:id="rId19" w:history="1">
+        <w:t xml:space="preserve">. </w:t>
+      </w:r>
+      <w:r>
+        <w:rPr>
+          <w:rFonts w:eastAsia="Times New Roman" w:cs="Times New Roman"/>
+          <w:kern w:val="0"/>
+          <w:sz w:val="22"/>
+          <w:szCs w:val="22"/>
+          <w:lang w:eastAsia="en-ZA"/>
+          <w14:ligatures w14:val="none"/>
+        </w:rPr>
+        <w:t>[</w:t>
+      </w:r>
+      <w:r>
+        <w:rPr>
+          <w:rFonts w:eastAsia="Times New Roman" w:cs="Times New Roman"/>
+          <w:kern w:val="0"/>
+          <w:sz w:val="22"/>
+          <w:szCs w:val="22"/>
+          <w:lang w:eastAsia="en-ZA"/>
+          <w14:ligatures w14:val="none"/>
+        </w:rPr>
+        <w:t>Onlin</w:t>
+      </w:r>
+      <w:r>
+        <w:rPr>
+          <w:rFonts w:eastAsia="Times New Roman" w:cs="Times New Roman"/>
+          <w:kern w:val="0"/>
+          <w:sz w:val="22"/>
+          <w:szCs w:val="22"/>
+          <w:lang w:eastAsia="en-ZA"/>
+          <w14:ligatures w14:val="none"/>
+        </w:rPr>
+        <w:t>e]</w:t>
+      </w:r>
+      <w:r>
+        <w:rPr>
+          <w:rFonts w:eastAsia="Times New Roman" w:cs="Times New Roman"/>
+          <w:kern w:val="0"/>
+          <w:sz w:val="22"/>
+          <w:szCs w:val="22"/>
+          <w:lang w:eastAsia="en-ZA"/>
+          <w14:ligatures w14:val="none"/>
+        </w:rPr>
+        <w:t xml:space="preserve">. Available at: </w:t>
+      </w:r>
+      <w:r>
+        <w:rPr>
+          <w:rFonts w:eastAsia="Times New Roman" w:cs="Times New Roman"/>
+          <w:kern w:val="0"/>
+          <w:sz w:val="22"/>
+          <w:szCs w:val="22"/>
+          <w:lang w:eastAsia="en-ZA"/>
+          <w14:ligatures w14:val="none"/>
+        </w:rPr>
+        <w:t>&lt;</w:t>
+      </w:r>
+      <w:hyperlink r:id="rId22" w:history="1">
         <w:r>
           <w:rPr>
             <w:rStyle w:val="Hyperlink"/>
@@ -5128,18 +8956,45 @@
           <w:lang w:eastAsia="en-ZA"/>
           <w14:ligatures w14:val="none"/>
         </w:rPr>
-        <w:t xml:space="preserve"> [Accessed 25 July 2026].</w:t>
+        <w:t xml:space="preserve"> </w:t>
+      </w:r>
+      <w:r>
+        <w:rPr>
+          <w:rFonts w:eastAsia="Times New Roman" w:cs="Times New Roman"/>
+          <w:kern w:val="0"/>
+          <w:sz w:val="22"/>
+          <w:szCs w:val="22"/>
+          <w:lang w:eastAsia="en-ZA"/>
+          <w14:ligatures w14:val="none"/>
+        </w:rPr>
+        <w:t>&gt;</w:t>
+      </w:r>
+      <w:r>
+        <w:rPr>
+          <w:rFonts w:eastAsia="Times New Roman" w:cs="Times New Roman"/>
+          <w:kern w:val="0"/>
+          <w:sz w:val="22"/>
+          <w:szCs w:val="22"/>
+          <w:lang w:eastAsia="en-ZA"/>
+          <w14:ligatures w14:val="none"/>
+        </w:rPr>
+        <w:t>[Accessed 25 July 2026].</w:t>
       </w:r>
     </w:p>
     <w:p>
       <w:pPr>
         <w:spacing w:before="100" w:beforeAutospacing="1" w:after="100" w:afterAutospacing="1" w:line="360" w:lineRule="auto"/>
-      </w:pPr>
-      <w:r>
-        <w:t>https://www.bing.com/images/search?view=detailV2&amp;ccid=6%2BfBkPLC&amp;id=439DE6E0277CD1442E7D56F30191E25E020C12CF&amp;thid=OIP.6-fBkPLC794H0GBCB8hk0wHaE8&amp;mediaurl=https%3A%2F%2Fimg.freepik.com%2Fpremium-photo%2Feditable-spa-business-logo-vector-with-balance-text_1254992-10025.jpg%3Fw%3D900&amp;cdnurl=https%3A%2F%2Fth.bing.com%2Fth%2Fid%2FR.ebe7c190f2c2efde07d0604207c864d3%3Frik%3DzxIMAl7ikQHzVg%26pid%3DImgRaw%26r%3D0&amp;exph=600&amp;expw=900&amp;q=+spa+parlour+logo+for+a+new+business+called+Pabii%27s+Retreat+-+Search&amp;ck=E1B6643EE210B453261A080EF99E55F4&amp;selectedIndex=1&amp;itb=0&amp;ajaxhist=0&amp;ajaxserp=0&amp;shtc=0&amp;shth=OIP.6-fBkPLC794H0GBCB8hk0wHaE8&amp;shsc=idp&amp;form=EX0050&amp;shid=48273dae-15cd-4908-9e95-61ba2e1d23c2&amp;shtp=GetUrl&amp;shtk=UHJlbWl1bSBQaG90byB8IEVkaXRhYmxlIHNwYSBidXNpbmVzcyBsb2dvIHZlY3RvciB3aXRoIHRoZSBiYWxhbmNlIHRleHQ%3D&amp;shdk=Rm91bmQgb24gQmluZyBmcm9tIHd3dy5mcmVlcGlrLmNvbQ%3D%3D&amp;shhk=NIpQso3z%2BaJuNwRaoX6O%2FcJRL3x6Ee9Gk4FnVD8Ew4Q%3D</w:t>
-      </w:r>
-      <w:r>
-        <w:t xml:space="preserve"> </w:t>
+        <w:rPr>
+          <w:sz w:val="22"/>
+          <w:szCs w:val="22"/>
+        </w:rPr>
+      </w:pPr>
+      <w:r>
+        <w:rPr>
+          <w:sz w:val="22"/>
+          <w:szCs w:val="22"/>
+        </w:rPr>
+        <w:t xml:space="preserve">https://www.bing.com/images/search?view=detailV2&amp;ccid=6%2BfBkPLC&amp;id=439DE6E0277CD1442E7D56F30191E25E020C12CF&amp;thid=OIP.6-fBkPLC794H0GBCB8hk0wHaE8&amp;mediaurl=https%3A%2F%2Fimg.freepik.com%2Fpremium-photo%2Feditable-spa-business-logo-vector-with-balance-text_1254992-10025.jpg%3Fw%3D900&amp;cdnurl=https%3A%2F%2Fth.bing.com%2Fth%2Fid%2FR.ebe7c190f2c2efde07d0604207c864d3%3Frik%3DzxIMAl7ikQHzVg%26pid%3DImgRaw%26r%3D0&amp;exph=600&amp;expw=900&amp;q=+spa+parlour+logo+for+a+new+business+called+Pabii%27s+Retreat+-+Search&amp;ck=E1B6643EE210B453261A080EF99E55F4&amp;selectedIndex=1&amp;itb=0&amp;ajaxhist=0&amp;ajaxserp=0&amp;shtc=0&amp;shth=OIP.6-fBkPLC794H0GBCB8hk0wHaE8&amp;shsc=idp&amp;form=EX0050&amp;shid=48273dae-15cd-4908-9e95-61ba2e1d23c2&amp;shtp=GetUrl&amp;shtk=UHJlbWl1bSBQaG90byB8IEVkaXRhYmxlIHNwYSBidXNpbmVzcyBsb2dvIHZlY3RvciB3aXRoIHRoZSBiYWxhbmNlIHRleHQ%3D&amp;shdk=Rm91bmQgb24gQmluZyBmcm9tIHd3dy5mcmVlcGlrLmNvbQ%3D%3D&amp;shhk=NIpQso3z%2BaJuNwRaoX6O%2FcJRL3x6Ee9Gk4FnVD8Ew4Q%3D </w:t>
       </w:r>
     </w:p>
     <w:p>
@@ -5150,14 +9005,14 @@
           <w:szCs w:val="22"/>
         </w:rPr>
       </w:pPr>
-      <w:hyperlink r:id="rId20" w:history="1">
+      <w:hyperlink r:id="rId23" w:history="1">
         <w:r>
           <w:rPr>
             <w:rStyle w:val="Hyperlink"/>
             <w:sz w:val="22"/>
             <w:szCs w:val="22"/>
           </w:rPr>
-          <w:t>https://www.bing.com/images/search?view=detailV2&amp;ccid=NCrYGR8u&amp;id=49E6D10AE02BC7F7E6ADBD866E4EAB095F54DB30&amp;thid=OIP.NCrYGR8uV-McKmyyYkqbQQHaE8&amp;mediaurl=https%3A%2F%2Fmedia.istockphoto.com%2Fphotos%2Fbeauty-treatment-spa-picture-id145163444%3Fk%3D20%26m%3D145163444%26s%3D612x612%26w%3D0%26h%3DLyEUbeMiy2WNTa9tE0aOdZsLDe7LnsNT1yDdHs9RTWs%3D&amp;cdnurl=https%3A%2F%2Fth.bing.com%2Fth%2Fid%2FR.342ad8191f2e57e31c2a6cb2624a9b41%3Frik%3DMNtUXwmrTm6GvQ%26pid%3DImgRaw%26r%3D0&amp;exph=408&amp;expw=612&amp;q=+spa+images+difference+treatment+bla</w:t>
+          <w:t>https://www.bing.com/images/search?view=detailV2&amp;ccid=NCrYGR8u&amp;id=49E6D10AE02BC7F7E6ADBD866E4EAB095F54DB30&amp;thid=OIP.NCrYGR8uV-McKmyyYkqbQQHaE8&amp;mediaurl=https%3A%2F%2Fmedia.istockphoto.com%2Fphotos%2Fbeauty-treatment-spa-picture-id145163444%3Fk%3D20%26m%3D145163444%26s%3D612x612%26w%3D0%26h%3DLyEUbeMiy2WNTa9tE0aOdZsLDe7LnsNT1yDdHs9RTWs%3D&amp;cdnurl=https%3A%2F%2Fth.bing.com%2Fth%2Fid%2FR.342ad8191f2e57e31c2a6cb2624a9b41%3Frik%3DMNtUXwmrTm6GvQ%26pid%3DImgRaw%26r%3D0&amp;exph=408&amp;expw=612&amp;q=+spa+images+difference+treatment+black+african+-+Search+Images&amp;ck=06CBB55D2E8228D21229DE4BE962A4A3&amp;selectedIndex=12&amp;itb=0&amp;ajaxhist=0&amp;ajaxserp=0&amp;shtc=0&amp;shth=OIP.NCrYGR8uV-</w:t>
         </w:r>
         <w:r>
           <w:rPr>
@@ -5166,7 +9021,7 @@
             <w:szCs w:val="22"/>
           </w:rPr>
           <w:lastRenderedPageBreak/>
-          <w:t>ck+african+-+Search+Images&amp;ck=06CBB55D2E8228D21229DE4BE962A4A3&amp;selectedIndex=12&amp;itb=0&amp;ajaxhist=0&amp;ajaxserp=0&amp;shtc=0&amp;shth=OIP.NCrYGR8uV-McKmyyYkqbQQHaE8&amp;shsc=idp&amp;form=EX0050&amp;shid=8ef4e8c2-69d0-4198-ade1-357f2fddea70&amp;shtp=GetUrl&amp;shtk=QWZyaWNhbiBFdGhuaWNpdHkgU3BhIFN0b2NrIFBob3RvcywgUGljdHVyZXMgJiBSb3lhbHR5LUZyZWUgSW1hZ2VzIC0gaVN0b2Nr&amp;shdk=Rm91bmQgb24gQmluZyBmcm9tIHd3dy5pc3RvY2twaG90by5jb20%3D&amp;shhk=auPxyXQGjQtjvUbkVVGZ5uezX1pd5Zgdx5m1ifK147s%3D</w:t>
+          <w:t>McKmyyYkqbQQHaE8&amp;shsc=idp&amp;form=EX0050&amp;shid=8ef4e8c2-69d0-4198-ade1-357f2fddea70&amp;shtp=GetUrl&amp;shtk=QWZyaWNhbiBFdGhuaWNpdHkgU3BhIFN0b2NrIFBob3RvcywgUGljdHVyZXMgJiBSb3lhbHR5LUZyZWUgSW1hZ2VzIC0gaVN0b2Nr&amp;shdk=Rm91bmQgb24gQmluZyBmcm9tIHd3dy5pc3RvY2twaG90by5jb20%3D&amp;shhk=auPxyXQGjQtjvUbkVVGZ5uezX1pd5Zgdx5m1ifK147s%3D</w:t>
         </w:r>
       </w:hyperlink>
     </w:p>
@@ -5200,7 +9055,21 @@
           <w:sz w:val="22"/>
           <w:szCs w:val="22"/>
         </w:rPr>
-        <w:t xml:space="preserve">World Health Organization (WHO). 2026. </w:t>
+        <w:t>World Health Organization (WHO)</w:t>
+      </w:r>
+      <w:r>
+        <w:rPr>
+          <w:sz w:val="22"/>
+          <w:szCs w:val="22"/>
+        </w:rPr>
+        <w:t>,</w:t>
+      </w:r>
+      <w:r>
+        <w:rPr>
+          <w:sz w:val="22"/>
+          <w:szCs w:val="22"/>
+        </w:rPr>
+        <w:t xml:space="preserve"> 2026. </w:t>
       </w:r>
       <w:r>
         <w:rPr>
@@ -5216,9 +9085,37 @@
           <w:sz w:val="22"/>
           <w:szCs w:val="22"/>
         </w:rPr>
-        <w:t xml:space="preserve">. Available at: </w:t>
-      </w:r>
-      <w:hyperlink r:id="rId21" w:history="1">
+        <w:t>.</w:t>
+      </w:r>
+      <w:r>
+        <w:rPr>
+          <w:sz w:val="22"/>
+          <w:szCs w:val="22"/>
+        </w:rPr>
+        <w:t xml:space="preserve"> [online]</w:t>
+      </w:r>
+      <w:r>
+        <w:rPr>
+          <w:sz w:val="22"/>
+          <w:szCs w:val="22"/>
+        </w:rPr>
+        <w:t xml:space="preserve"> Available at:</w:t>
+      </w:r>
+      <w:r>
+        <w:rPr>
+          <w:sz w:val="22"/>
+          <w:szCs w:val="22"/>
+        </w:rPr>
+        <w:t xml:space="preserve">&lt; </w:t>
+      </w:r>
+      <w:r>
+        <w:rPr>
+          <w:sz w:val="22"/>
+          <w:szCs w:val="22"/>
+        </w:rPr>
+        <w:t xml:space="preserve"> </w:t>
+      </w:r>
+      <w:hyperlink r:id="rId24" w:history="1">
         <w:r>
           <w:rPr>
             <w:rStyle w:val="Hyperlink"/>
@@ -5233,7 +9130,14 @@
           <w:sz w:val="22"/>
           <w:szCs w:val="22"/>
         </w:rPr>
-        <w:t xml:space="preserve"> (Accessed </w:t>
+        <w:t>&gt; [</w:t>
+      </w:r>
+      <w:r>
+        <w:rPr>
+          <w:sz w:val="22"/>
+          <w:szCs w:val="22"/>
+        </w:rPr>
+        <w:t xml:space="preserve">Accessed </w:t>
       </w:r>
       <w:r>
         <w:rPr>
@@ -5247,7 +9151,21 @@
           <w:sz w:val="22"/>
           <w:szCs w:val="22"/>
         </w:rPr>
-        <w:t xml:space="preserve">August 2026). </w:t>
+        <w:t>August 2026</w:t>
+      </w:r>
+      <w:r>
+        <w:rPr>
+          <w:sz w:val="22"/>
+          <w:szCs w:val="22"/>
+        </w:rPr>
+        <w:t>]</w:t>
+      </w:r>
+      <w:r>
+        <w:rPr>
+          <w:sz w:val="22"/>
+          <w:szCs w:val="22"/>
+        </w:rPr>
+        <w:t xml:space="preserve">. </w:t>
       </w:r>
     </w:p>
     <w:p>
@@ -5284,7 +9202,7 @@
         </w:rPr>
         <w:t xml:space="preserve">ME.md link: </w:t>
       </w:r>
-      <w:hyperlink r:id="rId22" w:history="1">
+      <w:hyperlink r:id="rId25" w:history="1">
         <w:r>
           <w:rPr>
             <w:rStyle w:val="Hyperlink"/>
@@ -5301,6 +9219,24 @@
         </w:rPr>
         <w:t xml:space="preserve"> </w:t>
       </w:r>
+    </w:p>
+    <w:p>
+      <w:pPr>
+        <w:spacing w:line="360" w:lineRule="auto"/>
+        <w:rPr>
+          <w:sz w:val="22"/>
+          <w:szCs w:val="22"/>
+        </w:rPr>
+      </w:pPr>
+    </w:p>
+    <w:p>
+      <w:pPr>
+        <w:spacing w:line="360" w:lineRule="auto"/>
+        <w:rPr>
+          <w:sz w:val="22"/>
+          <w:szCs w:val="22"/>
+        </w:rPr>
+      </w:pPr>
     </w:p>
     <w:sectPr>
       <w:pgSz w:w="11906" w:h="16838"/>
@@ -5320,8 +9256,70 @@
 </w:document>
 </file>
 
+<file path=word/endnotes.xml><?xml version="1.0" encoding="utf-8"?>
+<w:endnotes xmlns:wpc="http://schemas.microsoft.com/office/word/2010/wordprocessingCanvas" xmlns:cx="http://schemas.microsoft.com/office/drawing/2014/chartex" xmlns:cx1="http://schemas.microsoft.com/office/drawing/2015/9/8/chartex" xmlns:cx2="http://schemas.microsoft.com/office/drawing/2015/10/21/chartex" xmlns:cx3="http://schemas.microsoft.com/office/drawing/2016/5/9/chartex" xmlns:cx4="http://schemas.microsoft.com/office/drawing/2016/5/10/chartex" xmlns:cx5="http://schemas.microsoft.com/office/drawing/2016/5/11/chartex" xmlns:cx6="http://schemas.microsoft.com/office/drawing/2016/5/12/chartex" xmlns:cx7="http://schemas.microsoft.com/office/drawing/2016/5/13/chartex" xmlns:cx8="http://schemas.microsoft.com/office/drawing/2016/5/14/chartex" xmlns:mc="http://schemas.openxmlformats.org/markup-compatibility/2006" xmlns:aink="http://schemas.microsoft.com/office/drawing/2016/ink" xmlns:am3d="http://schemas.microsoft.com/office/drawing/2017/model3d" xmlns:o="urn:schemas-microsoft-com:office:office" xmlns:oel="http://schemas.microsoft.com/office/2019/extlst" xmlns:r="http://schemas.openxmlformats.org/officeDocument/2006/relationships" xmlns:m="http://schemas.openxmlformats.org/officeDocument/2006/math" xmlns:v="urn:schemas-microsoft-com:vml" xmlns:wp14="http://schemas.microsoft.com/office/word/2010/wordprocessingDrawing" xmlns:wp="http://schemas.openxmlformats.org/drawingml/2006/wordprocessingDrawing" xmlns:w10="urn:schemas-microsoft-com:office:word" xmlns:w="http://schemas.openxmlformats.org/wordprocessingml/2006/main" xmlns:w14="http://schemas.microsoft.com/office/word/2010/wordml" xmlns:w15="http://schemas.microsoft.com/office/word/2012/wordml" xmlns:w16cex="http://schemas.microsoft.com/office/word/2018/wordml/cex" xmlns:w16cid="http://schemas.microsoft.com/office/word/2016/wordml/cid" xmlns:w16="http://schemas.microsoft.com/office/word/2018/wordml" xmlns:w16du="http://schemas.microsoft.com/office/word/2023/wordml/word16du" xmlns:w16sdtdh="http://schemas.microsoft.com/office/word/2020/wordml/sdtdatahash" xmlns:w16sdtfl="http://schemas.microsoft.com/office/word/2024/wordml/sdtformatlock" xmlns:w16se="http://schemas.microsoft.com/office/word/2015/wordml/symex" xmlns:wpg="http://schemas.microsoft.com/office/word/2010/wordprocessingGroup" xmlns:wpi="http://schemas.microsoft.com/office/word/2010/wordprocessingInk" xmlns:wne="http://schemas.microsoft.com/office/word/2006/wordml" xmlns:wps="http://schemas.microsoft.com/office/word/2010/wordprocessingShape" mc:Ignorable="w14 w15 w16se w16cid w16 w16cex w16sdtdh w16sdtfl w16du wp14">
+  <w:endnote w:type="separator" w:id="-1">
+    <w:p>
+      <w:pPr>
+        <w:spacing w:after="0" w:line="240" w:lineRule="auto"/>
+      </w:pPr>
+      <w:r>
+        <w:separator/>
+      </w:r>
+    </w:p>
+  </w:endnote>
+  <w:endnote w:type="continuationSeparator" w:id="0">
+    <w:p>
+      <w:pPr>
+        <w:spacing w:after="0" w:line="240" w:lineRule="auto"/>
+      </w:pPr>
+      <w:r>
+        <w:continuationSeparator/>
+      </w:r>
+    </w:p>
+  </w:endnote>
+</w:endnotes>
+</file>
+
+<file path=word/footnotes.xml><?xml version="1.0" encoding="utf-8"?>
+<w:footnotes xmlns:wpc="http://schemas.microsoft.com/office/word/2010/wordprocessingCanvas" xmlns:cx="http://schemas.microsoft.com/office/drawing/2014/chartex" xmlns:cx1="http://schemas.microsoft.com/office/drawing/2015/9/8/chartex" xmlns:cx2="http://schemas.microsoft.com/office/drawing/2015/10/21/chartex" xmlns:cx3="http://schemas.microsoft.com/office/drawing/2016/5/9/chartex" xmlns:cx4="http://schemas.microsoft.com/office/drawing/2016/5/10/chartex" xmlns:cx5="http://schemas.microsoft.com/office/drawing/2016/5/11/chartex" xmlns:cx6="http://schemas.microsoft.com/office/drawing/2016/5/12/chartex" xmlns:cx7="http://schemas.microsoft.com/office/drawing/2016/5/13/chartex" xmlns:cx8="http://schemas.microsoft.com/office/drawing/2016/5/14/chartex" xmlns:mc="http://schemas.openxmlformats.org/markup-compatibility/2006" xmlns:aink="http://schemas.microsoft.com/office/drawing/2016/ink" xmlns:am3d="http://schemas.microsoft.com/office/drawing/2017/model3d" xmlns:o="urn:schemas-microsoft-com:office:office" xmlns:oel="http://schemas.microsoft.com/office/2019/extlst" xmlns:r="http://schemas.openxmlformats.org/officeDocument/2006/relationships" xmlns:m="http://schemas.openxmlformats.org/officeDocument/2006/math" xmlns:v="urn:schemas-microsoft-com:vml" xmlns:wp14="http://schemas.microsoft.com/office/word/2010/wordprocessingDrawing" xmlns:wp="http://schemas.openxmlformats.org/drawingml/2006/wordprocessingDrawing" xmlns:w10="urn:schemas-microsoft-com:office:word" xmlns:w="http://schemas.openxmlformats.org/wordprocessingml/2006/main" xmlns:w14="http://schemas.microsoft.com/office/word/2010/wordml" xmlns:w15="http://schemas.microsoft.com/office/word/2012/wordml" xmlns:w16cex="http://schemas.microsoft.com/office/word/2018/wordml/cex" xmlns:w16cid="http://schemas.microsoft.com/office/word/2016/wordml/cid" xmlns:w16="http://schemas.microsoft.com/office/word/2018/wordml" xmlns:w16du="http://schemas.microsoft.com/office/word/2023/wordml/word16du" xmlns:w16sdtdh="http://schemas.microsoft.com/office/word/2020/wordml/sdtdatahash" xmlns:w16sdtfl="http://schemas.microsoft.com/office/word/2024/wordml/sdtformatlock" xmlns:w16se="http://schemas.microsoft.com/office/word/2015/wordml/symex" xmlns:wpg="http://schemas.microsoft.com/office/word/2010/wordprocessingGroup" xmlns:wpi="http://schemas.microsoft.com/office/word/2010/wordprocessingInk" xmlns:wne="http://schemas.microsoft.com/office/word/2006/wordml" xmlns:wps="http://schemas.microsoft.com/office/word/2010/wordprocessingShape" mc:Ignorable="w14 w15 w16se w16cid w16 w16cex w16sdtdh w16sdtfl w16du wp14">
+  <w:footnote w:type="separator" w:id="-1">
+    <w:p>
+      <w:pPr>
+        <w:spacing w:after="0" w:line="240" w:lineRule="auto"/>
+      </w:pPr>
+      <w:r>
+        <w:separator/>
+      </w:r>
+    </w:p>
+  </w:footnote>
+  <w:footnote w:type="continuationSeparator" w:id="0">
+    <w:p>
+      <w:pPr>
+        <w:spacing w:after="0" w:line="240" w:lineRule="auto"/>
+      </w:pPr>
+      <w:r>
+        <w:continuationSeparator/>
+      </w:r>
+    </w:p>
+  </w:footnote>
+</w:footnotes>
+</file>
+
+<file path=word/intelligence2.xml><?xml version="1.0" encoding="utf-8"?>
+<int2:intelligence xmlns:int2="http://schemas.microsoft.com/office/intelligence/2020/intelligence" xmlns:oel="http://schemas.microsoft.com/office/2019/extlst">
+  <int2:observations>
+    <int2:textHash int2:hashCode="yuCExu9m/v3vG6" int2:id="ycp8yFvC">
+      <int2:state int2:value="Rejected" int2:type="spell"/>
+    </int2:textHash>
+  </int2:observations>
+  <int2:intelligenceSettings/>
+  <int2:onDemandWorkflows/>
+</int2:intelligence>
+</file>
+
 <file path=word/numbering.xml><?xml version="1.0" encoding="utf-8"?>
-<w:numbering xmlns:wpc="http://schemas.microsoft.com/office/word/2010/wordprocessingCanvas" xmlns:cx="http://schemas.microsoft.com/office/drawing/2014/chartex" xmlns:cx1="http://schemas.microsoft.com/office/drawing/2015/9/8/chartex" xmlns:cx2="http://schemas.microsoft.com/office/drawing/2015/10/21/chartex" xmlns:cx3="http://schemas.microsoft.com/office/drawing/2016/5/9/chartex" xmlns:cx4="http://schemas.microsoft.com/office/drawing/2016/5/10/chartex" xmlns:cx5="http://schemas.microsoft.com/office/drawing/2016/5/11/chartex" xmlns:cx6="http://schemas.microsoft.com/office/drawing/2016/5/12/chartex" xmlns:cx7="http://schemas.microsoft.com/office/drawing/2016/5/13/chartex" xmlns:cx8="http://schemas.microsoft.com/office/drawing/2016/5/14/chartex" xmlns:mc="http://schemas.openxmlformats.org/markup-compatibility/2006" xmlns:aink="http://schemas.microsoft.com/office/drawing/2016/ink" xmlns:am3d="http://schemas.microsoft.com/office/drawing/2017/model3d" xmlns:o="urn:schemas-microsoft-com:office:office" xmlns:oel="http://schemas.microsoft.com/office/2019/extlst" xmlns:r="http://schemas.openxmlformats.org/officeDocument/2006/relationships" xmlns:m="http://schemas.openxmlformats.org/officeDocument/2006/math" xmlns:v="urn:schemas-microsoft-com:vml" xmlns:wp14="http://schemas.microsoft.com/office/word/2010/wordprocessingDrawing" xmlns:wp="http://schemas.openxmlformats.org/drawingml/2006/wordprocessingDrawing" xmlns:w10="urn:schemas-microsoft-com:office:word" xmlns:w="http://schemas.openxmlformats.org/wordprocessingml/2006/main" xmlns:w14="http://schemas.microsoft.com/office/word/2010/wordml" xmlns:w15="http://schemas.microsoft.com/office/word/2012/wordml" xmlns:w16cei="http://schemas.microsoft.com/office/word/2026/wordml/cei" xmlns:w16cex="http://schemas.microsoft.com/office/word/2018/wordml/cex" xmlns:w16cid="http://schemas.microsoft.com/office/word/2016/wordml/cid" xmlns:w16="http://schemas.microsoft.com/office/word/2018/wordml" xmlns:w16du="http://schemas.microsoft.com/office/word/2023/wordml/word16du" xmlns:w16sdtdh="http://schemas.microsoft.com/office/word/2020/wordml/sdtdatahash" xmlns:w16sdtfl="http://schemas.microsoft.com/office/word/2024/wordml/sdtformatlock" xmlns:w16se="http://schemas.microsoft.com/office/word/2015/wordml/symex" xmlns:wpg="http://schemas.microsoft.com/office/word/2010/wordprocessingGroup" xmlns:wpi="http://schemas.microsoft.com/office/word/2010/wordprocessingInk" xmlns:wne="http://schemas.microsoft.com/office/word/2006/wordml" xmlns:wps="http://schemas.microsoft.com/office/word/2010/wordprocessingShape" mc:Ignorable="w14 w15 w16se w16cid w16 w16cex w16sdtdh w16sdtfl w16du wp14">
+<w:numbering xmlns:wpc="http://schemas.microsoft.com/office/word/2010/wordprocessingCanvas" xmlns:cx="http://schemas.microsoft.com/office/drawing/2014/chartex" xmlns:cx1="http://schemas.microsoft.com/office/drawing/2015/9/8/chartex" xmlns:cx2="http://schemas.microsoft.com/office/drawing/2015/10/21/chartex" xmlns:cx3="http://schemas.microsoft.com/office/drawing/2016/5/9/chartex" xmlns:cx4="http://schemas.microsoft.com/office/drawing/2016/5/10/chartex" xmlns:cx5="http://schemas.microsoft.com/office/drawing/2016/5/11/chartex" xmlns:cx6="http://schemas.microsoft.com/office/drawing/2016/5/12/chartex" xmlns:cx7="http://schemas.microsoft.com/office/drawing/2016/5/13/chartex" xmlns:cx8="http://schemas.microsoft.com/office/drawing/2016/5/14/chartex" xmlns:mc="http://schemas.openxmlformats.org/markup-compatibility/2006" xmlns:aink="http://schemas.microsoft.com/office/drawing/2016/ink" xmlns:am3d="http://schemas.microsoft.com/office/drawing/2017/model3d" xmlns:o="urn:schemas-microsoft-com:office:office" xmlns:oel="http://schemas.microsoft.com/office/2019/extlst" xmlns:r="http://schemas.openxmlformats.org/officeDocument/2006/relationships" xmlns:m="http://schemas.openxmlformats.org/officeDocument/2006/math" xmlns:v="urn:schemas-microsoft-com:vml" xmlns:wp14="http://schemas.microsoft.com/office/word/2010/wordprocessingDrawing" xmlns:wp="http://schemas.openxmlformats.org/drawingml/2006/wordprocessingDrawing" xmlns:w10="urn:schemas-microsoft-com:office:word" xmlns:w="http://schemas.openxmlformats.org/wordprocessingml/2006/main" xmlns:w14="http://schemas.microsoft.com/office/word/2010/wordml" xmlns:w15="http://schemas.microsoft.com/office/word/2012/wordml" xmlns:w16cex="http://schemas.microsoft.com/office/word/2018/wordml/cex" xmlns:w16cid="http://schemas.microsoft.com/office/word/2016/wordml/cid" xmlns:w16="http://schemas.microsoft.com/office/word/2018/wordml" xmlns:w16du="http://schemas.microsoft.com/office/word/2023/wordml/word16du" xmlns:w16sdtdh="http://schemas.microsoft.com/office/word/2020/wordml/sdtdatahash" xmlns:w16sdtfl="http://schemas.microsoft.com/office/word/2024/wordml/sdtformatlock" xmlns:w16se="http://schemas.microsoft.com/office/word/2015/wordml/symex" xmlns:wpg="http://schemas.microsoft.com/office/word/2010/wordprocessingGroup" xmlns:wpi="http://schemas.microsoft.com/office/word/2010/wordprocessingInk" xmlns:wne="http://schemas.microsoft.com/office/word/2006/wordml" xmlns:wps="http://schemas.microsoft.com/office/word/2010/wordprocessingShape" mc:Ignorable="w14 w15 w16se w16cid w16 w16cex w16sdtdh w16sdtfl w16du wp14">
   <w:numPicBullet w:numPicBulletId="0">
     <w:pict>
       <v:shapetype id="_x0000_t75" coordsize="21600,21600" o:spt="75" o:preferrelative="t" path="m@4@5l@4@11@9@11@9@5xe" filled="f" stroked="f">
@@ -5349,6 +9347,155 @@
     </w:pict>
   </w:numPicBullet>
   <w:abstractNum w:abstractNumId="0" w15:restartNumberingAfterBreak="0">
+    <w:nsid w:val="02A51EF2"/>
+    <w:multiLevelType w:val="multilevel"/>
+    <w:tmpl w:val="D0ECA466"/>
+    <w:lvl w:ilvl="0">
+      <w:start w:val="1"/>
+      <w:numFmt w:val="bullet"/>
+      <w:lvlText w:val=""/>
+      <w:lvlJc w:val="left"/>
+      <w:pPr>
+        <w:tabs>
+          <w:tab w:val="num" w:pos="720"/>
+        </w:tabs>
+        <w:ind w:left="720" w:hanging="360"/>
+      </w:pPr>
+      <w:rPr>
+        <w:rFonts w:ascii="Symbol" w:hAnsi="Symbol" w:hint="default"/>
+        <w:sz w:val="20"/>
+      </w:rPr>
+    </w:lvl>
+    <w:lvl w:ilvl="1" w:tentative="1">
+      <w:start w:val="1"/>
+      <w:numFmt w:val="bullet"/>
+      <w:lvlText w:val=""/>
+      <w:lvlJc w:val="left"/>
+      <w:pPr>
+        <w:tabs>
+          <w:tab w:val="num" w:pos="1440"/>
+        </w:tabs>
+        <w:ind w:left="1440" w:hanging="360"/>
+      </w:pPr>
+      <w:rPr>
+        <w:rFonts w:ascii="Symbol" w:hAnsi="Symbol" w:hint="default"/>
+        <w:sz w:val="20"/>
+      </w:rPr>
+    </w:lvl>
+    <w:lvl w:ilvl="2" w:tentative="1">
+      <w:start w:val="1"/>
+      <w:numFmt w:val="bullet"/>
+      <w:lvlText w:val=""/>
+      <w:lvlJc w:val="left"/>
+      <w:pPr>
+        <w:tabs>
+          <w:tab w:val="num" w:pos="2160"/>
+        </w:tabs>
+        <w:ind w:left="2160" w:hanging="360"/>
+      </w:pPr>
+      <w:rPr>
+        <w:rFonts w:ascii="Symbol" w:hAnsi="Symbol" w:hint="default"/>
+        <w:sz w:val="20"/>
+      </w:rPr>
+    </w:lvl>
+    <w:lvl w:ilvl="3" w:tentative="1">
+      <w:start w:val="1"/>
+      <w:numFmt w:val="bullet"/>
+      <w:lvlText w:val=""/>
+      <w:lvlJc w:val="left"/>
+      <w:pPr>
+        <w:tabs>
+          <w:tab w:val="num" w:pos="2880"/>
+        </w:tabs>
+        <w:ind w:left="2880" w:hanging="360"/>
+      </w:pPr>
+      <w:rPr>
+        <w:rFonts w:ascii="Symbol" w:hAnsi="Symbol" w:hint="default"/>
+        <w:sz w:val="20"/>
+      </w:rPr>
+    </w:lvl>
+    <w:lvl w:ilvl="4" w:tentative="1">
+      <w:start w:val="1"/>
+      <w:numFmt w:val="bullet"/>
+      <w:lvlText w:val=""/>
+      <w:lvlJc w:val="left"/>
+      <w:pPr>
+        <w:tabs>
+          <w:tab w:val="num" w:pos="3600"/>
+        </w:tabs>
+        <w:ind w:left="3600" w:hanging="360"/>
+      </w:pPr>
+      <w:rPr>
+        <w:rFonts w:ascii="Symbol" w:hAnsi="Symbol" w:hint="default"/>
+        <w:sz w:val="20"/>
+      </w:rPr>
+    </w:lvl>
+    <w:lvl w:ilvl="5" w:tentative="1">
+      <w:start w:val="1"/>
+      <w:numFmt w:val="bullet"/>
+      <w:lvlText w:val=""/>
+      <w:lvlJc w:val="left"/>
+      <w:pPr>
+        <w:tabs>
+          <w:tab w:val="num" w:pos="4320"/>
+        </w:tabs>
+        <w:ind w:left="4320" w:hanging="360"/>
+      </w:pPr>
+      <w:rPr>
+        <w:rFonts w:ascii="Symbol" w:hAnsi="Symbol" w:hint="default"/>
+        <w:sz w:val="20"/>
+      </w:rPr>
+    </w:lvl>
+    <w:lvl w:ilvl="6" w:tentative="1">
+      <w:start w:val="1"/>
+      <w:numFmt w:val="bullet"/>
+      <w:lvlText w:val=""/>
+      <w:lvlJc w:val="left"/>
+      <w:pPr>
+        <w:tabs>
+          <w:tab w:val="num" w:pos="5040"/>
+        </w:tabs>
+        <w:ind w:left="5040" w:hanging="360"/>
+      </w:pPr>
+      <w:rPr>
+        <w:rFonts w:ascii="Symbol" w:hAnsi="Symbol" w:hint="default"/>
+        <w:sz w:val="20"/>
+      </w:rPr>
+    </w:lvl>
+    <w:lvl w:ilvl="7" w:tentative="1">
+      <w:start w:val="1"/>
+      <w:numFmt w:val="bullet"/>
+      <w:lvlText w:val=""/>
+      <w:lvlJc w:val="left"/>
+      <w:pPr>
+        <w:tabs>
+          <w:tab w:val="num" w:pos="5760"/>
+        </w:tabs>
+        <w:ind w:left="5760" w:hanging="360"/>
+      </w:pPr>
+      <w:rPr>
+        <w:rFonts w:ascii="Symbol" w:hAnsi="Symbol" w:hint="default"/>
+        <w:sz w:val="20"/>
+      </w:rPr>
+    </w:lvl>
+    <w:lvl w:ilvl="8" w:tentative="1">
+      <w:start w:val="1"/>
+      <w:numFmt w:val="bullet"/>
+      <w:lvlText w:val=""/>
+      <w:lvlJc w:val="left"/>
+      <w:pPr>
+        <w:tabs>
+          <w:tab w:val="num" w:pos="6480"/>
+        </w:tabs>
+        <w:ind w:left="6480" w:hanging="360"/>
+      </w:pPr>
+      <w:rPr>
+        <w:rFonts w:ascii="Symbol" w:hAnsi="Symbol" w:hint="default"/>
+        <w:sz w:val="20"/>
+      </w:rPr>
+    </w:lvl>
+  </w:abstractNum>
+  <w:abstractNum w:abstractNumId="1" w15:restartNumberingAfterBreak="0">
     <w:nsid w:val="0BAF680E"/>
     <w:multiLevelType w:val="hybridMultilevel"/>
     <w:tmpl w:val="439C1144"/>
@@ -5462,7 +9609,156 @@
       </w:rPr>
     </w:lvl>
   </w:abstractNum>
-  <w:abstractNum w:abstractNumId="1" w15:restartNumberingAfterBreak="0">
+  <w:abstractNum w:abstractNumId="2" w15:restartNumberingAfterBreak="0">
+    <w:nsid w:val="0C7230BE"/>
+    <w:multiLevelType w:val="multilevel"/>
+    <w:tmpl w:val="5A80387E"/>
+    <w:lvl w:ilvl="0">
+      <w:start w:val="1"/>
+      <w:numFmt w:val="bullet"/>
+      <w:lvlText w:val=""/>
+      <w:lvlJc w:val="left"/>
+      <w:pPr>
+        <w:tabs>
+          <w:tab w:val="num" w:pos="720"/>
+        </w:tabs>
+        <w:ind w:left="720" w:hanging="360"/>
+      </w:pPr>
+      <w:rPr>
+        <w:rFonts w:ascii="Symbol" w:hAnsi="Symbol" w:hint="default"/>
+        <w:sz w:val="20"/>
+      </w:rPr>
+    </w:lvl>
+    <w:lvl w:ilvl="1" w:tentative="1">
+      <w:start w:val="1"/>
+      <w:numFmt w:val="bullet"/>
+      <w:lvlText w:val=""/>
+      <w:lvlJc w:val="left"/>
+      <w:pPr>
+        <w:tabs>
+          <w:tab w:val="num" w:pos="1440"/>
+        </w:tabs>
+        <w:ind w:left="1440" w:hanging="360"/>
+      </w:pPr>
+      <w:rPr>
+        <w:rFonts w:ascii="Symbol" w:hAnsi="Symbol" w:hint="default"/>
+        <w:sz w:val="20"/>
+      </w:rPr>
+    </w:lvl>
+    <w:lvl w:ilvl="2" w:tentative="1">
+      <w:start w:val="1"/>
+      <w:numFmt w:val="bullet"/>
+      <w:lvlText w:val=""/>
+      <w:lvlJc w:val="left"/>
+      <w:pPr>
+        <w:tabs>
+          <w:tab w:val="num" w:pos="2160"/>
+        </w:tabs>
+        <w:ind w:left="2160" w:hanging="360"/>
+      </w:pPr>
+      <w:rPr>
+        <w:rFonts w:ascii="Symbol" w:hAnsi="Symbol" w:hint="default"/>
+        <w:sz w:val="20"/>
+      </w:rPr>
+    </w:lvl>
+    <w:lvl w:ilvl="3" w:tentative="1">
+      <w:start w:val="1"/>
+      <w:numFmt w:val="bullet"/>
+      <w:lvlText w:val=""/>
+      <w:lvlJc w:val="left"/>
+      <w:pPr>
+        <w:tabs>
+          <w:tab w:val="num" w:pos="2880"/>
+        </w:tabs>
+        <w:ind w:left="2880" w:hanging="360"/>
+      </w:pPr>
+      <w:rPr>
+        <w:rFonts w:ascii="Symbol" w:hAnsi="Symbol" w:hint="default"/>
+        <w:sz w:val="20"/>
+      </w:rPr>
+    </w:lvl>
+    <w:lvl w:ilvl="4" w:tentative="1">
+      <w:start w:val="1"/>
+      <w:numFmt w:val="bullet"/>
+      <w:lvlText w:val=""/>
+      <w:lvlJc w:val="left"/>
+      <w:pPr>
+        <w:tabs>
+          <w:tab w:val="num" w:pos="3600"/>
+        </w:tabs>
+        <w:ind w:left="3600" w:hanging="360"/>
+      </w:pPr>
+      <w:rPr>
+        <w:rFonts w:ascii="Symbol" w:hAnsi="Symbol" w:hint="default"/>
+        <w:sz w:val="20"/>
+      </w:rPr>
+    </w:lvl>
+    <w:lvl w:ilvl="5" w:tentative="1">
+      <w:start w:val="1"/>
+      <w:numFmt w:val="bullet"/>
+      <w:lvlText w:val=""/>
+      <w:lvlJc w:val="left"/>
+      <w:pPr>
+        <w:tabs>
+          <w:tab w:val="num" w:pos="4320"/>
+        </w:tabs>
+        <w:ind w:left="4320" w:hanging="360"/>
+      </w:pPr>
+      <w:rPr>
+        <w:rFonts w:ascii="Symbol" w:hAnsi="Symbol" w:hint="default"/>
+        <w:sz w:val="20"/>
+      </w:rPr>
+    </w:lvl>
+    <w:lvl w:ilvl="6" w:tentative="1">
+      <w:start w:val="1"/>
+      <w:numFmt w:val="bullet"/>
+      <w:lvlText w:val=""/>
+      <w:lvlJc w:val="left"/>
+      <w:pPr>
+        <w:tabs>
+          <w:tab w:val="num" w:pos="5040"/>
+        </w:tabs>
+        <w:ind w:left="5040" w:hanging="360"/>
+      </w:pPr>
+      <w:rPr>
+        <w:rFonts w:ascii="Symbol" w:hAnsi="Symbol" w:hint="default"/>
+        <w:sz w:val="20"/>
+      </w:rPr>
+    </w:lvl>
+    <w:lvl w:ilvl="7" w:tentative="1">
+      <w:start w:val="1"/>
+      <w:numFmt w:val="bullet"/>
+      <w:lvlText w:val=""/>
+      <w:lvlJc w:val="left"/>
+      <w:pPr>
+        <w:tabs>
+          <w:tab w:val="num" w:pos="5760"/>
+        </w:tabs>
+        <w:ind w:left="5760" w:hanging="360"/>
+      </w:pPr>
+      <w:rPr>
+        <w:rFonts w:ascii="Symbol" w:hAnsi="Symbol" w:hint="default"/>
+        <w:sz w:val="20"/>
+      </w:rPr>
+    </w:lvl>
+    <w:lvl w:ilvl="8" w:tentative="1">
+      <w:start w:val="1"/>
+      <w:numFmt w:val="bullet"/>
+      <w:lvlText w:val=""/>
+      <w:lvlJc w:val="left"/>
+      <w:pPr>
+        <w:tabs>
+          <w:tab w:val="num" w:pos="6480"/>
+        </w:tabs>
+        <w:ind w:left="6480" w:hanging="360"/>
+      </w:pPr>
+      <w:rPr>
+        <w:rFonts w:ascii="Symbol" w:hAnsi="Symbol" w:hint="default"/>
+        <w:sz w:val="20"/>
+      </w:rPr>
+    </w:lvl>
+  </w:abstractNum>
+  <w:abstractNum w:abstractNumId="3" w15:restartNumberingAfterBreak="0">
     <w:nsid w:val="0CCB0554"/>
     <w:multiLevelType w:val="hybridMultilevel"/>
     <w:tmpl w:val="971C8354"/>
@@ -5576,7 +9872,322 @@
       </w:rPr>
     </w:lvl>
   </w:abstractNum>
-  <w:abstractNum w:abstractNumId="2" w15:restartNumberingAfterBreak="0">
+  <w:abstractNum w:abstractNumId="4" w15:restartNumberingAfterBreak="0">
+    <w:nsid w:val="0FBA097D"/>
+    <w:multiLevelType w:val="hybridMultilevel"/>
+    <w:tmpl w:val="B08A5038"/>
+    <w:lvl w:ilvl="0" w:tplc="D39C9384">
+      <w:start w:val="1"/>
+      <w:numFmt w:val="decimal"/>
+      <w:lvlText w:val="%1-"/>
+      <w:lvlJc w:val="left"/>
+      <w:pPr>
+        <w:ind w:left="720" w:hanging="360"/>
+      </w:pPr>
+      <w:rPr>
+        <w:rFonts w:hint="default"/>
+      </w:rPr>
+    </w:lvl>
+    <w:lvl w:ilvl="1" w:tplc="1C090019" w:tentative="1">
+      <w:start w:val="1"/>
+      <w:numFmt w:val="lowerLetter"/>
+      <w:lvlText w:val="%2."/>
+      <w:lvlJc w:val="left"/>
+      <w:pPr>
+        <w:ind w:left="1440" w:hanging="360"/>
+      </w:pPr>
+    </w:lvl>
+    <w:lvl w:ilvl="2" w:tplc="1C09001B" w:tentative="1">
+      <w:start w:val="1"/>
+      <w:numFmt w:val="lowerRoman"/>
+      <w:lvlText w:val="%3."/>
+      <w:lvlJc w:val="right"/>
+      <w:pPr>
+        <w:ind w:left="2160" w:hanging="180"/>
+      </w:pPr>
+    </w:lvl>
+    <w:lvl w:ilvl="3" w:tplc="1C09000F" w:tentative="1">
+      <w:start w:val="1"/>
+      <w:numFmt w:val="decimal"/>
+      <w:lvlText w:val="%4."/>
+      <w:lvlJc w:val="left"/>
+      <w:pPr>
+        <w:ind w:left="2880" w:hanging="360"/>
+      </w:pPr>
+    </w:lvl>
+    <w:lvl w:ilvl="4" w:tplc="1C090019" w:tentative="1">
+      <w:start w:val="1"/>
+      <w:numFmt w:val="lowerLetter"/>
+      <w:lvlText w:val="%5."/>
+      <w:lvlJc w:val="left"/>
+      <w:pPr>
+        <w:ind w:left="3600" w:hanging="360"/>
+      </w:pPr>
+    </w:lvl>
+    <w:lvl w:ilvl="5" w:tplc="1C09001B" w:tentative="1">
+      <w:start w:val="1"/>
+      <w:numFmt w:val="lowerRoman"/>
+      <w:lvlText w:val="%6."/>
+      <w:lvlJc w:val="right"/>
+      <w:pPr>
+        <w:ind w:left="4320" w:hanging="180"/>
+      </w:pPr>
+    </w:lvl>
+    <w:lvl w:ilvl="6" w:tplc="1C09000F" w:tentative="1">
+      <w:start w:val="1"/>
+      <w:numFmt w:val="decimal"/>
+      <w:lvlText w:val="%7."/>
+      <w:lvlJc w:val="left"/>
+      <w:pPr>
+        <w:ind w:left="5040" w:hanging="360"/>
+      </w:pPr>
+    </w:lvl>
+    <w:lvl w:ilvl="7" w:tplc="1C090019" w:tentative="1">
+      <w:start w:val="1"/>
+      <w:numFmt w:val="lowerLetter"/>
+      <w:lvlText w:val="%8."/>
+      <w:lvlJc w:val="left"/>
+      <w:pPr>
+        <w:ind w:left="5760" w:hanging="360"/>
+      </w:pPr>
+    </w:lvl>
+    <w:lvl w:ilvl="8" w:tplc="1C09001B" w:tentative="1">
+      <w:start w:val="1"/>
+      <w:numFmt w:val="lowerRoman"/>
+      <w:lvlText w:val="%9."/>
+      <w:lvlJc w:val="right"/>
+      <w:pPr>
+        <w:ind w:left="6480" w:hanging="180"/>
+      </w:pPr>
+    </w:lvl>
+  </w:abstractNum>
+  <w:abstractNum w:abstractNumId="5" w15:restartNumberingAfterBreak="0">
+    <w:nsid w:val="188F4A2B"/>
+    <w:multiLevelType w:val="hybridMultilevel"/>
+    <w:tmpl w:val="38C0A224"/>
+    <w:lvl w:ilvl="0" w:tplc="1C09000B">
+      <w:start w:val="1"/>
+      <w:numFmt w:val="bullet"/>
+      <w:lvlText w:val=""/>
+      <w:lvlJc w:val="left"/>
+      <w:pPr>
+        <w:ind w:left="720" w:hanging="360"/>
+      </w:pPr>
+      <w:rPr>
+        <w:rFonts w:ascii="Wingdings" w:hAnsi="Wingdings" w:hint="default"/>
+      </w:rPr>
+    </w:lvl>
+    <w:lvl w:ilvl="1" w:tplc="1C090003" w:tentative="1">
+      <w:start w:val="1"/>
+      <w:numFmt w:val="bullet"/>
+      <w:lvlText w:val="o"/>
+      <w:lvlJc w:val="left"/>
+      <w:pPr>
+        <w:ind w:left="1440" w:hanging="360"/>
+      </w:pPr>
+      <w:rPr>
+        <w:rFonts w:ascii="Courier New" w:hAnsi="Courier New" w:cs="Courier New" w:hint="default"/>
+      </w:rPr>
+    </w:lvl>
+    <w:lvl w:ilvl="2" w:tplc="1C090005" w:tentative="1">
+      <w:start w:val="1"/>
+      <w:numFmt w:val="bullet"/>
+      <w:lvlText w:val=""/>
+      <w:lvlJc w:val="left"/>
+      <w:pPr>
+        <w:ind w:left="2160" w:hanging="360"/>
+      </w:pPr>
+      <w:rPr>
+        <w:rFonts w:ascii="Wingdings" w:hAnsi="Wingdings" w:hint="default"/>
+      </w:rPr>
+    </w:lvl>
+    <w:lvl w:ilvl="3" w:tplc="1C090001" w:tentative="1">
+      <w:start w:val="1"/>
+      <w:numFmt w:val="bullet"/>
+      <w:lvlText w:val=""/>
+      <w:lvlJc w:val="left"/>
+      <w:pPr>
+        <w:ind w:left="2880" w:hanging="360"/>
+      </w:pPr>
+      <w:rPr>
+        <w:rFonts w:ascii="Symbol" w:hAnsi="Symbol" w:hint="default"/>
+      </w:rPr>
+    </w:lvl>
+    <w:lvl w:ilvl="4" w:tplc="1C090003" w:tentative="1">
+      <w:start w:val="1"/>
+      <w:numFmt w:val="bullet"/>
+      <w:lvlText w:val="o"/>
+      <w:lvlJc w:val="left"/>
+      <w:pPr>
+        <w:ind w:left="3600" w:hanging="360"/>
+      </w:pPr>
+      <w:rPr>
+        <w:rFonts w:ascii="Courier New" w:hAnsi="Courier New" w:cs="Courier New" w:hint="default"/>
+      </w:rPr>
+    </w:lvl>
+    <w:lvl w:ilvl="5" w:tplc="1C090005" w:tentative="1">
+      <w:start w:val="1"/>
+      <w:numFmt w:val="bullet"/>
+      <w:lvlText w:val=""/>
+      <w:lvlJc w:val="left"/>
+      <w:pPr>
+        <w:ind w:left="4320" w:hanging="360"/>
+      </w:pPr>
+      <w:rPr>
+        <w:rFonts w:ascii="Wingdings" w:hAnsi="Wingdings" w:hint="default"/>
+      </w:rPr>
+    </w:lvl>
+    <w:lvl w:ilvl="6" w:tplc="1C090001" w:tentative="1">
+      <w:start w:val="1"/>
+      <w:numFmt w:val="bullet"/>
+      <w:lvlText w:val=""/>
+      <w:lvlJc w:val="left"/>
+      <w:pPr>
+        <w:ind w:left="5040" w:hanging="360"/>
+      </w:pPr>
+      <w:rPr>
+        <w:rFonts w:ascii="Symbol" w:hAnsi="Symbol" w:hint="default"/>
+      </w:rPr>
+    </w:lvl>
+    <w:lvl w:ilvl="7" w:tplc="1C090003" w:tentative="1">
+      <w:start w:val="1"/>
+      <w:numFmt w:val="bullet"/>
+      <w:lvlText w:val="o"/>
+      <w:lvlJc w:val="left"/>
+      <w:pPr>
+        <w:ind w:left="5760" w:hanging="360"/>
+      </w:pPr>
+      <w:rPr>
+        <w:rFonts w:ascii="Courier New" w:hAnsi="Courier New" w:cs="Courier New" w:hint="default"/>
+      </w:rPr>
+    </w:lvl>
+    <w:lvl w:ilvl="8" w:tplc="1C090005" w:tentative="1">
+      <w:start w:val="1"/>
+      <w:numFmt w:val="bullet"/>
+      <w:lvlText w:val=""/>
+      <w:lvlJc w:val="left"/>
+      <w:pPr>
+        <w:ind w:left="6480" w:hanging="360"/>
+      </w:pPr>
+      <w:rPr>
+        <w:rFonts w:ascii="Wingdings" w:hAnsi="Wingdings" w:hint="default"/>
+      </w:rPr>
+    </w:lvl>
+  </w:abstractNum>
+  <w:abstractNum w:abstractNumId="6" w15:restartNumberingAfterBreak="0">
+    <w:nsid w:val="23647204"/>
+    <w:multiLevelType w:val="hybridMultilevel"/>
+    <w:tmpl w:val="939C4D20"/>
+    <w:lvl w:ilvl="0" w:tplc="1C09000B">
+      <w:start w:val="1"/>
+      <w:numFmt w:val="bullet"/>
+      <w:lvlText w:val=""/>
+      <w:lvlJc w:val="left"/>
+      <w:pPr>
+        <w:ind w:left="720" w:hanging="360"/>
+      </w:pPr>
+      <w:rPr>
+        <w:rFonts w:ascii="Wingdings" w:hAnsi="Wingdings" w:hint="default"/>
+      </w:rPr>
+    </w:lvl>
+    <w:lvl w:ilvl="1" w:tplc="1C090003" w:tentative="1">
+      <w:start w:val="1"/>
+      <w:numFmt w:val="bullet"/>
+      <w:lvlText w:val="o"/>
+      <w:lvlJc w:val="left"/>
+      <w:pPr>
+        <w:ind w:left="1440" w:hanging="360"/>
+      </w:pPr>
+      <w:rPr>
+        <w:rFonts w:ascii="Courier New" w:hAnsi="Courier New" w:cs="Courier New" w:hint="default"/>
+      </w:rPr>
+    </w:lvl>
+    <w:lvl w:ilvl="2" w:tplc="1C090005" w:tentative="1">
+      <w:start w:val="1"/>
+      <w:numFmt w:val="bullet"/>
+      <w:lvlText w:val=""/>
+      <w:lvlJc w:val="left"/>
+      <w:pPr>
+        <w:ind w:left="2160" w:hanging="360"/>
+      </w:pPr>
+      <w:rPr>
+        <w:rFonts w:ascii="Wingdings" w:hAnsi="Wingdings" w:hint="default"/>
+      </w:rPr>
+    </w:lvl>
+    <w:lvl w:ilvl="3" w:tplc="1C090001" w:tentative="1">
+      <w:start w:val="1"/>
+      <w:numFmt w:val="bullet"/>
+      <w:lvlText w:val=""/>
+      <w:lvlJc w:val="left"/>
+      <w:pPr>
+        <w:ind w:left="2880" w:hanging="360"/>
+      </w:pPr>
+      <w:rPr>
+        <w:rFonts w:ascii="Symbol" w:hAnsi="Symbol" w:hint="default"/>
+      </w:rPr>
+    </w:lvl>
+    <w:lvl w:ilvl="4" w:tplc="1C090003" w:tentative="1">
+      <w:start w:val="1"/>
+      <w:numFmt w:val="bullet"/>
+      <w:lvlText w:val="o"/>
+      <w:lvlJc w:val="left"/>
+      <w:pPr>
+        <w:ind w:left="3600" w:hanging="360"/>
+      </w:pPr>
+      <w:rPr>
+        <w:rFonts w:ascii="Courier New" w:hAnsi="Courier New" w:cs="Courier New" w:hint="default"/>
+      </w:rPr>
+    </w:lvl>
+    <w:lvl w:ilvl="5" w:tplc="1C090005" w:tentative="1">
+      <w:start w:val="1"/>
+      <w:numFmt w:val="bullet"/>
+      <w:lvlText w:val=""/>
+      <w:lvlJc w:val="left"/>
+      <w:pPr>
+        <w:ind w:left="4320" w:hanging="360"/>
+      </w:pPr>
+      <w:rPr>
+        <w:rFonts w:ascii="Wingdings" w:hAnsi="Wingdings" w:hint="default"/>
+      </w:rPr>
+    </w:lvl>
+    <w:lvl w:ilvl="6" w:tplc="1C090001" w:tentative="1">
+      <w:start w:val="1"/>
+      <w:numFmt w:val="bullet"/>
+      <w:lvlText w:val=""/>
+      <w:lvlJc w:val="left"/>
+      <w:pPr>
+        <w:ind w:left="5040" w:hanging="360"/>
+      </w:pPr>
+      <w:rPr>
+        <w:rFonts w:ascii="Symbol" w:hAnsi="Symbol" w:hint="default"/>
+      </w:rPr>
+    </w:lvl>
+    <w:lvl w:ilvl="7" w:tplc="1C090003" w:tentative="1">
+      <w:start w:val="1"/>
+      <w:numFmt w:val="bullet"/>
+      <w:lvlText w:val="o"/>
+      <w:lvlJc w:val="left"/>
+      <w:pPr>
+        <w:ind w:left="5760" w:hanging="360"/>
+      </w:pPr>
+      <w:rPr>
+        <w:rFonts w:ascii="Courier New" w:hAnsi="Courier New" w:cs="Courier New" w:hint="default"/>
+      </w:rPr>
+    </w:lvl>
+    <w:lvl w:ilvl="8" w:tplc="1C090005" w:tentative="1">
+      <w:start w:val="1"/>
+      <w:numFmt w:val="bullet"/>
+      <w:lvlText w:val=""/>
+      <w:lvlJc w:val="left"/>
+      <w:pPr>
+        <w:ind w:left="6480" w:hanging="360"/>
+      </w:pPr>
+      <w:rPr>
+        <w:rFonts w:ascii="Wingdings" w:hAnsi="Wingdings" w:hint="default"/>
+      </w:rPr>
+    </w:lvl>
+  </w:abstractNum>
+  <w:abstractNum w:abstractNumId="7" w15:restartNumberingAfterBreak="0">
     <w:nsid w:val="264448AE"/>
     <w:multiLevelType w:val="hybridMultilevel"/>
     <w:tmpl w:val="23B67A2C"/>
@@ -5690,7 +10301,233 @@
       </w:rPr>
     </w:lvl>
   </w:abstractNum>
-  <w:abstractNum w:abstractNumId="3" w15:restartNumberingAfterBreak="0">
+  <w:abstractNum w:abstractNumId="8" w15:restartNumberingAfterBreak="0">
+    <w:nsid w:val="27C84AB6"/>
+    <w:multiLevelType w:val="hybridMultilevel"/>
+    <w:tmpl w:val="B53C50E4"/>
+    <w:lvl w:ilvl="0" w:tplc="1C09000B">
+      <w:start w:val="1"/>
+      <w:numFmt w:val="bullet"/>
+      <w:lvlText w:val=""/>
+      <w:lvlJc w:val="left"/>
+      <w:pPr>
+        <w:ind w:left="720" w:hanging="360"/>
+      </w:pPr>
+      <w:rPr>
+        <w:rFonts w:ascii="Wingdings" w:hAnsi="Wingdings" w:hint="default"/>
+      </w:rPr>
+    </w:lvl>
+    <w:lvl w:ilvl="1" w:tplc="1C090003" w:tentative="1">
+      <w:start w:val="1"/>
+      <w:numFmt w:val="bullet"/>
+      <w:lvlText w:val="o"/>
+      <w:lvlJc w:val="left"/>
+      <w:pPr>
+        <w:ind w:left="1440" w:hanging="360"/>
+      </w:pPr>
+      <w:rPr>
+        <w:rFonts w:ascii="Courier New" w:hAnsi="Courier New" w:cs="Courier New" w:hint="default"/>
+      </w:rPr>
+    </w:lvl>
+    <w:lvl w:ilvl="2" w:tplc="1C090005" w:tentative="1">
+      <w:start w:val="1"/>
+      <w:numFmt w:val="bullet"/>
+      <w:lvlText w:val=""/>
+      <w:lvlJc w:val="left"/>
+      <w:pPr>
+        <w:ind w:left="2160" w:hanging="360"/>
+      </w:pPr>
+      <w:rPr>
+        <w:rFonts w:ascii="Wingdings" w:hAnsi="Wingdings" w:hint="default"/>
+      </w:rPr>
+    </w:lvl>
+    <w:lvl w:ilvl="3" w:tplc="1C090001" w:tentative="1">
+      <w:start w:val="1"/>
+      <w:numFmt w:val="bullet"/>
+      <w:lvlText w:val=""/>
+      <w:lvlJc w:val="left"/>
+      <w:pPr>
+        <w:ind w:left="2880" w:hanging="360"/>
+      </w:pPr>
+      <w:rPr>
+        <w:rFonts w:ascii="Symbol" w:hAnsi="Symbol" w:hint="default"/>
+      </w:rPr>
+    </w:lvl>
+    <w:lvl w:ilvl="4" w:tplc="1C090003" w:tentative="1">
+      <w:start w:val="1"/>
+      <w:numFmt w:val="bullet"/>
+      <w:lvlText w:val="o"/>
+      <w:lvlJc w:val="left"/>
+      <w:pPr>
+        <w:ind w:left="3600" w:hanging="360"/>
+      </w:pPr>
+      <w:rPr>
+        <w:rFonts w:ascii="Courier New" w:hAnsi="Courier New" w:cs="Courier New" w:hint="default"/>
+      </w:rPr>
+    </w:lvl>
+    <w:lvl w:ilvl="5" w:tplc="1C090005" w:tentative="1">
+      <w:start w:val="1"/>
+      <w:numFmt w:val="bullet"/>
+      <w:lvlText w:val=""/>
+      <w:lvlJc w:val="left"/>
+      <w:pPr>
+        <w:ind w:left="4320" w:hanging="360"/>
+      </w:pPr>
+      <w:rPr>
+        <w:rFonts w:ascii="Wingdings" w:hAnsi="Wingdings" w:hint="default"/>
+      </w:rPr>
+    </w:lvl>
+    <w:lvl w:ilvl="6" w:tplc="1C090001" w:tentative="1">
+      <w:start w:val="1"/>
+      <w:numFmt w:val="bullet"/>
+      <w:lvlText w:val=""/>
+      <w:lvlJc w:val="left"/>
+      <w:pPr>
+        <w:ind w:left="5040" w:hanging="360"/>
+      </w:pPr>
+      <w:rPr>
+        <w:rFonts w:ascii="Symbol" w:hAnsi="Symbol" w:hint="default"/>
+      </w:rPr>
+    </w:lvl>
+    <w:lvl w:ilvl="7" w:tplc="1C090003" w:tentative="1">
+      <w:start w:val="1"/>
+      <w:numFmt w:val="bullet"/>
+      <w:lvlText w:val="o"/>
+      <w:lvlJc w:val="left"/>
+      <w:pPr>
+        <w:ind w:left="5760" w:hanging="360"/>
+      </w:pPr>
+      <w:rPr>
+        <w:rFonts w:ascii="Courier New" w:hAnsi="Courier New" w:cs="Courier New" w:hint="default"/>
+      </w:rPr>
+    </w:lvl>
+    <w:lvl w:ilvl="8" w:tplc="1C090005" w:tentative="1">
+      <w:start w:val="1"/>
+      <w:numFmt w:val="bullet"/>
+      <w:lvlText w:val=""/>
+      <w:lvlJc w:val="left"/>
+      <w:pPr>
+        <w:ind w:left="6480" w:hanging="360"/>
+      </w:pPr>
+      <w:rPr>
+        <w:rFonts w:ascii="Wingdings" w:hAnsi="Wingdings" w:hint="default"/>
+      </w:rPr>
+    </w:lvl>
+  </w:abstractNum>
+  <w:abstractNum w:abstractNumId="9" w15:restartNumberingAfterBreak="0">
+    <w:nsid w:val="29CC437A"/>
+    <w:multiLevelType w:val="hybridMultilevel"/>
+    <w:tmpl w:val="2700A0AE"/>
+    <w:lvl w:ilvl="0" w:tplc="1C09000B">
+      <w:start w:val="1"/>
+      <w:numFmt w:val="bullet"/>
+      <w:lvlText w:val=""/>
+      <w:lvlJc w:val="left"/>
+      <w:pPr>
+        <w:ind w:left="720" w:hanging="360"/>
+      </w:pPr>
+      <w:rPr>
+        <w:rFonts w:ascii="Wingdings" w:hAnsi="Wingdings" w:hint="default"/>
+      </w:rPr>
+    </w:lvl>
+    <w:lvl w:ilvl="1" w:tplc="1C090003" w:tentative="1">
+      <w:start w:val="1"/>
+      <w:numFmt w:val="bullet"/>
+      <w:lvlText w:val="o"/>
+      <w:lvlJc w:val="left"/>
+      <w:pPr>
+        <w:ind w:left="1440" w:hanging="360"/>
+      </w:pPr>
+      <w:rPr>
+        <w:rFonts w:ascii="Courier New" w:hAnsi="Courier New" w:cs="Courier New" w:hint="default"/>
+      </w:rPr>
+    </w:lvl>
+    <w:lvl w:ilvl="2" w:tplc="1C090005" w:tentative="1">
+      <w:start w:val="1"/>
+      <w:numFmt w:val="bullet"/>
+      <w:lvlText w:val=""/>
+      <w:lvlJc w:val="left"/>
+      <w:pPr>
+        <w:ind w:left="2160" w:hanging="360"/>
+      </w:pPr>
+      <w:rPr>
+        <w:rFonts w:ascii="Wingdings" w:hAnsi="Wingdings" w:hint="default"/>
+      </w:rPr>
+    </w:lvl>
+    <w:lvl w:ilvl="3" w:tplc="1C090001" w:tentative="1">
+      <w:start w:val="1"/>
+      <w:numFmt w:val="bullet"/>
+      <w:lvlText w:val=""/>
+      <w:lvlJc w:val="left"/>
+      <w:pPr>
+        <w:ind w:left="2880" w:hanging="360"/>
+      </w:pPr>
+      <w:rPr>
+        <w:rFonts w:ascii="Symbol" w:hAnsi="Symbol" w:hint="default"/>
+      </w:rPr>
+    </w:lvl>
+    <w:lvl w:ilvl="4" w:tplc="1C090003" w:tentative="1">
+      <w:start w:val="1"/>
+      <w:numFmt w:val="bullet"/>
+      <w:lvlText w:val="o"/>
+      <w:lvlJc w:val="left"/>
+      <w:pPr>
+        <w:ind w:left="3600" w:hanging="360"/>
+      </w:pPr>
+      <w:rPr>
+        <w:rFonts w:ascii="Courier New" w:hAnsi="Courier New" w:cs="Courier New" w:hint="default"/>
+      </w:rPr>
+    </w:lvl>
+    <w:lvl w:ilvl="5" w:tplc="1C090005" w:tentative="1">
+      <w:start w:val="1"/>
+      <w:numFmt w:val="bullet"/>
+      <w:lvlText w:val=""/>
+      <w:lvlJc w:val="left"/>
+      <w:pPr>
+        <w:ind w:left="4320" w:hanging="360"/>
+      </w:pPr>
+      <w:rPr>
+        <w:rFonts w:ascii="Wingdings" w:hAnsi="Wingdings" w:hint="default"/>
+      </w:rPr>
+    </w:lvl>
+    <w:lvl w:ilvl="6" w:tplc="1C090001" w:tentative="1">
+      <w:start w:val="1"/>
+      <w:numFmt w:val="bullet"/>
+      <w:lvlText w:val=""/>
+      <w:lvlJc w:val="left"/>
+      <w:pPr>
+        <w:ind w:left="5040" w:hanging="360"/>
+      </w:pPr>
+      <w:rPr>
+        <w:rFonts w:ascii="Symbol" w:hAnsi="Symbol" w:hint="default"/>
+      </w:rPr>
+    </w:lvl>
+    <w:lvl w:ilvl="7" w:tplc="1C090003" w:tentative="1">
+      <w:start w:val="1"/>
+      <w:numFmt w:val="bullet"/>
+      <w:lvlText w:val="o"/>
+      <w:lvlJc w:val="left"/>
+      <w:pPr>
+        <w:ind w:left="5760" w:hanging="360"/>
+      </w:pPr>
+      <w:rPr>
+        <w:rFonts w:ascii="Courier New" w:hAnsi="Courier New" w:cs="Courier New" w:hint="default"/>
+      </w:rPr>
+    </w:lvl>
+    <w:lvl w:ilvl="8" w:tplc="1C090005" w:tentative="1">
+      <w:start w:val="1"/>
+      <w:numFmt w:val="bullet"/>
+      <w:lvlText w:val=""/>
+      <w:lvlJc w:val="left"/>
+      <w:pPr>
+        <w:ind w:left="6480" w:hanging="360"/>
+      </w:pPr>
+      <w:rPr>
+        <w:rFonts w:ascii="Wingdings" w:hAnsi="Wingdings" w:hint="default"/>
+      </w:rPr>
+    </w:lvl>
+  </w:abstractNum>
+  <w:abstractNum w:abstractNumId="10" w15:restartNumberingAfterBreak="0">
     <w:nsid w:val="34DD3148"/>
     <w:multiLevelType w:val="hybridMultilevel"/>
     <w:tmpl w:val="895402CC"/>
@@ -5804,7 +10641,7 @@
       </w:rPr>
     </w:lvl>
   </w:abstractNum>
-  <w:abstractNum w:abstractNumId="4" w15:restartNumberingAfterBreak="0">
+  <w:abstractNum w:abstractNumId="11" w15:restartNumberingAfterBreak="0">
     <w:nsid w:val="3C5F4289"/>
     <w:multiLevelType w:val="hybridMultilevel"/>
     <w:tmpl w:val="94F4E254"/>
@@ -5918,7 +10755,156 @@
       </w:rPr>
     </w:lvl>
   </w:abstractNum>
-  <w:abstractNum w:abstractNumId="5" w15:restartNumberingAfterBreak="0">
+  <w:abstractNum w:abstractNumId="12" w15:restartNumberingAfterBreak="0">
+    <w:nsid w:val="41CD16CA"/>
+    <w:multiLevelType w:val="multilevel"/>
+    <w:tmpl w:val="E22C554A"/>
+    <w:lvl w:ilvl="0">
+      <w:start w:val="1"/>
+      <w:numFmt w:val="bullet"/>
+      <w:lvlText w:val=""/>
+      <w:lvlJc w:val="left"/>
+      <w:pPr>
+        <w:tabs>
+          <w:tab w:val="num" w:pos="720"/>
+        </w:tabs>
+        <w:ind w:left="720" w:hanging="360"/>
+      </w:pPr>
+      <w:rPr>
+        <w:rFonts w:ascii="Symbol" w:hAnsi="Symbol" w:hint="default"/>
+        <w:sz w:val="20"/>
+      </w:rPr>
+    </w:lvl>
+    <w:lvl w:ilvl="1" w:tentative="1">
+      <w:start w:val="1"/>
+      <w:numFmt w:val="bullet"/>
+      <w:lvlText w:val=""/>
+      <w:lvlJc w:val="left"/>
+      <w:pPr>
+        <w:tabs>
+          <w:tab w:val="num" w:pos="1440"/>
+        </w:tabs>
+        <w:ind w:left="1440" w:hanging="360"/>
+      </w:pPr>
+      <w:rPr>
+        <w:rFonts w:ascii="Symbol" w:hAnsi="Symbol" w:hint="default"/>
+        <w:sz w:val="20"/>
+      </w:rPr>
+    </w:lvl>
+    <w:lvl w:ilvl="2" w:tentative="1">
+      <w:start w:val="1"/>
+      <w:numFmt w:val="bullet"/>
+      <w:lvlText w:val=""/>
+      <w:lvlJc w:val="left"/>
+      <w:pPr>
+        <w:tabs>
+          <w:tab w:val="num" w:pos="2160"/>
+        </w:tabs>
+        <w:ind w:left="2160" w:hanging="360"/>
+      </w:pPr>
+      <w:rPr>
+        <w:rFonts w:ascii="Symbol" w:hAnsi="Symbol" w:hint="default"/>
+        <w:sz w:val="20"/>
+      </w:rPr>
+    </w:lvl>
+    <w:lvl w:ilvl="3" w:tentative="1">
+      <w:start w:val="1"/>
+      <w:numFmt w:val="bullet"/>
+      <w:lvlText w:val=""/>
+      <w:lvlJc w:val="left"/>
+      <w:pPr>
+        <w:tabs>
+          <w:tab w:val="num" w:pos="2880"/>
+        </w:tabs>
+        <w:ind w:left="2880" w:hanging="360"/>
+      </w:pPr>
+      <w:rPr>
+        <w:rFonts w:ascii="Symbol" w:hAnsi="Symbol" w:hint="default"/>
+        <w:sz w:val="20"/>
+      </w:rPr>
+    </w:lvl>
+    <w:lvl w:ilvl="4" w:tentative="1">
+      <w:start w:val="1"/>
+      <w:numFmt w:val="bullet"/>
+      <w:lvlText w:val=""/>
+      <w:lvlJc w:val="left"/>
+      <w:pPr>
+        <w:tabs>
+          <w:tab w:val="num" w:pos="3600"/>
+        </w:tabs>
+        <w:ind w:left="3600" w:hanging="360"/>
+      </w:pPr>
+      <w:rPr>
+        <w:rFonts w:ascii="Symbol" w:hAnsi="Symbol" w:hint="default"/>
+        <w:sz w:val="20"/>
+      </w:rPr>
+    </w:lvl>
+    <w:lvl w:ilvl="5" w:tentative="1">
+      <w:start w:val="1"/>
+      <w:numFmt w:val="bullet"/>
+      <w:lvlText w:val=""/>
+      <w:lvlJc w:val="left"/>
+      <w:pPr>
+        <w:tabs>
+          <w:tab w:val="num" w:pos="4320"/>
+        </w:tabs>
+        <w:ind w:left="4320" w:hanging="360"/>
+      </w:pPr>
+      <w:rPr>
+        <w:rFonts w:ascii="Symbol" w:hAnsi="Symbol" w:hint="default"/>
+        <w:sz w:val="20"/>
+      </w:rPr>
+    </w:lvl>
+    <w:lvl w:ilvl="6" w:tentative="1">
+      <w:start w:val="1"/>
+      <w:numFmt w:val="bullet"/>
+      <w:lvlText w:val=""/>
+      <w:lvlJc w:val="left"/>
+      <w:pPr>
+        <w:tabs>
+          <w:tab w:val="num" w:pos="5040"/>
+        </w:tabs>
+        <w:ind w:left="5040" w:hanging="360"/>
+      </w:pPr>
+      <w:rPr>
+        <w:rFonts w:ascii="Symbol" w:hAnsi="Symbol" w:hint="default"/>
+        <w:sz w:val="20"/>
+      </w:rPr>
+    </w:lvl>
+    <w:lvl w:ilvl="7" w:tentative="1">
+      <w:start w:val="1"/>
+      <w:numFmt w:val="bullet"/>
+      <w:lvlText w:val=""/>
+      <w:lvlJc w:val="left"/>
+      <w:pPr>
+        <w:tabs>
+          <w:tab w:val="num" w:pos="5760"/>
+        </w:tabs>
+        <w:ind w:left="5760" w:hanging="360"/>
+      </w:pPr>
+      <w:rPr>
+        <w:rFonts w:ascii="Symbol" w:hAnsi="Symbol" w:hint="default"/>
+        <w:sz w:val="20"/>
+      </w:rPr>
+    </w:lvl>
+    <w:lvl w:ilvl="8" w:tentative="1">
+      <w:start w:val="1"/>
+      <w:numFmt w:val="bullet"/>
+      <w:lvlText w:val=""/>
+      <w:lvlJc w:val="left"/>
+      <w:pPr>
+        <w:tabs>
+          <w:tab w:val="num" w:pos="6480"/>
+        </w:tabs>
+        <w:ind w:left="6480" w:hanging="360"/>
+      </w:pPr>
+      <w:rPr>
+        <w:rFonts w:ascii="Symbol" w:hAnsi="Symbol" w:hint="default"/>
+        <w:sz w:val="20"/>
+      </w:rPr>
+    </w:lvl>
+  </w:abstractNum>
+  <w:abstractNum w:abstractNumId="13" w15:restartNumberingAfterBreak="0">
     <w:nsid w:val="47C215AD"/>
     <w:multiLevelType w:val="multilevel"/>
     <w:tmpl w:val="999679FA"/>
@@ -6068,7 +11054,495 @@
       </w:rPr>
     </w:lvl>
   </w:abstractNum>
-  <w:abstractNum w:abstractNumId="6" w15:restartNumberingAfterBreak="0">
+  <w:abstractNum w:abstractNumId="14" w15:restartNumberingAfterBreak="0">
+    <w:nsid w:val="49BC7CA9"/>
+    <w:multiLevelType w:val="hybridMultilevel"/>
+    <w:tmpl w:val="86088922"/>
+    <w:lvl w:ilvl="0" w:tplc="1C09000B">
+      <w:start w:val="1"/>
+      <w:numFmt w:val="bullet"/>
+      <w:lvlText w:val=""/>
+      <w:lvlJc w:val="left"/>
+      <w:pPr>
+        <w:ind w:left="1080" w:hanging="360"/>
+      </w:pPr>
+      <w:rPr>
+        <w:rFonts w:ascii="Wingdings" w:hAnsi="Wingdings" w:hint="default"/>
+      </w:rPr>
+    </w:lvl>
+    <w:lvl w:ilvl="1" w:tplc="1C090003" w:tentative="1">
+      <w:start w:val="1"/>
+      <w:numFmt w:val="bullet"/>
+      <w:lvlText w:val="o"/>
+      <w:lvlJc w:val="left"/>
+      <w:pPr>
+        <w:ind w:left="1800" w:hanging="360"/>
+      </w:pPr>
+      <w:rPr>
+        <w:rFonts w:ascii="Courier New" w:hAnsi="Courier New" w:cs="Courier New" w:hint="default"/>
+      </w:rPr>
+    </w:lvl>
+    <w:lvl w:ilvl="2" w:tplc="1C090005" w:tentative="1">
+      <w:start w:val="1"/>
+      <w:numFmt w:val="bullet"/>
+      <w:lvlText w:val=""/>
+      <w:lvlJc w:val="left"/>
+      <w:pPr>
+        <w:ind w:left="2520" w:hanging="360"/>
+      </w:pPr>
+      <w:rPr>
+        <w:rFonts w:ascii="Wingdings" w:hAnsi="Wingdings" w:hint="default"/>
+      </w:rPr>
+    </w:lvl>
+    <w:lvl w:ilvl="3" w:tplc="1C090001" w:tentative="1">
+      <w:start w:val="1"/>
+      <w:numFmt w:val="bullet"/>
+      <w:lvlText w:val=""/>
+      <w:lvlJc w:val="left"/>
+      <w:pPr>
+        <w:ind w:left="3240" w:hanging="360"/>
+      </w:pPr>
+      <w:rPr>
+        <w:rFonts w:ascii="Symbol" w:hAnsi="Symbol" w:hint="default"/>
+      </w:rPr>
+    </w:lvl>
+    <w:lvl w:ilvl="4" w:tplc="1C090003" w:tentative="1">
+      <w:start w:val="1"/>
+      <w:numFmt w:val="bullet"/>
+      <w:lvlText w:val="o"/>
+      <w:lvlJc w:val="left"/>
+      <w:pPr>
+        <w:ind w:left="3960" w:hanging="360"/>
+      </w:pPr>
+      <w:rPr>
+        <w:rFonts w:ascii="Courier New" w:hAnsi="Courier New" w:cs="Courier New" w:hint="default"/>
+      </w:rPr>
+    </w:lvl>
+    <w:lvl w:ilvl="5" w:tplc="1C090005" w:tentative="1">
+      <w:start w:val="1"/>
+      <w:numFmt w:val="bullet"/>
+      <w:lvlText w:val=""/>
+      <w:lvlJc w:val="left"/>
+      <w:pPr>
+        <w:ind w:left="4680" w:hanging="360"/>
+      </w:pPr>
+      <w:rPr>
+        <w:rFonts w:ascii="Wingdings" w:hAnsi="Wingdings" w:hint="default"/>
+      </w:rPr>
+    </w:lvl>
+    <w:lvl w:ilvl="6" w:tplc="1C090001" w:tentative="1">
+      <w:start w:val="1"/>
+      <w:numFmt w:val="bullet"/>
+      <w:lvlText w:val=""/>
+      <w:lvlJc w:val="left"/>
+      <w:pPr>
+        <w:ind w:left="5400" w:hanging="360"/>
+      </w:pPr>
+      <w:rPr>
+        <w:rFonts w:ascii="Symbol" w:hAnsi="Symbol" w:hint="default"/>
+      </w:rPr>
+    </w:lvl>
+    <w:lvl w:ilvl="7" w:tplc="1C090003" w:tentative="1">
+      <w:start w:val="1"/>
+      <w:numFmt w:val="bullet"/>
+      <w:lvlText w:val="o"/>
+      <w:lvlJc w:val="left"/>
+      <w:pPr>
+        <w:ind w:left="6120" w:hanging="360"/>
+      </w:pPr>
+      <w:rPr>
+        <w:rFonts w:ascii="Courier New" w:hAnsi="Courier New" w:cs="Courier New" w:hint="default"/>
+      </w:rPr>
+    </w:lvl>
+    <w:lvl w:ilvl="8" w:tplc="1C090005" w:tentative="1">
+      <w:start w:val="1"/>
+      <w:numFmt w:val="bullet"/>
+      <w:lvlText w:val=""/>
+      <w:lvlJc w:val="left"/>
+      <w:pPr>
+        <w:ind w:left="6840" w:hanging="360"/>
+      </w:pPr>
+      <w:rPr>
+        <w:rFonts w:ascii="Wingdings" w:hAnsi="Wingdings" w:hint="default"/>
+      </w:rPr>
+    </w:lvl>
+  </w:abstractNum>
+  <w:abstractNum w:abstractNumId="15" w15:restartNumberingAfterBreak="0">
+    <w:nsid w:val="4A944776"/>
+    <w:multiLevelType w:val="multilevel"/>
+    <w:tmpl w:val="89BA2602"/>
+    <w:lvl w:ilvl="0">
+      <w:start w:val="1"/>
+      <w:numFmt w:val="bullet"/>
+      <w:lvlText w:val=""/>
+      <w:lvlJc w:val="left"/>
+      <w:pPr>
+        <w:tabs>
+          <w:tab w:val="num" w:pos="720"/>
+        </w:tabs>
+        <w:ind w:left="720" w:hanging="360"/>
+      </w:pPr>
+      <w:rPr>
+        <w:rFonts w:ascii="Symbol" w:hAnsi="Symbol" w:hint="default"/>
+        <w:sz w:val="20"/>
+      </w:rPr>
+    </w:lvl>
+    <w:lvl w:ilvl="1" w:tentative="1">
+      <w:start w:val="1"/>
+      <w:numFmt w:val="bullet"/>
+      <w:lvlText w:val=""/>
+      <w:lvlJc w:val="left"/>
+      <w:pPr>
+        <w:tabs>
+          <w:tab w:val="num" w:pos="1440"/>
+        </w:tabs>
+        <w:ind w:left="1440" w:hanging="360"/>
+      </w:pPr>
+      <w:rPr>
+        <w:rFonts w:ascii="Symbol" w:hAnsi="Symbol" w:hint="default"/>
+        <w:sz w:val="20"/>
+      </w:rPr>
+    </w:lvl>
+    <w:lvl w:ilvl="2" w:tentative="1">
+      <w:start w:val="1"/>
+      <w:numFmt w:val="bullet"/>
+      <w:lvlText w:val=""/>
+      <w:lvlJc w:val="left"/>
+      <w:pPr>
+        <w:tabs>
+          <w:tab w:val="num" w:pos="2160"/>
+        </w:tabs>
+        <w:ind w:left="2160" w:hanging="360"/>
+      </w:pPr>
+      <w:rPr>
+        <w:rFonts w:ascii="Symbol" w:hAnsi="Symbol" w:hint="default"/>
+        <w:sz w:val="20"/>
+      </w:rPr>
+    </w:lvl>
+    <w:lvl w:ilvl="3" w:tentative="1">
+      <w:start w:val="1"/>
+      <w:numFmt w:val="bullet"/>
+      <w:lvlText w:val=""/>
+      <w:lvlJc w:val="left"/>
+      <w:pPr>
+        <w:tabs>
+          <w:tab w:val="num" w:pos="2880"/>
+        </w:tabs>
+        <w:ind w:left="2880" w:hanging="360"/>
+      </w:pPr>
+      <w:rPr>
+        <w:rFonts w:ascii="Symbol" w:hAnsi="Symbol" w:hint="default"/>
+        <w:sz w:val="20"/>
+      </w:rPr>
+    </w:lvl>
+    <w:lvl w:ilvl="4" w:tentative="1">
+      <w:start w:val="1"/>
+      <w:numFmt w:val="bullet"/>
+      <w:lvlText w:val=""/>
+      <w:lvlJc w:val="left"/>
+      <w:pPr>
+        <w:tabs>
+          <w:tab w:val="num" w:pos="3600"/>
+        </w:tabs>
+        <w:ind w:left="3600" w:hanging="360"/>
+      </w:pPr>
+      <w:rPr>
+        <w:rFonts w:ascii="Symbol" w:hAnsi="Symbol" w:hint="default"/>
+        <w:sz w:val="20"/>
+      </w:rPr>
+    </w:lvl>
+    <w:lvl w:ilvl="5" w:tentative="1">
+      <w:start w:val="1"/>
+      <w:numFmt w:val="bullet"/>
+      <w:lvlText w:val=""/>
+      <w:lvlJc w:val="left"/>
+      <w:pPr>
+        <w:tabs>
+          <w:tab w:val="num" w:pos="4320"/>
+        </w:tabs>
+        <w:ind w:left="4320" w:hanging="360"/>
+      </w:pPr>
+      <w:rPr>
+        <w:rFonts w:ascii="Symbol" w:hAnsi="Symbol" w:hint="default"/>
+        <w:sz w:val="20"/>
+      </w:rPr>
+    </w:lvl>
+    <w:lvl w:ilvl="6" w:tentative="1">
+      <w:start w:val="1"/>
+      <w:numFmt w:val="bullet"/>
+      <w:lvlText w:val=""/>
+      <w:lvlJc w:val="left"/>
+      <w:pPr>
+        <w:tabs>
+          <w:tab w:val="num" w:pos="5040"/>
+        </w:tabs>
+        <w:ind w:left="5040" w:hanging="360"/>
+      </w:pPr>
+      <w:rPr>
+        <w:rFonts w:ascii="Symbol" w:hAnsi="Symbol" w:hint="default"/>
+        <w:sz w:val="20"/>
+      </w:rPr>
+    </w:lvl>
+    <w:lvl w:ilvl="7" w:tentative="1">
+      <w:start w:val="1"/>
+      <w:numFmt w:val="bullet"/>
+      <w:lvlText w:val=""/>
+      <w:lvlJc w:val="left"/>
+      <w:pPr>
+        <w:tabs>
+          <w:tab w:val="num" w:pos="5760"/>
+        </w:tabs>
+        <w:ind w:left="5760" w:hanging="360"/>
+      </w:pPr>
+      <w:rPr>
+        <w:rFonts w:ascii="Symbol" w:hAnsi="Symbol" w:hint="default"/>
+        <w:sz w:val="20"/>
+      </w:rPr>
+    </w:lvl>
+    <w:lvl w:ilvl="8" w:tentative="1">
+      <w:start w:val="1"/>
+      <w:numFmt w:val="bullet"/>
+      <w:lvlText w:val=""/>
+      <w:lvlJc w:val="left"/>
+      <w:pPr>
+        <w:tabs>
+          <w:tab w:val="num" w:pos="6480"/>
+        </w:tabs>
+        <w:ind w:left="6480" w:hanging="360"/>
+      </w:pPr>
+      <w:rPr>
+        <w:rFonts w:ascii="Symbol" w:hAnsi="Symbol" w:hint="default"/>
+        <w:sz w:val="20"/>
+      </w:rPr>
+    </w:lvl>
+  </w:abstractNum>
+  <w:abstractNum w:abstractNumId="16" w15:restartNumberingAfterBreak="0">
+    <w:nsid w:val="506D1D79"/>
+    <w:multiLevelType w:val="hybridMultilevel"/>
+    <w:tmpl w:val="0CC2C648"/>
+    <w:lvl w:ilvl="0" w:tplc="1C09000B">
+      <w:start w:val="1"/>
+      <w:numFmt w:val="bullet"/>
+      <w:lvlText w:val=""/>
+      <w:lvlJc w:val="left"/>
+      <w:pPr>
+        <w:ind w:left="720" w:hanging="360"/>
+      </w:pPr>
+      <w:rPr>
+        <w:rFonts w:ascii="Wingdings" w:hAnsi="Wingdings" w:hint="default"/>
+      </w:rPr>
+    </w:lvl>
+    <w:lvl w:ilvl="1" w:tplc="1C090003" w:tentative="1">
+      <w:start w:val="1"/>
+      <w:numFmt w:val="bullet"/>
+      <w:lvlText w:val="o"/>
+      <w:lvlJc w:val="left"/>
+      <w:pPr>
+        <w:ind w:left="1440" w:hanging="360"/>
+      </w:pPr>
+      <w:rPr>
+        <w:rFonts w:ascii="Courier New" w:hAnsi="Courier New" w:cs="Courier New" w:hint="default"/>
+      </w:rPr>
+    </w:lvl>
+    <w:lvl w:ilvl="2" w:tplc="1C090005" w:tentative="1">
+      <w:start w:val="1"/>
+      <w:numFmt w:val="bullet"/>
+      <w:lvlText w:val=""/>
+      <w:lvlJc w:val="left"/>
+      <w:pPr>
+        <w:ind w:left="2160" w:hanging="360"/>
+      </w:pPr>
+      <w:rPr>
+        <w:rFonts w:ascii="Wingdings" w:hAnsi="Wingdings" w:hint="default"/>
+      </w:rPr>
+    </w:lvl>
+    <w:lvl w:ilvl="3" w:tplc="1C090001" w:tentative="1">
+      <w:start w:val="1"/>
+      <w:numFmt w:val="bullet"/>
+      <w:lvlText w:val=""/>
+      <w:lvlJc w:val="left"/>
+      <w:pPr>
+        <w:ind w:left="2880" w:hanging="360"/>
+      </w:pPr>
+      <w:rPr>
+        <w:rFonts w:ascii="Symbol" w:hAnsi="Symbol" w:hint="default"/>
+      </w:rPr>
+    </w:lvl>
+    <w:lvl w:ilvl="4" w:tplc="1C090003" w:tentative="1">
+      <w:start w:val="1"/>
+      <w:numFmt w:val="bullet"/>
+      <w:lvlText w:val="o"/>
+      <w:lvlJc w:val="left"/>
+      <w:pPr>
+        <w:ind w:left="3600" w:hanging="360"/>
+      </w:pPr>
+      <w:rPr>
+        <w:rFonts w:ascii="Courier New" w:hAnsi="Courier New" w:cs="Courier New" w:hint="default"/>
+      </w:rPr>
+    </w:lvl>
+    <w:lvl w:ilvl="5" w:tplc="1C090005" w:tentative="1">
+      <w:start w:val="1"/>
+      <w:numFmt w:val="bullet"/>
+      <w:lvlText w:val=""/>
+      <w:lvlJc w:val="left"/>
+      <w:pPr>
+        <w:ind w:left="4320" w:hanging="360"/>
+      </w:pPr>
+      <w:rPr>
+        <w:rFonts w:ascii="Wingdings" w:hAnsi="Wingdings" w:hint="default"/>
+      </w:rPr>
+    </w:lvl>
+    <w:lvl w:ilvl="6" w:tplc="1C090001" w:tentative="1">
+      <w:start w:val="1"/>
+      <w:numFmt w:val="bullet"/>
+      <w:lvlText w:val=""/>
+      <w:lvlJc w:val="left"/>
+      <w:pPr>
+        <w:ind w:left="5040" w:hanging="360"/>
+      </w:pPr>
+      <w:rPr>
+        <w:rFonts w:ascii="Symbol" w:hAnsi="Symbol" w:hint="default"/>
+      </w:rPr>
+    </w:lvl>
+    <w:lvl w:ilvl="7" w:tplc="1C090003" w:tentative="1">
+      <w:start w:val="1"/>
+      <w:numFmt w:val="bullet"/>
+      <w:lvlText w:val="o"/>
+      <w:lvlJc w:val="left"/>
+      <w:pPr>
+        <w:ind w:left="5760" w:hanging="360"/>
+      </w:pPr>
+      <w:rPr>
+        <w:rFonts w:ascii="Courier New" w:hAnsi="Courier New" w:cs="Courier New" w:hint="default"/>
+      </w:rPr>
+    </w:lvl>
+    <w:lvl w:ilvl="8" w:tplc="1C090005" w:tentative="1">
+      <w:start w:val="1"/>
+      <w:numFmt w:val="bullet"/>
+      <w:lvlText w:val=""/>
+      <w:lvlJc w:val="left"/>
+      <w:pPr>
+        <w:ind w:left="6480" w:hanging="360"/>
+      </w:pPr>
+      <w:rPr>
+        <w:rFonts w:ascii="Wingdings" w:hAnsi="Wingdings" w:hint="default"/>
+      </w:rPr>
+    </w:lvl>
+  </w:abstractNum>
+  <w:abstractNum w:abstractNumId="17" w15:restartNumberingAfterBreak="0">
+    <w:nsid w:val="5CDF3303"/>
+    <w:multiLevelType w:val="hybridMultilevel"/>
+    <w:tmpl w:val="4C500FB6"/>
+    <w:lvl w:ilvl="0" w:tplc="1C09000B">
+      <w:start w:val="1"/>
+      <w:numFmt w:val="bullet"/>
+      <w:lvlText w:val=""/>
+      <w:lvlJc w:val="left"/>
+      <w:pPr>
+        <w:ind w:left="720" w:hanging="360"/>
+      </w:pPr>
+      <w:rPr>
+        <w:rFonts w:ascii="Wingdings" w:hAnsi="Wingdings" w:hint="default"/>
+      </w:rPr>
+    </w:lvl>
+    <w:lvl w:ilvl="1" w:tplc="1C090003" w:tentative="1">
+      <w:start w:val="1"/>
+      <w:numFmt w:val="bullet"/>
+      <w:lvlText w:val="o"/>
+      <w:lvlJc w:val="left"/>
+      <w:pPr>
+        <w:ind w:left="1440" w:hanging="360"/>
+      </w:pPr>
+      <w:rPr>
+        <w:rFonts w:ascii="Courier New" w:hAnsi="Courier New" w:cs="Courier New" w:hint="default"/>
+      </w:rPr>
+    </w:lvl>
+    <w:lvl w:ilvl="2" w:tplc="1C090005" w:tentative="1">
+      <w:start w:val="1"/>
+      <w:numFmt w:val="bullet"/>
+      <w:lvlText w:val=""/>
+      <w:lvlJc w:val="left"/>
+      <w:pPr>
+        <w:ind w:left="2160" w:hanging="360"/>
+      </w:pPr>
+      <w:rPr>
+        <w:rFonts w:ascii="Wingdings" w:hAnsi="Wingdings" w:hint="default"/>
+      </w:rPr>
+    </w:lvl>
+    <w:lvl w:ilvl="3" w:tplc="1C090001" w:tentative="1">
+      <w:start w:val="1"/>
+      <w:numFmt w:val="bullet"/>
+      <w:lvlText w:val=""/>
+      <w:lvlJc w:val="left"/>
+      <w:pPr>
+        <w:ind w:left="2880" w:hanging="360"/>
+      </w:pPr>
+      <w:rPr>
+        <w:rFonts w:ascii="Symbol" w:hAnsi="Symbol" w:hint="default"/>
+      </w:rPr>
+    </w:lvl>
+    <w:lvl w:ilvl="4" w:tplc="1C090003" w:tentative="1">
+      <w:start w:val="1"/>
+      <w:numFmt w:val="bullet"/>
+      <w:lvlText w:val="o"/>
+      <w:lvlJc w:val="left"/>
+      <w:pPr>
+        <w:ind w:left="3600" w:hanging="360"/>
+      </w:pPr>
+      <w:rPr>
+        <w:rFonts w:ascii="Courier New" w:hAnsi="Courier New" w:cs="Courier New" w:hint="default"/>
+      </w:rPr>
+    </w:lvl>
+    <w:lvl w:ilvl="5" w:tplc="1C090005" w:tentative="1">
+      <w:start w:val="1"/>
+      <w:numFmt w:val="bullet"/>
+      <w:lvlText w:val=""/>
+      <w:lvlJc w:val="left"/>
+      <w:pPr>
+        <w:ind w:left="4320" w:hanging="360"/>
+      </w:pPr>
+      <w:rPr>
+        <w:rFonts w:ascii="Wingdings" w:hAnsi="Wingdings" w:hint="default"/>
+      </w:rPr>
+    </w:lvl>
+    <w:lvl w:ilvl="6" w:tplc="1C090001" w:tentative="1">
+      <w:start w:val="1"/>
+      <w:numFmt w:val="bullet"/>
+      <w:lvlText w:val=""/>
+      <w:lvlJc w:val="left"/>
+      <w:pPr>
+        <w:ind w:left="5040" w:hanging="360"/>
+      </w:pPr>
+      <w:rPr>
+        <w:rFonts w:ascii="Symbol" w:hAnsi="Symbol" w:hint="default"/>
+      </w:rPr>
+    </w:lvl>
+    <w:lvl w:ilvl="7" w:tplc="1C090003" w:tentative="1">
+      <w:start w:val="1"/>
+      <w:numFmt w:val="bullet"/>
+      <w:lvlText w:val="o"/>
+      <w:lvlJc w:val="left"/>
+      <w:pPr>
+        <w:ind w:left="5760" w:hanging="360"/>
+      </w:pPr>
+      <w:rPr>
+        <w:rFonts w:ascii="Courier New" w:hAnsi="Courier New" w:cs="Courier New" w:hint="default"/>
+      </w:rPr>
+    </w:lvl>
+    <w:lvl w:ilvl="8" w:tplc="1C090005" w:tentative="1">
+      <w:start w:val="1"/>
+      <w:numFmt w:val="bullet"/>
+      <w:lvlText w:val=""/>
+      <w:lvlJc w:val="left"/>
+      <w:pPr>
+        <w:ind w:left="6480" w:hanging="360"/>
+      </w:pPr>
+      <w:rPr>
+        <w:rFonts w:ascii="Wingdings" w:hAnsi="Wingdings" w:hint="default"/>
+      </w:rPr>
+    </w:lvl>
+  </w:abstractNum>
+  <w:abstractNum w:abstractNumId="18" w15:restartNumberingAfterBreak="0">
     <w:nsid w:val="5DB66898"/>
     <w:multiLevelType w:val="multilevel"/>
     <w:tmpl w:val="999679FA"/>
@@ -6218,7 +11692,7 @@
       </w:rPr>
     </w:lvl>
   </w:abstractNum>
-  <w:abstractNum w:abstractNumId="7" w15:restartNumberingAfterBreak="0">
+  <w:abstractNum w:abstractNumId="19" w15:restartNumberingAfterBreak="0">
     <w:nsid w:val="63BF61E2"/>
     <w:multiLevelType w:val="hybridMultilevel"/>
     <w:tmpl w:val="CED6A25A"/>
@@ -6332,7 +11806,382 @@
       </w:rPr>
     </w:lvl>
   </w:abstractNum>
-  <w:abstractNum w:abstractNumId="8" w15:restartNumberingAfterBreak="0">
+  <w:abstractNum w:abstractNumId="20" w15:restartNumberingAfterBreak="0">
+    <w:nsid w:val="64E746B1"/>
+    <w:multiLevelType w:val="hybridMultilevel"/>
+    <w:tmpl w:val="562678F8"/>
+    <w:lvl w:ilvl="0" w:tplc="1C090001">
+      <w:start w:val="1"/>
+      <w:numFmt w:val="bullet"/>
+      <w:lvlText w:val=""/>
+      <w:lvlJc w:val="left"/>
+      <w:pPr>
+        <w:ind w:left="3600" w:hanging="360"/>
+      </w:pPr>
+      <w:rPr>
+        <w:rFonts w:ascii="Symbol" w:hAnsi="Symbol" w:hint="default"/>
+      </w:rPr>
+    </w:lvl>
+    <w:lvl w:ilvl="1" w:tplc="1C090003" w:tentative="1">
+      <w:start w:val="1"/>
+      <w:numFmt w:val="bullet"/>
+      <w:lvlText w:val="o"/>
+      <w:lvlJc w:val="left"/>
+      <w:pPr>
+        <w:ind w:left="4320" w:hanging="360"/>
+      </w:pPr>
+      <w:rPr>
+        <w:rFonts w:ascii="Courier New" w:hAnsi="Courier New" w:cs="Courier New" w:hint="default"/>
+      </w:rPr>
+    </w:lvl>
+    <w:lvl w:ilvl="2" w:tplc="1C090005" w:tentative="1">
+      <w:start w:val="1"/>
+      <w:numFmt w:val="bullet"/>
+      <w:lvlText w:val=""/>
+      <w:lvlJc w:val="left"/>
+      <w:pPr>
+        <w:ind w:left="5040" w:hanging="360"/>
+      </w:pPr>
+      <w:rPr>
+        <w:rFonts w:ascii="Wingdings" w:hAnsi="Wingdings" w:hint="default"/>
+      </w:rPr>
+    </w:lvl>
+    <w:lvl w:ilvl="3" w:tplc="1C090001" w:tentative="1">
+      <w:start w:val="1"/>
+      <w:numFmt w:val="bullet"/>
+      <w:lvlText w:val=""/>
+      <w:lvlJc w:val="left"/>
+      <w:pPr>
+        <w:ind w:left="5760" w:hanging="360"/>
+      </w:pPr>
+      <w:rPr>
+        <w:rFonts w:ascii="Symbol" w:hAnsi="Symbol" w:hint="default"/>
+      </w:rPr>
+    </w:lvl>
+    <w:lvl w:ilvl="4" w:tplc="1C090003" w:tentative="1">
+      <w:start w:val="1"/>
+      <w:numFmt w:val="bullet"/>
+      <w:lvlText w:val="o"/>
+      <w:lvlJc w:val="left"/>
+      <w:pPr>
+        <w:ind w:left="6480" w:hanging="360"/>
+      </w:pPr>
+      <w:rPr>
+        <w:rFonts w:ascii="Courier New" w:hAnsi="Courier New" w:cs="Courier New" w:hint="default"/>
+      </w:rPr>
+    </w:lvl>
+    <w:lvl w:ilvl="5" w:tplc="1C090005" w:tentative="1">
+      <w:start w:val="1"/>
+      <w:numFmt w:val="bullet"/>
+      <w:lvlText w:val=""/>
+      <w:lvlJc w:val="left"/>
+      <w:pPr>
+        <w:ind w:left="7200" w:hanging="360"/>
+      </w:pPr>
+      <w:rPr>
+        <w:rFonts w:ascii="Wingdings" w:hAnsi="Wingdings" w:hint="default"/>
+      </w:rPr>
+    </w:lvl>
+    <w:lvl w:ilvl="6" w:tplc="1C090001" w:tentative="1">
+      <w:start w:val="1"/>
+      <w:numFmt w:val="bullet"/>
+      <w:lvlText w:val=""/>
+      <w:lvlJc w:val="left"/>
+      <w:pPr>
+        <w:ind w:left="7920" w:hanging="360"/>
+      </w:pPr>
+      <w:rPr>
+        <w:rFonts w:ascii="Symbol" w:hAnsi="Symbol" w:hint="default"/>
+      </w:rPr>
+    </w:lvl>
+    <w:lvl w:ilvl="7" w:tplc="1C090003" w:tentative="1">
+      <w:start w:val="1"/>
+      <w:numFmt w:val="bullet"/>
+      <w:lvlText w:val="o"/>
+      <w:lvlJc w:val="left"/>
+      <w:pPr>
+        <w:ind w:left="8640" w:hanging="360"/>
+      </w:pPr>
+      <w:rPr>
+        <w:rFonts w:ascii="Courier New" w:hAnsi="Courier New" w:cs="Courier New" w:hint="default"/>
+      </w:rPr>
+    </w:lvl>
+    <w:lvl w:ilvl="8" w:tplc="1C090005" w:tentative="1">
+      <w:start w:val="1"/>
+      <w:numFmt w:val="bullet"/>
+      <w:lvlText w:val=""/>
+      <w:lvlJc w:val="left"/>
+      <w:pPr>
+        <w:ind w:left="9360" w:hanging="360"/>
+      </w:pPr>
+      <w:rPr>
+        <w:rFonts w:ascii="Wingdings" w:hAnsi="Wingdings" w:hint="default"/>
+      </w:rPr>
+    </w:lvl>
+  </w:abstractNum>
+  <w:abstractNum w:abstractNumId="21" w15:restartNumberingAfterBreak="0">
+    <w:nsid w:val="65623E44"/>
+    <w:multiLevelType w:val="hybridMultilevel"/>
+    <w:tmpl w:val="0936B376"/>
+    <w:lvl w:ilvl="0" w:tplc="1C09000B">
+      <w:start w:val="1"/>
+      <w:numFmt w:val="bullet"/>
+      <w:lvlText w:val=""/>
+      <w:lvlJc w:val="left"/>
+      <w:pPr>
+        <w:ind w:left="720" w:hanging="360"/>
+      </w:pPr>
+      <w:rPr>
+        <w:rFonts w:ascii="Wingdings" w:hAnsi="Wingdings" w:hint="default"/>
+      </w:rPr>
+    </w:lvl>
+    <w:lvl w:ilvl="1" w:tplc="1C090003" w:tentative="1">
+      <w:start w:val="1"/>
+      <w:numFmt w:val="bullet"/>
+      <w:lvlText w:val="o"/>
+      <w:lvlJc w:val="left"/>
+      <w:pPr>
+        <w:ind w:left="1440" w:hanging="360"/>
+      </w:pPr>
+      <w:rPr>
+        <w:rFonts w:ascii="Courier New" w:hAnsi="Courier New" w:cs="Courier New" w:hint="default"/>
+      </w:rPr>
+    </w:lvl>
+    <w:lvl w:ilvl="2" w:tplc="1C090005" w:tentative="1">
+      <w:start w:val="1"/>
+      <w:numFmt w:val="bullet"/>
+      <w:lvlText w:val=""/>
+      <w:lvlJc w:val="left"/>
+      <w:pPr>
+        <w:ind w:left="2160" w:hanging="360"/>
+      </w:pPr>
+      <w:rPr>
+        <w:rFonts w:ascii="Wingdings" w:hAnsi="Wingdings" w:hint="default"/>
+      </w:rPr>
+    </w:lvl>
+    <w:lvl w:ilvl="3" w:tplc="1C090001" w:tentative="1">
+      <w:start w:val="1"/>
+      <w:numFmt w:val="bullet"/>
+      <w:lvlText w:val=""/>
+      <w:lvlJc w:val="left"/>
+      <w:pPr>
+        <w:ind w:left="2880" w:hanging="360"/>
+      </w:pPr>
+      <w:rPr>
+        <w:rFonts w:ascii="Symbol" w:hAnsi="Symbol" w:hint="default"/>
+      </w:rPr>
+    </w:lvl>
+    <w:lvl w:ilvl="4" w:tplc="1C090003" w:tentative="1">
+      <w:start w:val="1"/>
+      <w:numFmt w:val="bullet"/>
+      <w:lvlText w:val="o"/>
+      <w:lvlJc w:val="left"/>
+      <w:pPr>
+        <w:ind w:left="3600" w:hanging="360"/>
+      </w:pPr>
+      <w:rPr>
+        <w:rFonts w:ascii="Courier New" w:hAnsi="Courier New" w:cs="Courier New" w:hint="default"/>
+      </w:rPr>
+    </w:lvl>
+    <w:lvl w:ilvl="5" w:tplc="1C090005" w:tentative="1">
+      <w:start w:val="1"/>
+      <w:numFmt w:val="bullet"/>
+      <w:lvlText w:val=""/>
+      <w:lvlJc w:val="left"/>
+      <w:pPr>
+        <w:ind w:left="4320" w:hanging="360"/>
+      </w:pPr>
+      <w:rPr>
+        <w:rFonts w:ascii="Wingdings" w:hAnsi="Wingdings" w:hint="default"/>
+      </w:rPr>
+    </w:lvl>
+    <w:lvl w:ilvl="6" w:tplc="1C090001" w:tentative="1">
+      <w:start w:val="1"/>
+      <w:numFmt w:val="bullet"/>
+      <w:lvlText w:val=""/>
+      <w:lvlJc w:val="left"/>
+      <w:pPr>
+        <w:ind w:left="5040" w:hanging="360"/>
+      </w:pPr>
+      <w:rPr>
+        <w:rFonts w:ascii="Symbol" w:hAnsi="Symbol" w:hint="default"/>
+      </w:rPr>
+    </w:lvl>
+    <w:lvl w:ilvl="7" w:tplc="1C090003" w:tentative="1">
+      <w:start w:val="1"/>
+      <w:numFmt w:val="bullet"/>
+      <w:lvlText w:val="o"/>
+      <w:lvlJc w:val="left"/>
+      <w:pPr>
+        <w:ind w:left="5760" w:hanging="360"/>
+      </w:pPr>
+      <w:rPr>
+        <w:rFonts w:ascii="Courier New" w:hAnsi="Courier New" w:cs="Courier New" w:hint="default"/>
+      </w:rPr>
+    </w:lvl>
+    <w:lvl w:ilvl="8" w:tplc="1C090005" w:tentative="1">
+      <w:start w:val="1"/>
+      <w:numFmt w:val="bullet"/>
+      <w:lvlText w:val=""/>
+      <w:lvlJc w:val="left"/>
+      <w:pPr>
+        <w:ind w:left="6480" w:hanging="360"/>
+      </w:pPr>
+      <w:rPr>
+        <w:rFonts w:ascii="Wingdings" w:hAnsi="Wingdings" w:hint="default"/>
+      </w:rPr>
+    </w:lvl>
+  </w:abstractNum>
+  <w:abstractNum w:abstractNumId="22" w15:restartNumberingAfterBreak="0">
+    <w:nsid w:val="6A7901BE"/>
+    <w:multiLevelType w:val="multilevel"/>
+    <w:tmpl w:val="2F78857A"/>
+    <w:lvl w:ilvl="0">
+      <w:start w:val="1"/>
+      <w:numFmt w:val="bullet"/>
+      <w:lvlText w:val=""/>
+      <w:lvlJc w:val="left"/>
+      <w:pPr>
+        <w:tabs>
+          <w:tab w:val="num" w:pos="720"/>
+        </w:tabs>
+        <w:ind w:left="720" w:hanging="360"/>
+      </w:pPr>
+      <w:rPr>
+        <w:rFonts w:ascii="Symbol" w:hAnsi="Symbol" w:hint="default"/>
+        <w:sz w:val="20"/>
+      </w:rPr>
+    </w:lvl>
+    <w:lvl w:ilvl="1" w:tentative="1">
+      <w:start w:val="1"/>
+      <w:numFmt w:val="bullet"/>
+      <w:lvlText w:val=""/>
+      <w:lvlJc w:val="left"/>
+      <w:pPr>
+        <w:tabs>
+          <w:tab w:val="num" w:pos="1440"/>
+        </w:tabs>
+        <w:ind w:left="1440" w:hanging="360"/>
+      </w:pPr>
+      <w:rPr>
+        <w:rFonts w:ascii="Symbol" w:hAnsi="Symbol" w:hint="default"/>
+        <w:sz w:val="20"/>
+      </w:rPr>
+    </w:lvl>
+    <w:lvl w:ilvl="2" w:tentative="1">
+      <w:start w:val="1"/>
+      <w:numFmt w:val="bullet"/>
+      <w:lvlText w:val=""/>
+      <w:lvlJc w:val="left"/>
+      <w:pPr>
+        <w:tabs>
+          <w:tab w:val="num" w:pos="2160"/>
+        </w:tabs>
+        <w:ind w:left="2160" w:hanging="360"/>
+      </w:pPr>
+      <w:rPr>
+        <w:rFonts w:ascii="Symbol" w:hAnsi="Symbol" w:hint="default"/>
+        <w:sz w:val="20"/>
+      </w:rPr>
+    </w:lvl>
+    <w:lvl w:ilvl="3" w:tentative="1">
+      <w:start w:val="1"/>
+      <w:numFmt w:val="bullet"/>
+      <w:lvlText w:val=""/>
+      <w:lvlJc w:val="left"/>
+      <w:pPr>
+        <w:tabs>
+          <w:tab w:val="num" w:pos="2880"/>
+        </w:tabs>
+        <w:ind w:left="2880" w:hanging="360"/>
+      </w:pPr>
+      <w:rPr>
+        <w:rFonts w:ascii="Symbol" w:hAnsi="Symbol" w:hint="default"/>
+        <w:sz w:val="20"/>
+      </w:rPr>
+    </w:lvl>
+    <w:lvl w:ilvl="4" w:tentative="1">
+      <w:start w:val="1"/>
+      <w:numFmt w:val="bullet"/>
+      <w:lvlText w:val=""/>
+      <w:lvlJc w:val="left"/>
+      <w:pPr>
+        <w:tabs>
+          <w:tab w:val="num" w:pos="3600"/>
+        </w:tabs>
+        <w:ind w:left="3600" w:hanging="360"/>
+      </w:pPr>
+      <w:rPr>
+        <w:rFonts w:ascii="Symbol" w:hAnsi="Symbol" w:hint="default"/>
+        <w:sz w:val="20"/>
+      </w:rPr>
+    </w:lvl>
+    <w:lvl w:ilvl="5" w:tentative="1">
+      <w:start w:val="1"/>
+      <w:numFmt w:val="bullet"/>
+      <w:lvlText w:val=""/>
+      <w:lvlJc w:val="left"/>
+      <w:pPr>
+        <w:tabs>
+          <w:tab w:val="num" w:pos="4320"/>
+        </w:tabs>
+        <w:ind w:left="4320" w:hanging="360"/>
+      </w:pPr>
+      <w:rPr>
+        <w:rFonts w:ascii="Symbol" w:hAnsi="Symbol" w:hint="default"/>
+        <w:sz w:val="20"/>
+      </w:rPr>
+    </w:lvl>
+    <w:lvl w:ilvl="6" w:tentative="1">
+      <w:start w:val="1"/>
+      <w:numFmt w:val="bullet"/>
+      <w:lvlText w:val=""/>
+      <w:lvlJc w:val="left"/>
+      <w:pPr>
+        <w:tabs>
+          <w:tab w:val="num" w:pos="5040"/>
+        </w:tabs>
+        <w:ind w:left="5040" w:hanging="360"/>
+      </w:pPr>
+      <w:rPr>
+        <w:rFonts w:ascii="Symbol" w:hAnsi="Symbol" w:hint="default"/>
+        <w:sz w:val="20"/>
+      </w:rPr>
+    </w:lvl>
+    <w:lvl w:ilvl="7" w:tentative="1">
+      <w:start w:val="1"/>
+      <w:numFmt w:val="bullet"/>
+      <w:lvlText w:val=""/>
+      <w:lvlJc w:val="left"/>
+      <w:pPr>
+        <w:tabs>
+          <w:tab w:val="num" w:pos="5760"/>
+        </w:tabs>
+        <w:ind w:left="5760" w:hanging="360"/>
+      </w:pPr>
+      <w:rPr>
+        <w:rFonts w:ascii="Symbol" w:hAnsi="Symbol" w:hint="default"/>
+        <w:sz w:val="20"/>
+      </w:rPr>
+    </w:lvl>
+    <w:lvl w:ilvl="8" w:tentative="1">
+      <w:start w:val="1"/>
+      <w:numFmt w:val="bullet"/>
+      <w:lvlText w:val=""/>
+      <w:lvlJc w:val="left"/>
+      <w:pPr>
+        <w:tabs>
+          <w:tab w:val="num" w:pos="6480"/>
+        </w:tabs>
+        <w:ind w:left="6480" w:hanging="360"/>
+      </w:pPr>
+      <w:rPr>
+        <w:rFonts w:ascii="Symbol" w:hAnsi="Symbol" w:hint="default"/>
+        <w:sz w:val="20"/>
+      </w:rPr>
+    </w:lvl>
+  </w:abstractNum>
+  <w:abstractNum w:abstractNumId="23" w15:restartNumberingAfterBreak="0">
     <w:nsid w:val="6B60053B"/>
     <w:multiLevelType w:val="hybridMultilevel"/>
     <w:tmpl w:val="0344B8EC"/>
@@ -6421,7 +12270,7 @@
       </w:pPr>
     </w:lvl>
   </w:abstractNum>
-  <w:abstractNum w:abstractNumId="9" w15:restartNumberingAfterBreak="0">
+  <w:abstractNum w:abstractNumId="24" w15:restartNumberingAfterBreak="0">
     <w:nsid w:val="6B9C1634"/>
     <w:multiLevelType w:val="multilevel"/>
     <w:tmpl w:val="999679FA"/>
@@ -6571,7 +12420,7 @@
       </w:rPr>
     </w:lvl>
   </w:abstractNum>
-  <w:abstractNum w:abstractNumId="10" w15:restartNumberingAfterBreak="0">
+  <w:abstractNum w:abstractNumId="25" w15:restartNumberingAfterBreak="0">
     <w:nsid w:val="6DC44907"/>
     <w:multiLevelType w:val="hybridMultilevel"/>
     <w:tmpl w:val="C30C3400"/>
@@ -6685,7 +12534,7 @@
       </w:rPr>
     </w:lvl>
   </w:abstractNum>
-  <w:abstractNum w:abstractNumId="11" w15:restartNumberingAfterBreak="0">
+  <w:abstractNum w:abstractNumId="26" w15:restartNumberingAfterBreak="0">
     <w:nsid w:val="6F6F3705"/>
     <w:multiLevelType w:val="hybridMultilevel"/>
     <w:tmpl w:val="B1C2FA3A"/>
@@ -6799,7 +12648,156 @@
       </w:rPr>
     </w:lvl>
   </w:abstractNum>
-  <w:abstractNum w:abstractNumId="12" w15:restartNumberingAfterBreak="0">
+  <w:abstractNum w:abstractNumId="27" w15:restartNumberingAfterBreak="0">
+    <w:nsid w:val="704C6EE0"/>
+    <w:multiLevelType w:val="multilevel"/>
+    <w:tmpl w:val="C0D68942"/>
+    <w:lvl w:ilvl="0">
+      <w:start w:val="1"/>
+      <w:numFmt w:val="bullet"/>
+      <w:lvlText w:val=""/>
+      <w:lvlJc w:val="left"/>
+      <w:pPr>
+        <w:tabs>
+          <w:tab w:val="num" w:pos="720"/>
+        </w:tabs>
+        <w:ind w:left="720" w:hanging="360"/>
+      </w:pPr>
+      <w:rPr>
+        <w:rFonts w:ascii="Symbol" w:hAnsi="Symbol" w:hint="default"/>
+        <w:sz w:val="20"/>
+      </w:rPr>
+    </w:lvl>
+    <w:lvl w:ilvl="1" w:tentative="1">
+      <w:start w:val="1"/>
+      <w:numFmt w:val="bullet"/>
+      <w:lvlText w:val=""/>
+      <w:lvlJc w:val="left"/>
+      <w:pPr>
+        <w:tabs>
+          <w:tab w:val="num" w:pos="1440"/>
+        </w:tabs>
+        <w:ind w:left="1440" w:hanging="360"/>
+      </w:pPr>
+      <w:rPr>
+        <w:rFonts w:ascii="Symbol" w:hAnsi="Symbol" w:hint="default"/>
+        <w:sz w:val="20"/>
+      </w:rPr>
+    </w:lvl>
+    <w:lvl w:ilvl="2" w:tentative="1">
+      <w:start w:val="1"/>
+      <w:numFmt w:val="bullet"/>
+      <w:lvlText w:val=""/>
+      <w:lvlJc w:val="left"/>
+      <w:pPr>
+        <w:tabs>
+          <w:tab w:val="num" w:pos="2160"/>
+        </w:tabs>
+        <w:ind w:left="2160" w:hanging="360"/>
+      </w:pPr>
+      <w:rPr>
+        <w:rFonts w:ascii="Symbol" w:hAnsi="Symbol" w:hint="default"/>
+        <w:sz w:val="20"/>
+      </w:rPr>
+    </w:lvl>
+    <w:lvl w:ilvl="3" w:tentative="1">
+      <w:start w:val="1"/>
+      <w:numFmt w:val="bullet"/>
+      <w:lvlText w:val=""/>
+      <w:lvlJc w:val="left"/>
+      <w:pPr>
+        <w:tabs>
+          <w:tab w:val="num" w:pos="2880"/>
+        </w:tabs>
+        <w:ind w:left="2880" w:hanging="360"/>
+      </w:pPr>
+      <w:rPr>
+        <w:rFonts w:ascii="Symbol" w:hAnsi="Symbol" w:hint="default"/>
+        <w:sz w:val="20"/>
+      </w:rPr>
+    </w:lvl>
+    <w:lvl w:ilvl="4" w:tentative="1">
+      <w:start w:val="1"/>
+      <w:numFmt w:val="bullet"/>
+      <w:lvlText w:val=""/>
+      <w:lvlJc w:val="left"/>
+      <w:pPr>
+        <w:tabs>
+          <w:tab w:val="num" w:pos="3600"/>
+        </w:tabs>
+        <w:ind w:left="3600" w:hanging="360"/>
+      </w:pPr>
+      <w:rPr>
+        <w:rFonts w:ascii="Symbol" w:hAnsi="Symbol" w:hint="default"/>
+        <w:sz w:val="20"/>
+      </w:rPr>
+    </w:lvl>
+    <w:lvl w:ilvl="5" w:tentative="1">
+      <w:start w:val="1"/>
+      <w:numFmt w:val="bullet"/>
+      <w:lvlText w:val=""/>
+      <w:lvlJc w:val="left"/>
+      <w:pPr>
+        <w:tabs>
+          <w:tab w:val="num" w:pos="4320"/>
+        </w:tabs>
+        <w:ind w:left="4320" w:hanging="360"/>
+      </w:pPr>
+      <w:rPr>
+        <w:rFonts w:ascii="Symbol" w:hAnsi="Symbol" w:hint="default"/>
+        <w:sz w:val="20"/>
+      </w:rPr>
+    </w:lvl>
+    <w:lvl w:ilvl="6" w:tentative="1">
+      <w:start w:val="1"/>
+      <w:numFmt w:val="bullet"/>
+      <w:lvlText w:val=""/>
+      <w:lvlJc w:val="left"/>
+      <w:pPr>
+        <w:tabs>
+          <w:tab w:val="num" w:pos="5040"/>
+        </w:tabs>
+        <w:ind w:left="5040" w:hanging="360"/>
+      </w:pPr>
+      <w:rPr>
+        <w:rFonts w:ascii="Symbol" w:hAnsi="Symbol" w:hint="default"/>
+        <w:sz w:val="20"/>
+      </w:rPr>
+    </w:lvl>
+    <w:lvl w:ilvl="7" w:tentative="1">
+      <w:start w:val="1"/>
+      <w:numFmt w:val="bullet"/>
+      <w:lvlText w:val=""/>
+      <w:lvlJc w:val="left"/>
+      <w:pPr>
+        <w:tabs>
+          <w:tab w:val="num" w:pos="5760"/>
+        </w:tabs>
+        <w:ind w:left="5760" w:hanging="360"/>
+      </w:pPr>
+      <w:rPr>
+        <w:rFonts w:ascii="Symbol" w:hAnsi="Symbol" w:hint="default"/>
+        <w:sz w:val="20"/>
+      </w:rPr>
+    </w:lvl>
+    <w:lvl w:ilvl="8" w:tentative="1">
+      <w:start w:val="1"/>
+      <w:numFmt w:val="bullet"/>
+      <w:lvlText w:val=""/>
+      <w:lvlJc w:val="left"/>
+      <w:pPr>
+        <w:tabs>
+          <w:tab w:val="num" w:pos="6480"/>
+        </w:tabs>
+        <w:ind w:left="6480" w:hanging="360"/>
+      </w:pPr>
+      <w:rPr>
+        <w:rFonts w:ascii="Symbol" w:hAnsi="Symbol" w:hint="default"/>
+        <w:sz w:val="20"/>
+      </w:rPr>
+    </w:lvl>
+  </w:abstractNum>
+  <w:abstractNum w:abstractNumId="28" w15:restartNumberingAfterBreak="0">
     <w:nsid w:val="73C228BD"/>
     <w:multiLevelType w:val="multilevel"/>
     <w:tmpl w:val="999679FA"/>
@@ -6949,7 +12947,156 @@
       </w:rPr>
     </w:lvl>
   </w:abstractNum>
-  <w:abstractNum w:abstractNumId="13" w15:restartNumberingAfterBreak="0">
+  <w:abstractNum w:abstractNumId="29" w15:restartNumberingAfterBreak="0">
+    <w:nsid w:val="763C3D74"/>
+    <w:multiLevelType w:val="multilevel"/>
+    <w:tmpl w:val="9F564FF4"/>
+    <w:lvl w:ilvl="0">
+      <w:start w:val="1"/>
+      <w:numFmt w:val="bullet"/>
+      <w:lvlText w:val=""/>
+      <w:lvlJc w:val="left"/>
+      <w:pPr>
+        <w:tabs>
+          <w:tab w:val="num" w:pos="720"/>
+        </w:tabs>
+        <w:ind w:left="720" w:hanging="360"/>
+      </w:pPr>
+      <w:rPr>
+        <w:rFonts w:ascii="Symbol" w:hAnsi="Symbol" w:hint="default"/>
+        <w:sz w:val="20"/>
+      </w:rPr>
+    </w:lvl>
+    <w:lvl w:ilvl="1" w:tentative="1">
+      <w:start w:val="1"/>
+      <w:numFmt w:val="bullet"/>
+      <w:lvlText w:val=""/>
+      <w:lvlJc w:val="left"/>
+      <w:pPr>
+        <w:tabs>
+          <w:tab w:val="num" w:pos="1440"/>
+        </w:tabs>
+        <w:ind w:left="1440" w:hanging="360"/>
+      </w:pPr>
+      <w:rPr>
+        <w:rFonts w:ascii="Symbol" w:hAnsi="Symbol" w:hint="default"/>
+        <w:sz w:val="20"/>
+      </w:rPr>
+    </w:lvl>
+    <w:lvl w:ilvl="2" w:tentative="1">
+      <w:start w:val="1"/>
+      <w:numFmt w:val="bullet"/>
+      <w:lvlText w:val=""/>
+      <w:lvlJc w:val="left"/>
+      <w:pPr>
+        <w:tabs>
+          <w:tab w:val="num" w:pos="2160"/>
+        </w:tabs>
+        <w:ind w:left="2160" w:hanging="360"/>
+      </w:pPr>
+      <w:rPr>
+        <w:rFonts w:ascii="Symbol" w:hAnsi="Symbol" w:hint="default"/>
+        <w:sz w:val="20"/>
+      </w:rPr>
+    </w:lvl>
+    <w:lvl w:ilvl="3" w:tentative="1">
+      <w:start w:val="1"/>
+      <w:numFmt w:val="bullet"/>
+      <w:lvlText w:val=""/>
+      <w:lvlJc w:val="left"/>
+      <w:pPr>
+        <w:tabs>
+          <w:tab w:val="num" w:pos="2880"/>
+        </w:tabs>
+        <w:ind w:left="2880" w:hanging="360"/>
+      </w:pPr>
+      <w:rPr>
+        <w:rFonts w:ascii="Symbol" w:hAnsi="Symbol" w:hint="default"/>
+        <w:sz w:val="20"/>
+      </w:rPr>
+    </w:lvl>
+    <w:lvl w:ilvl="4" w:tentative="1">
+      <w:start w:val="1"/>
+      <w:numFmt w:val="bullet"/>
+      <w:lvlText w:val=""/>
+      <w:lvlJc w:val="left"/>
+      <w:pPr>
+        <w:tabs>
+          <w:tab w:val="num" w:pos="3600"/>
+        </w:tabs>
+        <w:ind w:left="3600" w:hanging="360"/>
+      </w:pPr>
+      <w:rPr>
+        <w:rFonts w:ascii="Symbol" w:hAnsi="Symbol" w:hint="default"/>
+        <w:sz w:val="20"/>
+      </w:rPr>
+    </w:lvl>
+    <w:lvl w:ilvl="5" w:tentative="1">
+      <w:start w:val="1"/>
+      <w:numFmt w:val="bullet"/>
+      <w:lvlText w:val=""/>
+      <w:lvlJc w:val="left"/>
+      <w:pPr>
+        <w:tabs>
+          <w:tab w:val="num" w:pos="4320"/>
+        </w:tabs>
+        <w:ind w:left="4320" w:hanging="360"/>
+      </w:pPr>
+      <w:rPr>
+        <w:rFonts w:ascii="Symbol" w:hAnsi="Symbol" w:hint="default"/>
+        <w:sz w:val="20"/>
+      </w:rPr>
+    </w:lvl>
+    <w:lvl w:ilvl="6" w:tentative="1">
+      <w:start w:val="1"/>
+      <w:numFmt w:val="bullet"/>
+      <w:lvlText w:val=""/>
+      <w:lvlJc w:val="left"/>
+      <w:pPr>
+        <w:tabs>
+          <w:tab w:val="num" w:pos="5040"/>
+        </w:tabs>
+        <w:ind w:left="5040" w:hanging="360"/>
+      </w:pPr>
+      <w:rPr>
+        <w:rFonts w:ascii="Symbol" w:hAnsi="Symbol" w:hint="default"/>
+        <w:sz w:val="20"/>
+      </w:rPr>
+    </w:lvl>
+    <w:lvl w:ilvl="7" w:tentative="1">
+      <w:start w:val="1"/>
+      <w:numFmt w:val="bullet"/>
+      <w:lvlText w:val=""/>
+      <w:lvlJc w:val="left"/>
+      <w:pPr>
+        <w:tabs>
+          <w:tab w:val="num" w:pos="5760"/>
+        </w:tabs>
+        <w:ind w:left="5760" w:hanging="360"/>
+      </w:pPr>
+      <w:rPr>
+        <w:rFonts w:ascii="Symbol" w:hAnsi="Symbol" w:hint="default"/>
+        <w:sz w:val="20"/>
+      </w:rPr>
+    </w:lvl>
+    <w:lvl w:ilvl="8" w:tentative="1">
+      <w:start w:val="1"/>
+      <w:numFmt w:val="bullet"/>
+      <w:lvlText w:val=""/>
+      <w:lvlJc w:val="left"/>
+      <w:pPr>
+        <w:tabs>
+          <w:tab w:val="num" w:pos="6480"/>
+        </w:tabs>
+        <w:ind w:left="6480" w:hanging="360"/>
+      </w:pPr>
+      <w:rPr>
+        <w:rFonts w:ascii="Symbol" w:hAnsi="Symbol" w:hint="default"/>
+        <w:sz w:val="20"/>
+      </w:rPr>
+    </w:lvl>
+  </w:abstractNum>
+  <w:abstractNum w:abstractNumId="30" w15:restartNumberingAfterBreak="0">
     <w:nsid w:val="76A4385E"/>
     <w:multiLevelType w:val="hybridMultilevel"/>
     <w:tmpl w:val="6BB2163A"/>
@@ -7063,7 +13210,7 @@
       </w:rPr>
     </w:lvl>
   </w:abstractNum>
-  <w:abstractNum w:abstractNumId="14" w15:restartNumberingAfterBreak="0">
+  <w:abstractNum w:abstractNumId="31" w15:restartNumberingAfterBreak="0">
     <w:nsid w:val="796F63C5"/>
     <w:multiLevelType w:val="hybridMultilevel"/>
     <w:tmpl w:val="90DA8DD8"/>
@@ -7176,50 +13323,369 @@
       </w:rPr>
     </w:lvl>
   </w:abstractNum>
+  <w:abstractNum w:abstractNumId="32" w15:restartNumberingAfterBreak="0">
+    <w:nsid w:val="7CD01171"/>
+    <w:multiLevelType w:val="hybridMultilevel"/>
+    <w:tmpl w:val="A9FEED4E"/>
+    <w:lvl w:ilvl="0" w:tplc="1C09000B">
+      <w:start w:val="1"/>
+      <w:numFmt w:val="bullet"/>
+      <w:lvlText w:val=""/>
+      <w:lvlJc w:val="left"/>
+      <w:pPr>
+        <w:ind w:left="720" w:hanging="360"/>
+      </w:pPr>
+      <w:rPr>
+        <w:rFonts w:ascii="Wingdings" w:hAnsi="Wingdings" w:hint="default"/>
+      </w:rPr>
+    </w:lvl>
+    <w:lvl w:ilvl="1" w:tplc="1C090003" w:tentative="1">
+      <w:start w:val="1"/>
+      <w:numFmt w:val="bullet"/>
+      <w:lvlText w:val="o"/>
+      <w:lvlJc w:val="left"/>
+      <w:pPr>
+        <w:ind w:left="1440" w:hanging="360"/>
+      </w:pPr>
+      <w:rPr>
+        <w:rFonts w:ascii="Courier New" w:hAnsi="Courier New" w:cs="Courier New" w:hint="default"/>
+      </w:rPr>
+    </w:lvl>
+    <w:lvl w:ilvl="2" w:tplc="1C090005" w:tentative="1">
+      <w:start w:val="1"/>
+      <w:numFmt w:val="bullet"/>
+      <w:lvlText w:val=""/>
+      <w:lvlJc w:val="left"/>
+      <w:pPr>
+        <w:ind w:left="2160" w:hanging="360"/>
+      </w:pPr>
+      <w:rPr>
+        <w:rFonts w:ascii="Wingdings" w:hAnsi="Wingdings" w:hint="default"/>
+      </w:rPr>
+    </w:lvl>
+    <w:lvl w:ilvl="3" w:tplc="1C090001" w:tentative="1">
+      <w:start w:val="1"/>
+      <w:numFmt w:val="bullet"/>
+      <w:lvlText w:val=""/>
+      <w:lvlJc w:val="left"/>
+      <w:pPr>
+        <w:ind w:left="2880" w:hanging="360"/>
+      </w:pPr>
+      <w:rPr>
+        <w:rFonts w:ascii="Symbol" w:hAnsi="Symbol" w:hint="default"/>
+      </w:rPr>
+    </w:lvl>
+    <w:lvl w:ilvl="4" w:tplc="1C090003" w:tentative="1">
+      <w:start w:val="1"/>
+      <w:numFmt w:val="bullet"/>
+      <w:lvlText w:val="o"/>
+      <w:lvlJc w:val="left"/>
+      <w:pPr>
+        <w:ind w:left="3600" w:hanging="360"/>
+      </w:pPr>
+      <w:rPr>
+        <w:rFonts w:ascii="Courier New" w:hAnsi="Courier New" w:cs="Courier New" w:hint="default"/>
+      </w:rPr>
+    </w:lvl>
+    <w:lvl w:ilvl="5" w:tplc="1C090005" w:tentative="1">
+      <w:start w:val="1"/>
+      <w:numFmt w:val="bullet"/>
+      <w:lvlText w:val=""/>
+      <w:lvlJc w:val="left"/>
+      <w:pPr>
+        <w:ind w:left="4320" w:hanging="360"/>
+      </w:pPr>
+      <w:rPr>
+        <w:rFonts w:ascii="Wingdings" w:hAnsi="Wingdings" w:hint="default"/>
+      </w:rPr>
+    </w:lvl>
+    <w:lvl w:ilvl="6" w:tplc="1C090001" w:tentative="1">
+      <w:start w:val="1"/>
+      <w:numFmt w:val="bullet"/>
+      <w:lvlText w:val=""/>
+      <w:lvlJc w:val="left"/>
+      <w:pPr>
+        <w:ind w:left="5040" w:hanging="360"/>
+      </w:pPr>
+      <w:rPr>
+        <w:rFonts w:ascii="Symbol" w:hAnsi="Symbol" w:hint="default"/>
+      </w:rPr>
+    </w:lvl>
+    <w:lvl w:ilvl="7" w:tplc="1C090003" w:tentative="1">
+      <w:start w:val="1"/>
+      <w:numFmt w:val="bullet"/>
+      <w:lvlText w:val="o"/>
+      <w:lvlJc w:val="left"/>
+      <w:pPr>
+        <w:ind w:left="5760" w:hanging="360"/>
+      </w:pPr>
+      <w:rPr>
+        <w:rFonts w:ascii="Courier New" w:hAnsi="Courier New" w:cs="Courier New" w:hint="default"/>
+      </w:rPr>
+    </w:lvl>
+    <w:lvl w:ilvl="8" w:tplc="1C090005" w:tentative="1">
+      <w:start w:val="1"/>
+      <w:numFmt w:val="bullet"/>
+      <w:lvlText w:val=""/>
+      <w:lvlJc w:val="left"/>
+      <w:pPr>
+        <w:ind w:left="6480" w:hanging="360"/>
+      </w:pPr>
+      <w:rPr>
+        <w:rFonts w:ascii="Wingdings" w:hAnsi="Wingdings" w:hint="default"/>
+      </w:rPr>
+    </w:lvl>
+  </w:abstractNum>
+  <w:abstractNum w:abstractNumId="33" w15:restartNumberingAfterBreak="0">
+    <w:nsid w:val="7E5C5D29"/>
+    <w:multiLevelType w:val="multilevel"/>
+    <w:tmpl w:val="65828372"/>
+    <w:lvl w:ilvl="0">
+      <w:start w:val="1"/>
+      <w:numFmt w:val="bullet"/>
+      <w:lvlText w:val=""/>
+      <w:lvlJc w:val="left"/>
+      <w:pPr>
+        <w:tabs>
+          <w:tab w:val="num" w:pos="720"/>
+        </w:tabs>
+        <w:ind w:left="720" w:hanging="360"/>
+      </w:pPr>
+      <w:rPr>
+        <w:rFonts w:ascii="Symbol" w:hAnsi="Symbol" w:hint="default"/>
+        <w:sz w:val="20"/>
+      </w:rPr>
+    </w:lvl>
+    <w:lvl w:ilvl="1" w:tentative="1">
+      <w:start w:val="1"/>
+      <w:numFmt w:val="bullet"/>
+      <w:lvlText w:val=""/>
+      <w:lvlJc w:val="left"/>
+      <w:pPr>
+        <w:tabs>
+          <w:tab w:val="num" w:pos="1440"/>
+        </w:tabs>
+        <w:ind w:left="1440" w:hanging="360"/>
+      </w:pPr>
+      <w:rPr>
+        <w:rFonts w:ascii="Symbol" w:hAnsi="Symbol" w:hint="default"/>
+        <w:sz w:val="20"/>
+      </w:rPr>
+    </w:lvl>
+    <w:lvl w:ilvl="2" w:tentative="1">
+      <w:start w:val="1"/>
+      <w:numFmt w:val="bullet"/>
+      <w:lvlText w:val=""/>
+      <w:lvlJc w:val="left"/>
+      <w:pPr>
+        <w:tabs>
+          <w:tab w:val="num" w:pos="2160"/>
+        </w:tabs>
+        <w:ind w:left="2160" w:hanging="360"/>
+      </w:pPr>
+      <w:rPr>
+        <w:rFonts w:ascii="Symbol" w:hAnsi="Symbol" w:hint="default"/>
+        <w:sz w:val="20"/>
+      </w:rPr>
+    </w:lvl>
+    <w:lvl w:ilvl="3" w:tentative="1">
+      <w:start w:val="1"/>
+      <w:numFmt w:val="bullet"/>
+      <w:lvlText w:val=""/>
+      <w:lvlJc w:val="left"/>
+      <w:pPr>
+        <w:tabs>
+          <w:tab w:val="num" w:pos="2880"/>
+        </w:tabs>
+        <w:ind w:left="2880" w:hanging="360"/>
+      </w:pPr>
+      <w:rPr>
+        <w:rFonts w:ascii="Symbol" w:hAnsi="Symbol" w:hint="default"/>
+        <w:sz w:val="20"/>
+      </w:rPr>
+    </w:lvl>
+    <w:lvl w:ilvl="4" w:tentative="1">
+      <w:start w:val="1"/>
+      <w:numFmt w:val="bullet"/>
+      <w:lvlText w:val=""/>
+      <w:lvlJc w:val="left"/>
+      <w:pPr>
+        <w:tabs>
+          <w:tab w:val="num" w:pos="3600"/>
+        </w:tabs>
+        <w:ind w:left="3600" w:hanging="360"/>
+      </w:pPr>
+      <w:rPr>
+        <w:rFonts w:ascii="Symbol" w:hAnsi="Symbol" w:hint="default"/>
+        <w:sz w:val="20"/>
+      </w:rPr>
+    </w:lvl>
+    <w:lvl w:ilvl="5" w:tentative="1">
+      <w:start w:val="1"/>
+      <w:numFmt w:val="bullet"/>
+      <w:lvlText w:val=""/>
+      <w:lvlJc w:val="left"/>
+      <w:pPr>
+        <w:tabs>
+          <w:tab w:val="num" w:pos="4320"/>
+        </w:tabs>
+        <w:ind w:left="4320" w:hanging="360"/>
+      </w:pPr>
+      <w:rPr>
+        <w:rFonts w:ascii="Symbol" w:hAnsi="Symbol" w:hint="default"/>
+        <w:sz w:val="20"/>
+      </w:rPr>
+    </w:lvl>
+    <w:lvl w:ilvl="6" w:tentative="1">
+      <w:start w:val="1"/>
+      <w:numFmt w:val="bullet"/>
+      <w:lvlText w:val=""/>
+      <w:lvlJc w:val="left"/>
+      <w:pPr>
+        <w:tabs>
+          <w:tab w:val="num" w:pos="5040"/>
+        </w:tabs>
+        <w:ind w:left="5040" w:hanging="360"/>
+      </w:pPr>
+      <w:rPr>
+        <w:rFonts w:ascii="Symbol" w:hAnsi="Symbol" w:hint="default"/>
+        <w:sz w:val="20"/>
+      </w:rPr>
+    </w:lvl>
+    <w:lvl w:ilvl="7" w:tentative="1">
+      <w:start w:val="1"/>
+      <w:numFmt w:val="bullet"/>
+      <w:lvlText w:val=""/>
+      <w:lvlJc w:val="left"/>
+      <w:pPr>
+        <w:tabs>
+          <w:tab w:val="num" w:pos="5760"/>
+        </w:tabs>
+        <w:ind w:left="5760" w:hanging="360"/>
+      </w:pPr>
+      <w:rPr>
+        <w:rFonts w:ascii="Symbol" w:hAnsi="Symbol" w:hint="default"/>
+        <w:sz w:val="20"/>
+      </w:rPr>
+    </w:lvl>
+    <w:lvl w:ilvl="8" w:tentative="1">
+      <w:start w:val="1"/>
+      <w:numFmt w:val="bullet"/>
+      <w:lvlText w:val=""/>
+      <w:lvlJc w:val="left"/>
+      <w:pPr>
+        <w:tabs>
+          <w:tab w:val="num" w:pos="6480"/>
+        </w:tabs>
+        <w:ind w:left="6480" w:hanging="360"/>
+      </w:pPr>
+      <w:rPr>
+        <w:rFonts w:ascii="Symbol" w:hAnsi="Symbol" w:hint="default"/>
+        <w:sz w:val="20"/>
+      </w:rPr>
+    </w:lvl>
+  </w:abstractNum>
   <w:num w:numId="1" w16cid:durableId="1891502580">
+    <w:abstractNumId w:val="23"/>
+  </w:num>
+  <w:num w:numId="2" w16cid:durableId="1168400566">
+    <w:abstractNumId w:val="25"/>
+  </w:num>
+  <w:num w:numId="3" w16cid:durableId="1520000002">
+    <w:abstractNumId w:val="30"/>
+  </w:num>
+  <w:num w:numId="4" w16cid:durableId="1834949151">
+    <w:abstractNumId w:val="24"/>
+  </w:num>
+  <w:num w:numId="5" w16cid:durableId="1151799195">
+    <w:abstractNumId w:val="18"/>
+  </w:num>
+  <w:num w:numId="6" w16cid:durableId="347751908">
+    <w:abstractNumId w:val="28"/>
+  </w:num>
+  <w:num w:numId="7" w16cid:durableId="1772554261">
+    <w:abstractNumId w:val="13"/>
+  </w:num>
+  <w:num w:numId="8" w16cid:durableId="644234843">
+    <w:abstractNumId w:val="19"/>
+  </w:num>
+  <w:num w:numId="9" w16cid:durableId="858395413">
+    <w:abstractNumId w:val="10"/>
+  </w:num>
+  <w:num w:numId="10" w16cid:durableId="182090426">
+    <w:abstractNumId w:val="31"/>
+  </w:num>
+  <w:num w:numId="11" w16cid:durableId="1466314772">
+    <w:abstractNumId w:val="11"/>
+  </w:num>
+  <w:num w:numId="12" w16cid:durableId="742147415">
+    <w:abstractNumId w:val="26"/>
+  </w:num>
+  <w:num w:numId="13" w16cid:durableId="167989440">
+    <w:abstractNumId w:val="7"/>
+  </w:num>
+  <w:num w:numId="14" w16cid:durableId="287325681">
+    <w:abstractNumId w:val="3"/>
+  </w:num>
+  <w:num w:numId="15" w16cid:durableId="1980527924">
+    <w:abstractNumId w:val="1"/>
+  </w:num>
+  <w:num w:numId="16" w16cid:durableId="1088116890">
+    <w:abstractNumId w:val="0"/>
+  </w:num>
+  <w:num w:numId="17" w16cid:durableId="806358656">
+    <w:abstractNumId w:val="12"/>
+  </w:num>
+  <w:num w:numId="18" w16cid:durableId="1274675699">
+    <w:abstractNumId w:val="29"/>
+  </w:num>
+  <w:num w:numId="19" w16cid:durableId="582767096">
+    <w:abstractNumId w:val="33"/>
+  </w:num>
+  <w:num w:numId="20" w16cid:durableId="223105504">
+    <w:abstractNumId w:val="22"/>
+  </w:num>
+  <w:num w:numId="21" w16cid:durableId="1274288715">
+    <w:abstractNumId w:val="15"/>
+  </w:num>
+  <w:num w:numId="22" w16cid:durableId="467866898">
+    <w:abstractNumId w:val="27"/>
+  </w:num>
+  <w:num w:numId="23" w16cid:durableId="1426799704">
+    <w:abstractNumId w:val="2"/>
+  </w:num>
+  <w:num w:numId="24" w16cid:durableId="897017394">
+    <w:abstractNumId w:val="20"/>
+  </w:num>
+  <w:num w:numId="25" w16cid:durableId="326983930">
     <w:abstractNumId w:val="8"/>
   </w:num>
-  <w:num w:numId="2" w16cid:durableId="1168400566">
-    <w:abstractNumId w:val="10"/>
+  <w:num w:numId="26" w16cid:durableId="1490756156">
+    <w:abstractNumId w:val="5"/>
   </w:num>
-  <w:num w:numId="3" w16cid:durableId="1520000002">
-    <w:abstractNumId w:val="13"/>
+  <w:num w:numId="27" w16cid:durableId="1543595214">
+    <w:abstractNumId w:val="32"/>
   </w:num>
-  <w:num w:numId="4" w16cid:durableId="1834949151">
+  <w:num w:numId="28" w16cid:durableId="2118283069">
+    <w:abstractNumId w:val="14"/>
+  </w:num>
+  <w:num w:numId="29" w16cid:durableId="893734303">
+    <w:abstractNumId w:val="6"/>
+  </w:num>
+  <w:num w:numId="30" w16cid:durableId="289434253">
+    <w:abstractNumId w:val="21"/>
+  </w:num>
+  <w:num w:numId="31" w16cid:durableId="1291207027">
     <w:abstractNumId w:val="9"/>
   </w:num>
-  <w:num w:numId="5" w16cid:durableId="1151799195">
-    <w:abstractNumId w:val="6"/>
-  </w:num>
-  <w:num w:numId="6" w16cid:durableId="347751908">
-    <w:abstractNumId w:val="12"/>
-  </w:num>
-  <w:num w:numId="7" w16cid:durableId="1772554261">
-    <w:abstractNumId w:val="5"/>
-  </w:num>
-  <w:num w:numId="8" w16cid:durableId="644234843">
-    <w:abstractNumId w:val="7"/>
-  </w:num>
-  <w:num w:numId="9" w16cid:durableId="858395413">
-    <w:abstractNumId w:val="3"/>
-  </w:num>
-  <w:num w:numId="10" w16cid:durableId="182090426">
-    <w:abstractNumId w:val="14"/>
-  </w:num>
-  <w:num w:numId="11" w16cid:durableId="1466314772">
+  <w:num w:numId="32" w16cid:durableId="721751803">
     <w:abstractNumId w:val="4"/>
   </w:num>
-  <w:num w:numId="12" w16cid:durableId="742147415">
-    <w:abstractNumId w:val="11"/>
+  <w:num w:numId="33" w16cid:durableId="506405728">
+    <w:abstractNumId w:val="16"/>
   </w:num>
-  <w:num w:numId="13" w16cid:durableId="167989440">
-    <w:abstractNumId w:val="2"/>
-  </w:num>
-  <w:num w:numId="14" w16cid:durableId="287325681">
-    <w:abstractNumId w:val="1"/>
-  </w:num>
-  <w:num w:numId="15" w16cid:durableId="1980527924">
-    <w:abstractNumId w:val="0"/>
+  <w:num w:numId="34" w16cid:durableId="164367789">
+    <w:abstractNumId w:val="17"/>
   </w:num>
 </w:numbering>
 </file>
@@ -8239,6 +14705,50 @@
       <w:shd w:val="clear" w:color="auto" w:fill="E1DFDD"/>
     </w:rPr>
   </w:style>
+  <w:style w:type="paragraph" w:styleId="Header">
+    <w:name w:val="header"/>
+    <w:basedOn w:val="Normal"/>
+    <w:link w:val="HeaderChar"/>
+    <w:uiPriority w:val="99"/>
+    <w:unhideWhenUsed/>
+    <w:rsid w:val="00F25E28"/>
+    <w:pPr>
+      <w:tabs>
+        <w:tab w:val="center" w:pos="4513"/>
+        <w:tab w:val="right" w:pos="9026"/>
+      </w:tabs>
+      <w:spacing w:after="0" w:line="240" w:lineRule="auto"/>
+    </w:pPr>
+  </w:style>
+  <w:style w:type="character" w:customStyle="1" w:styleId="HeaderChar">
+    <w:name w:val="Header Char"/>
+    <w:basedOn w:val="DefaultParagraphFont"/>
+    <w:link w:val="Header"/>
+    <w:uiPriority w:val="99"/>
+    <w:rsid w:val="00F25E28"/>
+  </w:style>
+  <w:style w:type="paragraph" w:styleId="Footer">
+    <w:name w:val="footer"/>
+    <w:basedOn w:val="Normal"/>
+    <w:link w:val="FooterChar"/>
+    <w:uiPriority w:val="99"/>
+    <w:unhideWhenUsed/>
+    <w:rsid w:val="00F25E28"/>
+    <w:pPr>
+      <w:tabs>
+        <w:tab w:val="center" w:pos="4513"/>
+        <w:tab w:val="right" w:pos="9026"/>
+      </w:tabs>
+      <w:spacing w:after="0" w:line="240" w:lineRule="auto"/>
+    </w:pPr>
+  </w:style>
+  <w:style w:type="character" w:customStyle="1" w:styleId="FooterChar">
+    <w:name w:val="Footer Char"/>
+    <w:basedOn w:val="DefaultParagraphFont"/>
+    <w:link w:val="Footer"/>
+    <w:uiPriority w:val="99"/>
+    <w:rsid w:val="00F25E28"/>
+  </w:style>
 </w:styles>
 </file>
 

--- a/Documents/content and research.docx
+++ b/Documents/content and research.docx
@@ -226,9 +226,9 @@
                   </wp:anchor>
                 </w:drawing>
               </mc:Choice>
-              <mc:Fallback>
+              <mc:Fallback xmlns:arto="http://schemas.microsoft.com/office/word/2006/arto" xmlns:a14="http://schemas.microsoft.com/office/drawing/2010/main" xmlns:pic="http://schemas.openxmlformats.org/drawingml/2006/picture" xmlns:a="http://schemas.openxmlformats.org/drawingml/2006/main">
                 <w:pict>
-                  <v:rect w14:anchorId="7B21439E" id="Rectangle 16" o:spid="_x0000_s1026" style="position:absolute;margin-left:0;margin-top:0;width:422.3pt;height:760.1pt;z-index:251658240;visibility:visible;mso-wrap-style:square;mso-width-percent:690;mso-height-percent:960;mso-left-percent:20;mso-top-percent:20;mso-wrap-distance-left:9pt;mso-wrap-distance-top:0;mso-wrap-distance-right:9pt;mso-wrap-distance-bottom:0;mso-position-horizontal-relative:page;mso-position-vertical-relative:page;mso-width-percent:690;mso-height-percent:960;mso-left-percent:20;mso-top-percent:20;mso-width-relative:page;mso-height-relative:page;v-text-anchor:middle" o:gfxdata="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" fillcolor="#156082 [3204]" stroked="f">
+                  <v:rect id="Rectangle 16" style="position:absolute;margin-left:0;margin-top:0;width:422.3pt;height:760.1pt;z-index:251658240;visibility:visible;mso-wrap-style:square;mso-width-percent:690;mso-height-percent:960;mso-left-percent:20;mso-top-percent:20;mso-wrap-distance-left:9pt;mso-wrap-distance-top:0;mso-wrap-distance-right:9pt;mso-wrap-distance-bottom:0;mso-position-horizontal-relative:page;mso-position-vertical-relative:page;mso-width-percent:690;mso-height-percent:960;mso-left-percent:20;mso-top-percent:20;mso-width-relative:page;mso-height-relative:page;v-text-anchor:middle" o:spid="_x0000_s1026" fillcolor="#156082 [3204]" stroked="f" w14:anchorId="7B21439E" o:gfxdata="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">
                     <v:textbox inset="21.6pt,1in,21.6pt">
                       <w:txbxContent>
                         <w:sdt>
@@ -494,9 +494,9 @@
                   </wp:anchor>
                 </w:drawing>
               </mc:Choice>
-              <mc:Fallback>
+              <mc:Fallback xmlns:arto="http://schemas.microsoft.com/office/word/2006/arto" xmlns:a14="http://schemas.microsoft.com/office/drawing/2010/main" xmlns:pic="http://schemas.openxmlformats.org/drawingml/2006/picture" xmlns:a="http://schemas.openxmlformats.org/drawingml/2006/main">
                 <w:pict>
-                  <v:rect w14:anchorId="20FBA23B" id="Rectangle 268" o:spid="_x0000_s1027" style="position:absolute;margin-left:0;margin-top:0;width:148.1pt;height:760.3pt;z-index:251658241;visibility:visible;mso-wrap-style:square;mso-width-percent:242;mso-height-percent:960;mso-left-percent:730;mso-wrap-distance-left:9pt;mso-wrap-distance-top:0;mso-wrap-distance-right:9pt;mso-wrap-distance-bottom:0;mso-position-horizontal-relative:page;mso-position-vertical:center;mso-position-vertical-relative:page;mso-width-percent:242;mso-height-percent:960;mso-left-percent:730;mso-width-relative:page;mso-height-relative:page;v-text-anchor:middle" o:gfxdata="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" fillcolor="#0e2841 [3215]" stroked="f" strokeweight="1.5pt">
+                  <v:rect id="Rectangle 268" style="position:absolute;margin-left:0;margin-top:0;width:148.1pt;height:760.3pt;z-index:251658241;visibility:visible;mso-wrap-style:square;mso-width-percent:242;mso-height-percent:960;mso-left-percent:730;mso-wrap-distance-left:9pt;mso-wrap-distance-top:0;mso-wrap-distance-right:9pt;mso-wrap-distance-bottom:0;mso-position-horizontal-relative:page;mso-position-vertical:center;mso-position-vertical-relative:page;mso-width-percent:242;mso-height-percent:960;mso-left-percent:730;mso-width-relative:page;mso-height-relative:page;v-text-anchor:middle" o:spid="_x0000_s1027" fillcolor="#0e2841 [3215]" stroked="f" strokeweight="1.5pt" w14:anchorId="20FBA23B" o:gfxdata="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">
                     <v:textbox inset="14.4pt,,14.4pt">
                       <w:txbxContent>
                         <w:sdt>
@@ -572,14 +572,13 @@
           <w:lang w:eastAsia="en-ZA"/>
           <w14:ligatures w14:val="none"/>
         </w:rPr>
-        <w:lastRenderedPageBreak/>
         <w:t>Table of Content</w:t>
       </w:r>
     </w:p>
     <w:sdt>
       <w:sdtPr>
         <w:rPr>
-          <w:rFonts w:asciiTheme="minorHAnsi" w:eastAsiaTheme="minorHAnsi" w:hAnsiTheme="minorHAnsi" w:cstheme="minorBidi"/>
+          <w:rFonts w:asciiTheme="minorHAnsi" w:eastAsiaTheme="minorEastAsia" w:hAnsiTheme="minorHAnsi" w:cstheme="minorBidi"/>
           <w:color w:val="auto"/>
           <w:kern w:val="2"/>
           <w:sz w:val="24"/>
@@ -597,7 +596,6 @@
         <w:rPr>
           <w:b/>
           <w:bCs/>
-          <w:noProof/>
         </w:rPr>
       </w:sdtEndPr>
       <w:sdtContent>
@@ -2550,46 +2548,35 @@
     </w:p>
     <w:p>
       <w:pPr>
-        <w:spacing w:line="360" w:lineRule="auto"/>
-        <w:rPr>
-          <w:sz w:val="22"/>
-          <w:szCs w:val="22"/>
-        </w:rPr>
-      </w:pPr>
-      <w:r>
-        <w:rPr>
+        <w:spacing w:beforeAutospacing="1" w:afterAutospacing="1" w:line="360" w:lineRule="auto"/>
+        <w:rPr>
+          <w:rFonts w:eastAsia="Times New Roman" w:cs="Times New Roman"/>
           <w:b/>
           <w:bCs/>
-          <w:sz w:val="32"/>
-          <w:szCs w:val="32"/>
-        </w:rPr>
-        <w:lastRenderedPageBreak/>
-        <w:t>README.md link:</w:t>
-      </w:r>
-      <w:r>
-        <w:rPr>
-          <w:sz w:val="22"/>
-          <w:szCs w:val="22"/>
-        </w:rPr>
-        <w:t xml:space="preserve"> </w:t>
-      </w:r>
-      <w:hyperlink r:id="rId9" w:history="1">
+          <w:sz w:val="22"/>
+          <w:szCs w:val="22"/>
+          <w:lang w:eastAsia="en-ZA"/>
+        </w:rPr>
+      </w:pPr>
+    </w:p>
+    <w:p>
+      <w:pPr>
+        <w:spacing w:line="360" w:lineRule="auto"/>
+      </w:pPr>
+      <w:r>
+        <w:t>README.md link</w:t>
+      </w:r>
+      <w:r>
+        <w:t xml:space="preserve">: </w:t>
+      </w:r>
+      <w:hyperlink r:id="rId9">
         <w:r>
           <w:rPr>
             <w:rStyle w:val="Hyperlink"/>
-            <w:sz w:val="22"/>
-            <w:szCs w:val="22"/>
           </w:rPr>
           <w:t>https://github.com/Pabii96/Pabii-Retreat---.git</w:t>
         </w:r>
       </w:hyperlink>
-      <w:r>
-        <w:rPr>
-          <w:sz w:val="22"/>
-          <w:szCs w:val="22"/>
-        </w:rPr>
-        <w:t xml:space="preserve"> </w:t>
-      </w:r>
     </w:p>
     <w:p>
       <w:pPr>
@@ -3080,7 +3067,6 @@
           <w:szCs w:val="28"/>
           <w:lang w:eastAsia="en-ZA"/>
         </w:rPr>
-        <w:lastRenderedPageBreak/>
         <w:t>Website Structure and Planning</w:t>
       </w:r>
       <w:bookmarkEnd w:id="4"/>
@@ -3337,7 +3323,6 @@
           <w:sz w:val="28"/>
           <w:szCs w:val="28"/>
         </w:rPr>
-        <w:lastRenderedPageBreak/>
         <w:t>KEY Features and Functionality</w:t>
       </w:r>
       <w:bookmarkEnd w:id="7"/>
@@ -3897,7 +3882,6 @@
           <w:sz w:val="22"/>
           <w:szCs w:val="22"/>
         </w:rPr>
-        <w:lastRenderedPageBreak/>
         <w:t>Mission</w:t>
       </w:r>
     </w:p>
@@ -4240,7 +4224,6 @@
           <w:sz w:val="22"/>
           <w:szCs w:val="22"/>
         </w:rPr>
-        <w:lastRenderedPageBreak/>
         <w:t>4. Package Details- packages.html</w:t>
       </w:r>
       <w:bookmarkEnd w:id="12"/>
@@ -4452,14 +4435,27 @@
                             <w:r>
                               <w:t xml:space="preserve">Figure </w:t>
                             </w:r>
-                            <w:fldSimple w:instr=" SEQ Figure \* ARABIC ">
-                              <w:r>
-                                <w:rPr>
-                                  <w:noProof/>
-                                </w:rPr>
-                                <w:t>4</w:t>
-                              </w:r>
-                            </w:fldSimple>
+                            <w:r>
+                              <w:fldChar w:fldCharType="begin"/>
+                            </w:r>
+                            <w:r>
+                              <w:instrText xml:space="preserve"> SEQ Figure \* ARABIC </w:instrText>
+                            </w:r>
+                            <w:r>
+                              <w:fldChar w:fldCharType="separate"/>
+                            </w:r>
+                            <w:r>
+                              <w:rPr>
+                                <w:noProof/>
+                              </w:rPr>
+                              <w:t>4</w:t>
+                            </w:r>
+                            <w:r>
+                              <w:rPr>
+                                <w:noProof/>
+                              </w:rPr>
+                              <w:fldChar w:fldCharType="end"/>
+                            </w:r>
                             <w:r>
                               <w:t xml:space="preserve"> taken from google</w:t>
                             </w:r>
@@ -4478,13 +4474,13 @@
               </wp:anchor>
             </w:drawing>
           </mc:Choice>
-          <mc:Fallback>
+          <mc:Fallback xmlns:arto="http://schemas.microsoft.com/office/word/2006/arto" xmlns:a14="http://schemas.microsoft.com/office/drawing/2010/main" xmlns:pic="http://schemas.openxmlformats.org/drawingml/2006/picture" xmlns:a="http://schemas.openxmlformats.org/drawingml/2006/main">
             <w:pict>
-              <v:shapetype w14:anchorId="3D5F9937" id="_x0000_t202" coordsize="21600,21600" o:spt="202" path="m,l,21600r21600,l21600,xe">
+              <v:shapetype id="_x0000_t202" coordsize="21600,21600" o:spt="202" path="m,l,21600r21600,l21600,xe" w14:anchorId="3D5F9937">
                 <v:stroke joinstyle="miter"/>
                 <v:path gradientshapeok="t" o:connecttype="rect"/>
               </v:shapetype>
-              <v:shape id="Text Box 1" o:spid="_x0000_s1028" type="#_x0000_t202" style="position:absolute;margin-left:238.45pt;margin-top:234pt;width:237.65pt;height:.05pt;z-index:251658243;visibility:visible;mso-wrap-style:square;mso-wrap-distance-left:9pt;mso-wrap-distance-top:0;mso-wrap-distance-right:9pt;mso-wrap-distance-bottom:0;mso-position-horizontal:absolute;mso-position-horizontal-relative:text;mso-position-vertical:absolute;mso-position-vertical-relative:text;v-text-anchor:top" o:gfxdata="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" stroked="f">
+              <v:shape id="Text Box 1" style="position:absolute;margin-left:238.45pt;margin-top:234pt;width:237.65pt;height:.05pt;z-index:251658243;visibility:visible;mso-wrap-style:square;mso-wrap-distance-left:9pt;mso-wrap-distance-top:0;mso-wrap-distance-right:9pt;mso-wrap-distance-bottom:0;mso-position-horizontal:absolute;mso-position-horizontal-relative:text;mso-position-vertical:absolute;mso-position-vertical-relative:text;v-text-anchor:top" o:spid="_x0000_s1028" stroked="f" type="#_x0000_t202" o:gfxdata="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">
                 <v:textbox style="mso-fit-shape-to-text:t" inset="0,0,0,0">
                   <w:txbxContent>
                     <w:p>
@@ -4720,7 +4716,6 @@
           <w:sz w:val="22"/>
           <w:szCs w:val="22"/>
         </w:rPr>
-        <w:lastRenderedPageBreak/>
         <w:t>6. Enquiry- enquiry.html</w:t>
       </w:r>
       <w:bookmarkEnd w:id="14"/>
@@ -5427,7 +5422,6 @@
           <w:lang w:eastAsia="en-ZA"/>
           <w14:ligatures w14:val="none"/>
         </w:rPr>
-        <w:lastRenderedPageBreak/>
         <w:t>1809</w:t>
       </w:r>
     </w:p>
@@ -5942,7 +5936,6 @@
           <w:szCs w:val="22"/>
           <w:lang w:eastAsia="en-ZA"/>
         </w:rPr>
-        <w:lastRenderedPageBreak/>
         <w:t>9. Social media</w:t>
       </w:r>
       <w:bookmarkEnd w:id="22"/>
@@ -6649,7 +6642,6 @@
           <w:lang w:eastAsia="en-ZA"/>
           <w14:ligatures w14:val="none"/>
         </w:rPr>
-        <w:lastRenderedPageBreak/>
         <w:t>Adding social media links. </w:t>
       </w:r>
     </w:p>
@@ -7358,7 +7350,6 @@
           <w:szCs w:val="22"/>
           <w:lang w:eastAsia="en-ZA"/>
         </w:rPr>
-        <w:lastRenderedPageBreak/>
         <w:drawing>
           <wp:inline distT="0" distB="0" distL="0" distR="0" wp14:anchorId="1AC2B257" wp14:editId="3A406369">
             <wp:extent cx="3386295" cy="1920585"/>
@@ -8433,7 +8424,6 @@
           <w:sz w:val="28"/>
           <w:szCs w:val="28"/>
         </w:rPr>
-        <w:lastRenderedPageBreak/>
         <w:t>References</w:t>
       </w:r>
       <w:bookmarkEnd w:id="31"/>
@@ -8597,7 +8587,6 @@
           <w:sz w:val="22"/>
           <w:szCs w:val="22"/>
         </w:rPr>
-        <w:lastRenderedPageBreak/>
         <w:t>Creative Commons</w:t>
       </w:r>
       <w:r>
@@ -9012,16 +9001,7 @@
             <w:sz w:val="22"/>
             <w:szCs w:val="22"/>
           </w:rPr>
-          <w:t>https://www.bing.com/images/search?view=detailV2&amp;ccid=NCrYGR8u&amp;id=49E6D10AE02BC7F7E6ADBD866E4EAB095F54DB30&amp;thid=OIP.NCrYGR8uV-McKmyyYkqbQQHaE8&amp;mediaurl=https%3A%2F%2Fmedia.istockphoto.com%2Fphotos%2Fbeauty-treatment-spa-picture-id145163444%3Fk%3D20%26m%3D145163444%26s%3D612x612%26w%3D0%26h%3DLyEUbeMiy2WNTa9tE0aOdZsLDe7LnsNT1yDdHs9RTWs%3D&amp;cdnurl=https%3A%2F%2Fth.bing.com%2Fth%2Fid%2FR.342ad8191f2e57e31c2a6cb2624a9b41%3Frik%3DMNtUXwmrTm6GvQ%26pid%3DImgRaw%26r%3D0&amp;exph=408&amp;expw=612&amp;q=+spa+images+difference+treatment+black+african+-+Search+Images&amp;ck=06CBB55D2E8228D21229DE4BE962A4A3&amp;selectedIndex=12&amp;itb=0&amp;ajaxhist=0&amp;ajaxserp=0&amp;shtc=0&amp;shth=OIP.NCrYGR8uV-</w:t>
-        </w:r>
-        <w:r>
-          <w:rPr>
-            <w:rStyle w:val="Hyperlink"/>
-            <w:sz w:val="22"/>
-            <w:szCs w:val="22"/>
-          </w:rPr>
-          <w:lastRenderedPageBreak/>
-          <w:t>McKmyyYkqbQQHaE8&amp;shsc=idp&amp;form=EX0050&amp;shid=8ef4e8c2-69d0-4198-ade1-357f2fddea70&amp;shtp=GetUrl&amp;shtk=QWZyaWNhbiBFdGhuaWNpdHkgU3BhIFN0b2NrIFBob3RvcywgUGljdHVyZXMgJiBSb3lhbHR5LUZyZWUgSW1hZ2VzIC0gaVN0b2Nr&amp;shdk=Rm91bmQgb24gQmluZyBmcm9tIHd3dy5pc3RvY2twaG90by5jb20%3D&amp;shhk=auPxyXQGjQtjvUbkVVGZ5uezX1pd5Zgdx5m1ifK147s%3D</w:t>
+          <w:t>https://www.bing.com/images/search?view=detailV2&amp;ccid=NCrYGR8u&amp;id=49E6D10AE02BC7F7E6ADBD866E4EAB095F54DB30&amp;thid=OIP.NCrYGR8uV-McKmyyYkqbQQHaE8&amp;mediaurl=https%3A%2F%2Fmedia.istockphoto.com%2Fphotos%2Fbeauty-treatment-spa-picture-id145163444%3Fk%3D20%26m%3D145163444%26s%3D612x612%26w%3D0%26h%3DLyEUbeMiy2WNTa9tE0aOdZsLDe7LnsNT1yDdHs9RTWs%3D&amp;cdnurl=https%3A%2F%2Fth.bing.com%2Fth%2Fid%2FR.342ad8191f2e57e31c2a6cb2624a9b41%3Frik%3DMNtUXwmrTm6GvQ%26pid%3DImgRaw%26r%3D0&amp;exph=408&amp;expw=612&amp;q=+spa+images+difference+treatment+black+african+-+Search+Images&amp;ck=06CBB55D2E8228D21229DE4BE962A4A3&amp;selectedIndex=12&amp;itb=0&amp;ajaxhist=0&amp;ajaxserp=0&amp;shtc=0&amp;shth=OIP.NCrYGR8uV-McKmyyYkqbQQHaE8&amp;shsc=idp&amp;form=EX0050&amp;shid=8ef4e8c2-69d0-4198-ade1-357f2fddea70&amp;shtp=GetUrl&amp;shtk=QWZyaWNhbiBFdGhuaWNpdHkgU3BhIFN0b2NrIFBob3RvcywgUGljdHVyZXMgJiBSb3lhbHR5LUZyZWUgSW1hZ2VzIC0gaVN0b2Nr&amp;shdk=Rm91bmQgb24gQmluZyBmcm9tIHd3dy5pc3RvY2twaG90by5jb20%3D&amp;shhk=auPxyXQGjQtjvUbkVVGZ5uezX1pd5Zgdx5m1ifK147s%3D</w:t>
         </w:r>
       </w:hyperlink>
     </w:p>
@@ -9183,10 +9163,6 @@
     <w:p>
       <w:pPr>
         <w:spacing w:line="360" w:lineRule="auto"/>
-        <w:rPr>
-          <w:sz w:val="22"/>
-          <w:szCs w:val="22"/>
-        </w:rPr>
       </w:pPr>
       <w:r>
         <w:rPr>
@@ -9200,25 +9176,23 @@
           <w:sz w:val="22"/>
           <w:szCs w:val="22"/>
         </w:rPr>
-        <w:t xml:space="preserve">ME.md link: </w:t>
-      </w:r>
-      <w:hyperlink r:id="rId25" w:history="1">
+        <w:t>ME.md link:</w:t>
+      </w:r>
+      <w:r>
+        <w:rPr>
+          <w:sz w:val="22"/>
+          <w:szCs w:val="22"/>
+        </w:rPr>
+        <w:t xml:space="preserve"> </w:t>
+      </w:r>
+      <w:hyperlink r:id="rId25">
         <w:r>
           <w:rPr>
             <w:rStyle w:val="Hyperlink"/>
-            <w:sz w:val="22"/>
-            <w:szCs w:val="22"/>
           </w:rPr>
           <w:t>https://github.com/Pabii96/Pabii-Retreat---.git</w:t>
         </w:r>
       </w:hyperlink>
-      <w:r>
-        <w:rPr>
-          <w:sz w:val="22"/>
-          <w:szCs w:val="22"/>
-        </w:rPr>
-        <w:t xml:space="preserve"> </w:t>
-      </w:r>
     </w:p>
     <w:p>
       <w:pPr>

--- a/Documents/content and research.docx
+++ b/Documents/content and research.docx
@@ -226,9 +226,9 @@
                   </wp:anchor>
                 </w:drawing>
               </mc:Choice>
-              <mc:Fallback xmlns:arto="http://schemas.microsoft.com/office/word/2006/arto" xmlns:a14="http://schemas.microsoft.com/office/drawing/2010/main" xmlns:pic="http://schemas.openxmlformats.org/drawingml/2006/picture" xmlns:a="http://schemas.openxmlformats.org/drawingml/2006/main">
+              <mc:Fallback>
                 <w:pict>
-                  <v:rect id="Rectangle 16" style="position:absolute;margin-left:0;margin-top:0;width:422.3pt;height:760.1pt;z-index:251658240;visibility:visible;mso-wrap-style:square;mso-width-percent:690;mso-height-percent:960;mso-left-percent:20;mso-top-percent:20;mso-wrap-distance-left:9pt;mso-wrap-distance-top:0;mso-wrap-distance-right:9pt;mso-wrap-distance-bottom:0;mso-position-horizontal-relative:page;mso-position-vertical-relative:page;mso-width-percent:690;mso-height-percent:960;mso-left-percent:20;mso-top-percent:20;mso-width-relative:page;mso-height-relative:page;v-text-anchor:middle" o:spid="_x0000_s1026" fillcolor="#156082 [3204]" stroked="f" w14:anchorId="7B21439E" o:gfxdata="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">
+                  <v:rect w14:anchorId="7B21439E" id="Rectangle 16" o:spid="_x0000_s1026" style="position:absolute;margin-left:0;margin-top:0;width:422.3pt;height:760.1pt;z-index:251658240;visibility:visible;mso-wrap-style:square;mso-width-percent:690;mso-height-percent:960;mso-left-percent:20;mso-top-percent:20;mso-wrap-distance-left:9pt;mso-wrap-distance-top:0;mso-wrap-distance-right:9pt;mso-wrap-distance-bottom:0;mso-position-horizontal-relative:page;mso-position-vertical-relative:page;mso-width-percent:690;mso-height-percent:960;mso-left-percent:20;mso-top-percent:20;mso-width-relative:page;mso-height-relative:page;v-text-anchor:middle" o:gfxdata="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" fillcolor="#156082 [3204]" stroked="f">
                     <v:textbox inset="21.6pt,1in,21.6pt">
                       <w:txbxContent>
                         <w:sdt>
@@ -494,9 +494,9 @@
                   </wp:anchor>
                 </w:drawing>
               </mc:Choice>
-              <mc:Fallback xmlns:arto="http://schemas.microsoft.com/office/word/2006/arto" xmlns:a14="http://schemas.microsoft.com/office/drawing/2010/main" xmlns:pic="http://schemas.openxmlformats.org/drawingml/2006/picture" xmlns:a="http://schemas.openxmlformats.org/drawingml/2006/main">
+              <mc:Fallback>
                 <w:pict>
-                  <v:rect id="Rectangle 268" style="position:absolute;margin-left:0;margin-top:0;width:148.1pt;height:760.3pt;z-index:251658241;visibility:visible;mso-wrap-style:square;mso-width-percent:242;mso-height-percent:960;mso-left-percent:730;mso-wrap-distance-left:9pt;mso-wrap-distance-top:0;mso-wrap-distance-right:9pt;mso-wrap-distance-bottom:0;mso-position-horizontal-relative:page;mso-position-vertical:center;mso-position-vertical-relative:page;mso-width-percent:242;mso-height-percent:960;mso-left-percent:730;mso-width-relative:page;mso-height-relative:page;v-text-anchor:middle" o:spid="_x0000_s1027" fillcolor="#0e2841 [3215]" stroked="f" strokeweight="1.5pt" w14:anchorId="20FBA23B" o:gfxdata="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">
+                  <v:rect w14:anchorId="20FBA23B" id="Rectangle 268" o:spid="_x0000_s1027" style="position:absolute;margin-left:0;margin-top:0;width:148.1pt;height:760.3pt;z-index:251658241;visibility:visible;mso-wrap-style:square;mso-width-percent:242;mso-height-percent:960;mso-left-percent:730;mso-wrap-distance-left:9pt;mso-wrap-distance-top:0;mso-wrap-distance-right:9pt;mso-wrap-distance-bottom:0;mso-position-horizontal-relative:page;mso-position-vertical:center;mso-position-vertical-relative:page;mso-width-percent:242;mso-height-percent:960;mso-left-percent:730;mso-width-relative:page;mso-height-relative:page;v-text-anchor:middle" o:gfxdata="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" fillcolor="#0e2841 [3215]" stroked="f" strokeweight="1.5pt">
                     <v:textbox inset="14.4pt,,14.4pt">
                       <w:txbxContent>
                         <w:sdt>
@@ -572,13 +572,14 @@
           <w:lang w:eastAsia="en-ZA"/>
           <w14:ligatures w14:val="none"/>
         </w:rPr>
+        <w:lastRenderedPageBreak/>
         <w:t>Table of Content</w:t>
       </w:r>
     </w:p>
     <w:sdt>
       <w:sdtPr>
         <w:rPr>
-          <w:rFonts w:asciiTheme="minorHAnsi" w:eastAsiaTheme="minorEastAsia" w:hAnsiTheme="minorHAnsi" w:cstheme="minorBidi"/>
+          <w:rFonts w:asciiTheme="minorHAnsi" w:eastAsiaTheme="minorHAnsi" w:hAnsiTheme="minorHAnsi" w:cstheme="minorBidi"/>
           <w:color w:val="auto"/>
           <w:kern w:val="2"/>
           <w:sz w:val="24"/>
@@ -596,6 +597,7 @@
         <w:rPr>
           <w:b/>
           <w:bCs/>
+          <w:noProof/>
         </w:rPr>
       </w:sdtEndPr>
       <w:sdtContent>
@@ -2548,35 +2550,46 @@
     </w:p>
     <w:p>
       <w:pPr>
-        <w:spacing w:beforeAutospacing="1" w:afterAutospacing="1" w:line="360" w:lineRule="auto"/>
-        <w:rPr>
-          <w:rFonts w:eastAsia="Times New Roman" w:cs="Times New Roman"/>
+        <w:spacing w:line="360" w:lineRule="auto"/>
+        <w:rPr>
+          <w:sz w:val="22"/>
+          <w:szCs w:val="22"/>
+        </w:rPr>
+      </w:pPr>
+      <w:r>
+        <w:rPr>
           <w:b/>
           <w:bCs/>
-          <w:sz w:val="22"/>
-          <w:szCs w:val="22"/>
-          <w:lang w:eastAsia="en-ZA"/>
-        </w:rPr>
-      </w:pPr>
-    </w:p>
-    <w:p>
-      <w:pPr>
-        <w:spacing w:line="360" w:lineRule="auto"/>
-      </w:pPr>
-      <w:r>
-        <w:t>README.md link</w:t>
-      </w:r>
-      <w:r>
-        <w:t xml:space="preserve">: </w:t>
-      </w:r>
-      <w:hyperlink r:id="rId9">
+          <w:sz w:val="32"/>
+          <w:szCs w:val="32"/>
+        </w:rPr>
+        <w:lastRenderedPageBreak/>
+        <w:t>README.md link:</w:t>
+      </w:r>
+      <w:r>
+        <w:rPr>
+          <w:sz w:val="22"/>
+          <w:szCs w:val="22"/>
+        </w:rPr>
+        <w:t xml:space="preserve"> </w:t>
+      </w:r>
+      <w:hyperlink r:id="rId9" w:history="1">
         <w:r>
           <w:rPr>
             <w:rStyle w:val="Hyperlink"/>
+            <w:sz w:val="22"/>
+            <w:szCs w:val="22"/>
           </w:rPr>
           <w:t>https://github.com/Pabii96/Pabii-Retreat---.git</w:t>
         </w:r>
       </w:hyperlink>
+      <w:r>
+        <w:rPr>
+          <w:sz w:val="22"/>
+          <w:szCs w:val="22"/>
+        </w:rPr>
+        <w:t xml:space="preserve"> </w:t>
+      </w:r>
     </w:p>
     <w:p>
       <w:pPr>
@@ -3067,6 +3080,7 @@
           <w:szCs w:val="28"/>
           <w:lang w:eastAsia="en-ZA"/>
         </w:rPr>
+        <w:lastRenderedPageBreak/>
         <w:t>Website Structure and Planning</w:t>
       </w:r>
       <w:bookmarkEnd w:id="4"/>
@@ -3323,6 +3337,7 @@
           <w:sz w:val="28"/>
           <w:szCs w:val="28"/>
         </w:rPr>
+        <w:lastRenderedPageBreak/>
         <w:t>KEY Features and Functionality</w:t>
       </w:r>
       <w:bookmarkEnd w:id="7"/>
@@ -3882,6 +3897,7 @@
           <w:sz w:val="22"/>
           <w:szCs w:val="22"/>
         </w:rPr>
+        <w:lastRenderedPageBreak/>
         <w:t>Mission</w:t>
       </w:r>
     </w:p>
@@ -4224,6 +4240,7 @@
           <w:sz w:val="22"/>
           <w:szCs w:val="22"/>
         </w:rPr>
+        <w:lastRenderedPageBreak/>
         <w:t>4. Package Details- packages.html</w:t>
       </w:r>
       <w:bookmarkEnd w:id="12"/>
@@ -4435,27 +4452,14 @@
                             <w:r>
                               <w:t xml:space="preserve">Figure </w:t>
                             </w:r>
-                            <w:r>
-                              <w:fldChar w:fldCharType="begin"/>
-                            </w:r>
-                            <w:r>
-                              <w:instrText xml:space="preserve"> SEQ Figure \* ARABIC </w:instrText>
-                            </w:r>
-                            <w:r>
-                              <w:fldChar w:fldCharType="separate"/>
-                            </w:r>
-                            <w:r>
-                              <w:rPr>
-                                <w:noProof/>
-                              </w:rPr>
-                              <w:t>4</w:t>
-                            </w:r>
-                            <w:r>
-                              <w:rPr>
-                                <w:noProof/>
-                              </w:rPr>
-                              <w:fldChar w:fldCharType="end"/>
-                            </w:r>
+                            <w:fldSimple w:instr=" SEQ Figure \* ARABIC ">
+                              <w:r>
+                                <w:rPr>
+                                  <w:noProof/>
+                                </w:rPr>
+                                <w:t>4</w:t>
+                              </w:r>
+                            </w:fldSimple>
                             <w:r>
                               <w:t xml:space="preserve"> taken from google</w:t>
                             </w:r>
@@ -4474,13 +4478,13 @@
               </wp:anchor>
             </w:drawing>
           </mc:Choice>
-          <mc:Fallback xmlns:arto="http://schemas.microsoft.com/office/word/2006/arto" xmlns:a14="http://schemas.microsoft.com/office/drawing/2010/main" xmlns:pic="http://schemas.openxmlformats.org/drawingml/2006/picture" xmlns:a="http://schemas.openxmlformats.org/drawingml/2006/main">
+          <mc:Fallback>
             <w:pict>
-              <v:shapetype id="_x0000_t202" coordsize="21600,21600" o:spt="202" path="m,l,21600r21600,l21600,xe" w14:anchorId="3D5F9937">
+              <v:shapetype w14:anchorId="3D5F9937" id="_x0000_t202" coordsize="21600,21600" o:spt="202" path="m,l,21600r21600,l21600,xe">
                 <v:stroke joinstyle="miter"/>
                 <v:path gradientshapeok="t" o:connecttype="rect"/>
               </v:shapetype>
-              <v:shape id="Text Box 1" style="position:absolute;margin-left:238.45pt;margin-top:234pt;width:237.65pt;height:.05pt;z-index:251658243;visibility:visible;mso-wrap-style:square;mso-wrap-distance-left:9pt;mso-wrap-distance-top:0;mso-wrap-distance-right:9pt;mso-wrap-distance-bottom:0;mso-position-horizontal:absolute;mso-position-horizontal-relative:text;mso-position-vertical:absolute;mso-position-vertical-relative:text;v-text-anchor:top" o:spid="_x0000_s1028" stroked="f" type="#_x0000_t202" o:gfxdata="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">
+              <v:shape id="Text Box 1" o:spid="_x0000_s1028" type="#_x0000_t202" style="position:absolute;margin-left:238.45pt;margin-top:234pt;width:237.65pt;height:.05pt;z-index:251658243;visibility:visible;mso-wrap-style:square;mso-wrap-distance-left:9pt;mso-wrap-distance-top:0;mso-wrap-distance-right:9pt;mso-wrap-distance-bottom:0;mso-position-horizontal:absolute;mso-position-horizontal-relative:text;mso-position-vertical:absolute;mso-position-vertical-relative:text;v-text-anchor:top" o:gfxdata="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" stroked="f">
                 <v:textbox style="mso-fit-shape-to-text:t" inset="0,0,0,0">
                   <w:txbxContent>
                     <w:p>
@@ -4716,6 +4720,7 @@
           <w:sz w:val="22"/>
           <w:szCs w:val="22"/>
         </w:rPr>
+        <w:lastRenderedPageBreak/>
         <w:t>6. Enquiry- enquiry.html</w:t>
       </w:r>
       <w:bookmarkEnd w:id="14"/>
@@ -5422,6 +5427,7 @@
           <w:lang w:eastAsia="en-ZA"/>
           <w14:ligatures w14:val="none"/>
         </w:rPr>
+        <w:lastRenderedPageBreak/>
         <w:t>1809</w:t>
       </w:r>
     </w:p>
@@ -5936,6 +5942,7 @@
           <w:szCs w:val="22"/>
           <w:lang w:eastAsia="en-ZA"/>
         </w:rPr>
+        <w:lastRenderedPageBreak/>
         <w:t>9. Social media</w:t>
       </w:r>
       <w:bookmarkEnd w:id="22"/>
@@ -6642,6 +6649,7 @@
           <w:lang w:eastAsia="en-ZA"/>
           <w14:ligatures w14:val="none"/>
         </w:rPr>
+        <w:lastRenderedPageBreak/>
         <w:t>Adding social media links. </w:t>
       </w:r>
     </w:p>
@@ -7350,6 +7358,7 @@
           <w:szCs w:val="22"/>
           <w:lang w:eastAsia="en-ZA"/>
         </w:rPr>
+        <w:lastRenderedPageBreak/>
         <w:drawing>
           <wp:inline distT="0" distB="0" distL="0" distR="0" wp14:anchorId="1AC2B257" wp14:editId="3A406369">
             <wp:extent cx="3386295" cy="1920585"/>
@@ -8424,6 +8433,7 @@
           <w:sz w:val="28"/>
           <w:szCs w:val="28"/>
         </w:rPr>
+        <w:lastRenderedPageBreak/>
         <w:t>References</w:t>
       </w:r>
       <w:bookmarkEnd w:id="31"/>
@@ -8587,6 +8597,7 @@
           <w:sz w:val="22"/>
           <w:szCs w:val="22"/>
         </w:rPr>
+        <w:lastRenderedPageBreak/>
         <w:t>Creative Commons</w:t>
       </w:r>
       <w:r>
@@ -9001,7 +9012,16 @@
             <w:sz w:val="22"/>
             <w:szCs w:val="22"/>
           </w:rPr>
-          <w:t>https://www.bing.com/images/search?view=detailV2&amp;ccid=NCrYGR8u&amp;id=49E6D10AE02BC7F7E6ADBD866E4EAB095F54DB30&amp;thid=OIP.NCrYGR8uV-McKmyyYkqbQQHaE8&amp;mediaurl=https%3A%2F%2Fmedia.istockphoto.com%2Fphotos%2Fbeauty-treatment-spa-picture-id145163444%3Fk%3D20%26m%3D145163444%26s%3D612x612%26w%3D0%26h%3DLyEUbeMiy2WNTa9tE0aOdZsLDe7LnsNT1yDdHs9RTWs%3D&amp;cdnurl=https%3A%2F%2Fth.bing.com%2Fth%2Fid%2FR.342ad8191f2e57e31c2a6cb2624a9b41%3Frik%3DMNtUXwmrTm6GvQ%26pid%3DImgRaw%26r%3D0&amp;exph=408&amp;expw=612&amp;q=+spa+images+difference+treatment+black+african+-+Search+Images&amp;ck=06CBB55D2E8228D21229DE4BE962A4A3&amp;selectedIndex=12&amp;itb=0&amp;ajaxhist=0&amp;ajaxserp=0&amp;shtc=0&amp;shth=OIP.NCrYGR8uV-McKmyyYkqbQQHaE8&amp;shsc=idp&amp;form=EX0050&amp;shid=8ef4e8c2-69d0-4198-ade1-357f2fddea70&amp;shtp=GetUrl&amp;shtk=QWZyaWNhbiBFdGhuaWNpdHkgU3BhIFN0b2NrIFBob3RvcywgUGljdHVyZXMgJiBSb3lhbHR5LUZyZWUgSW1hZ2VzIC0gaVN0b2Nr&amp;shdk=Rm91bmQgb24gQmluZyBmcm9tIHd3dy5pc3RvY2twaG90by5jb20%3D&amp;shhk=auPxyXQGjQtjvUbkVVGZ5uezX1pd5Zgdx5m1ifK147s%3D</w:t>
+          <w:t>https://www.bing.com/images/search?view=detailV2&amp;ccid=NCrYGR8u&amp;id=49E6D10AE02BC7F7E6ADBD866E4EAB095F54DB30&amp;thid=OIP.NCrYGR8uV-McKmyyYkqbQQHaE8&amp;mediaurl=https%3A%2F%2Fmedia.istockphoto.com%2Fphotos%2Fbeauty-treatment-spa-picture-id145163444%3Fk%3D20%26m%3D145163444%26s%3D612x612%26w%3D0%26h%3DLyEUbeMiy2WNTa9tE0aOdZsLDe7LnsNT1yDdHs9RTWs%3D&amp;cdnurl=https%3A%2F%2Fth.bing.com%2Fth%2Fid%2FR.342ad8191f2e57e31c2a6cb2624a9b41%3Frik%3DMNtUXwmrTm6GvQ%26pid%3DImgRaw%26r%3D0&amp;exph=408&amp;expw=612&amp;q=+spa+images+difference+treatment+black+african+-+Search+Images&amp;ck=06CBB55D2E8228D21229DE4BE962A4A3&amp;selectedIndex=12&amp;itb=0&amp;ajaxhist=0&amp;ajaxserp=0&amp;shtc=0&amp;shth=OIP.NCrYGR8uV-</w:t>
+        </w:r>
+        <w:r>
+          <w:rPr>
+            <w:rStyle w:val="Hyperlink"/>
+            <w:sz w:val="22"/>
+            <w:szCs w:val="22"/>
+          </w:rPr>
+          <w:lastRenderedPageBreak/>
+          <w:t>McKmyyYkqbQQHaE8&amp;shsc=idp&amp;form=EX0050&amp;shid=8ef4e8c2-69d0-4198-ade1-357f2fddea70&amp;shtp=GetUrl&amp;shtk=QWZyaWNhbiBFdGhuaWNpdHkgU3BhIFN0b2NrIFBob3RvcywgUGljdHVyZXMgJiBSb3lhbHR5LUZyZWUgSW1hZ2VzIC0gaVN0b2Nr&amp;shdk=Rm91bmQgb24gQmluZyBmcm9tIHd3dy5pc3RvY2twaG90by5jb20%3D&amp;shhk=auPxyXQGjQtjvUbkVVGZ5uezX1pd5Zgdx5m1ifK147s%3D</w:t>
         </w:r>
       </w:hyperlink>
     </w:p>
@@ -9163,6 +9183,10 @@
     <w:p>
       <w:pPr>
         <w:spacing w:line="360" w:lineRule="auto"/>
+        <w:rPr>
+          <w:sz w:val="22"/>
+          <w:szCs w:val="22"/>
+        </w:rPr>
       </w:pPr>
       <w:r>
         <w:rPr>
@@ -9176,23 +9200,25 @@
           <w:sz w:val="22"/>
           <w:szCs w:val="22"/>
         </w:rPr>
-        <w:t>ME.md link:</w:t>
-      </w:r>
-      <w:r>
-        <w:rPr>
-          <w:sz w:val="22"/>
-          <w:szCs w:val="22"/>
-        </w:rPr>
-        <w:t xml:space="preserve"> </w:t>
-      </w:r>
-      <w:hyperlink r:id="rId25">
+        <w:t xml:space="preserve">ME.md link: </w:t>
+      </w:r>
+      <w:hyperlink r:id="rId25" w:history="1">
         <w:r>
           <w:rPr>
             <w:rStyle w:val="Hyperlink"/>
+            <w:sz w:val="22"/>
+            <w:szCs w:val="22"/>
           </w:rPr>
           <w:t>https://github.com/Pabii96/Pabii-Retreat---.git</w:t>
         </w:r>
       </w:hyperlink>
+      <w:r>
+        <w:rPr>
+          <w:sz w:val="22"/>
+          <w:szCs w:val="22"/>
+        </w:rPr>
+        <w:t xml:space="preserve"> </w:t>
+      </w:r>
     </w:p>
     <w:p>
       <w:pPr>
